--- a/pentru-editori/10-cap/10-cap.docx
+++ b/pentru-editori/10-cap/10-cap.docx
@@ -347,6 +347,65 @@
           <w:p>
             <w:r>
               <w:t>• Rămâne fragmentat</w:t>
+            </w:r>
+          </w:p>
+        </w:tc>
+        <w:tc>
+          <w:tcPr>
+            <w:tcW w:type="dxa" w:w="2880"/>
+          </w:tcPr>
+          <w:p>
+            <w:r/>
+            <w:r>
+              <w:rPr>
+                <w:b w:val="0"/>
+                <w:i w:val="0"/>
+              </w:rPr>
+            </w:r>
+          </w:p>
+        </w:tc>
+        <w:tc>
+          <w:tcPr>
+            <w:tcW w:type="dxa" w:w="2880"/>
+          </w:tcPr>
+          <w:p>
+            <w:r/>
+            <w:r>
+              <w:rPr>
+                <w:b w:val="0"/>
+                <w:i w:val="0"/>
+              </w:rPr>
+            </w:r>
+          </w:p>
+        </w:tc>
+      </w:tr>
+      <w:tr>
+        <w:tc>
+          <w:tcPr>
+            <w:tcW w:type="dxa" w:w="6400"/>
+          </w:tcPr>
+          <w:p>
+            <w:r/>
+            <w:r>
+              <w:rPr>
+                <w:b/>
+              </w:rPr>
+              <w:t>Topicuri ORL opționale — de adăugat dacă se dorește acoperire exhaustivă?</w:t>
+            </w:r>
+          </w:p>
+          <w:p>
+            <w:r>
+              <w:t>Boala Menière / hidrops endolimfatic (IRM cu gadolinium tardiv); malformații/displazii ale urechii interne (bilanț pre-implant cohlear); nevralgie de trigemen (IRM cu secvențe de conflict neuro-vascular).</w:t>
+            </w:r>
+          </w:p>
+          <w:p>
+            <w:r>
+              <w:t>• Se adaugă</w:t>
+            </w:r>
+          </w:p>
+          <w:p>
+            <w:r>
+              <w:t>• Nu se adaugă</w:t>
             </w:r>
           </w:p>
         </w:tc>

--- a/pentru-editori/10-cap/10-cap.docx
+++ b/pentru-editori/10-cap/10-cap.docx
@@ -18,7 +18,15 @@
         <w:rPr>
           <w:i/>
         </w:rPr>
-        <w:t>Vă rugăm să completați coloanele „Decizie” și „Comentariu” direct în tabele (Aprobat / Respins / Amânat), fără să modificați structura lor. Alăturat: GHID.csv, conținutul integral al ghidului.</w:t>
+        <w:t>Vă rugăm să completați coloanele „Decizie” și „Comentariu” direct în tabele (Aprobat / Respins / Amânat), fără să modificați structura lor.</w:t>
+      </w:r>
+    </w:p>
+    <w:p>
+      <w:r>
+        <w:rPr>
+          <w:i/>
+        </w:rPr>
+        <w:t>Alăturat: GHID.csv, conținutul integral al ghidului, și „Decizii structurale comune”.</w:t>
       </w:r>
     </w:p>
     <w:p>
@@ -72,24 +80,25 @@
         <w:rPr>
           <w:color w:val="1C5D8C"/>
         </w:rPr>
-        <w:t>2. Chestiuni de decis</w:t>
+        <w:t>2. Probleme de decis</w:t>
       </w:r>
     </w:p>
     <w:tbl>
       <w:tblPr>
         <w:tblStyle w:val="LightGrid-Accent1"/>
         <w:tblW w:type="auto" w:w="0"/>
+        <w:tblLayout w:type="fixed"/>
         <w:tblLook w:firstColumn="1" w:firstRow="1" w:lastColumn="0" w:lastRow="0" w:noHBand="0" w:noVBand="1" w:val="04A0"/>
       </w:tblPr>
       <w:tblGrid>
-        <w:gridCol w:w="6400"/>
-        <w:gridCol w:w="2880"/>
-        <w:gridCol w:w="2880"/>
+        <w:gridCol w:w="4713"/>
+        <w:gridCol w:w="4713"/>
+        <w:gridCol w:w="4713"/>
       </w:tblGrid>
       <w:tr>
         <w:tc>
           <w:tcPr>
-            <w:tcW w:type="dxa" w:w="2880"/>
+            <w:tcW w:type="dxa" w:w="8400"/>
           </w:tcPr>
           <w:p>
             <w:r/>
@@ -98,13 +107,13 @@
                 <w:b/>
                 <w:i w:val="0"/>
               </w:rPr>
-              <w:t>Chestiune</w:t>
+              <w:t>Problemă</w:t>
             </w:r>
           </w:p>
         </w:tc>
         <w:tc>
           <w:tcPr>
-            <w:tcW w:type="dxa" w:w="2880"/>
+            <w:tcW w:type="dxa" w:w="2700"/>
           </w:tcPr>
           <w:p>
             <w:r/>
@@ -119,7 +128,7 @@
         </w:tc>
         <w:tc>
           <w:tcPr>
-            <w:tcW w:type="dxa" w:w="2880"/>
+            <w:tcW w:type="dxa" w:w="2700"/>
           </w:tcPr>
           <w:p>
             <w:r/>
@@ -136,7 +145,7 @@
       <w:tr>
         <w:tc>
           <w:tcPr>
-            <w:tcW w:type="dxa" w:w="6400"/>
+            <w:tcW w:type="dxa" w:w="8400"/>
           </w:tcPr>
           <w:p>
             <w:r/>
@@ -165,7 +174,7 @@
         </w:tc>
         <w:tc>
           <w:tcPr>
-            <w:tcW w:type="dxa" w:w="2880"/>
+            <w:tcW w:type="dxa" w:w="2700"/>
           </w:tcPr>
           <w:p>
             <w:r/>
@@ -179,7 +188,7 @@
         </w:tc>
         <w:tc>
           <w:tcPr>
-            <w:tcW w:type="dxa" w:w="2880"/>
+            <w:tcW w:type="dxa" w:w="2700"/>
           </w:tcPr>
           <w:p>
             <w:r/>
@@ -195,7 +204,7 @@
       <w:tr>
         <w:tc>
           <w:tcPr>
-            <w:tcW w:type="dxa" w:w="6400"/>
+            <w:tcW w:type="dxa" w:w="8400"/>
           </w:tcPr>
           <w:p>
             <w:r/>
@@ -229,7 +238,7 @@
         </w:tc>
         <w:tc>
           <w:tcPr>
-            <w:tcW w:type="dxa" w:w="2880"/>
+            <w:tcW w:type="dxa" w:w="2700"/>
           </w:tcPr>
           <w:p>
             <w:r/>
@@ -243,7 +252,7 @@
         </w:tc>
         <w:tc>
           <w:tcPr>
-            <w:tcW w:type="dxa" w:w="2880"/>
+            <w:tcW w:type="dxa" w:w="2700"/>
           </w:tcPr>
           <w:p>
             <w:r/>
@@ -259,7 +268,7 @@
       <w:tr>
         <w:tc>
           <w:tcPr>
-            <w:tcW w:type="dxa" w:w="6400"/>
+            <w:tcW w:type="dxa" w:w="8400"/>
           </w:tcPr>
           <w:p>
             <w:r/>
@@ -288,7 +297,7 @@
         </w:tc>
         <w:tc>
           <w:tcPr>
-            <w:tcW w:type="dxa" w:w="2880"/>
+            <w:tcW w:type="dxa" w:w="2700"/>
           </w:tcPr>
           <w:p>
             <w:r/>
@@ -302,7 +311,7 @@
         </w:tc>
         <w:tc>
           <w:tcPr>
-            <w:tcW w:type="dxa" w:w="2880"/>
+            <w:tcW w:type="dxa" w:w="2700"/>
           </w:tcPr>
           <w:p>
             <w:r/>
@@ -318,7 +327,7 @@
       <w:tr>
         <w:tc>
           <w:tcPr>
-            <w:tcW w:type="dxa" w:w="6400"/>
+            <w:tcW w:type="dxa" w:w="8400"/>
           </w:tcPr>
           <w:p>
             <w:r/>
@@ -352,7 +361,7 @@
         </w:tc>
         <w:tc>
           <w:tcPr>
-            <w:tcW w:type="dxa" w:w="2880"/>
+            <w:tcW w:type="dxa" w:w="2700"/>
           </w:tcPr>
           <w:p>
             <w:r/>
@@ -366,7 +375,7 @@
         </w:tc>
         <w:tc>
           <w:tcPr>
-            <w:tcW w:type="dxa" w:w="2880"/>
+            <w:tcW w:type="dxa" w:w="2700"/>
           </w:tcPr>
           <w:p>
             <w:r/>
@@ -382,7 +391,7 @@
       <w:tr>
         <w:tc>
           <w:tcPr>
-            <w:tcW w:type="dxa" w:w="6400"/>
+            <w:tcW w:type="dxa" w:w="8400"/>
           </w:tcPr>
           <w:p>
             <w:r/>
@@ -411,7 +420,7 @@
         </w:tc>
         <w:tc>
           <w:tcPr>
-            <w:tcW w:type="dxa" w:w="2880"/>
+            <w:tcW w:type="dxa" w:w="2700"/>
           </w:tcPr>
           <w:p>
             <w:r/>
@@ -425,7 +434,7 @@
         </w:tc>
         <w:tc>
           <w:tcPr>
-            <w:tcW w:type="dxa" w:w="2880"/>
+            <w:tcW w:type="dxa" w:w="2700"/>
           </w:tcPr>
           <w:p>
             <w:r/>
@@ -478,22 +487,23 @@
       <w:tblPr>
         <w:tblStyle w:val="LightGrid-Accent1"/>
         <w:tblW w:type="auto" w:w="0"/>
+        <w:tblLayout w:type="fixed"/>
         <w:tblLook w:firstColumn="1" w:firstRow="1" w:lastColumn="0" w:lastRow="0" w:noHBand="0" w:noVBand="1" w:val="04A0"/>
       </w:tblPr>
       <w:tblGrid>
-        <w:gridCol w:w="1080"/>
-        <w:gridCol w:w="1080"/>
-        <w:gridCol w:w="1080"/>
-        <w:gridCol w:w="1080"/>
-        <w:gridCol w:w="1080"/>
-        <w:gridCol w:w="1080"/>
-        <w:gridCol w:w="1080"/>
-        <w:gridCol w:w="1080"/>
+        <w:gridCol w:w="1767"/>
+        <w:gridCol w:w="1767"/>
+        <w:gridCol w:w="1767"/>
+        <w:gridCol w:w="1767"/>
+        <w:gridCol w:w="1767"/>
+        <w:gridCol w:w="1767"/>
+        <w:gridCol w:w="1767"/>
+        <w:gridCol w:w="1767"/>
       </w:tblGrid>
       <w:tr>
         <w:tc>
           <w:tcPr>
-            <w:tcW w:type="dxa" w:w="1080"/>
+            <w:tcW w:type="dxa" w:w="800"/>
           </w:tcPr>
           <w:p>
             <w:r/>
@@ -508,7 +518,7 @@
         </w:tc>
         <w:tc>
           <w:tcPr>
-            <w:tcW w:type="dxa" w:w="1080"/>
+            <w:tcW w:type="dxa" w:w="1800"/>
           </w:tcPr>
           <w:p>
             <w:r/>
@@ -523,7 +533,7 @@
         </w:tc>
         <w:tc>
           <w:tcPr>
-            <w:tcW w:type="dxa" w:w="1080"/>
+            <w:tcW w:type="dxa" w:w="3000"/>
           </w:tcPr>
           <w:p>
             <w:r/>
@@ -538,7 +548,7 @@
         </w:tc>
         <w:tc>
           <w:tcPr>
-            <w:tcW w:type="dxa" w:w="1080"/>
+            <w:tcW w:type="dxa" w:w="900"/>
           </w:tcPr>
           <w:p>
             <w:r/>
@@ -553,7 +563,7 @@
         </w:tc>
         <w:tc>
           <w:tcPr>
-            <w:tcW w:type="dxa" w:w="1080"/>
+            <w:tcW w:type="dxa" w:w="1100"/>
           </w:tcPr>
           <w:p>
             <w:r/>
@@ -568,7 +578,7 @@
         </w:tc>
         <w:tc>
           <w:tcPr>
-            <w:tcW w:type="dxa" w:w="1080"/>
+            <w:tcW w:type="dxa" w:w="3000"/>
           </w:tcPr>
           <w:p>
             <w:r/>
@@ -583,7 +593,7 @@
         </w:tc>
         <w:tc>
           <w:tcPr>
-            <w:tcW w:type="dxa" w:w="1080"/>
+            <w:tcW w:type="dxa" w:w="1500"/>
           </w:tcPr>
           <w:p>
             <w:r/>
@@ -598,7 +608,7 @@
         </w:tc>
         <w:tc>
           <w:tcPr>
-            <w:tcW w:type="dxa" w:w="1080"/>
+            <w:tcW w:type="dxa" w:w="1800"/>
           </w:tcPr>
           <w:p>
             <w:r/>
@@ -615,7 +625,7 @@
       <w:tr>
         <w:tc>
           <w:tcPr>
-            <w:tcW w:type="dxa" w:w="1080"/>
+            <w:tcW w:type="dxa" w:w="800"/>
           </w:tcPr>
           <w:p>
             <w:r/>
@@ -630,7 +640,7 @@
         </w:tc>
         <w:tc>
           <w:tcPr>
-            <w:tcW w:type="dxa" w:w="1080"/>
+            <w:tcW w:type="dxa" w:w="1800"/>
           </w:tcPr>
           <w:p>
             <w:r/>
@@ -645,7 +655,7 @@
         </w:tc>
         <w:tc>
           <w:tcPr>
-            <w:tcW w:type="dxa" w:w="1080"/>
+            <w:tcW w:type="dxa" w:w="3000"/>
           </w:tcPr>
           <w:p>
             <w:r/>
@@ -660,7 +670,7 @@
         </w:tc>
         <w:tc>
           <w:tcPr>
-            <w:tcW w:type="dxa" w:w="1080"/>
+            <w:tcW w:type="dxa" w:w="900"/>
           </w:tcPr>
           <w:p>
             <w:r/>
@@ -675,7 +685,7 @@
         </w:tc>
         <w:tc>
           <w:tcPr>
-            <w:tcW w:type="dxa" w:w="1080"/>
+            <w:tcW w:type="dxa" w:w="1100"/>
           </w:tcPr>
           <w:p>
             <w:r/>
@@ -690,7 +700,7 @@
         </w:tc>
         <w:tc>
           <w:tcPr>
-            <w:tcW w:type="dxa" w:w="1080"/>
+            <w:tcW w:type="dxa" w:w="3000"/>
           </w:tcPr>
           <w:p>
             <w:r/>
@@ -705,7 +715,7 @@
         </w:tc>
         <w:tc>
           <w:tcPr>
-            <w:tcW w:type="dxa" w:w="1080"/>
+            <w:tcW w:type="dxa" w:w="1500"/>
           </w:tcPr>
           <w:p>
             <w:r/>
@@ -719,7 +729,7 @@
         </w:tc>
         <w:tc>
           <w:tcPr>
-            <w:tcW w:type="dxa" w:w="1080"/>
+            <w:tcW w:type="dxa" w:w="1800"/>
           </w:tcPr>
           <w:p>
             <w:r/>
@@ -735,7 +745,7 @@
       <w:tr>
         <w:tc>
           <w:tcPr>
-            <w:tcW w:type="dxa" w:w="1080"/>
+            <w:tcW w:type="dxa" w:w="800"/>
           </w:tcPr>
           <w:p>
             <w:r/>
@@ -750,7 +760,7 @@
         </w:tc>
         <w:tc>
           <w:tcPr>
-            <w:tcW w:type="dxa" w:w="1080"/>
+            <w:tcW w:type="dxa" w:w="1800"/>
           </w:tcPr>
           <w:p>
             <w:r/>
@@ -765,7 +775,7 @@
         </w:tc>
         <w:tc>
           <w:tcPr>
-            <w:tcW w:type="dxa" w:w="1080"/>
+            <w:tcW w:type="dxa" w:w="3000"/>
           </w:tcPr>
           <w:p>
             <w:r/>
@@ -780,7 +790,7 @@
         </w:tc>
         <w:tc>
           <w:tcPr>
-            <w:tcW w:type="dxa" w:w="1080"/>
+            <w:tcW w:type="dxa" w:w="900"/>
           </w:tcPr>
           <w:p>
             <w:r/>
@@ -795,7 +805,7 @@
         </w:tc>
         <w:tc>
           <w:tcPr>
-            <w:tcW w:type="dxa" w:w="1080"/>
+            <w:tcW w:type="dxa" w:w="1100"/>
           </w:tcPr>
           <w:p>
             <w:r/>
@@ -810,7 +820,7 @@
         </w:tc>
         <w:tc>
           <w:tcPr>
-            <w:tcW w:type="dxa" w:w="1080"/>
+            <w:tcW w:type="dxa" w:w="3000"/>
           </w:tcPr>
           <w:p>
             <w:r/>
@@ -825,7 +835,7 @@
         </w:tc>
         <w:tc>
           <w:tcPr>
-            <w:tcW w:type="dxa" w:w="1080"/>
+            <w:tcW w:type="dxa" w:w="1500"/>
           </w:tcPr>
           <w:p>
             <w:r/>
@@ -839,7 +849,7 @@
         </w:tc>
         <w:tc>
           <w:tcPr>
-            <w:tcW w:type="dxa" w:w="1080"/>
+            <w:tcW w:type="dxa" w:w="1800"/>
           </w:tcPr>
           <w:p>
             <w:r/>
@@ -855,7 +865,7 @@
       <w:tr>
         <w:tc>
           <w:tcPr>
-            <w:tcW w:type="dxa" w:w="1080"/>
+            <w:tcW w:type="dxa" w:w="800"/>
           </w:tcPr>
           <w:p>
             <w:r/>
@@ -870,7 +880,7 @@
         </w:tc>
         <w:tc>
           <w:tcPr>
-            <w:tcW w:type="dxa" w:w="1080"/>
+            <w:tcW w:type="dxa" w:w="1800"/>
           </w:tcPr>
           <w:p>
             <w:r/>
@@ -885,7 +895,7 @@
         </w:tc>
         <w:tc>
           <w:tcPr>
-            <w:tcW w:type="dxa" w:w="1080"/>
+            <w:tcW w:type="dxa" w:w="3000"/>
           </w:tcPr>
           <w:p>
             <w:r/>
@@ -900,7 +910,7 @@
         </w:tc>
         <w:tc>
           <w:tcPr>
-            <w:tcW w:type="dxa" w:w="1080"/>
+            <w:tcW w:type="dxa" w:w="900"/>
           </w:tcPr>
           <w:p>
             <w:r/>
@@ -915,7 +925,7 @@
         </w:tc>
         <w:tc>
           <w:tcPr>
-            <w:tcW w:type="dxa" w:w="1080"/>
+            <w:tcW w:type="dxa" w:w="1100"/>
           </w:tcPr>
           <w:p>
             <w:r/>
@@ -930,7 +940,7 @@
         </w:tc>
         <w:tc>
           <w:tcPr>
-            <w:tcW w:type="dxa" w:w="1080"/>
+            <w:tcW w:type="dxa" w:w="3000"/>
           </w:tcPr>
           <w:p>
             <w:r/>
@@ -945,7 +955,7 @@
         </w:tc>
         <w:tc>
           <w:tcPr>
-            <w:tcW w:type="dxa" w:w="1080"/>
+            <w:tcW w:type="dxa" w:w="1500"/>
           </w:tcPr>
           <w:p>
             <w:r/>
@@ -959,7 +969,7 @@
         </w:tc>
         <w:tc>
           <w:tcPr>
-            <w:tcW w:type="dxa" w:w="1080"/>
+            <w:tcW w:type="dxa" w:w="1800"/>
           </w:tcPr>
           <w:p>
             <w:r/>
@@ -997,22 +1007,23 @@
       <w:tblPr>
         <w:tblStyle w:val="LightGrid-Accent1"/>
         <w:tblW w:type="auto" w:w="0"/>
+        <w:tblLayout w:type="fixed"/>
         <w:tblLook w:firstColumn="1" w:firstRow="1" w:lastColumn="0" w:lastRow="0" w:noHBand="0" w:noVBand="1" w:val="04A0"/>
       </w:tblPr>
       <w:tblGrid>
-        <w:gridCol w:w="1080"/>
-        <w:gridCol w:w="1080"/>
-        <w:gridCol w:w="1080"/>
-        <w:gridCol w:w="1080"/>
-        <w:gridCol w:w="1080"/>
-        <w:gridCol w:w="1080"/>
-        <w:gridCol w:w="1080"/>
-        <w:gridCol w:w="1080"/>
+        <w:gridCol w:w="1767"/>
+        <w:gridCol w:w="1767"/>
+        <w:gridCol w:w="1767"/>
+        <w:gridCol w:w="1767"/>
+        <w:gridCol w:w="1767"/>
+        <w:gridCol w:w="1767"/>
+        <w:gridCol w:w="1767"/>
+        <w:gridCol w:w="1767"/>
       </w:tblGrid>
       <w:tr>
         <w:tc>
           <w:tcPr>
-            <w:tcW w:type="dxa" w:w="1080"/>
+            <w:tcW w:type="dxa" w:w="800"/>
           </w:tcPr>
           <w:p>
             <w:r/>
@@ -1027,7 +1038,7 @@
         </w:tc>
         <w:tc>
           <w:tcPr>
-            <w:tcW w:type="dxa" w:w="1080"/>
+            <w:tcW w:type="dxa" w:w="1800"/>
           </w:tcPr>
           <w:p>
             <w:r/>
@@ -1042,7 +1053,7 @@
         </w:tc>
         <w:tc>
           <w:tcPr>
-            <w:tcW w:type="dxa" w:w="1080"/>
+            <w:tcW w:type="dxa" w:w="3000"/>
           </w:tcPr>
           <w:p>
             <w:r/>
@@ -1057,7 +1068,7 @@
         </w:tc>
         <w:tc>
           <w:tcPr>
-            <w:tcW w:type="dxa" w:w="1080"/>
+            <w:tcW w:type="dxa" w:w="900"/>
           </w:tcPr>
           <w:p>
             <w:r/>
@@ -1072,7 +1083,7 @@
         </w:tc>
         <w:tc>
           <w:tcPr>
-            <w:tcW w:type="dxa" w:w="1080"/>
+            <w:tcW w:type="dxa" w:w="1100"/>
           </w:tcPr>
           <w:p>
             <w:r/>
@@ -1087,7 +1098,7 @@
         </w:tc>
         <w:tc>
           <w:tcPr>
-            <w:tcW w:type="dxa" w:w="1080"/>
+            <w:tcW w:type="dxa" w:w="3000"/>
           </w:tcPr>
           <w:p>
             <w:r/>
@@ -1102,7 +1113,7 @@
         </w:tc>
         <w:tc>
           <w:tcPr>
-            <w:tcW w:type="dxa" w:w="1080"/>
+            <w:tcW w:type="dxa" w:w="1500"/>
           </w:tcPr>
           <w:p>
             <w:r/>
@@ -1117,7 +1128,7 @@
         </w:tc>
         <w:tc>
           <w:tcPr>
-            <w:tcW w:type="dxa" w:w="1080"/>
+            <w:tcW w:type="dxa" w:w="1800"/>
           </w:tcPr>
           <w:p>
             <w:r/>
@@ -1134,7 +1145,7 @@
       <w:tr>
         <w:tc>
           <w:tcPr>
-            <w:tcW w:type="dxa" w:w="1080"/>
+            <w:tcW w:type="dxa" w:w="800"/>
           </w:tcPr>
           <w:p>
             <w:r/>
@@ -1149,7 +1160,7 @@
         </w:tc>
         <w:tc>
           <w:tcPr>
-            <w:tcW w:type="dxa" w:w="1080"/>
+            <w:tcW w:type="dxa" w:w="1800"/>
           </w:tcPr>
           <w:p>
             <w:r/>
@@ -1164,7 +1175,7 @@
         </w:tc>
         <w:tc>
           <w:tcPr>
-            <w:tcW w:type="dxa" w:w="1080"/>
+            <w:tcW w:type="dxa" w:w="3000"/>
           </w:tcPr>
           <w:p>
             <w:r/>
@@ -1179,7 +1190,7 @@
         </w:tc>
         <w:tc>
           <w:tcPr>
-            <w:tcW w:type="dxa" w:w="1080"/>
+            <w:tcW w:type="dxa" w:w="900"/>
           </w:tcPr>
           <w:p>
             <w:r/>
@@ -1194,7 +1205,7 @@
         </w:tc>
         <w:tc>
           <w:tcPr>
-            <w:tcW w:type="dxa" w:w="1080"/>
+            <w:tcW w:type="dxa" w:w="1100"/>
           </w:tcPr>
           <w:p>
             <w:r/>
@@ -1209,7 +1220,7 @@
         </w:tc>
         <w:tc>
           <w:tcPr>
-            <w:tcW w:type="dxa" w:w="1080"/>
+            <w:tcW w:type="dxa" w:w="3000"/>
           </w:tcPr>
           <w:p>
             <w:r/>
@@ -1224,7 +1235,7 @@
         </w:tc>
         <w:tc>
           <w:tcPr>
-            <w:tcW w:type="dxa" w:w="1080"/>
+            <w:tcW w:type="dxa" w:w="1500"/>
           </w:tcPr>
           <w:p>
             <w:r/>
@@ -1238,7 +1249,7 @@
         </w:tc>
         <w:tc>
           <w:tcPr>
-            <w:tcW w:type="dxa" w:w="1080"/>
+            <w:tcW w:type="dxa" w:w="1800"/>
           </w:tcPr>
           <w:p>
             <w:r/>
@@ -1254,7 +1265,7 @@
       <w:tr>
         <w:tc>
           <w:tcPr>
-            <w:tcW w:type="dxa" w:w="1080"/>
+            <w:tcW w:type="dxa" w:w="800"/>
           </w:tcPr>
           <w:p>
             <w:r/>
@@ -1269,7 +1280,7 @@
         </w:tc>
         <w:tc>
           <w:tcPr>
-            <w:tcW w:type="dxa" w:w="1080"/>
+            <w:tcW w:type="dxa" w:w="1800"/>
           </w:tcPr>
           <w:p>
             <w:r/>
@@ -1284,7 +1295,7 @@
         </w:tc>
         <w:tc>
           <w:tcPr>
-            <w:tcW w:type="dxa" w:w="1080"/>
+            <w:tcW w:type="dxa" w:w="3000"/>
           </w:tcPr>
           <w:p>
             <w:r/>
@@ -1299,7 +1310,7 @@
         </w:tc>
         <w:tc>
           <w:tcPr>
-            <w:tcW w:type="dxa" w:w="1080"/>
+            <w:tcW w:type="dxa" w:w="900"/>
           </w:tcPr>
           <w:p>
             <w:r/>
@@ -1314,7 +1325,7 @@
         </w:tc>
         <w:tc>
           <w:tcPr>
-            <w:tcW w:type="dxa" w:w="1080"/>
+            <w:tcW w:type="dxa" w:w="1100"/>
           </w:tcPr>
           <w:p>
             <w:r/>
@@ -1329,7 +1340,7 @@
         </w:tc>
         <w:tc>
           <w:tcPr>
-            <w:tcW w:type="dxa" w:w="1080"/>
+            <w:tcW w:type="dxa" w:w="3000"/>
           </w:tcPr>
           <w:p>
             <w:r/>
@@ -1344,7 +1355,7 @@
         </w:tc>
         <w:tc>
           <w:tcPr>
-            <w:tcW w:type="dxa" w:w="1080"/>
+            <w:tcW w:type="dxa" w:w="1500"/>
           </w:tcPr>
           <w:p>
             <w:r/>
@@ -1358,7 +1369,7 @@
         </w:tc>
         <w:tc>
           <w:tcPr>
-            <w:tcW w:type="dxa" w:w="1080"/>
+            <w:tcW w:type="dxa" w:w="1800"/>
           </w:tcPr>
           <w:p>
             <w:r/>
@@ -1396,22 +1407,23 @@
       <w:tblPr>
         <w:tblStyle w:val="LightGrid-Accent1"/>
         <w:tblW w:type="auto" w:w="0"/>
+        <w:tblLayout w:type="fixed"/>
         <w:tblLook w:firstColumn="1" w:firstRow="1" w:lastColumn="0" w:lastRow="0" w:noHBand="0" w:noVBand="1" w:val="04A0"/>
       </w:tblPr>
       <w:tblGrid>
-        <w:gridCol w:w="1080"/>
-        <w:gridCol w:w="1080"/>
-        <w:gridCol w:w="1080"/>
-        <w:gridCol w:w="1080"/>
-        <w:gridCol w:w="1080"/>
-        <w:gridCol w:w="1080"/>
-        <w:gridCol w:w="1080"/>
-        <w:gridCol w:w="1080"/>
+        <w:gridCol w:w="1767"/>
+        <w:gridCol w:w="1767"/>
+        <w:gridCol w:w="1767"/>
+        <w:gridCol w:w="1767"/>
+        <w:gridCol w:w="1767"/>
+        <w:gridCol w:w="1767"/>
+        <w:gridCol w:w="1767"/>
+        <w:gridCol w:w="1767"/>
       </w:tblGrid>
       <w:tr>
         <w:tc>
           <w:tcPr>
-            <w:tcW w:type="dxa" w:w="1080"/>
+            <w:tcW w:type="dxa" w:w="800"/>
           </w:tcPr>
           <w:p>
             <w:r/>
@@ -1426,7 +1438,7 @@
         </w:tc>
         <w:tc>
           <w:tcPr>
-            <w:tcW w:type="dxa" w:w="1080"/>
+            <w:tcW w:type="dxa" w:w="1800"/>
           </w:tcPr>
           <w:p>
             <w:r/>
@@ -1441,7 +1453,7 @@
         </w:tc>
         <w:tc>
           <w:tcPr>
-            <w:tcW w:type="dxa" w:w="1080"/>
+            <w:tcW w:type="dxa" w:w="3000"/>
           </w:tcPr>
           <w:p>
             <w:r/>
@@ -1456,7 +1468,7 @@
         </w:tc>
         <w:tc>
           <w:tcPr>
-            <w:tcW w:type="dxa" w:w="1080"/>
+            <w:tcW w:type="dxa" w:w="900"/>
           </w:tcPr>
           <w:p>
             <w:r/>
@@ -1471,7 +1483,7 @@
         </w:tc>
         <w:tc>
           <w:tcPr>
-            <w:tcW w:type="dxa" w:w="1080"/>
+            <w:tcW w:type="dxa" w:w="1100"/>
           </w:tcPr>
           <w:p>
             <w:r/>
@@ -1486,7 +1498,7 @@
         </w:tc>
         <w:tc>
           <w:tcPr>
-            <w:tcW w:type="dxa" w:w="1080"/>
+            <w:tcW w:type="dxa" w:w="3000"/>
           </w:tcPr>
           <w:p>
             <w:r/>
@@ -1501,7 +1513,7 @@
         </w:tc>
         <w:tc>
           <w:tcPr>
-            <w:tcW w:type="dxa" w:w="1080"/>
+            <w:tcW w:type="dxa" w:w="1500"/>
           </w:tcPr>
           <w:p>
             <w:r/>
@@ -1516,7 +1528,7 @@
         </w:tc>
         <w:tc>
           <w:tcPr>
-            <w:tcW w:type="dxa" w:w="1080"/>
+            <w:tcW w:type="dxa" w:w="1800"/>
           </w:tcPr>
           <w:p>
             <w:r/>
@@ -1533,7 +1545,7 @@
       <w:tr>
         <w:tc>
           <w:tcPr>
-            <w:tcW w:type="dxa" w:w="1080"/>
+            <w:tcW w:type="dxa" w:w="800"/>
           </w:tcPr>
           <w:p>
             <w:r/>
@@ -1548,7 +1560,7 @@
         </w:tc>
         <w:tc>
           <w:tcPr>
-            <w:tcW w:type="dxa" w:w="1080"/>
+            <w:tcW w:type="dxa" w:w="1800"/>
           </w:tcPr>
           <w:p>
             <w:r/>
@@ -1563,7 +1575,7 @@
         </w:tc>
         <w:tc>
           <w:tcPr>
-            <w:tcW w:type="dxa" w:w="1080"/>
+            <w:tcW w:type="dxa" w:w="3000"/>
           </w:tcPr>
           <w:p>
             <w:r/>
@@ -1578,7 +1590,7 @@
         </w:tc>
         <w:tc>
           <w:tcPr>
-            <w:tcW w:type="dxa" w:w="1080"/>
+            <w:tcW w:type="dxa" w:w="900"/>
           </w:tcPr>
           <w:p>
             <w:r/>
@@ -1593,7 +1605,7 @@
         </w:tc>
         <w:tc>
           <w:tcPr>
-            <w:tcW w:type="dxa" w:w="1080"/>
+            <w:tcW w:type="dxa" w:w="1100"/>
           </w:tcPr>
           <w:p>
             <w:r/>
@@ -1608,7 +1620,7 @@
         </w:tc>
         <w:tc>
           <w:tcPr>
-            <w:tcW w:type="dxa" w:w="1080"/>
+            <w:tcW w:type="dxa" w:w="3000"/>
           </w:tcPr>
           <w:p>
             <w:r/>
@@ -1623,7 +1635,7 @@
         </w:tc>
         <w:tc>
           <w:tcPr>
-            <w:tcW w:type="dxa" w:w="1080"/>
+            <w:tcW w:type="dxa" w:w="1500"/>
           </w:tcPr>
           <w:p>
             <w:r/>
@@ -1637,7 +1649,7 @@
         </w:tc>
         <w:tc>
           <w:tcPr>
-            <w:tcW w:type="dxa" w:w="1080"/>
+            <w:tcW w:type="dxa" w:w="1800"/>
           </w:tcPr>
           <w:p>
             <w:r/>
@@ -1653,7 +1665,7 @@
       <w:tr>
         <w:tc>
           <w:tcPr>
-            <w:tcW w:type="dxa" w:w="1080"/>
+            <w:tcW w:type="dxa" w:w="800"/>
           </w:tcPr>
           <w:p>
             <w:r/>
@@ -1668,7 +1680,7 @@
         </w:tc>
         <w:tc>
           <w:tcPr>
-            <w:tcW w:type="dxa" w:w="1080"/>
+            <w:tcW w:type="dxa" w:w="1800"/>
           </w:tcPr>
           <w:p>
             <w:r/>
@@ -1683,7 +1695,7 @@
         </w:tc>
         <w:tc>
           <w:tcPr>
-            <w:tcW w:type="dxa" w:w="1080"/>
+            <w:tcW w:type="dxa" w:w="3000"/>
           </w:tcPr>
           <w:p>
             <w:r/>
@@ -1698,7 +1710,7 @@
         </w:tc>
         <w:tc>
           <w:tcPr>
-            <w:tcW w:type="dxa" w:w="1080"/>
+            <w:tcW w:type="dxa" w:w="900"/>
           </w:tcPr>
           <w:p>
             <w:r/>
@@ -1713,7 +1725,7 @@
         </w:tc>
         <w:tc>
           <w:tcPr>
-            <w:tcW w:type="dxa" w:w="1080"/>
+            <w:tcW w:type="dxa" w:w="1100"/>
           </w:tcPr>
           <w:p>
             <w:r/>
@@ -1728,7 +1740,7 @@
         </w:tc>
         <w:tc>
           <w:tcPr>
-            <w:tcW w:type="dxa" w:w="1080"/>
+            <w:tcW w:type="dxa" w:w="3000"/>
           </w:tcPr>
           <w:p>
             <w:r/>
@@ -1743,7 +1755,7 @@
         </w:tc>
         <w:tc>
           <w:tcPr>
-            <w:tcW w:type="dxa" w:w="1080"/>
+            <w:tcW w:type="dxa" w:w="1500"/>
           </w:tcPr>
           <w:p>
             <w:r/>
@@ -1757,7 +1769,7 @@
         </w:tc>
         <w:tc>
           <w:tcPr>
-            <w:tcW w:type="dxa" w:w="1080"/>
+            <w:tcW w:type="dxa" w:w="1800"/>
           </w:tcPr>
           <w:p>
             <w:r/>
@@ -1795,22 +1807,23 @@
       <w:tblPr>
         <w:tblStyle w:val="LightGrid-Accent1"/>
         <w:tblW w:type="auto" w:w="0"/>
+        <w:tblLayout w:type="fixed"/>
         <w:tblLook w:firstColumn="1" w:firstRow="1" w:lastColumn="0" w:lastRow="0" w:noHBand="0" w:noVBand="1" w:val="04A0"/>
       </w:tblPr>
       <w:tblGrid>
-        <w:gridCol w:w="1080"/>
-        <w:gridCol w:w="1080"/>
-        <w:gridCol w:w="1080"/>
-        <w:gridCol w:w="1080"/>
-        <w:gridCol w:w="1080"/>
-        <w:gridCol w:w="1080"/>
-        <w:gridCol w:w="1080"/>
-        <w:gridCol w:w="1080"/>
+        <w:gridCol w:w="1767"/>
+        <w:gridCol w:w="1767"/>
+        <w:gridCol w:w="1767"/>
+        <w:gridCol w:w="1767"/>
+        <w:gridCol w:w="1767"/>
+        <w:gridCol w:w="1767"/>
+        <w:gridCol w:w="1767"/>
+        <w:gridCol w:w="1767"/>
       </w:tblGrid>
       <w:tr>
         <w:tc>
           <w:tcPr>
-            <w:tcW w:type="dxa" w:w="1080"/>
+            <w:tcW w:type="dxa" w:w="800"/>
           </w:tcPr>
           <w:p>
             <w:r/>
@@ -1825,7 +1838,7 @@
         </w:tc>
         <w:tc>
           <w:tcPr>
-            <w:tcW w:type="dxa" w:w="1080"/>
+            <w:tcW w:type="dxa" w:w="1800"/>
           </w:tcPr>
           <w:p>
             <w:r/>
@@ -1840,7 +1853,7 @@
         </w:tc>
         <w:tc>
           <w:tcPr>
-            <w:tcW w:type="dxa" w:w="1080"/>
+            <w:tcW w:type="dxa" w:w="3000"/>
           </w:tcPr>
           <w:p>
             <w:r/>
@@ -1855,7 +1868,7 @@
         </w:tc>
         <w:tc>
           <w:tcPr>
-            <w:tcW w:type="dxa" w:w="1080"/>
+            <w:tcW w:type="dxa" w:w="900"/>
           </w:tcPr>
           <w:p>
             <w:r/>
@@ -1870,7 +1883,7 @@
         </w:tc>
         <w:tc>
           <w:tcPr>
-            <w:tcW w:type="dxa" w:w="1080"/>
+            <w:tcW w:type="dxa" w:w="1100"/>
           </w:tcPr>
           <w:p>
             <w:r/>
@@ -1885,7 +1898,7 @@
         </w:tc>
         <w:tc>
           <w:tcPr>
-            <w:tcW w:type="dxa" w:w="1080"/>
+            <w:tcW w:type="dxa" w:w="3000"/>
           </w:tcPr>
           <w:p>
             <w:r/>
@@ -1900,7 +1913,7 @@
         </w:tc>
         <w:tc>
           <w:tcPr>
-            <w:tcW w:type="dxa" w:w="1080"/>
+            <w:tcW w:type="dxa" w:w="1500"/>
           </w:tcPr>
           <w:p>
             <w:r/>
@@ -1915,7 +1928,7 @@
         </w:tc>
         <w:tc>
           <w:tcPr>
-            <w:tcW w:type="dxa" w:w="1080"/>
+            <w:tcW w:type="dxa" w:w="1800"/>
           </w:tcPr>
           <w:p>
             <w:r/>
@@ -1932,7 +1945,7 @@
       <w:tr>
         <w:tc>
           <w:tcPr>
-            <w:tcW w:type="dxa" w:w="1080"/>
+            <w:tcW w:type="dxa" w:w="800"/>
           </w:tcPr>
           <w:p>
             <w:r/>
@@ -1947,7 +1960,7 @@
         </w:tc>
         <w:tc>
           <w:tcPr>
-            <w:tcW w:type="dxa" w:w="1080"/>
+            <w:tcW w:type="dxa" w:w="1800"/>
           </w:tcPr>
           <w:p>
             <w:r/>
@@ -1962,7 +1975,7 @@
         </w:tc>
         <w:tc>
           <w:tcPr>
-            <w:tcW w:type="dxa" w:w="1080"/>
+            <w:tcW w:type="dxa" w:w="3000"/>
           </w:tcPr>
           <w:p>
             <w:r/>
@@ -1977,7 +1990,7 @@
         </w:tc>
         <w:tc>
           <w:tcPr>
-            <w:tcW w:type="dxa" w:w="1080"/>
+            <w:tcW w:type="dxa" w:w="900"/>
           </w:tcPr>
           <w:p>
             <w:r/>
@@ -1992,7 +2005,7 @@
         </w:tc>
         <w:tc>
           <w:tcPr>
-            <w:tcW w:type="dxa" w:w="1080"/>
+            <w:tcW w:type="dxa" w:w="1100"/>
           </w:tcPr>
           <w:p>
             <w:r/>
@@ -2007,7 +2020,7 @@
         </w:tc>
         <w:tc>
           <w:tcPr>
-            <w:tcW w:type="dxa" w:w="1080"/>
+            <w:tcW w:type="dxa" w:w="3000"/>
           </w:tcPr>
           <w:p>
             <w:r/>
@@ -2022,7 +2035,7 @@
         </w:tc>
         <w:tc>
           <w:tcPr>
-            <w:tcW w:type="dxa" w:w="1080"/>
+            <w:tcW w:type="dxa" w:w="1500"/>
           </w:tcPr>
           <w:p>
             <w:r/>
@@ -2036,7 +2049,7 @@
         </w:tc>
         <w:tc>
           <w:tcPr>
-            <w:tcW w:type="dxa" w:w="1080"/>
+            <w:tcW w:type="dxa" w:w="1800"/>
           </w:tcPr>
           <w:p>
             <w:r/>
@@ -2052,7 +2065,7 @@
       <w:tr>
         <w:tc>
           <w:tcPr>
-            <w:tcW w:type="dxa" w:w="1080"/>
+            <w:tcW w:type="dxa" w:w="800"/>
           </w:tcPr>
           <w:p>
             <w:r/>
@@ -2067,7 +2080,7 @@
         </w:tc>
         <w:tc>
           <w:tcPr>
-            <w:tcW w:type="dxa" w:w="1080"/>
+            <w:tcW w:type="dxa" w:w="1800"/>
           </w:tcPr>
           <w:p>
             <w:r/>
@@ -2082,7 +2095,7 @@
         </w:tc>
         <w:tc>
           <w:tcPr>
-            <w:tcW w:type="dxa" w:w="1080"/>
+            <w:tcW w:type="dxa" w:w="3000"/>
           </w:tcPr>
           <w:p>
             <w:r/>
@@ -2097,7 +2110,7 @@
         </w:tc>
         <w:tc>
           <w:tcPr>
-            <w:tcW w:type="dxa" w:w="1080"/>
+            <w:tcW w:type="dxa" w:w="900"/>
           </w:tcPr>
           <w:p>
             <w:r/>
@@ -2112,7 +2125,7 @@
         </w:tc>
         <w:tc>
           <w:tcPr>
-            <w:tcW w:type="dxa" w:w="1080"/>
+            <w:tcW w:type="dxa" w:w="1100"/>
           </w:tcPr>
           <w:p>
             <w:r/>
@@ -2127,7 +2140,7 @@
         </w:tc>
         <w:tc>
           <w:tcPr>
-            <w:tcW w:type="dxa" w:w="1080"/>
+            <w:tcW w:type="dxa" w:w="3000"/>
           </w:tcPr>
           <w:p>
             <w:r/>
@@ -2142,7 +2155,7 @@
         </w:tc>
         <w:tc>
           <w:tcPr>
-            <w:tcW w:type="dxa" w:w="1080"/>
+            <w:tcW w:type="dxa" w:w="1500"/>
           </w:tcPr>
           <w:p>
             <w:r/>
@@ -2156,7 +2169,7 @@
         </w:tc>
         <w:tc>
           <w:tcPr>
-            <w:tcW w:type="dxa" w:w="1080"/>
+            <w:tcW w:type="dxa" w:w="1800"/>
           </w:tcPr>
           <w:p>
             <w:r/>
@@ -2194,22 +2207,23 @@
       <w:tblPr>
         <w:tblStyle w:val="LightGrid-Accent1"/>
         <w:tblW w:type="auto" w:w="0"/>
+        <w:tblLayout w:type="fixed"/>
         <w:tblLook w:firstColumn="1" w:firstRow="1" w:lastColumn="0" w:lastRow="0" w:noHBand="0" w:noVBand="1" w:val="04A0"/>
       </w:tblPr>
       <w:tblGrid>
-        <w:gridCol w:w="1080"/>
-        <w:gridCol w:w="1080"/>
-        <w:gridCol w:w="1080"/>
-        <w:gridCol w:w="1080"/>
-        <w:gridCol w:w="1080"/>
-        <w:gridCol w:w="1080"/>
-        <w:gridCol w:w="1080"/>
-        <w:gridCol w:w="1080"/>
+        <w:gridCol w:w="1767"/>
+        <w:gridCol w:w="1767"/>
+        <w:gridCol w:w="1767"/>
+        <w:gridCol w:w="1767"/>
+        <w:gridCol w:w="1767"/>
+        <w:gridCol w:w="1767"/>
+        <w:gridCol w:w="1767"/>
+        <w:gridCol w:w="1767"/>
       </w:tblGrid>
       <w:tr>
         <w:tc>
           <w:tcPr>
-            <w:tcW w:type="dxa" w:w="1080"/>
+            <w:tcW w:type="dxa" w:w="800"/>
           </w:tcPr>
           <w:p>
             <w:r/>
@@ -2224,7 +2238,7 @@
         </w:tc>
         <w:tc>
           <w:tcPr>
-            <w:tcW w:type="dxa" w:w="1080"/>
+            <w:tcW w:type="dxa" w:w="1800"/>
           </w:tcPr>
           <w:p>
             <w:r/>
@@ -2239,7 +2253,7 @@
         </w:tc>
         <w:tc>
           <w:tcPr>
-            <w:tcW w:type="dxa" w:w="1080"/>
+            <w:tcW w:type="dxa" w:w="3000"/>
           </w:tcPr>
           <w:p>
             <w:r/>
@@ -2254,7 +2268,7 @@
         </w:tc>
         <w:tc>
           <w:tcPr>
-            <w:tcW w:type="dxa" w:w="1080"/>
+            <w:tcW w:type="dxa" w:w="900"/>
           </w:tcPr>
           <w:p>
             <w:r/>
@@ -2269,7 +2283,7 @@
         </w:tc>
         <w:tc>
           <w:tcPr>
-            <w:tcW w:type="dxa" w:w="1080"/>
+            <w:tcW w:type="dxa" w:w="1100"/>
           </w:tcPr>
           <w:p>
             <w:r/>
@@ -2284,7 +2298,7 @@
         </w:tc>
         <w:tc>
           <w:tcPr>
-            <w:tcW w:type="dxa" w:w="1080"/>
+            <w:tcW w:type="dxa" w:w="3000"/>
           </w:tcPr>
           <w:p>
             <w:r/>
@@ -2299,7 +2313,7 @@
         </w:tc>
         <w:tc>
           <w:tcPr>
-            <w:tcW w:type="dxa" w:w="1080"/>
+            <w:tcW w:type="dxa" w:w="1500"/>
           </w:tcPr>
           <w:p>
             <w:r/>
@@ -2314,7 +2328,7 @@
         </w:tc>
         <w:tc>
           <w:tcPr>
-            <w:tcW w:type="dxa" w:w="1080"/>
+            <w:tcW w:type="dxa" w:w="1800"/>
           </w:tcPr>
           <w:p>
             <w:r/>
@@ -2331,7 +2345,7 @@
       <w:tr>
         <w:tc>
           <w:tcPr>
-            <w:tcW w:type="dxa" w:w="1080"/>
+            <w:tcW w:type="dxa" w:w="800"/>
           </w:tcPr>
           <w:p>
             <w:r/>
@@ -2346,7 +2360,7 @@
         </w:tc>
         <w:tc>
           <w:tcPr>
-            <w:tcW w:type="dxa" w:w="1080"/>
+            <w:tcW w:type="dxa" w:w="1800"/>
           </w:tcPr>
           <w:p>
             <w:r/>
@@ -2361,7 +2375,7 @@
         </w:tc>
         <w:tc>
           <w:tcPr>
-            <w:tcW w:type="dxa" w:w="1080"/>
+            <w:tcW w:type="dxa" w:w="3000"/>
           </w:tcPr>
           <w:p>
             <w:r/>
@@ -2376,7 +2390,7 @@
         </w:tc>
         <w:tc>
           <w:tcPr>
-            <w:tcW w:type="dxa" w:w="1080"/>
+            <w:tcW w:type="dxa" w:w="900"/>
           </w:tcPr>
           <w:p>
             <w:r/>
@@ -2391,7 +2405,7 @@
         </w:tc>
         <w:tc>
           <w:tcPr>
-            <w:tcW w:type="dxa" w:w="1080"/>
+            <w:tcW w:type="dxa" w:w="1100"/>
           </w:tcPr>
           <w:p>
             <w:r/>
@@ -2406,7 +2420,7 @@
         </w:tc>
         <w:tc>
           <w:tcPr>
-            <w:tcW w:type="dxa" w:w="1080"/>
+            <w:tcW w:type="dxa" w:w="3000"/>
           </w:tcPr>
           <w:p>
             <w:r/>
@@ -2421,7 +2435,7 @@
         </w:tc>
         <w:tc>
           <w:tcPr>
-            <w:tcW w:type="dxa" w:w="1080"/>
+            <w:tcW w:type="dxa" w:w="1500"/>
           </w:tcPr>
           <w:p>
             <w:r/>
@@ -2435,7 +2449,7 @@
         </w:tc>
         <w:tc>
           <w:tcPr>
-            <w:tcW w:type="dxa" w:w="1080"/>
+            <w:tcW w:type="dxa" w:w="1800"/>
           </w:tcPr>
           <w:p>
             <w:r/>
@@ -2451,7 +2465,7 @@
       <w:tr>
         <w:tc>
           <w:tcPr>
-            <w:tcW w:type="dxa" w:w="1080"/>
+            <w:tcW w:type="dxa" w:w="800"/>
           </w:tcPr>
           <w:p>
             <w:r/>
@@ -2466,7 +2480,7 @@
         </w:tc>
         <w:tc>
           <w:tcPr>
-            <w:tcW w:type="dxa" w:w="1080"/>
+            <w:tcW w:type="dxa" w:w="1800"/>
           </w:tcPr>
           <w:p>
             <w:r/>
@@ -2481,7 +2495,7 @@
         </w:tc>
         <w:tc>
           <w:tcPr>
-            <w:tcW w:type="dxa" w:w="1080"/>
+            <w:tcW w:type="dxa" w:w="3000"/>
           </w:tcPr>
           <w:p>
             <w:r/>
@@ -2496,7 +2510,7 @@
         </w:tc>
         <w:tc>
           <w:tcPr>
-            <w:tcW w:type="dxa" w:w="1080"/>
+            <w:tcW w:type="dxa" w:w="900"/>
           </w:tcPr>
           <w:p>
             <w:r/>
@@ -2511,7 +2525,7 @@
         </w:tc>
         <w:tc>
           <w:tcPr>
-            <w:tcW w:type="dxa" w:w="1080"/>
+            <w:tcW w:type="dxa" w:w="1100"/>
           </w:tcPr>
           <w:p>
             <w:r/>
@@ -2526,7 +2540,7 @@
         </w:tc>
         <w:tc>
           <w:tcPr>
-            <w:tcW w:type="dxa" w:w="1080"/>
+            <w:tcW w:type="dxa" w:w="3000"/>
           </w:tcPr>
           <w:p>
             <w:r/>
@@ -2541,7 +2555,7 @@
         </w:tc>
         <w:tc>
           <w:tcPr>
-            <w:tcW w:type="dxa" w:w="1080"/>
+            <w:tcW w:type="dxa" w:w="1500"/>
           </w:tcPr>
           <w:p>
             <w:r/>
@@ -2555,7 +2569,7 @@
         </w:tc>
         <w:tc>
           <w:tcPr>
-            <w:tcW w:type="dxa" w:w="1080"/>
+            <w:tcW w:type="dxa" w:w="1800"/>
           </w:tcPr>
           <w:p>
             <w:r/>
@@ -2593,22 +2607,23 @@
       <w:tblPr>
         <w:tblStyle w:val="LightGrid-Accent1"/>
         <w:tblW w:type="auto" w:w="0"/>
+        <w:tblLayout w:type="fixed"/>
         <w:tblLook w:firstColumn="1" w:firstRow="1" w:lastColumn="0" w:lastRow="0" w:noHBand="0" w:noVBand="1" w:val="04A0"/>
       </w:tblPr>
       <w:tblGrid>
-        <w:gridCol w:w="1080"/>
-        <w:gridCol w:w="1080"/>
-        <w:gridCol w:w="1080"/>
-        <w:gridCol w:w="1080"/>
-        <w:gridCol w:w="1080"/>
-        <w:gridCol w:w="1080"/>
-        <w:gridCol w:w="1080"/>
-        <w:gridCol w:w="1080"/>
+        <w:gridCol w:w="1767"/>
+        <w:gridCol w:w="1767"/>
+        <w:gridCol w:w="1767"/>
+        <w:gridCol w:w="1767"/>
+        <w:gridCol w:w="1767"/>
+        <w:gridCol w:w="1767"/>
+        <w:gridCol w:w="1767"/>
+        <w:gridCol w:w="1767"/>
       </w:tblGrid>
       <w:tr>
         <w:tc>
           <w:tcPr>
-            <w:tcW w:type="dxa" w:w="1080"/>
+            <w:tcW w:type="dxa" w:w="800"/>
           </w:tcPr>
           <w:p>
             <w:r/>
@@ -2623,7 +2638,7 @@
         </w:tc>
         <w:tc>
           <w:tcPr>
-            <w:tcW w:type="dxa" w:w="1080"/>
+            <w:tcW w:type="dxa" w:w="1800"/>
           </w:tcPr>
           <w:p>
             <w:r/>
@@ -2638,7 +2653,7 @@
         </w:tc>
         <w:tc>
           <w:tcPr>
-            <w:tcW w:type="dxa" w:w="1080"/>
+            <w:tcW w:type="dxa" w:w="3000"/>
           </w:tcPr>
           <w:p>
             <w:r/>
@@ -2653,7 +2668,7 @@
         </w:tc>
         <w:tc>
           <w:tcPr>
-            <w:tcW w:type="dxa" w:w="1080"/>
+            <w:tcW w:type="dxa" w:w="900"/>
           </w:tcPr>
           <w:p>
             <w:r/>
@@ -2668,7 +2683,7 @@
         </w:tc>
         <w:tc>
           <w:tcPr>
-            <w:tcW w:type="dxa" w:w="1080"/>
+            <w:tcW w:type="dxa" w:w="1100"/>
           </w:tcPr>
           <w:p>
             <w:r/>
@@ -2683,7 +2698,7 @@
         </w:tc>
         <w:tc>
           <w:tcPr>
-            <w:tcW w:type="dxa" w:w="1080"/>
+            <w:tcW w:type="dxa" w:w="3000"/>
           </w:tcPr>
           <w:p>
             <w:r/>
@@ -2698,7 +2713,7 @@
         </w:tc>
         <w:tc>
           <w:tcPr>
-            <w:tcW w:type="dxa" w:w="1080"/>
+            <w:tcW w:type="dxa" w:w="1500"/>
           </w:tcPr>
           <w:p>
             <w:r/>
@@ -2713,7 +2728,7 @@
         </w:tc>
         <w:tc>
           <w:tcPr>
-            <w:tcW w:type="dxa" w:w="1080"/>
+            <w:tcW w:type="dxa" w:w="1800"/>
           </w:tcPr>
           <w:p>
             <w:r/>
@@ -2730,7 +2745,7 @@
       <w:tr>
         <w:tc>
           <w:tcPr>
-            <w:tcW w:type="dxa" w:w="1080"/>
+            <w:tcW w:type="dxa" w:w="800"/>
           </w:tcPr>
           <w:p>
             <w:r/>
@@ -2745,7 +2760,7 @@
         </w:tc>
         <w:tc>
           <w:tcPr>
-            <w:tcW w:type="dxa" w:w="1080"/>
+            <w:tcW w:type="dxa" w:w="1800"/>
           </w:tcPr>
           <w:p>
             <w:r/>
@@ -2760,7 +2775,7 @@
         </w:tc>
         <w:tc>
           <w:tcPr>
-            <w:tcW w:type="dxa" w:w="1080"/>
+            <w:tcW w:type="dxa" w:w="3000"/>
           </w:tcPr>
           <w:p>
             <w:r/>
@@ -2775,7 +2790,7 @@
         </w:tc>
         <w:tc>
           <w:tcPr>
-            <w:tcW w:type="dxa" w:w="1080"/>
+            <w:tcW w:type="dxa" w:w="900"/>
           </w:tcPr>
           <w:p>
             <w:r/>
@@ -2790,7 +2805,7 @@
         </w:tc>
         <w:tc>
           <w:tcPr>
-            <w:tcW w:type="dxa" w:w="1080"/>
+            <w:tcW w:type="dxa" w:w="1100"/>
           </w:tcPr>
           <w:p>
             <w:r/>
@@ -2805,7 +2820,7 @@
         </w:tc>
         <w:tc>
           <w:tcPr>
-            <w:tcW w:type="dxa" w:w="1080"/>
+            <w:tcW w:type="dxa" w:w="3000"/>
           </w:tcPr>
           <w:p>
             <w:r/>
@@ -2820,7 +2835,7 @@
         </w:tc>
         <w:tc>
           <w:tcPr>
-            <w:tcW w:type="dxa" w:w="1080"/>
+            <w:tcW w:type="dxa" w:w="1500"/>
           </w:tcPr>
           <w:p>
             <w:r/>
@@ -2834,7 +2849,7 @@
         </w:tc>
         <w:tc>
           <w:tcPr>
-            <w:tcW w:type="dxa" w:w="1080"/>
+            <w:tcW w:type="dxa" w:w="1800"/>
           </w:tcPr>
           <w:p>
             <w:r/>
@@ -2850,7 +2865,7 @@
       <w:tr>
         <w:tc>
           <w:tcPr>
-            <w:tcW w:type="dxa" w:w="1080"/>
+            <w:tcW w:type="dxa" w:w="800"/>
           </w:tcPr>
           <w:p>
             <w:r/>
@@ -2865,7 +2880,7 @@
         </w:tc>
         <w:tc>
           <w:tcPr>
-            <w:tcW w:type="dxa" w:w="1080"/>
+            <w:tcW w:type="dxa" w:w="1800"/>
           </w:tcPr>
           <w:p>
             <w:r/>
@@ -2880,7 +2895,7 @@
         </w:tc>
         <w:tc>
           <w:tcPr>
-            <w:tcW w:type="dxa" w:w="1080"/>
+            <w:tcW w:type="dxa" w:w="3000"/>
           </w:tcPr>
           <w:p>
             <w:r/>
@@ -2895,7 +2910,7 @@
         </w:tc>
         <w:tc>
           <w:tcPr>
-            <w:tcW w:type="dxa" w:w="1080"/>
+            <w:tcW w:type="dxa" w:w="900"/>
           </w:tcPr>
           <w:p>
             <w:r/>
@@ -2910,7 +2925,7 @@
         </w:tc>
         <w:tc>
           <w:tcPr>
-            <w:tcW w:type="dxa" w:w="1080"/>
+            <w:tcW w:type="dxa" w:w="1100"/>
           </w:tcPr>
           <w:p>
             <w:r/>
@@ -2925,7 +2940,7 @@
         </w:tc>
         <w:tc>
           <w:tcPr>
-            <w:tcW w:type="dxa" w:w="1080"/>
+            <w:tcW w:type="dxa" w:w="3000"/>
           </w:tcPr>
           <w:p>
             <w:r/>
@@ -2940,7 +2955,7 @@
         </w:tc>
         <w:tc>
           <w:tcPr>
-            <w:tcW w:type="dxa" w:w="1080"/>
+            <w:tcW w:type="dxa" w:w="1500"/>
           </w:tcPr>
           <w:p>
             <w:r/>
@@ -2954,7 +2969,7 @@
         </w:tc>
         <w:tc>
           <w:tcPr>
-            <w:tcW w:type="dxa" w:w="1080"/>
+            <w:tcW w:type="dxa" w:w="1800"/>
           </w:tcPr>
           <w:p>
             <w:r/>
@@ -2992,22 +3007,23 @@
       <w:tblPr>
         <w:tblStyle w:val="LightGrid-Accent1"/>
         <w:tblW w:type="auto" w:w="0"/>
+        <w:tblLayout w:type="fixed"/>
         <w:tblLook w:firstColumn="1" w:firstRow="1" w:lastColumn="0" w:lastRow="0" w:noHBand="0" w:noVBand="1" w:val="04A0"/>
       </w:tblPr>
       <w:tblGrid>
-        <w:gridCol w:w="1080"/>
-        <w:gridCol w:w="1080"/>
-        <w:gridCol w:w="1080"/>
-        <w:gridCol w:w="1080"/>
-        <w:gridCol w:w="1080"/>
-        <w:gridCol w:w="1080"/>
-        <w:gridCol w:w="1080"/>
-        <w:gridCol w:w="1080"/>
+        <w:gridCol w:w="1767"/>
+        <w:gridCol w:w="1767"/>
+        <w:gridCol w:w="1767"/>
+        <w:gridCol w:w="1767"/>
+        <w:gridCol w:w="1767"/>
+        <w:gridCol w:w="1767"/>
+        <w:gridCol w:w="1767"/>
+        <w:gridCol w:w="1767"/>
       </w:tblGrid>
       <w:tr>
         <w:tc>
           <w:tcPr>
-            <w:tcW w:type="dxa" w:w="1080"/>
+            <w:tcW w:type="dxa" w:w="800"/>
           </w:tcPr>
           <w:p>
             <w:r/>
@@ -3022,7 +3038,7 @@
         </w:tc>
         <w:tc>
           <w:tcPr>
-            <w:tcW w:type="dxa" w:w="1080"/>
+            <w:tcW w:type="dxa" w:w="1800"/>
           </w:tcPr>
           <w:p>
             <w:r/>
@@ -3037,7 +3053,7 @@
         </w:tc>
         <w:tc>
           <w:tcPr>
-            <w:tcW w:type="dxa" w:w="1080"/>
+            <w:tcW w:type="dxa" w:w="3000"/>
           </w:tcPr>
           <w:p>
             <w:r/>
@@ -3052,7 +3068,7 @@
         </w:tc>
         <w:tc>
           <w:tcPr>
-            <w:tcW w:type="dxa" w:w="1080"/>
+            <w:tcW w:type="dxa" w:w="900"/>
           </w:tcPr>
           <w:p>
             <w:r/>
@@ -3067,7 +3083,7 @@
         </w:tc>
         <w:tc>
           <w:tcPr>
-            <w:tcW w:type="dxa" w:w="1080"/>
+            <w:tcW w:type="dxa" w:w="1100"/>
           </w:tcPr>
           <w:p>
             <w:r/>
@@ -3082,7 +3098,7 @@
         </w:tc>
         <w:tc>
           <w:tcPr>
-            <w:tcW w:type="dxa" w:w="1080"/>
+            <w:tcW w:type="dxa" w:w="3000"/>
           </w:tcPr>
           <w:p>
             <w:r/>
@@ -3097,7 +3113,7 @@
         </w:tc>
         <w:tc>
           <w:tcPr>
-            <w:tcW w:type="dxa" w:w="1080"/>
+            <w:tcW w:type="dxa" w:w="1500"/>
           </w:tcPr>
           <w:p>
             <w:r/>
@@ -3112,7 +3128,7 @@
         </w:tc>
         <w:tc>
           <w:tcPr>
-            <w:tcW w:type="dxa" w:w="1080"/>
+            <w:tcW w:type="dxa" w:w="1800"/>
           </w:tcPr>
           <w:p>
             <w:r/>
@@ -3129,7 +3145,7 @@
       <w:tr>
         <w:tc>
           <w:tcPr>
-            <w:tcW w:type="dxa" w:w="1080"/>
+            <w:tcW w:type="dxa" w:w="800"/>
           </w:tcPr>
           <w:p>
             <w:r/>
@@ -3144,7 +3160,7 @@
         </w:tc>
         <w:tc>
           <w:tcPr>
-            <w:tcW w:type="dxa" w:w="1080"/>
+            <w:tcW w:type="dxa" w:w="1800"/>
           </w:tcPr>
           <w:p>
             <w:r/>
@@ -3159,7 +3175,7 @@
         </w:tc>
         <w:tc>
           <w:tcPr>
-            <w:tcW w:type="dxa" w:w="1080"/>
+            <w:tcW w:type="dxa" w:w="3000"/>
           </w:tcPr>
           <w:p>
             <w:r/>
@@ -3174,7 +3190,7 @@
         </w:tc>
         <w:tc>
           <w:tcPr>
-            <w:tcW w:type="dxa" w:w="1080"/>
+            <w:tcW w:type="dxa" w:w="900"/>
           </w:tcPr>
           <w:p>
             <w:r/>
@@ -3189,7 +3205,7 @@
         </w:tc>
         <w:tc>
           <w:tcPr>
-            <w:tcW w:type="dxa" w:w="1080"/>
+            <w:tcW w:type="dxa" w:w="1100"/>
           </w:tcPr>
           <w:p>
             <w:r/>
@@ -3204,7 +3220,7 @@
         </w:tc>
         <w:tc>
           <w:tcPr>
-            <w:tcW w:type="dxa" w:w="1080"/>
+            <w:tcW w:type="dxa" w:w="3000"/>
           </w:tcPr>
           <w:p>
             <w:r/>
@@ -3219,7 +3235,7 @@
         </w:tc>
         <w:tc>
           <w:tcPr>
-            <w:tcW w:type="dxa" w:w="1080"/>
+            <w:tcW w:type="dxa" w:w="1500"/>
           </w:tcPr>
           <w:p>
             <w:r/>
@@ -3233,7 +3249,7 @@
         </w:tc>
         <w:tc>
           <w:tcPr>
-            <w:tcW w:type="dxa" w:w="1080"/>
+            <w:tcW w:type="dxa" w:w="1800"/>
           </w:tcPr>
           <w:p>
             <w:r/>
@@ -3271,22 +3287,23 @@
       <w:tblPr>
         <w:tblStyle w:val="LightGrid-Accent1"/>
         <w:tblW w:type="auto" w:w="0"/>
+        <w:tblLayout w:type="fixed"/>
         <w:tblLook w:firstColumn="1" w:firstRow="1" w:lastColumn="0" w:lastRow="0" w:noHBand="0" w:noVBand="1" w:val="04A0"/>
       </w:tblPr>
       <w:tblGrid>
-        <w:gridCol w:w="1080"/>
-        <w:gridCol w:w="1080"/>
-        <w:gridCol w:w="1080"/>
-        <w:gridCol w:w="1080"/>
-        <w:gridCol w:w="1080"/>
-        <w:gridCol w:w="1080"/>
-        <w:gridCol w:w="1080"/>
-        <w:gridCol w:w="1080"/>
+        <w:gridCol w:w="1767"/>
+        <w:gridCol w:w="1767"/>
+        <w:gridCol w:w="1767"/>
+        <w:gridCol w:w="1767"/>
+        <w:gridCol w:w="1767"/>
+        <w:gridCol w:w="1767"/>
+        <w:gridCol w:w="1767"/>
+        <w:gridCol w:w="1767"/>
       </w:tblGrid>
       <w:tr>
         <w:tc>
           <w:tcPr>
-            <w:tcW w:type="dxa" w:w="1080"/>
+            <w:tcW w:type="dxa" w:w="800"/>
           </w:tcPr>
           <w:p>
             <w:r/>
@@ -3301,7 +3318,7 @@
         </w:tc>
         <w:tc>
           <w:tcPr>
-            <w:tcW w:type="dxa" w:w="1080"/>
+            <w:tcW w:type="dxa" w:w="1800"/>
           </w:tcPr>
           <w:p>
             <w:r/>
@@ -3316,7 +3333,7 @@
         </w:tc>
         <w:tc>
           <w:tcPr>
-            <w:tcW w:type="dxa" w:w="1080"/>
+            <w:tcW w:type="dxa" w:w="3000"/>
           </w:tcPr>
           <w:p>
             <w:r/>
@@ -3331,7 +3348,7 @@
         </w:tc>
         <w:tc>
           <w:tcPr>
-            <w:tcW w:type="dxa" w:w="1080"/>
+            <w:tcW w:type="dxa" w:w="900"/>
           </w:tcPr>
           <w:p>
             <w:r/>
@@ -3346,7 +3363,7 @@
         </w:tc>
         <w:tc>
           <w:tcPr>
-            <w:tcW w:type="dxa" w:w="1080"/>
+            <w:tcW w:type="dxa" w:w="1100"/>
           </w:tcPr>
           <w:p>
             <w:r/>
@@ -3361,7 +3378,7 @@
         </w:tc>
         <w:tc>
           <w:tcPr>
-            <w:tcW w:type="dxa" w:w="1080"/>
+            <w:tcW w:type="dxa" w:w="3000"/>
           </w:tcPr>
           <w:p>
             <w:r/>
@@ -3376,7 +3393,7 @@
         </w:tc>
         <w:tc>
           <w:tcPr>
-            <w:tcW w:type="dxa" w:w="1080"/>
+            <w:tcW w:type="dxa" w:w="1500"/>
           </w:tcPr>
           <w:p>
             <w:r/>
@@ -3391,7 +3408,7 @@
         </w:tc>
         <w:tc>
           <w:tcPr>
-            <w:tcW w:type="dxa" w:w="1080"/>
+            <w:tcW w:type="dxa" w:w="1800"/>
           </w:tcPr>
           <w:p>
             <w:r/>
@@ -3408,7 +3425,7 @@
       <w:tr>
         <w:tc>
           <w:tcPr>
-            <w:tcW w:type="dxa" w:w="1080"/>
+            <w:tcW w:type="dxa" w:w="800"/>
           </w:tcPr>
           <w:p>
             <w:r/>
@@ -3423,7 +3440,7 @@
         </w:tc>
         <w:tc>
           <w:tcPr>
-            <w:tcW w:type="dxa" w:w="1080"/>
+            <w:tcW w:type="dxa" w:w="1800"/>
           </w:tcPr>
           <w:p>
             <w:r/>
@@ -3438,7 +3455,7 @@
         </w:tc>
         <w:tc>
           <w:tcPr>
-            <w:tcW w:type="dxa" w:w="1080"/>
+            <w:tcW w:type="dxa" w:w="3000"/>
           </w:tcPr>
           <w:p>
             <w:r/>
@@ -3453,7 +3470,7 @@
         </w:tc>
         <w:tc>
           <w:tcPr>
-            <w:tcW w:type="dxa" w:w="1080"/>
+            <w:tcW w:type="dxa" w:w="900"/>
           </w:tcPr>
           <w:p>
             <w:r/>
@@ -3468,7 +3485,7 @@
         </w:tc>
         <w:tc>
           <w:tcPr>
-            <w:tcW w:type="dxa" w:w="1080"/>
+            <w:tcW w:type="dxa" w:w="1100"/>
           </w:tcPr>
           <w:p>
             <w:r/>
@@ -3483,7 +3500,7 @@
         </w:tc>
         <w:tc>
           <w:tcPr>
-            <w:tcW w:type="dxa" w:w="1080"/>
+            <w:tcW w:type="dxa" w:w="3000"/>
           </w:tcPr>
           <w:p>
             <w:r/>
@@ -3498,7 +3515,7 @@
         </w:tc>
         <w:tc>
           <w:tcPr>
-            <w:tcW w:type="dxa" w:w="1080"/>
+            <w:tcW w:type="dxa" w:w="1500"/>
           </w:tcPr>
           <w:p>
             <w:r/>
@@ -3512,7 +3529,7 @@
         </w:tc>
         <w:tc>
           <w:tcPr>
-            <w:tcW w:type="dxa" w:w="1080"/>
+            <w:tcW w:type="dxa" w:w="1800"/>
           </w:tcPr>
           <w:p>
             <w:r/>
@@ -3528,7 +3545,7 @@
       <w:tr>
         <w:tc>
           <w:tcPr>
-            <w:tcW w:type="dxa" w:w="1080"/>
+            <w:tcW w:type="dxa" w:w="800"/>
           </w:tcPr>
           <w:p>
             <w:r/>
@@ -3543,7 +3560,7 @@
         </w:tc>
         <w:tc>
           <w:tcPr>
-            <w:tcW w:type="dxa" w:w="1080"/>
+            <w:tcW w:type="dxa" w:w="1800"/>
           </w:tcPr>
           <w:p>
             <w:r/>
@@ -3558,7 +3575,7 @@
         </w:tc>
         <w:tc>
           <w:tcPr>
-            <w:tcW w:type="dxa" w:w="1080"/>
+            <w:tcW w:type="dxa" w:w="3000"/>
           </w:tcPr>
           <w:p>
             <w:r/>
@@ -3573,7 +3590,7 @@
         </w:tc>
         <w:tc>
           <w:tcPr>
-            <w:tcW w:type="dxa" w:w="1080"/>
+            <w:tcW w:type="dxa" w:w="900"/>
           </w:tcPr>
           <w:p>
             <w:r/>
@@ -3588,7 +3605,7 @@
         </w:tc>
         <w:tc>
           <w:tcPr>
-            <w:tcW w:type="dxa" w:w="1080"/>
+            <w:tcW w:type="dxa" w:w="1100"/>
           </w:tcPr>
           <w:p>
             <w:r/>
@@ -3603,7 +3620,7 @@
         </w:tc>
         <w:tc>
           <w:tcPr>
-            <w:tcW w:type="dxa" w:w="1080"/>
+            <w:tcW w:type="dxa" w:w="3000"/>
           </w:tcPr>
           <w:p>
             <w:r/>
@@ -3618,7 +3635,7 @@
         </w:tc>
         <w:tc>
           <w:tcPr>
-            <w:tcW w:type="dxa" w:w="1080"/>
+            <w:tcW w:type="dxa" w:w="1500"/>
           </w:tcPr>
           <w:p>
             <w:r/>
@@ -3632,7 +3649,7 @@
         </w:tc>
         <w:tc>
           <w:tcPr>
-            <w:tcW w:type="dxa" w:w="1080"/>
+            <w:tcW w:type="dxa" w:w="1800"/>
           </w:tcPr>
           <w:p>
             <w:r/>
@@ -3670,22 +3687,23 @@
       <w:tblPr>
         <w:tblStyle w:val="LightGrid-Accent1"/>
         <w:tblW w:type="auto" w:w="0"/>
+        <w:tblLayout w:type="fixed"/>
         <w:tblLook w:firstColumn="1" w:firstRow="1" w:lastColumn="0" w:lastRow="0" w:noHBand="0" w:noVBand="1" w:val="04A0"/>
       </w:tblPr>
       <w:tblGrid>
-        <w:gridCol w:w="1080"/>
-        <w:gridCol w:w="1080"/>
-        <w:gridCol w:w="1080"/>
-        <w:gridCol w:w="1080"/>
-        <w:gridCol w:w="1080"/>
-        <w:gridCol w:w="1080"/>
-        <w:gridCol w:w="1080"/>
-        <w:gridCol w:w="1080"/>
+        <w:gridCol w:w="1767"/>
+        <w:gridCol w:w="1767"/>
+        <w:gridCol w:w="1767"/>
+        <w:gridCol w:w="1767"/>
+        <w:gridCol w:w="1767"/>
+        <w:gridCol w:w="1767"/>
+        <w:gridCol w:w="1767"/>
+        <w:gridCol w:w="1767"/>
       </w:tblGrid>
       <w:tr>
         <w:tc>
           <w:tcPr>
-            <w:tcW w:type="dxa" w:w="1080"/>
+            <w:tcW w:type="dxa" w:w="800"/>
           </w:tcPr>
           <w:p>
             <w:r/>
@@ -3700,7 +3718,7 @@
         </w:tc>
         <w:tc>
           <w:tcPr>
-            <w:tcW w:type="dxa" w:w="1080"/>
+            <w:tcW w:type="dxa" w:w="1800"/>
           </w:tcPr>
           <w:p>
             <w:r/>
@@ -3715,7 +3733,7 @@
         </w:tc>
         <w:tc>
           <w:tcPr>
-            <w:tcW w:type="dxa" w:w="1080"/>
+            <w:tcW w:type="dxa" w:w="3000"/>
           </w:tcPr>
           <w:p>
             <w:r/>
@@ -3730,7 +3748,7 @@
         </w:tc>
         <w:tc>
           <w:tcPr>
-            <w:tcW w:type="dxa" w:w="1080"/>
+            <w:tcW w:type="dxa" w:w="900"/>
           </w:tcPr>
           <w:p>
             <w:r/>
@@ -3745,7 +3763,7 @@
         </w:tc>
         <w:tc>
           <w:tcPr>
-            <w:tcW w:type="dxa" w:w="1080"/>
+            <w:tcW w:type="dxa" w:w="1100"/>
           </w:tcPr>
           <w:p>
             <w:r/>
@@ -3760,7 +3778,7 @@
         </w:tc>
         <w:tc>
           <w:tcPr>
-            <w:tcW w:type="dxa" w:w="1080"/>
+            <w:tcW w:type="dxa" w:w="3000"/>
           </w:tcPr>
           <w:p>
             <w:r/>
@@ -3775,7 +3793,7 @@
         </w:tc>
         <w:tc>
           <w:tcPr>
-            <w:tcW w:type="dxa" w:w="1080"/>
+            <w:tcW w:type="dxa" w:w="1500"/>
           </w:tcPr>
           <w:p>
             <w:r/>
@@ -3790,7 +3808,7 @@
         </w:tc>
         <w:tc>
           <w:tcPr>
-            <w:tcW w:type="dxa" w:w="1080"/>
+            <w:tcW w:type="dxa" w:w="1800"/>
           </w:tcPr>
           <w:p>
             <w:r/>
@@ -3807,7 +3825,7 @@
       <w:tr>
         <w:tc>
           <w:tcPr>
-            <w:tcW w:type="dxa" w:w="1080"/>
+            <w:tcW w:type="dxa" w:w="800"/>
           </w:tcPr>
           <w:p>
             <w:r/>
@@ -3822,7 +3840,7 @@
         </w:tc>
         <w:tc>
           <w:tcPr>
-            <w:tcW w:type="dxa" w:w="1080"/>
+            <w:tcW w:type="dxa" w:w="1800"/>
           </w:tcPr>
           <w:p>
             <w:r/>
@@ -3837,7 +3855,7 @@
         </w:tc>
         <w:tc>
           <w:tcPr>
-            <w:tcW w:type="dxa" w:w="1080"/>
+            <w:tcW w:type="dxa" w:w="3000"/>
           </w:tcPr>
           <w:p>
             <w:r/>
@@ -3852,7 +3870,7 @@
         </w:tc>
         <w:tc>
           <w:tcPr>
-            <w:tcW w:type="dxa" w:w="1080"/>
+            <w:tcW w:type="dxa" w:w="900"/>
           </w:tcPr>
           <w:p>
             <w:r/>
@@ -3867,7 +3885,7 @@
         </w:tc>
         <w:tc>
           <w:tcPr>
-            <w:tcW w:type="dxa" w:w="1080"/>
+            <w:tcW w:type="dxa" w:w="1100"/>
           </w:tcPr>
           <w:p>
             <w:r/>
@@ -3882,7 +3900,7 @@
         </w:tc>
         <w:tc>
           <w:tcPr>
-            <w:tcW w:type="dxa" w:w="1080"/>
+            <w:tcW w:type="dxa" w:w="3000"/>
           </w:tcPr>
           <w:p>
             <w:r/>
@@ -3897,7 +3915,7 @@
         </w:tc>
         <w:tc>
           <w:tcPr>
-            <w:tcW w:type="dxa" w:w="1080"/>
+            <w:tcW w:type="dxa" w:w="1500"/>
           </w:tcPr>
           <w:p>
             <w:r/>
@@ -3911,7 +3929,7 @@
         </w:tc>
         <w:tc>
           <w:tcPr>
-            <w:tcW w:type="dxa" w:w="1080"/>
+            <w:tcW w:type="dxa" w:w="1800"/>
           </w:tcPr>
           <w:p>
             <w:r/>
@@ -3927,7 +3945,7 @@
       <w:tr>
         <w:tc>
           <w:tcPr>
-            <w:tcW w:type="dxa" w:w="1080"/>
+            <w:tcW w:type="dxa" w:w="800"/>
           </w:tcPr>
           <w:p>
             <w:r/>
@@ -3942,7 +3960,7 @@
         </w:tc>
         <w:tc>
           <w:tcPr>
-            <w:tcW w:type="dxa" w:w="1080"/>
+            <w:tcW w:type="dxa" w:w="1800"/>
           </w:tcPr>
           <w:p>
             <w:r/>
@@ -3957,7 +3975,7 @@
         </w:tc>
         <w:tc>
           <w:tcPr>
-            <w:tcW w:type="dxa" w:w="1080"/>
+            <w:tcW w:type="dxa" w:w="3000"/>
           </w:tcPr>
           <w:p>
             <w:r/>
@@ -3972,7 +3990,7 @@
         </w:tc>
         <w:tc>
           <w:tcPr>
-            <w:tcW w:type="dxa" w:w="1080"/>
+            <w:tcW w:type="dxa" w:w="900"/>
           </w:tcPr>
           <w:p>
             <w:r/>
@@ -3987,7 +4005,7 @@
         </w:tc>
         <w:tc>
           <w:tcPr>
-            <w:tcW w:type="dxa" w:w="1080"/>
+            <w:tcW w:type="dxa" w:w="1100"/>
           </w:tcPr>
           <w:p>
             <w:r/>
@@ -4002,7 +4020,7 @@
         </w:tc>
         <w:tc>
           <w:tcPr>
-            <w:tcW w:type="dxa" w:w="1080"/>
+            <w:tcW w:type="dxa" w:w="3000"/>
           </w:tcPr>
           <w:p>
             <w:r/>
@@ -4017,7 +4035,7 @@
         </w:tc>
         <w:tc>
           <w:tcPr>
-            <w:tcW w:type="dxa" w:w="1080"/>
+            <w:tcW w:type="dxa" w:w="1500"/>
           </w:tcPr>
           <w:p>
             <w:r/>
@@ -4031,7 +4049,7 @@
         </w:tc>
         <w:tc>
           <w:tcPr>
-            <w:tcW w:type="dxa" w:w="1080"/>
+            <w:tcW w:type="dxa" w:w="1800"/>
           </w:tcPr>
           <w:p>
             <w:r/>
@@ -4047,7 +4065,7 @@
       <w:tr>
         <w:tc>
           <w:tcPr>
-            <w:tcW w:type="dxa" w:w="1080"/>
+            <w:tcW w:type="dxa" w:w="800"/>
           </w:tcPr>
           <w:p>
             <w:r/>
@@ -4062,7 +4080,7 @@
         </w:tc>
         <w:tc>
           <w:tcPr>
-            <w:tcW w:type="dxa" w:w="1080"/>
+            <w:tcW w:type="dxa" w:w="1800"/>
           </w:tcPr>
           <w:p>
             <w:r/>
@@ -4077,7 +4095,7 @@
         </w:tc>
         <w:tc>
           <w:tcPr>
-            <w:tcW w:type="dxa" w:w="1080"/>
+            <w:tcW w:type="dxa" w:w="3000"/>
           </w:tcPr>
           <w:p>
             <w:r/>
@@ -4092,7 +4110,7 @@
         </w:tc>
         <w:tc>
           <w:tcPr>
-            <w:tcW w:type="dxa" w:w="1080"/>
+            <w:tcW w:type="dxa" w:w="900"/>
           </w:tcPr>
           <w:p>
             <w:r/>
@@ -4107,7 +4125,7 @@
         </w:tc>
         <w:tc>
           <w:tcPr>
-            <w:tcW w:type="dxa" w:w="1080"/>
+            <w:tcW w:type="dxa" w:w="1100"/>
           </w:tcPr>
           <w:p>
             <w:r/>
@@ -4122,7 +4140,7 @@
         </w:tc>
         <w:tc>
           <w:tcPr>
-            <w:tcW w:type="dxa" w:w="1080"/>
+            <w:tcW w:type="dxa" w:w="3000"/>
           </w:tcPr>
           <w:p>
             <w:r/>
@@ -4137,7 +4155,7 @@
         </w:tc>
         <w:tc>
           <w:tcPr>
-            <w:tcW w:type="dxa" w:w="1080"/>
+            <w:tcW w:type="dxa" w:w="1500"/>
           </w:tcPr>
           <w:p>
             <w:r/>
@@ -4151,7 +4169,7 @@
         </w:tc>
         <w:tc>
           <w:tcPr>
-            <w:tcW w:type="dxa" w:w="1080"/>
+            <w:tcW w:type="dxa" w:w="1800"/>
           </w:tcPr>
           <w:p>
             <w:r/>
@@ -4189,22 +4207,23 @@
       <w:tblPr>
         <w:tblStyle w:val="LightGrid-Accent1"/>
         <w:tblW w:type="auto" w:w="0"/>
+        <w:tblLayout w:type="fixed"/>
         <w:tblLook w:firstColumn="1" w:firstRow="1" w:lastColumn="0" w:lastRow="0" w:noHBand="0" w:noVBand="1" w:val="04A0"/>
       </w:tblPr>
       <w:tblGrid>
-        <w:gridCol w:w="1080"/>
-        <w:gridCol w:w="1080"/>
-        <w:gridCol w:w="1080"/>
-        <w:gridCol w:w="1080"/>
-        <w:gridCol w:w="1080"/>
-        <w:gridCol w:w="1080"/>
-        <w:gridCol w:w="1080"/>
-        <w:gridCol w:w="1080"/>
+        <w:gridCol w:w="1767"/>
+        <w:gridCol w:w="1767"/>
+        <w:gridCol w:w="1767"/>
+        <w:gridCol w:w="1767"/>
+        <w:gridCol w:w="1767"/>
+        <w:gridCol w:w="1767"/>
+        <w:gridCol w:w="1767"/>
+        <w:gridCol w:w="1767"/>
       </w:tblGrid>
       <w:tr>
         <w:tc>
           <w:tcPr>
-            <w:tcW w:type="dxa" w:w="1080"/>
+            <w:tcW w:type="dxa" w:w="800"/>
           </w:tcPr>
           <w:p>
             <w:r/>
@@ -4219,7 +4238,7 @@
         </w:tc>
         <w:tc>
           <w:tcPr>
-            <w:tcW w:type="dxa" w:w="1080"/>
+            <w:tcW w:type="dxa" w:w="1800"/>
           </w:tcPr>
           <w:p>
             <w:r/>
@@ -4234,7 +4253,7 @@
         </w:tc>
         <w:tc>
           <w:tcPr>
-            <w:tcW w:type="dxa" w:w="1080"/>
+            <w:tcW w:type="dxa" w:w="3000"/>
           </w:tcPr>
           <w:p>
             <w:r/>
@@ -4249,7 +4268,7 @@
         </w:tc>
         <w:tc>
           <w:tcPr>
-            <w:tcW w:type="dxa" w:w="1080"/>
+            <w:tcW w:type="dxa" w:w="900"/>
           </w:tcPr>
           <w:p>
             <w:r/>
@@ -4264,7 +4283,7 @@
         </w:tc>
         <w:tc>
           <w:tcPr>
-            <w:tcW w:type="dxa" w:w="1080"/>
+            <w:tcW w:type="dxa" w:w="1100"/>
           </w:tcPr>
           <w:p>
             <w:r/>
@@ -4279,7 +4298,7 @@
         </w:tc>
         <w:tc>
           <w:tcPr>
-            <w:tcW w:type="dxa" w:w="1080"/>
+            <w:tcW w:type="dxa" w:w="3000"/>
           </w:tcPr>
           <w:p>
             <w:r/>
@@ -4294,7 +4313,7 @@
         </w:tc>
         <w:tc>
           <w:tcPr>
-            <w:tcW w:type="dxa" w:w="1080"/>
+            <w:tcW w:type="dxa" w:w="1500"/>
           </w:tcPr>
           <w:p>
             <w:r/>
@@ -4309,7 +4328,7 @@
         </w:tc>
         <w:tc>
           <w:tcPr>
-            <w:tcW w:type="dxa" w:w="1080"/>
+            <w:tcW w:type="dxa" w:w="1800"/>
           </w:tcPr>
           <w:p>
             <w:r/>
@@ -4326,7 +4345,7 @@
       <w:tr>
         <w:tc>
           <w:tcPr>
-            <w:tcW w:type="dxa" w:w="1080"/>
+            <w:tcW w:type="dxa" w:w="800"/>
           </w:tcPr>
           <w:p>
             <w:r/>
@@ -4341,7 +4360,7 @@
         </w:tc>
         <w:tc>
           <w:tcPr>
-            <w:tcW w:type="dxa" w:w="1080"/>
+            <w:tcW w:type="dxa" w:w="1800"/>
           </w:tcPr>
           <w:p>
             <w:r/>
@@ -4356,7 +4375,7 @@
         </w:tc>
         <w:tc>
           <w:tcPr>
-            <w:tcW w:type="dxa" w:w="1080"/>
+            <w:tcW w:type="dxa" w:w="3000"/>
           </w:tcPr>
           <w:p>
             <w:r/>
@@ -4371,7 +4390,7 @@
         </w:tc>
         <w:tc>
           <w:tcPr>
-            <w:tcW w:type="dxa" w:w="1080"/>
+            <w:tcW w:type="dxa" w:w="900"/>
           </w:tcPr>
           <w:p>
             <w:r/>
@@ -4386,7 +4405,7 @@
         </w:tc>
         <w:tc>
           <w:tcPr>
-            <w:tcW w:type="dxa" w:w="1080"/>
+            <w:tcW w:type="dxa" w:w="1100"/>
           </w:tcPr>
           <w:p>
             <w:r/>
@@ -4401,7 +4420,7 @@
         </w:tc>
         <w:tc>
           <w:tcPr>
-            <w:tcW w:type="dxa" w:w="1080"/>
+            <w:tcW w:type="dxa" w:w="3000"/>
           </w:tcPr>
           <w:p>
             <w:r/>
@@ -4416,7 +4435,7 @@
         </w:tc>
         <w:tc>
           <w:tcPr>
-            <w:tcW w:type="dxa" w:w="1080"/>
+            <w:tcW w:type="dxa" w:w="1500"/>
           </w:tcPr>
           <w:p>
             <w:r/>
@@ -4430,7 +4449,7 @@
         </w:tc>
         <w:tc>
           <w:tcPr>
-            <w:tcW w:type="dxa" w:w="1080"/>
+            <w:tcW w:type="dxa" w:w="1800"/>
           </w:tcPr>
           <w:p>
             <w:r/>
@@ -4446,7 +4465,7 @@
       <w:tr>
         <w:tc>
           <w:tcPr>
-            <w:tcW w:type="dxa" w:w="1080"/>
+            <w:tcW w:type="dxa" w:w="800"/>
           </w:tcPr>
           <w:p>
             <w:r/>
@@ -4461,7 +4480,7 @@
         </w:tc>
         <w:tc>
           <w:tcPr>
-            <w:tcW w:type="dxa" w:w="1080"/>
+            <w:tcW w:type="dxa" w:w="1800"/>
           </w:tcPr>
           <w:p>
             <w:r/>
@@ -4476,7 +4495,7 @@
         </w:tc>
         <w:tc>
           <w:tcPr>
-            <w:tcW w:type="dxa" w:w="1080"/>
+            <w:tcW w:type="dxa" w:w="3000"/>
           </w:tcPr>
           <w:p>
             <w:r/>
@@ -4491,7 +4510,7 @@
         </w:tc>
         <w:tc>
           <w:tcPr>
-            <w:tcW w:type="dxa" w:w="1080"/>
+            <w:tcW w:type="dxa" w:w="900"/>
           </w:tcPr>
           <w:p>
             <w:r/>
@@ -4506,7 +4525,7 @@
         </w:tc>
         <w:tc>
           <w:tcPr>
-            <w:tcW w:type="dxa" w:w="1080"/>
+            <w:tcW w:type="dxa" w:w="1100"/>
           </w:tcPr>
           <w:p>
             <w:r/>
@@ -4521,7 +4540,7 @@
         </w:tc>
         <w:tc>
           <w:tcPr>
-            <w:tcW w:type="dxa" w:w="1080"/>
+            <w:tcW w:type="dxa" w:w="3000"/>
           </w:tcPr>
           <w:p>
             <w:r/>
@@ -4536,7 +4555,7 @@
         </w:tc>
         <w:tc>
           <w:tcPr>
-            <w:tcW w:type="dxa" w:w="1080"/>
+            <w:tcW w:type="dxa" w:w="1500"/>
           </w:tcPr>
           <w:p>
             <w:r/>
@@ -4550,7 +4569,7 @@
         </w:tc>
         <w:tc>
           <w:tcPr>
-            <w:tcW w:type="dxa" w:w="1080"/>
+            <w:tcW w:type="dxa" w:w="1800"/>
           </w:tcPr>
           <w:p>
             <w:r/>
@@ -4566,7 +4585,7 @@
       <w:tr>
         <w:tc>
           <w:tcPr>
-            <w:tcW w:type="dxa" w:w="1080"/>
+            <w:tcW w:type="dxa" w:w="800"/>
           </w:tcPr>
           <w:p>
             <w:r/>
@@ -4581,7 +4600,7 @@
         </w:tc>
         <w:tc>
           <w:tcPr>
-            <w:tcW w:type="dxa" w:w="1080"/>
+            <w:tcW w:type="dxa" w:w="1800"/>
           </w:tcPr>
           <w:p>
             <w:r/>
@@ -4596,7 +4615,7 @@
         </w:tc>
         <w:tc>
           <w:tcPr>
-            <w:tcW w:type="dxa" w:w="1080"/>
+            <w:tcW w:type="dxa" w:w="3000"/>
           </w:tcPr>
           <w:p>
             <w:r/>
@@ -4611,7 +4630,7 @@
         </w:tc>
         <w:tc>
           <w:tcPr>
-            <w:tcW w:type="dxa" w:w="1080"/>
+            <w:tcW w:type="dxa" w:w="900"/>
           </w:tcPr>
           <w:p>
             <w:r/>
@@ -4626,7 +4645,7 @@
         </w:tc>
         <w:tc>
           <w:tcPr>
-            <w:tcW w:type="dxa" w:w="1080"/>
+            <w:tcW w:type="dxa" w:w="1100"/>
           </w:tcPr>
           <w:p>
             <w:r/>
@@ -4641,7 +4660,7 @@
         </w:tc>
         <w:tc>
           <w:tcPr>
-            <w:tcW w:type="dxa" w:w="1080"/>
+            <w:tcW w:type="dxa" w:w="3000"/>
           </w:tcPr>
           <w:p>
             <w:r/>
@@ -4656,7 +4675,7 @@
         </w:tc>
         <w:tc>
           <w:tcPr>
-            <w:tcW w:type="dxa" w:w="1080"/>
+            <w:tcW w:type="dxa" w:w="1500"/>
           </w:tcPr>
           <w:p>
             <w:r/>
@@ -4670,7 +4689,7 @@
         </w:tc>
         <w:tc>
           <w:tcPr>
-            <w:tcW w:type="dxa" w:w="1080"/>
+            <w:tcW w:type="dxa" w:w="1800"/>
           </w:tcPr>
           <w:p>
             <w:r/>
@@ -4702,8 +4721,8 @@
       </w:r>
     </w:p>
     <w:sectPr>
-      <w:pgSz w:w="12240" w:h="15840"/>
-      <w:pgMar w:top="1440" w:right="1800" w:bottom="1440" w:left="1800" w:header="720" w:footer="720" w:gutter="0"/>
+      <w:pgSz w:w="15840" w:h="12240" w:orient="landscape"/>
+      <w:pgMar w:top="1440" w:right="850" w:bottom="1440" w:left="850" w:header="720" w:footer="720" w:gutter="0"/>
       <w:cols w:space="720"/>
       <w:docGrid w:linePitch="360"/>
     </w:sectPr>

--- a/pentru-editori/10-cap/10-cap.docx
+++ b/pentru-editori/10-cap/10-cap.docx
@@ -7,26 +7,47 @@
         <w:pStyle w:val="Heading1"/>
       </w:pPr>
       <w:r>
+        <w:t>Cap — pachet de review</w:t>
+      </w:r>
+    </w:p>
+    <w:p>
+      <w:pPr>
+        <w:spacing w:after="40"/>
+      </w:pPr>
+      <w:r>
         <w:rPr>
-          <w:color w:val="1C5D8C"/>
+          <w:b/>
+          <w:color w:val="555555"/>
+          <w:sz w:val="21"/>
         </w:rPr>
-        <w:t>Cap</w:t>
+        <w:t>Revizia ghidului de indicații radioimagistice aprobat în 2021 · document de lucru pentru editorul de capitol</w:t>
+      </w:r>
+    </w:p>
+    <w:p>
+      <w:pPr>
+        <w:spacing w:before="40" w:after="200"/>
+        <w:pBdr>
+          <w:bottom w:val="single" w:sz="6" w:space="1" w:color="1C5D8C"/>
+        </w:pBdr>
+      </w:pPr>
+    </w:p>
+    <w:p>
+      <w:r>
+        <w:t>Documentul cuprinde, pentru capitolul dumneavoastră: modificările deja aplicate (informativ), problemele rămase de decis, propunerile de conținut nou și duplicatele de rezolvat. Conținutul actual al capitolului nu este reprodus aici — vine din fișierul GHID.csv, transmis alături.</w:t>
+      </w:r>
+    </w:p>
+    <w:p>
+      <w:r>
+        <w:t>Vă rugăm să completați coloanele „Decizie” (Aprobat / Respins / Amânat) și „Comentariu” direct în tabele, fără să le modificați structura. Acolo unde o problemă are variante enumerate, este suficient să indicați varianta aleasă.</w:t>
       </w:r>
     </w:p>
     <w:p>
       <w:r>
         <w:rPr>
           <w:i/>
+          <w:color w:val="555555"/>
         </w:rPr>
-        <w:t>Vă rugăm să completați coloanele „Decizie” și „Comentariu” direct în tabele (Aprobat / Respins / Amânat), fără să modificați structura lor.</w:t>
-      </w:r>
-    </w:p>
-    <w:p>
-      <w:r>
-        <w:rPr>
-          <w:i/>
-        </w:rPr>
-        <w:t>Alăturat: GHID.csv, conținutul integral al ghidului, și „Decizii structurale comune”.</w:t>
+        <w:t>Transmise alături: GHID.csv — conținutul integral al ghidului — și memoul „Decizii structurale comune”, de citit înaintea acestui pachet.</w:t>
       </w:r>
     </w:p>
     <w:p>
@@ -34,10 +55,12 @@
         <w:pStyle w:val="Heading2"/>
       </w:pPr>
       <w:r>
-        <w:rPr>
-          <w:color w:val="1C5D8C"/>
-        </w:rPr>
-        <w:t>1. Modificări aplicate (informativ)</w:t>
+        <w:t>1. Modificări deja aplicate (informativ)</w:t>
+      </w:r>
+    </w:p>
+    <w:p>
+      <w:r>
+        <w:t>Nu necesită decizie; sunt listate pentru ca revizuirea capitolului să pornească de la starea curentă.</w:t>
       </w:r>
     </w:p>
     <w:p>
@@ -77,35 +100,45 @@
         <w:pStyle w:val="Heading2"/>
       </w:pPr>
       <w:r>
-        <w:rPr>
-          <w:color w:val="1C5D8C"/>
-        </w:rPr>
         <w:t>2. Probleme de decis</w:t>
       </w:r>
     </w:p>
     <w:tbl>
       <w:tblPr>
-        <w:tblStyle w:val="LightGrid-Accent1"/>
-        <w:tblW w:type="auto" w:w="0"/>
+        <w:tblStyle w:val="TableGrid"/>
+        <w:tblW w:type="dxa" w:w="15100"/>
         <w:tblLayout w:type="fixed"/>
         <w:tblLook w:firstColumn="1" w:firstRow="1" w:lastColumn="0" w:lastRow="0" w:noHBand="0" w:noVBand="1" w:val="04A0"/>
       </w:tblPr>
       <w:tblGrid>
-        <w:gridCol w:w="4713"/>
-        <w:gridCol w:w="4713"/>
-        <w:gridCol w:w="4713"/>
+        <w:gridCol w:w="8500"/>
+        <w:gridCol w:w="3000"/>
+        <w:gridCol w:w="3600"/>
       </w:tblGrid>
       <w:tr>
+        <w:trPr>
+          <w:tblHeader w:val="true"/>
+        </w:trPr>
         <w:tc>
           <w:tcPr>
-            <w:tcW w:type="dxa" w:w="8400"/>
+            <w:tcW w:type="dxa" w:w="8500"/>
+            <w:vAlign w:val="top"/>
+            <w:shd w:val="clear" w:fill="1C5D8C"/>
           </w:tcPr>
           <w:p>
-            <w:r/>
+            <w:pPr>
+              <w:spacing w:after="40" w:line="240" w:lineRule="auto"/>
+            </w:pPr>
+            <w:r>
+              <w:rPr>
+                <w:color w:val="FFFFFF"/>
+              </w:rPr>
+            </w:r>
             <w:r>
               <w:rPr>
                 <w:b/>
                 <w:i w:val="0"/>
+                <w:sz w:val="19"/>
               </w:rPr>
               <w:t>Problemă</w:t>
             </w:r>
@@ -113,14 +146,24 @@
         </w:tc>
         <w:tc>
           <w:tcPr>
-            <w:tcW w:type="dxa" w:w="2700"/>
+            <w:tcW w:type="dxa" w:w="3000"/>
+            <w:vAlign w:val="top"/>
+            <w:shd w:val="clear" w:fill="1C5D8C"/>
           </w:tcPr>
           <w:p>
-            <w:r/>
+            <w:pPr>
+              <w:spacing w:after="40" w:line="240" w:lineRule="auto"/>
+            </w:pPr>
+            <w:r>
+              <w:rPr>
+                <w:color w:val="FFFFFF"/>
+              </w:rPr>
+            </w:r>
             <w:r>
               <w:rPr>
                 <w:b/>
                 <w:i w:val="0"/>
+                <w:sz w:val="19"/>
               </w:rPr>
               <w:t>Decizie</w:t>
             </w:r>
@@ -128,14 +171,24 @@
         </w:tc>
         <w:tc>
           <w:tcPr>
-            <w:tcW w:type="dxa" w:w="2700"/>
+            <w:tcW w:type="dxa" w:w="3600"/>
+            <w:vAlign w:val="top"/>
+            <w:shd w:val="clear" w:fill="1C5D8C"/>
           </w:tcPr>
           <w:p>
-            <w:r/>
+            <w:pPr>
+              <w:spacing w:after="40" w:line="240" w:lineRule="auto"/>
+            </w:pPr>
+            <w:r>
+              <w:rPr>
+                <w:color w:val="FFFFFF"/>
+              </w:rPr>
+            </w:r>
             <w:r>
               <w:rPr>
                 <w:b/>
                 <w:i w:val="0"/>
+                <w:sz w:val="19"/>
               </w:rPr>
               <w:t>Comentariu</w:t>
             </w:r>
@@ -145,57 +198,91 @@
       <w:tr>
         <w:tc>
           <w:tcPr>
-            <w:tcW w:type="dxa" w:w="8400"/>
+            <w:tcW w:type="dxa" w:w="8500"/>
+            <w:vAlign w:val="top"/>
           </w:tcPr>
           <w:p>
+            <w:pPr>
+              <w:spacing w:after="60" w:line="240" w:lineRule="auto"/>
+            </w:pPr>
             <w:r/>
             <w:r>
               <w:rPr>
                 <w:b/>
+                <w:i w:val="0"/>
+                <w:sz w:val="19"/>
               </w:rPr>
               <w:t>Artrografia ATM — se păstrează pe termen lung sau se elimină?</w:t>
             </w:r>
           </w:p>
           <w:p>
-            <w:r>
+            <w:pPr>
+              <w:spacing w:after="40" w:line="240" w:lineRule="auto"/>
+            </w:pPr>
+            <w:r>
+              <w:rPr>
+                <w:sz w:val="19"/>
+              </w:rPr>
               <w:t>Ambele rânduri sunt „Neindicat”, cu nota că artrografia ATM e înlocuită de IRM.</w:t>
             </w:r>
           </w:p>
           <w:p>
-            <w:r>
+            <w:pPr>
+              <w:spacing w:after="40" w:line="240" w:lineRule="auto"/>
+            </w:pPr>
+            <w:r>
+              <w:rPr>
+                <w:sz w:val="19"/>
+              </w:rPr>
               <w:t>• Se păstrează (indicație istorică/negativă)</w:t>
             </w:r>
           </w:p>
           <w:p>
-            <w:r>
+            <w:pPr>
+              <w:spacing w:after="40" w:line="240" w:lineRule="auto"/>
+            </w:pPr>
+            <w:r>
+              <w:rPr>
+                <w:sz w:val="19"/>
+              </w:rPr>
               <w:t>• Se elimină</w:t>
             </w:r>
           </w:p>
         </w:tc>
         <w:tc>
           <w:tcPr>
-            <w:tcW w:type="dxa" w:w="2700"/>
+            <w:tcW w:type="dxa" w:w="3000"/>
+            <w:vAlign w:val="top"/>
           </w:tcPr>
           <w:p>
+            <w:pPr>
+              <w:spacing w:after="40" w:line="240" w:lineRule="auto"/>
+            </w:pPr>
             <w:r/>
             <w:r>
               <w:rPr>
                 <w:b w:val="0"/>
                 <w:i w:val="0"/>
+                <w:sz w:val="19"/>
               </w:rPr>
             </w:r>
           </w:p>
         </w:tc>
         <w:tc>
           <w:tcPr>
-            <w:tcW w:type="dxa" w:w="2700"/>
+            <w:tcW w:type="dxa" w:w="3600"/>
+            <w:vAlign w:val="top"/>
           </w:tcPr>
           <w:p>
+            <w:pPr>
+              <w:spacing w:after="40" w:line="240" w:lineRule="auto"/>
+            </w:pPr>
             <w:r/>
             <w:r>
               <w:rPr>
                 <w:b w:val="0"/>
                 <w:i w:val="0"/>
+                <w:sz w:val="19"/>
               </w:rPr>
             </w:r>
           </w:p>
@@ -204,62 +291,102 @@
       <w:tr>
         <w:tc>
           <w:tcPr>
-            <w:tcW w:type="dxa" w:w="8400"/>
+            <w:tcW w:type="dxa" w:w="8500"/>
+            <w:vAlign w:val="top"/>
           </w:tcPr>
           <w:p>
+            <w:pPr>
+              <w:spacing w:after="60" w:line="240" w:lineRule="auto"/>
+            </w:pPr>
             <w:r/>
             <w:r>
               <w:rPr>
                 <w:b/>
+                <w:i w:val="0"/>
+                <w:sz w:val="19"/>
               </w:rPr>
               <w:t>Structura Neuro/ORL — se păstrează sau se sparge Neuro pe grupuri de boală?</w:t>
             </w:r>
           </w:p>
           <w:p>
-            <w:r>
+            <w:pPr>
+              <w:spacing w:after="40" w:line="240" w:lineRule="auto"/>
+            </w:pPr>
+            <w:r>
+              <w:rPr>
+                <w:sz w:val="19"/>
+              </w:rPr>
               <w:t>Recomandare: se păstrează (analog Cord/Pulmon, ținute întregi în alte capitole); NU se sparge Neuro pe boală — ar fi singurul astfel de caz din tot ghidul.</w:t>
             </w:r>
           </w:p>
           <w:p>
-            <w:r>
+            <w:pPr>
+              <w:spacing w:after="40" w:line="240" w:lineRule="auto"/>
+            </w:pPr>
+            <w:r>
+              <w:rPr>
+                <w:sz w:val="19"/>
+              </w:rPr>
               <w:t>• Se păstrează Neuro/ORL</w:t>
             </w:r>
           </w:p>
           <w:p>
-            <w:r>
+            <w:pPr>
+              <w:spacing w:after="40" w:line="240" w:lineRule="auto"/>
+            </w:pPr>
+            <w:r>
+              <w:rPr>
+                <w:sz w:val="19"/>
+              </w:rPr>
               <w:t>• Se sparge Neuro pe grupuri de boală</w:t>
             </w:r>
           </w:p>
           <w:p>
-            <w:r>
+            <w:pPr>
+              <w:spacing w:after="40" w:line="240" w:lineRule="auto"/>
+            </w:pPr>
+            <w:r>
+              <w:rPr>
+                <w:sz w:val="19"/>
+              </w:rPr>
               <w:t>• Se redenumesc (ex. „Sistem nervos” / „Sferă ORL”)</w:t>
             </w:r>
           </w:p>
         </w:tc>
         <w:tc>
           <w:tcPr>
-            <w:tcW w:type="dxa" w:w="2700"/>
+            <w:tcW w:type="dxa" w:w="3000"/>
+            <w:vAlign w:val="top"/>
           </w:tcPr>
           <w:p>
+            <w:pPr>
+              <w:spacing w:after="40" w:line="240" w:lineRule="auto"/>
+            </w:pPr>
             <w:r/>
             <w:r>
               <w:rPr>
                 <w:b w:val="0"/>
                 <w:i w:val="0"/>
+                <w:sz w:val="19"/>
               </w:rPr>
             </w:r>
           </w:p>
         </w:tc>
         <w:tc>
           <w:tcPr>
-            <w:tcW w:type="dxa" w:w="2700"/>
+            <w:tcW w:type="dxa" w:w="3600"/>
+            <w:vAlign w:val="top"/>
           </w:tcPr>
           <w:p>
+            <w:pPr>
+              <w:spacing w:after="40" w:line="240" w:lineRule="auto"/>
+            </w:pPr>
             <w:r/>
             <w:r>
               <w:rPr>
                 <w:b w:val="0"/>
                 <w:i w:val="0"/>
+                <w:sz w:val="19"/>
               </w:rPr>
             </w:r>
           </w:p>
@@ -268,57 +395,91 @@
       <w:tr>
         <w:tc>
           <w:tcPr>
-            <w:tcW w:type="dxa" w:w="8400"/>
+            <w:tcW w:type="dxa" w:w="8500"/>
+            <w:vAlign w:val="top"/>
           </w:tcPr>
           <w:p>
+            <w:pPr>
+              <w:spacing w:after="60" w:line="240" w:lineRule="auto"/>
+            </w:pPr>
             <w:r/>
             <w:r>
               <w:rPr>
                 <w:b/>
+                <w:i w:val="0"/>
+                <w:sz w:val="19"/>
               </w:rPr>
               <w:t>Comentariul IRM la „Probleme psihiatrice” (NR 1001) descrie de fapt scleroza multiplă</w:t>
             </w:r>
           </w:p>
           <w:p>
-            <w:r>
+            <w:pPr>
+              <w:spacing w:after="40" w:line="240" w:lineRule="auto"/>
+            </w:pPr>
+            <w:r>
+              <w:rPr>
+                <w:sz w:val="19"/>
+              </w:rPr>
               <w:t>Aproape sigur copy-paste din rândul-soră NR 980; de rescris cu conținutul corect (rolul IRM în bilanțul unei tulburări psihiatrice).</w:t>
             </w:r>
           </w:p>
           <w:p>
-            <w:r>
+            <w:pPr>
+              <w:spacing w:after="40" w:line="240" w:lineRule="auto"/>
+            </w:pPr>
+            <w:r>
+              <w:rPr>
+                <w:sz w:val="19"/>
+              </w:rPr>
               <w:t>• Rescriere de conținut</w:t>
             </w:r>
           </w:p>
           <w:p>
-            <w:r>
+            <w:pPr>
+              <w:spacing w:after="40" w:line="240" w:lineRule="auto"/>
+            </w:pPr>
+            <w:r>
+              <w:rPr>
+                <w:sz w:val="19"/>
+              </w:rPr>
               <w:t>• Rămâne nemodificat</w:t>
             </w:r>
           </w:p>
         </w:tc>
         <w:tc>
           <w:tcPr>
-            <w:tcW w:type="dxa" w:w="2700"/>
+            <w:tcW w:type="dxa" w:w="3000"/>
+            <w:vAlign w:val="top"/>
           </w:tcPr>
           <w:p>
+            <w:pPr>
+              <w:spacing w:after="40" w:line="240" w:lineRule="auto"/>
+            </w:pPr>
             <w:r/>
             <w:r>
               <w:rPr>
                 <w:b w:val="0"/>
                 <w:i w:val="0"/>
+                <w:sz w:val="19"/>
               </w:rPr>
             </w:r>
           </w:p>
         </w:tc>
         <w:tc>
           <w:tcPr>
-            <w:tcW w:type="dxa" w:w="2700"/>
+            <w:tcW w:type="dxa" w:w="3600"/>
+            <w:vAlign w:val="top"/>
           </w:tcPr>
           <w:p>
+            <w:pPr>
+              <w:spacing w:after="40" w:line="240" w:lineRule="auto"/>
+            </w:pPr>
             <w:r/>
             <w:r>
               <w:rPr>
                 <w:b w:val="0"/>
                 <w:i w:val="0"/>
+                <w:sz w:val="19"/>
               </w:rPr>
             </w:r>
           </w:p>
@@ -327,62 +488,102 @@
       <w:tr>
         <w:tc>
           <w:tcPr>
-            <w:tcW w:type="dxa" w:w="8400"/>
+            <w:tcW w:type="dxa" w:w="8500"/>
+            <w:vAlign w:val="top"/>
           </w:tcPr>
           <w:p>
+            <w:pPr>
+              <w:spacing w:after="60" w:line="240" w:lineRule="auto"/>
+            </w:pPr>
             <w:r/>
             <w:r>
               <w:rPr>
                 <w:b/>
+                <w:i w:val="0"/>
+                <w:sz w:val="19"/>
               </w:rPr>
               <w:t>Stenoza carotidiană — consolidarea intervenționalului RI (Aparat cardiovascular vs Sistem nervos)</w:t>
             </w:r>
           </w:p>
           <w:p>
-            <w:r>
+            <w:pPr>
+              <w:spacing w:after="40" w:line="240" w:lineRule="auto"/>
+            </w:pPr>
+            <w:r>
+              <w:rPr>
+                <w:sz w:val="19"/>
+              </w:rPr>
               <w:t>Amânată la cererea dvs.; partea diagnostică e deja rezolvată (rămâne în Neuro).</w:t>
             </w:r>
           </w:p>
           <w:p>
-            <w:r>
+            <w:pPr>
+              <w:spacing w:after="40" w:line="240" w:lineRule="auto"/>
+            </w:pPr>
+            <w:r>
+              <w:rPr>
+                <w:sz w:val="19"/>
+              </w:rPr>
               <w:t>• Consolidare la RI › Sistem nervos</w:t>
             </w:r>
           </w:p>
           <w:p>
-            <w:r>
+            <w:pPr>
+              <w:spacing w:after="40" w:line="240" w:lineRule="auto"/>
+            </w:pPr>
+            <w:r>
+              <w:rPr>
+                <w:sz w:val="19"/>
+              </w:rPr>
               <w:t>• Consolidare la RI › Aparat cardiovascular</w:t>
             </w:r>
           </w:p>
           <w:p>
-            <w:r>
+            <w:pPr>
+              <w:spacing w:after="40" w:line="240" w:lineRule="auto"/>
+            </w:pPr>
+            <w:r>
+              <w:rPr>
+                <w:sz w:val="19"/>
+              </w:rPr>
               <w:t>• Rămâne fragmentat</w:t>
             </w:r>
           </w:p>
         </w:tc>
         <w:tc>
           <w:tcPr>
-            <w:tcW w:type="dxa" w:w="2700"/>
+            <w:tcW w:type="dxa" w:w="3000"/>
+            <w:vAlign w:val="top"/>
           </w:tcPr>
           <w:p>
+            <w:pPr>
+              <w:spacing w:after="40" w:line="240" w:lineRule="auto"/>
+            </w:pPr>
             <w:r/>
             <w:r>
               <w:rPr>
                 <w:b w:val="0"/>
                 <w:i w:val="0"/>
+                <w:sz w:val="19"/>
               </w:rPr>
             </w:r>
           </w:p>
         </w:tc>
         <w:tc>
           <w:tcPr>
-            <w:tcW w:type="dxa" w:w="2700"/>
+            <w:tcW w:type="dxa" w:w="3600"/>
+            <w:vAlign w:val="top"/>
           </w:tcPr>
           <w:p>
+            <w:pPr>
+              <w:spacing w:after="40" w:line="240" w:lineRule="auto"/>
+            </w:pPr>
             <w:r/>
             <w:r>
               <w:rPr>
                 <w:b w:val="0"/>
                 <w:i w:val="0"/>
+                <w:sz w:val="19"/>
               </w:rPr>
             </w:r>
           </w:p>
@@ -391,57 +592,91 @@
       <w:tr>
         <w:tc>
           <w:tcPr>
-            <w:tcW w:type="dxa" w:w="8400"/>
+            <w:tcW w:type="dxa" w:w="8500"/>
+            <w:vAlign w:val="top"/>
           </w:tcPr>
           <w:p>
+            <w:pPr>
+              <w:spacing w:after="60" w:line="240" w:lineRule="auto"/>
+            </w:pPr>
             <w:r/>
             <w:r>
               <w:rPr>
                 <w:b/>
+                <w:i w:val="0"/>
+                <w:sz w:val="19"/>
               </w:rPr>
               <w:t>Topicuri ORL opționale — de adăugat dacă se dorește acoperire exhaustivă?</w:t>
             </w:r>
           </w:p>
           <w:p>
-            <w:r>
+            <w:pPr>
+              <w:spacing w:after="40" w:line="240" w:lineRule="auto"/>
+            </w:pPr>
+            <w:r>
+              <w:rPr>
+                <w:sz w:val="19"/>
+              </w:rPr>
               <w:t>Boala Menière / hidrops endolimfatic (IRM cu gadolinium tardiv); malformații/displazii ale urechii interne (bilanț pre-implant cohlear); nevralgie de trigemen (IRM cu secvențe de conflict neuro-vascular).</w:t>
             </w:r>
           </w:p>
           <w:p>
-            <w:r>
+            <w:pPr>
+              <w:spacing w:after="40" w:line="240" w:lineRule="auto"/>
+            </w:pPr>
+            <w:r>
+              <w:rPr>
+                <w:sz w:val="19"/>
+              </w:rPr>
               <w:t>• Se adaugă</w:t>
             </w:r>
           </w:p>
           <w:p>
-            <w:r>
+            <w:pPr>
+              <w:spacing w:after="40" w:line="240" w:lineRule="auto"/>
+            </w:pPr>
+            <w:r>
+              <w:rPr>
+                <w:sz w:val="19"/>
+              </w:rPr>
               <w:t>• Nu se adaugă</w:t>
             </w:r>
           </w:p>
         </w:tc>
         <w:tc>
           <w:tcPr>
-            <w:tcW w:type="dxa" w:w="2700"/>
+            <w:tcW w:type="dxa" w:w="3000"/>
+            <w:vAlign w:val="top"/>
           </w:tcPr>
           <w:p>
+            <w:pPr>
+              <w:spacing w:after="40" w:line="240" w:lineRule="auto"/>
+            </w:pPr>
             <w:r/>
             <w:r>
               <w:rPr>
                 <w:b w:val="0"/>
                 <w:i w:val="0"/>
+                <w:sz w:val="19"/>
               </w:rPr>
             </w:r>
           </w:p>
         </w:tc>
         <w:tc>
           <w:tcPr>
-            <w:tcW w:type="dxa" w:w="2700"/>
+            <w:tcW w:type="dxa" w:w="3600"/>
+            <w:vAlign w:val="top"/>
           </w:tcPr>
           <w:p>
+            <w:pPr>
+              <w:spacing w:after="40" w:line="240" w:lineRule="auto"/>
+            </w:pPr>
             <w:r/>
             <w:r>
               <w:rPr>
                 <w:b w:val="0"/>
                 <w:i w:val="0"/>
+                <w:sz w:val="19"/>
               </w:rPr>
             </w:r>
           </w:p>
@@ -453,15 +688,12 @@
         <w:pStyle w:val="Heading2"/>
       </w:pPr>
       <w:r>
-        <w:rPr>
-          <w:color w:val="1C5D8C"/>
-        </w:rPr>
-        <w:t>3. Propuneri noi</w:t>
+        <w:t>3. Propuneri de conținut nou</w:t>
       </w:r>
     </w:p>
     <w:p>
       <w:r>
-        <w:t>Grade și doze orientative — de validat clinic.</w:t>
+        <w:t>Gradele și dozele sunt orientative — se validează clinic. Fiecare rând se aprobă, se respinge sau se amână separat.</w:t>
       </w:r>
     </w:p>
     <w:p>
@@ -469,9 +701,6 @@
         <w:pStyle w:val="Heading3"/>
       </w:pPr>
       <w:r>
-        <w:rPr>
-          <w:color w:val="1C5D8C"/>
-        </w:rPr>
         <w:t>Neuro — Anevrism intracranian nerupt / malformație vasculară (MAV, fistulă durală) — depistare și urmărire</w:t>
       </w:r>
     </w:p>
@@ -479,38 +708,52 @@
       <w:r>
         <w:rPr>
           <w:i/>
+          <w:color w:val="555555"/>
         </w:rPr>
         <w:t>Cf. ACR Appropriateness Criteria – Cerebrovascular Diseases (Aneurysm, Vascular Malformation, and Subarachnoid Hemorrhage).</w:t>
       </w:r>
     </w:p>
     <w:tbl>
       <w:tblPr>
-        <w:tblStyle w:val="LightGrid-Accent1"/>
-        <w:tblW w:type="auto" w:w="0"/>
+        <w:tblStyle w:val="TableGrid"/>
+        <w:tblW w:type="dxa" w:w="15120"/>
         <w:tblLayout w:type="fixed"/>
         <w:tblLook w:firstColumn="1" w:firstRow="1" w:lastColumn="0" w:lastRow="0" w:noHBand="0" w:noVBand="1" w:val="04A0"/>
       </w:tblPr>
       <w:tblGrid>
-        <w:gridCol w:w="1767"/>
-        <w:gridCol w:w="1767"/>
-        <w:gridCol w:w="1767"/>
-        <w:gridCol w:w="1767"/>
-        <w:gridCol w:w="1767"/>
-        <w:gridCol w:w="1767"/>
-        <w:gridCol w:w="1767"/>
-        <w:gridCol w:w="1767"/>
+        <w:gridCol w:w="640"/>
+        <w:gridCol w:w="2360"/>
+        <w:gridCol w:w="1900"/>
+        <w:gridCol w:w="760"/>
+        <w:gridCol w:w="800"/>
+        <w:gridCol w:w="3400"/>
+        <w:gridCol w:w="2100"/>
+        <w:gridCol w:w="3160"/>
       </w:tblGrid>
       <w:tr>
+        <w:trPr>
+          <w:tblHeader w:val="true"/>
+        </w:trPr>
         <w:tc>
           <w:tcPr>
-            <w:tcW w:type="dxa" w:w="800"/>
+            <w:tcW w:type="dxa" w:w="640"/>
+            <w:vAlign w:val="top"/>
+            <w:shd w:val="clear" w:fill="1C5D8C"/>
           </w:tcPr>
           <w:p>
-            <w:r/>
+            <w:pPr>
+              <w:spacing w:after="40" w:line="240" w:lineRule="auto"/>
+            </w:pPr>
+            <w:r>
+              <w:rPr>
+                <w:color w:val="FFFFFF"/>
+              </w:rPr>
+            </w:r>
             <w:r>
               <w:rPr>
                 <w:b/>
                 <w:i w:val="0"/>
+                <w:sz w:val="19"/>
               </w:rPr>
               <w:t>Tip</w:t>
             </w:r>
@@ -518,14 +761,24 @@
         </w:tc>
         <w:tc>
           <w:tcPr>
-            <w:tcW w:type="dxa" w:w="1800"/>
+            <w:tcW w:type="dxa" w:w="2360"/>
+            <w:vAlign w:val="top"/>
+            <w:shd w:val="clear" w:fill="1C5D8C"/>
           </w:tcPr>
           <w:p>
-            <w:r/>
+            <w:pPr>
+              <w:spacing w:after="40" w:line="240" w:lineRule="auto"/>
+            </w:pPr>
+            <w:r>
+              <w:rPr>
+                <w:color w:val="FFFFFF"/>
+              </w:rPr>
+            </w:r>
             <w:r>
               <w:rPr>
                 <w:b/>
                 <w:i w:val="0"/>
+                <w:sz w:val="19"/>
               </w:rPr>
               <w:t>Examen</w:t>
             </w:r>
@@ -533,14 +786,24 @@
         </w:tc>
         <w:tc>
           <w:tcPr>
-            <w:tcW w:type="dxa" w:w="3000"/>
+            <w:tcW w:type="dxa" w:w="1900"/>
+            <w:vAlign w:val="top"/>
+            <w:shd w:val="clear" w:fill="1C5D8C"/>
           </w:tcPr>
           <w:p>
-            <w:r/>
+            <w:pPr>
+              <w:spacing w:after="40" w:line="240" w:lineRule="auto"/>
+            </w:pPr>
+            <w:r>
+              <w:rPr>
+                <w:color w:val="FFFFFF"/>
+              </w:rPr>
+            </w:r>
             <w:r>
               <w:rPr>
                 <w:b/>
                 <w:i w:val="0"/>
+                <w:sz w:val="19"/>
               </w:rPr>
               <w:t>Indicație</w:t>
             </w:r>
@@ -548,14 +811,24 @@
         </w:tc>
         <w:tc>
           <w:tcPr>
-            <w:tcW w:type="dxa" w:w="900"/>
+            <w:tcW w:type="dxa" w:w="760"/>
+            <w:vAlign w:val="top"/>
+            <w:shd w:val="clear" w:fill="1C5D8C"/>
           </w:tcPr>
           <w:p>
-            <w:r/>
+            <w:pPr>
+              <w:spacing w:after="40" w:line="240" w:lineRule="auto"/>
+            </w:pPr>
+            <w:r>
+              <w:rPr>
+                <w:color w:val="FFFFFF"/>
+              </w:rPr>
+            </w:r>
             <w:r>
               <w:rPr>
                 <w:b/>
                 <w:i w:val="0"/>
+                <w:sz w:val="19"/>
               </w:rPr>
               <w:t>Grad</w:t>
             </w:r>
@@ -563,14 +836,24 @@
         </w:tc>
         <w:tc>
           <w:tcPr>
-            <w:tcW w:type="dxa" w:w="1100"/>
+            <w:tcW w:type="dxa" w:w="800"/>
+            <w:vAlign w:val="top"/>
+            <w:shd w:val="clear" w:fill="1C5D8C"/>
           </w:tcPr>
           <w:p>
-            <w:r/>
+            <w:pPr>
+              <w:spacing w:after="40" w:line="240" w:lineRule="auto"/>
+            </w:pPr>
+            <w:r>
+              <w:rPr>
+                <w:color w:val="FFFFFF"/>
+              </w:rPr>
+            </w:r>
             <w:r>
               <w:rPr>
                 <w:b/>
                 <w:i w:val="0"/>
+                <w:sz w:val="19"/>
               </w:rPr>
               <w:t>Doză</w:t>
             </w:r>
@@ -578,14 +861,24 @@
         </w:tc>
         <w:tc>
           <w:tcPr>
-            <w:tcW w:type="dxa" w:w="3000"/>
+            <w:tcW w:type="dxa" w:w="3400"/>
+            <w:vAlign w:val="top"/>
+            <w:shd w:val="clear" w:fill="1C5D8C"/>
           </w:tcPr>
           <w:p>
-            <w:r/>
+            <w:pPr>
+              <w:spacing w:after="40" w:line="240" w:lineRule="auto"/>
+            </w:pPr>
+            <w:r>
+              <w:rPr>
+                <w:color w:val="FFFFFF"/>
+              </w:rPr>
+            </w:r>
             <w:r>
               <w:rPr>
                 <w:b/>
                 <w:i w:val="0"/>
+                <w:sz w:val="19"/>
               </w:rPr>
               <w:t>Comentarii</w:t>
             </w:r>
@@ -593,14 +886,24 @@
         </w:tc>
         <w:tc>
           <w:tcPr>
-            <w:tcW w:type="dxa" w:w="1500"/>
+            <w:tcW w:type="dxa" w:w="2100"/>
+            <w:vAlign w:val="top"/>
+            <w:shd w:val="clear" w:fill="1C5D8C"/>
           </w:tcPr>
           <w:p>
-            <w:r/>
+            <w:pPr>
+              <w:spacing w:after="40" w:line="240" w:lineRule="auto"/>
+            </w:pPr>
+            <w:r>
+              <w:rPr>
+                <w:color w:val="FFFFFF"/>
+              </w:rPr>
+            </w:r>
             <w:r>
               <w:rPr>
                 <w:b/>
                 <w:i w:val="0"/>
+                <w:sz w:val="19"/>
               </w:rPr>
               <w:t>Decizie</w:t>
             </w:r>
@@ -608,14 +911,24 @@
         </w:tc>
         <w:tc>
           <w:tcPr>
-            <w:tcW w:type="dxa" w:w="1800"/>
+            <w:tcW w:type="dxa" w:w="3160"/>
+            <w:vAlign w:val="top"/>
+            <w:shd w:val="clear" w:fill="1C5D8C"/>
           </w:tcPr>
           <w:p>
-            <w:r/>
+            <w:pPr>
+              <w:spacing w:after="40" w:line="240" w:lineRule="auto"/>
+            </w:pPr>
+            <w:r>
+              <w:rPr>
+                <w:color w:val="FFFFFF"/>
+              </w:rPr>
+            </w:r>
             <w:r>
               <w:rPr>
                 <w:b/>
                 <w:i w:val="0"/>
+                <w:sz w:val="19"/>
               </w:rPr>
               <w:t>Comentariu editor</w:t>
             </w:r>
@@ -625,14 +938,19 @@
       <w:tr>
         <w:tc>
           <w:tcPr>
-            <w:tcW w:type="dxa" w:w="800"/>
+            <w:tcW w:type="dxa" w:w="640"/>
+            <w:vAlign w:val="top"/>
           </w:tcPr>
           <w:p>
+            <w:pPr>
+              <w:spacing w:after="40" w:line="240" w:lineRule="auto"/>
+            </w:pPr>
             <w:r/>
             <w:r>
               <w:rPr>
                 <w:b w:val="0"/>
                 <w:i w:val="0"/>
+                <w:sz w:val="19"/>
               </w:rPr>
               <w:t>M</w:t>
             </w:r>
@@ -640,14 +958,19 @@
         </w:tc>
         <w:tc>
           <w:tcPr>
-            <w:tcW w:type="dxa" w:w="1800"/>
+            <w:tcW w:type="dxa" w:w="2360"/>
+            <w:vAlign w:val="top"/>
           </w:tcPr>
           <w:p>
+            <w:pPr>
+              <w:spacing w:after="40" w:line="240" w:lineRule="auto"/>
+            </w:pPr>
             <w:r/>
             <w:r>
               <w:rPr>
                 <w:b w:val="0"/>
                 <w:i w:val="0"/>
+                <w:sz w:val="19"/>
               </w:rPr>
               <w:t>Angio-IRM (TOF) cap</w:t>
             </w:r>
@@ -655,14 +978,19 @@
         </w:tc>
         <w:tc>
           <w:tcPr>
-            <w:tcW w:type="dxa" w:w="3000"/>
+            <w:tcW w:type="dxa" w:w="1900"/>
+            <w:vAlign w:val="top"/>
           </w:tcPr>
           <w:p>
+            <w:pPr>
+              <w:spacing w:after="40" w:line="240" w:lineRule="auto"/>
+            </w:pPr>
             <w:r/>
             <w:r>
               <w:rPr>
                 <w:b w:val="0"/>
                 <w:i w:val="0"/>
+                <w:sz w:val="19"/>
               </w:rPr>
               <w:t>Indicat</w:t>
             </w:r>
@@ -670,14 +998,19 @@
         </w:tc>
         <w:tc>
           <w:tcPr>
-            <w:tcW w:type="dxa" w:w="900"/>
+            <w:tcW w:type="dxa" w:w="760"/>
+            <w:vAlign w:val="top"/>
           </w:tcPr>
           <w:p>
+            <w:pPr>
+              <w:spacing w:after="40" w:line="240" w:lineRule="auto"/>
+            </w:pPr>
             <w:r/>
             <w:r>
               <w:rPr>
                 <w:b w:val="0"/>
                 <w:i w:val="0"/>
+                <w:sz w:val="19"/>
               </w:rPr>
               <w:t>B</w:t>
             </w:r>
@@ -685,14 +1018,19 @@
         </w:tc>
         <w:tc>
           <w:tcPr>
-            <w:tcW w:type="dxa" w:w="1100"/>
+            <w:tcW w:type="dxa" w:w="800"/>
+            <w:vAlign w:val="top"/>
           </w:tcPr>
           <w:p>
+            <w:pPr>
+              <w:spacing w:after="40" w:line="240" w:lineRule="auto"/>
+            </w:pPr>
             <w:r/>
             <w:r>
               <w:rPr>
                 <w:b w:val="0"/>
                 <w:i w:val="0"/>
+                <w:sz w:val="19"/>
               </w:rPr>
               <w:t>0</w:t>
             </w:r>
@@ -700,14 +1038,19 @@
         </w:tc>
         <w:tc>
           <w:tcPr>
-            <w:tcW w:type="dxa" w:w="3000"/>
+            <w:tcW w:type="dxa" w:w="3400"/>
+            <w:vAlign w:val="top"/>
           </w:tcPr>
           <w:p>
+            <w:pPr>
+              <w:spacing w:after="40" w:line="240" w:lineRule="auto"/>
+            </w:pPr>
             <w:r/>
             <w:r>
               <w:rPr>
                 <w:b w:val="0"/>
                 <w:i w:val="0"/>
+                <w:sz w:val="19"/>
               </w:rPr>
               <w:t>Depistare/urmărire anevrism nerupt; screening la risc înalt. Neiradiant, fără contrast.</w:t>
             </w:r>
@@ -715,28 +1058,38 @@
         </w:tc>
         <w:tc>
           <w:tcPr>
-            <w:tcW w:type="dxa" w:w="1500"/>
+            <w:tcW w:type="dxa" w:w="2100"/>
+            <w:vAlign w:val="top"/>
           </w:tcPr>
           <w:p>
+            <w:pPr>
+              <w:spacing w:after="40" w:line="240" w:lineRule="auto"/>
+            </w:pPr>
             <w:r/>
             <w:r>
               <w:rPr>
                 <w:b w:val="0"/>
                 <w:i w:val="0"/>
+                <w:sz w:val="19"/>
               </w:rPr>
             </w:r>
           </w:p>
         </w:tc>
         <w:tc>
           <w:tcPr>
-            <w:tcW w:type="dxa" w:w="1800"/>
+            <w:tcW w:type="dxa" w:w="3160"/>
+            <w:vAlign w:val="top"/>
           </w:tcPr>
           <w:p>
+            <w:pPr>
+              <w:spacing w:after="40" w:line="240" w:lineRule="auto"/>
+            </w:pPr>
             <w:r/>
             <w:r>
               <w:rPr>
                 <w:b w:val="0"/>
                 <w:i w:val="0"/>
+                <w:sz w:val="19"/>
               </w:rPr>
             </w:r>
           </w:p>
@@ -745,14 +1098,19 @@
       <w:tr>
         <w:tc>
           <w:tcPr>
-            <w:tcW w:type="dxa" w:w="800"/>
+            <w:tcW w:type="dxa" w:w="640"/>
+            <w:vAlign w:val="top"/>
           </w:tcPr>
           <w:p>
+            <w:pPr>
+              <w:spacing w:after="40" w:line="240" w:lineRule="auto"/>
+            </w:pPr>
             <w:r/>
             <w:r>
               <w:rPr>
                 <w:b w:val="0"/>
                 <w:i w:val="0"/>
+                <w:sz w:val="19"/>
               </w:rPr>
               <w:t>T</w:t>
             </w:r>
@@ -760,14 +1118,19 @@
         </w:tc>
         <w:tc>
           <w:tcPr>
-            <w:tcW w:type="dxa" w:w="1800"/>
+            <w:tcW w:type="dxa" w:w="2360"/>
+            <w:vAlign w:val="top"/>
           </w:tcPr>
           <w:p>
+            <w:pPr>
+              <w:spacing w:after="40" w:line="240" w:lineRule="auto"/>
+            </w:pPr>
             <w:r/>
             <w:r>
               <w:rPr>
                 <w:b w:val="0"/>
                 <w:i w:val="0"/>
+                <w:sz w:val="19"/>
               </w:rPr>
               <w:t>Angio-CT poligon Willis</w:t>
             </w:r>
@@ -775,14 +1138,19 @@
         </w:tc>
         <w:tc>
           <w:tcPr>
-            <w:tcW w:type="dxa" w:w="3000"/>
+            <w:tcW w:type="dxa" w:w="1900"/>
+            <w:vAlign w:val="top"/>
           </w:tcPr>
           <w:p>
+            <w:pPr>
+              <w:spacing w:after="40" w:line="240" w:lineRule="auto"/>
+            </w:pPr>
             <w:r/>
             <w:r>
               <w:rPr>
                 <w:b w:val="0"/>
                 <w:i w:val="0"/>
+                <w:sz w:val="19"/>
               </w:rPr>
               <w:t>Indicat</w:t>
             </w:r>
@@ -790,14 +1158,19 @@
         </w:tc>
         <w:tc>
           <w:tcPr>
-            <w:tcW w:type="dxa" w:w="900"/>
+            <w:tcW w:type="dxa" w:w="760"/>
+            <w:vAlign w:val="top"/>
           </w:tcPr>
           <w:p>
+            <w:pPr>
+              <w:spacing w:after="40" w:line="240" w:lineRule="auto"/>
+            </w:pPr>
             <w:r/>
             <w:r>
               <w:rPr>
                 <w:b w:val="0"/>
                 <w:i w:val="0"/>
+                <w:sz w:val="19"/>
               </w:rPr>
               <w:t>B</w:t>
             </w:r>
@@ -805,14 +1178,19 @@
         </w:tc>
         <w:tc>
           <w:tcPr>
-            <w:tcW w:type="dxa" w:w="1100"/>
+            <w:tcW w:type="dxa" w:w="800"/>
+            <w:vAlign w:val="top"/>
           </w:tcPr>
           <w:p>
+            <w:pPr>
+              <w:spacing w:after="40" w:line="240" w:lineRule="auto"/>
+            </w:pPr>
             <w:r/>
             <w:r>
               <w:rPr>
                 <w:b w:val="0"/>
                 <w:i w:val="0"/>
+                <w:sz w:val="19"/>
               </w:rPr>
               <w:t>2–3</w:t>
             </w:r>
@@ -820,14 +1198,19 @@
         </w:tc>
         <w:tc>
           <w:tcPr>
-            <w:tcW w:type="dxa" w:w="3000"/>
+            <w:tcW w:type="dxa" w:w="3400"/>
+            <w:vAlign w:val="top"/>
           </w:tcPr>
           <w:p>
+            <w:pPr>
+              <w:spacing w:after="40" w:line="240" w:lineRule="auto"/>
+            </w:pPr>
             <w:r/>
             <w:r>
               <w:rPr>
                 <w:b w:val="0"/>
                 <w:i w:val="0"/>
+                <w:sz w:val="19"/>
               </w:rPr>
               <w:t>Caracterizare pre-terapeutică; sensibil pentru anevrisme ≥3 mm și MAV/fistulă.</w:t>
             </w:r>
@@ -835,28 +1218,38 @@
         </w:tc>
         <w:tc>
           <w:tcPr>
-            <w:tcW w:type="dxa" w:w="1500"/>
+            <w:tcW w:type="dxa" w:w="2100"/>
+            <w:vAlign w:val="top"/>
           </w:tcPr>
           <w:p>
+            <w:pPr>
+              <w:spacing w:after="40" w:line="240" w:lineRule="auto"/>
+            </w:pPr>
             <w:r/>
             <w:r>
               <w:rPr>
                 <w:b w:val="0"/>
                 <w:i w:val="0"/>
+                <w:sz w:val="19"/>
               </w:rPr>
             </w:r>
           </w:p>
         </w:tc>
         <w:tc>
           <w:tcPr>
-            <w:tcW w:type="dxa" w:w="1800"/>
+            <w:tcW w:type="dxa" w:w="3160"/>
+            <w:vAlign w:val="top"/>
           </w:tcPr>
           <w:p>
+            <w:pPr>
+              <w:spacing w:after="40" w:line="240" w:lineRule="auto"/>
+            </w:pPr>
             <w:r/>
             <w:r>
               <w:rPr>
                 <w:b w:val="0"/>
                 <w:i w:val="0"/>
+                <w:sz w:val="19"/>
               </w:rPr>
             </w:r>
           </w:p>
@@ -865,14 +1258,19 @@
       <w:tr>
         <w:tc>
           <w:tcPr>
-            <w:tcW w:type="dxa" w:w="800"/>
+            <w:tcW w:type="dxa" w:w="640"/>
+            <w:vAlign w:val="top"/>
           </w:tcPr>
           <w:p>
+            <w:pPr>
+              <w:spacing w:after="40" w:line="240" w:lineRule="auto"/>
+            </w:pPr>
             <w:r/>
             <w:r>
               <w:rPr>
                 <w:b w:val="0"/>
                 <w:i w:val="0"/>
+                <w:sz w:val="19"/>
               </w:rPr>
               <w:t>M</w:t>
             </w:r>
@@ -880,14 +1278,19 @@
         </w:tc>
         <w:tc>
           <w:tcPr>
-            <w:tcW w:type="dxa" w:w="1800"/>
+            <w:tcW w:type="dxa" w:w="2360"/>
+            <w:vAlign w:val="top"/>
           </w:tcPr>
           <w:p>
+            <w:pPr>
+              <w:spacing w:after="40" w:line="240" w:lineRule="auto"/>
+            </w:pPr>
             <w:r/>
             <w:r>
               <w:rPr>
                 <w:b w:val="0"/>
                 <w:i w:val="0"/>
+                <w:sz w:val="19"/>
               </w:rPr>
               <w:t>Angio-IRM cu contrast + secvențe vasculare</w:t>
             </w:r>
@@ -895,14 +1298,19 @@
         </w:tc>
         <w:tc>
           <w:tcPr>
-            <w:tcW w:type="dxa" w:w="3000"/>
+            <w:tcW w:type="dxa" w:w="1900"/>
+            <w:vAlign w:val="top"/>
           </w:tcPr>
           <w:p>
+            <w:pPr>
+              <w:spacing w:after="40" w:line="240" w:lineRule="auto"/>
+            </w:pPr>
             <w:r/>
             <w:r>
               <w:rPr>
                 <w:b w:val="0"/>
                 <w:i w:val="0"/>
+                <w:sz w:val="19"/>
               </w:rPr>
               <w:t>Doar cu aviz specializat</w:t>
             </w:r>
@@ -910,14 +1318,19 @@
         </w:tc>
         <w:tc>
           <w:tcPr>
-            <w:tcW w:type="dxa" w:w="900"/>
+            <w:tcW w:type="dxa" w:w="760"/>
+            <w:vAlign w:val="top"/>
           </w:tcPr>
           <w:p>
+            <w:pPr>
+              <w:spacing w:after="40" w:line="240" w:lineRule="auto"/>
+            </w:pPr>
             <w:r/>
             <w:r>
               <w:rPr>
                 <w:b w:val="0"/>
                 <w:i w:val="0"/>
+                <w:sz w:val="19"/>
               </w:rPr>
               <w:t>B</w:t>
             </w:r>
@@ -925,14 +1338,19 @@
         </w:tc>
         <w:tc>
           <w:tcPr>
-            <w:tcW w:type="dxa" w:w="1100"/>
+            <w:tcW w:type="dxa" w:w="800"/>
+            <w:vAlign w:val="top"/>
           </w:tcPr>
           <w:p>
+            <w:pPr>
+              <w:spacing w:after="40" w:line="240" w:lineRule="auto"/>
+            </w:pPr>
             <w:r/>
             <w:r>
               <w:rPr>
                 <w:b w:val="0"/>
                 <w:i w:val="0"/>
+                <w:sz w:val="19"/>
               </w:rPr>
               <w:t>0</w:t>
             </w:r>
@@ -940,14 +1358,19 @@
         </w:tc>
         <w:tc>
           <w:tcPr>
-            <w:tcW w:type="dxa" w:w="3000"/>
+            <w:tcW w:type="dxa" w:w="3400"/>
+            <w:vAlign w:val="top"/>
           </w:tcPr>
           <w:p>
+            <w:pPr>
+              <w:spacing w:after="40" w:line="240" w:lineRule="auto"/>
+            </w:pPr>
             <w:r/>
             <w:r>
               <w:rPr>
                 <w:b w:val="0"/>
                 <w:i w:val="0"/>
+                <w:sz w:val="19"/>
               </w:rPr>
               <w:t>MAV / fistulă arterio-venoasă durală: angioarhitectură, drenaj venos.</w:t>
             </w:r>
@@ -955,28 +1378,38 @@
         </w:tc>
         <w:tc>
           <w:tcPr>
-            <w:tcW w:type="dxa" w:w="1500"/>
+            <w:tcW w:type="dxa" w:w="2100"/>
+            <w:vAlign w:val="top"/>
           </w:tcPr>
           <w:p>
+            <w:pPr>
+              <w:spacing w:after="40" w:line="240" w:lineRule="auto"/>
+            </w:pPr>
             <w:r/>
             <w:r>
               <w:rPr>
                 <w:b w:val="0"/>
                 <w:i w:val="0"/>
+                <w:sz w:val="19"/>
               </w:rPr>
             </w:r>
           </w:p>
         </w:tc>
         <w:tc>
           <w:tcPr>
-            <w:tcW w:type="dxa" w:w="1800"/>
+            <w:tcW w:type="dxa" w:w="3160"/>
+            <w:vAlign w:val="top"/>
           </w:tcPr>
           <w:p>
+            <w:pPr>
+              <w:spacing w:after="40" w:line="240" w:lineRule="auto"/>
+            </w:pPr>
             <w:r/>
             <w:r>
               <w:rPr>
                 <w:b w:val="0"/>
                 <w:i w:val="0"/>
+                <w:sz w:val="19"/>
               </w:rPr>
             </w:r>
           </w:p>
@@ -989,9 +1422,6 @@
         <w:pStyle w:val="Heading3"/>
       </w:pPr>
       <w:r>
-        <w:rPr>
-          <w:color w:val="1C5D8C"/>
-        </w:rPr>
         <w:t>Neuro — Tromboză venoasă cerebrală (TVC)</w:t>
       </w:r>
     </w:p>
@@ -999,38 +1429,52 @@
       <w:r>
         <w:rPr>
           <w:i/>
+          <w:color w:val="555555"/>
         </w:rPr>
         <w:t>Cf. ACR Appropriateness Criteria (stroke-related).</w:t>
       </w:r>
     </w:p>
     <w:tbl>
       <w:tblPr>
-        <w:tblStyle w:val="LightGrid-Accent1"/>
-        <w:tblW w:type="auto" w:w="0"/>
+        <w:tblStyle w:val="TableGrid"/>
+        <w:tblW w:type="dxa" w:w="15120"/>
         <w:tblLayout w:type="fixed"/>
         <w:tblLook w:firstColumn="1" w:firstRow="1" w:lastColumn="0" w:lastRow="0" w:noHBand="0" w:noVBand="1" w:val="04A0"/>
       </w:tblPr>
       <w:tblGrid>
-        <w:gridCol w:w="1767"/>
-        <w:gridCol w:w="1767"/>
-        <w:gridCol w:w="1767"/>
-        <w:gridCol w:w="1767"/>
-        <w:gridCol w:w="1767"/>
-        <w:gridCol w:w="1767"/>
-        <w:gridCol w:w="1767"/>
-        <w:gridCol w:w="1767"/>
+        <w:gridCol w:w="640"/>
+        <w:gridCol w:w="2360"/>
+        <w:gridCol w:w="1900"/>
+        <w:gridCol w:w="760"/>
+        <w:gridCol w:w="800"/>
+        <w:gridCol w:w="3400"/>
+        <w:gridCol w:w="2100"/>
+        <w:gridCol w:w="3160"/>
       </w:tblGrid>
       <w:tr>
+        <w:trPr>
+          <w:tblHeader w:val="true"/>
+        </w:trPr>
         <w:tc>
           <w:tcPr>
-            <w:tcW w:type="dxa" w:w="800"/>
+            <w:tcW w:type="dxa" w:w="640"/>
+            <w:vAlign w:val="top"/>
+            <w:shd w:val="clear" w:fill="1C5D8C"/>
           </w:tcPr>
           <w:p>
-            <w:r/>
+            <w:pPr>
+              <w:spacing w:after="40" w:line="240" w:lineRule="auto"/>
+            </w:pPr>
+            <w:r>
+              <w:rPr>
+                <w:color w:val="FFFFFF"/>
+              </w:rPr>
+            </w:r>
             <w:r>
               <w:rPr>
                 <w:b/>
                 <w:i w:val="0"/>
+                <w:sz w:val="19"/>
               </w:rPr>
               <w:t>Tip</w:t>
             </w:r>
@@ -1038,14 +1482,24 @@
         </w:tc>
         <w:tc>
           <w:tcPr>
-            <w:tcW w:type="dxa" w:w="1800"/>
+            <w:tcW w:type="dxa" w:w="2360"/>
+            <w:vAlign w:val="top"/>
+            <w:shd w:val="clear" w:fill="1C5D8C"/>
           </w:tcPr>
           <w:p>
-            <w:r/>
+            <w:pPr>
+              <w:spacing w:after="40" w:line="240" w:lineRule="auto"/>
+            </w:pPr>
+            <w:r>
+              <w:rPr>
+                <w:color w:val="FFFFFF"/>
+              </w:rPr>
+            </w:r>
             <w:r>
               <w:rPr>
                 <w:b/>
                 <w:i w:val="0"/>
+                <w:sz w:val="19"/>
               </w:rPr>
               <w:t>Examen</w:t>
             </w:r>
@@ -1053,14 +1507,24 @@
         </w:tc>
         <w:tc>
           <w:tcPr>
-            <w:tcW w:type="dxa" w:w="3000"/>
+            <w:tcW w:type="dxa" w:w="1900"/>
+            <w:vAlign w:val="top"/>
+            <w:shd w:val="clear" w:fill="1C5D8C"/>
           </w:tcPr>
           <w:p>
-            <w:r/>
+            <w:pPr>
+              <w:spacing w:after="40" w:line="240" w:lineRule="auto"/>
+            </w:pPr>
+            <w:r>
+              <w:rPr>
+                <w:color w:val="FFFFFF"/>
+              </w:rPr>
+            </w:r>
             <w:r>
               <w:rPr>
                 <w:b/>
                 <w:i w:val="0"/>
+                <w:sz w:val="19"/>
               </w:rPr>
               <w:t>Indicație</w:t>
             </w:r>
@@ -1068,14 +1532,24 @@
         </w:tc>
         <w:tc>
           <w:tcPr>
-            <w:tcW w:type="dxa" w:w="900"/>
+            <w:tcW w:type="dxa" w:w="760"/>
+            <w:vAlign w:val="top"/>
+            <w:shd w:val="clear" w:fill="1C5D8C"/>
           </w:tcPr>
           <w:p>
-            <w:r/>
+            <w:pPr>
+              <w:spacing w:after="40" w:line="240" w:lineRule="auto"/>
+            </w:pPr>
+            <w:r>
+              <w:rPr>
+                <w:color w:val="FFFFFF"/>
+              </w:rPr>
+            </w:r>
             <w:r>
               <w:rPr>
                 <w:b/>
                 <w:i w:val="0"/>
+                <w:sz w:val="19"/>
               </w:rPr>
               <w:t>Grad</w:t>
             </w:r>
@@ -1083,14 +1557,24 @@
         </w:tc>
         <w:tc>
           <w:tcPr>
-            <w:tcW w:type="dxa" w:w="1100"/>
+            <w:tcW w:type="dxa" w:w="800"/>
+            <w:vAlign w:val="top"/>
+            <w:shd w:val="clear" w:fill="1C5D8C"/>
           </w:tcPr>
           <w:p>
-            <w:r/>
+            <w:pPr>
+              <w:spacing w:after="40" w:line="240" w:lineRule="auto"/>
+            </w:pPr>
+            <w:r>
+              <w:rPr>
+                <w:color w:val="FFFFFF"/>
+              </w:rPr>
+            </w:r>
             <w:r>
               <w:rPr>
                 <w:b/>
                 <w:i w:val="0"/>
+                <w:sz w:val="19"/>
               </w:rPr>
               <w:t>Doză</w:t>
             </w:r>
@@ -1098,14 +1582,24 @@
         </w:tc>
         <w:tc>
           <w:tcPr>
-            <w:tcW w:type="dxa" w:w="3000"/>
+            <w:tcW w:type="dxa" w:w="3400"/>
+            <w:vAlign w:val="top"/>
+            <w:shd w:val="clear" w:fill="1C5D8C"/>
           </w:tcPr>
           <w:p>
-            <w:r/>
+            <w:pPr>
+              <w:spacing w:after="40" w:line="240" w:lineRule="auto"/>
+            </w:pPr>
+            <w:r>
+              <w:rPr>
+                <w:color w:val="FFFFFF"/>
+              </w:rPr>
+            </w:r>
             <w:r>
               <w:rPr>
                 <w:b/>
                 <w:i w:val="0"/>
+                <w:sz w:val="19"/>
               </w:rPr>
               <w:t>Comentarii</w:t>
             </w:r>
@@ -1113,14 +1607,24 @@
         </w:tc>
         <w:tc>
           <w:tcPr>
-            <w:tcW w:type="dxa" w:w="1500"/>
+            <w:tcW w:type="dxa" w:w="2100"/>
+            <w:vAlign w:val="top"/>
+            <w:shd w:val="clear" w:fill="1C5D8C"/>
           </w:tcPr>
           <w:p>
-            <w:r/>
+            <w:pPr>
+              <w:spacing w:after="40" w:line="240" w:lineRule="auto"/>
+            </w:pPr>
+            <w:r>
+              <w:rPr>
+                <w:color w:val="FFFFFF"/>
+              </w:rPr>
+            </w:r>
             <w:r>
               <w:rPr>
                 <w:b/>
                 <w:i w:val="0"/>
+                <w:sz w:val="19"/>
               </w:rPr>
               <w:t>Decizie</w:t>
             </w:r>
@@ -1128,14 +1632,24 @@
         </w:tc>
         <w:tc>
           <w:tcPr>
-            <w:tcW w:type="dxa" w:w="1800"/>
+            <w:tcW w:type="dxa" w:w="3160"/>
+            <w:vAlign w:val="top"/>
+            <w:shd w:val="clear" w:fill="1C5D8C"/>
           </w:tcPr>
           <w:p>
-            <w:r/>
+            <w:pPr>
+              <w:spacing w:after="40" w:line="240" w:lineRule="auto"/>
+            </w:pPr>
+            <w:r>
+              <w:rPr>
+                <w:color w:val="FFFFFF"/>
+              </w:rPr>
+            </w:r>
             <w:r>
               <w:rPr>
                 <w:b/>
                 <w:i w:val="0"/>
+                <w:sz w:val="19"/>
               </w:rPr>
               <w:t>Comentariu editor</w:t>
             </w:r>
@@ -1145,14 +1659,19 @@
       <w:tr>
         <w:tc>
           <w:tcPr>
-            <w:tcW w:type="dxa" w:w="800"/>
+            <w:tcW w:type="dxa" w:w="640"/>
+            <w:vAlign w:val="top"/>
           </w:tcPr>
           <w:p>
+            <w:pPr>
+              <w:spacing w:after="40" w:line="240" w:lineRule="auto"/>
+            </w:pPr>
             <w:r/>
             <w:r>
               <w:rPr>
                 <w:b w:val="0"/>
                 <w:i w:val="0"/>
+                <w:sz w:val="19"/>
               </w:rPr>
               <w:t>M</w:t>
             </w:r>
@@ -1160,14 +1679,19 @@
         </w:tc>
         <w:tc>
           <w:tcPr>
-            <w:tcW w:type="dxa" w:w="1800"/>
+            <w:tcW w:type="dxa" w:w="2360"/>
+            <w:vAlign w:val="top"/>
           </w:tcPr>
           <w:p>
+            <w:pPr>
+              <w:spacing w:after="40" w:line="240" w:lineRule="auto"/>
+            </w:pPr>
             <w:r/>
             <w:r>
               <w:rPr>
                 <w:b w:val="0"/>
                 <w:i w:val="0"/>
+                <w:sz w:val="19"/>
               </w:rPr>
               <w:t>IRM cerebral + veno-IRM</w:t>
             </w:r>
@@ -1175,14 +1699,19 @@
         </w:tc>
         <w:tc>
           <w:tcPr>
-            <w:tcW w:type="dxa" w:w="3000"/>
+            <w:tcW w:type="dxa" w:w="1900"/>
+            <w:vAlign w:val="top"/>
           </w:tcPr>
           <w:p>
+            <w:pPr>
+              <w:spacing w:after="40" w:line="240" w:lineRule="auto"/>
+            </w:pPr>
             <w:r/>
             <w:r>
               <w:rPr>
                 <w:b w:val="0"/>
                 <w:i w:val="0"/>
+                <w:sz w:val="19"/>
               </w:rPr>
               <w:t>Indicat</w:t>
             </w:r>
@@ -1190,14 +1719,19 @@
         </w:tc>
         <w:tc>
           <w:tcPr>
-            <w:tcW w:type="dxa" w:w="900"/>
+            <w:tcW w:type="dxa" w:w="760"/>
+            <w:vAlign w:val="top"/>
           </w:tcPr>
           <w:p>
+            <w:pPr>
+              <w:spacing w:after="40" w:line="240" w:lineRule="auto"/>
+            </w:pPr>
             <w:r/>
             <w:r>
               <w:rPr>
                 <w:b w:val="0"/>
                 <w:i w:val="0"/>
+                <w:sz w:val="19"/>
               </w:rPr>
               <w:t>B</w:t>
             </w:r>
@@ -1205,14 +1739,19 @@
         </w:tc>
         <w:tc>
           <w:tcPr>
-            <w:tcW w:type="dxa" w:w="1100"/>
+            <w:tcW w:type="dxa" w:w="800"/>
+            <w:vAlign w:val="top"/>
           </w:tcPr>
           <w:p>
+            <w:pPr>
+              <w:spacing w:after="40" w:line="240" w:lineRule="auto"/>
+            </w:pPr>
             <w:r/>
             <w:r>
               <w:rPr>
                 <w:b w:val="0"/>
                 <w:i w:val="0"/>
+                <w:sz w:val="19"/>
               </w:rPr>
               <w:t>0</w:t>
             </w:r>
@@ -1220,14 +1759,19 @@
         </w:tc>
         <w:tc>
           <w:tcPr>
-            <w:tcW w:type="dxa" w:w="3000"/>
+            <w:tcW w:type="dxa" w:w="3400"/>
+            <w:vAlign w:val="top"/>
           </w:tcPr>
           <w:p>
+            <w:pPr>
+              <w:spacing w:after="40" w:line="240" w:lineRule="auto"/>
+            </w:pPr>
             <w:r/>
             <w:r>
               <w:rPr>
                 <w:b w:val="0"/>
                 <w:i w:val="0"/>
+                <w:sz w:val="19"/>
               </w:rPr>
               <w:t>Suspiciune TVC: cefalee progresivă, hipertensiune intracraniană, context protrombotic/postpartum.</w:t>
             </w:r>
@@ -1235,28 +1779,38 @@
         </w:tc>
         <w:tc>
           <w:tcPr>
-            <w:tcW w:type="dxa" w:w="1500"/>
+            <w:tcW w:type="dxa" w:w="2100"/>
+            <w:vAlign w:val="top"/>
           </w:tcPr>
           <w:p>
+            <w:pPr>
+              <w:spacing w:after="40" w:line="240" w:lineRule="auto"/>
+            </w:pPr>
             <w:r/>
             <w:r>
               <w:rPr>
                 <w:b w:val="0"/>
                 <w:i w:val="0"/>
+                <w:sz w:val="19"/>
               </w:rPr>
             </w:r>
           </w:p>
         </w:tc>
         <w:tc>
           <w:tcPr>
-            <w:tcW w:type="dxa" w:w="1800"/>
+            <w:tcW w:type="dxa" w:w="3160"/>
+            <w:vAlign w:val="top"/>
           </w:tcPr>
           <w:p>
+            <w:pPr>
+              <w:spacing w:after="40" w:line="240" w:lineRule="auto"/>
+            </w:pPr>
             <w:r/>
             <w:r>
               <w:rPr>
                 <w:b w:val="0"/>
                 <w:i w:val="0"/>
+                <w:sz w:val="19"/>
               </w:rPr>
             </w:r>
           </w:p>
@@ -1265,14 +1819,19 @@
       <w:tr>
         <w:tc>
           <w:tcPr>
-            <w:tcW w:type="dxa" w:w="800"/>
+            <w:tcW w:type="dxa" w:w="640"/>
+            <w:vAlign w:val="top"/>
           </w:tcPr>
           <w:p>
+            <w:pPr>
+              <w:spacing w:after="40" w:line="240" w:lineRule="auto"/>
+            </w:pPr>
             <w:r/>
             <w:r>
               <w:rPr>
                 <w:b w:val="0"/>
                 <w:i w:val="0"/>
+                <w:sz w:val="19"/>
               </w:rPr>
               <w:t>T</w:t>
             </w:r>
@@ -1280,14 +1839,19 @@
         </w:tc>
         <w:tc>
           <w:tcPr>
-            <w:tcW w:type="dxa" w:w="1800"/>
+            <w:tcW w:type="dxa" w:w="2360"/>
+            <w:vAlign w:val="top"/>
           </w:tcPr>
           <w:p>
+            <w:pPr>
+              <w:spacing w:after="40" w:line="240" w:lineRule="auto"/>
+            </w:pPr>
             <w:r/>
             <w:r>
               <w:rPr>
                 <w:b w:val="0"/>
                 <w:i w:val="0"/>
+                <w:sz w:val="19"/>
               </w:rPr>
               <w:t>Veno-CT (angio-CT în timp venos)</w:t>
             </w:r>
@@ -1295,14 +1859,19 @@
         </w:tc>
         <w:tc>
           <w:tcPr>
-            <w:tcW w:type="dxa" w:w="3000"/>
+            <w:tcW w:type="dxa" w:w="1900"/>
+            <w:vAlign w:val="top"/>
           </w:tcPr>
           <w:p>
+            <w:pPr>
+              <w:spacing w:after="40" w:line="240" w:lineRule="auto"/>
+            </w:pPr>
             <w:r/>
             <w:r>
               <w:rPr>
                 <w:b w:val="0"/>
                 <w:i w:val="0"/>
+                <w:sz w:val="19"/>
               </w:rPr>
               <w:t>Indicat</w:t>
             </w:r>
@@ -1310,14 +1879,19 @@
         </w:tc>
         <w:tc>
           <w:tcPr>
-            <w:tcW w:type="dxa" w:w="900"/>
+            <w:tcW w:type="dxa" w:w="760"/>
+            <w:vAlign w:val="top"/>
           </w:tcPr>
           <w:p>
+            <w:pPr>
+              <w:spacing w:after="40" w:line="240" w:lineRule="auto"/>
+            </w:pPr>
             <w:r/>
             <w:r>
               <w:rPr>
                 <w:b w:val="0"/>
                 <w:i w:val="0"/>
+                <w:sz w:val="19"/>
               </w:rPr>
               <w:t>B</w:t>
             </w:r>
@@ -1325,14 +1899,19 @@
         </w:tc>
         <w:tc>
           <w:tcPr>
-            <w:tcW w:type="dxa" w:w="1100"/>
+            <w:tcW w:type="dxa" w:w="800"/>
+            <w:vAlign w:val="top"/>
           </w:tcPr>
           <w:p>
+            <w:pPr>
+              <w:spacing w:after="40" w:line="240" w:lineRule="auto"/>
+            </w:pPr>
             <w:r/>
             <w:r>
               <w:rPr>
                 <w:b w:val="0"/>
                 <w:i w:val="0"/>
+                <w:sz w:val="19"/>
               </w:rPr>
               <w:t>2–3</w:t>
             </w:r>
@@ -1340,14 +1919,19 @@
         </w:tc>
         <w:tc>
           <w:tcPr>
-            <w:tcW w:type="dxa" w:w="3000"/>
+            <w:tcW w:type="dxa" w:w="3400"/>
+            <w:vAlign w:val="top"/>
           </w:tcPr>
           <w:p>
+            <w:pPr>
+              <w:spacing w:after="40" w:line="240" w:lineRule="auto"/>
+            </w:pPr>
             <w:r/>
             <w:r>
               <w:rPr>
                 <w:b w:val="0"/>
                 <w:i w:val="0"/>
+                <w:sz w:val="19"/>
               </w:rPr>
               <w:t>Alternativă în urgență / IRM indisponibil.</w:t>
             </w:r>
@@ -1355,28 +1939,38 @@
         </w:tc>
         <w:tc>
           <w:tcPr>
-            <w:tcW w:type="dxa" w:w="1500"/>
+            <w:tcW w:type="dxa" w:w="2100"/>
+            <w:vAlign w:val="top"/>
           </w:tcPr>
           <w:p>
+            <w:pPr>
+              <w:spacing w:after="40" w:line="240" w:lineRule="auto"/>
+            </w:pPr>
             <w:r/>
             <w:r>
               <w:rPr>
                 <w:b w:val="0"/>
                 <w:i w:val="0"/>
+                <w:sz w:val="19"/>
               </w:rPr>
             </w:r>
           </w:p>
         </w:tc>
         <w:tc>
           <w:tcPr>
-            <w:tcW w:type="dxa" w:w="1800"/>
+            <w:tcW w:type="dxa" w:w="3160"/>
+            <w:vAlign w:val="top"/>
           </w:tcPr>
           <w:p>
+            <w:pPr>
+              <w:spacing w:after="40" w:line="240" w:lineRule="auto"/>
+            </w:pPr>
             <w:r/>
             <w:r>
               <w:rPr>
                 <w:b w:val="0"/>
                 <w:i w:val="0"/>
+                <w:sz w:val="19"/>
               </w:rPr>
             </w:r>
           </w:p>
@@ -1389,9 +1983,6 @@
         <w:pStyle w:val="Heading3"/>
       </w:pPr>
       <w:r>
-        <w:rPr>
-          <w:color w:val="1C5D8C"/>
-        </w:rPr>
         <w:t>Neuro — Alterarea acută a stării de conștiență / comă / delir</w:t>
       </w:r>
     </w:p>
@@ -1399,38 +1990,52 @@
       <w:r>
         <w:rPr>
           <w:i/>
+          <w:color w:val="555555"/>
         </w:rPr>
         <w:t>Cf. ACR Appropriateness Criteria – Altered Mental Status, Coma, Delirium, and Psychosis (2024).</w:t>
       </w:r>
     </w:p>
     <w:tbl>
       <w:tblPr>
-        <w:tblStyle w:val="LightGrid-Accent1"/>
-        <w:tblW w:type="auto" w:w="0"/>
+        <w:tblStyle w:val="TableGrid"/>
+        <w:tblW w:type="dxa" w:w="15120"/>
         <w:tblLayout w:type="fixed"/>
         <w:tblLook w:firstColumn="1" w:firstRow="1" w:lastColumn="0" w:lastRow="0" w:noHBand="0" w:noVBand="1" w:val="04A0"/>
       </w:tblPr>
       <w:tblGrid>
-        <w:gridCol w:w="1767"/>
-        <w:gridCol w:w="1767"/>
-        <w:gridCol w:w="1767"/>
-        <w:gridCol w:w="1767"/>
-        <w:gridCol w:w="1767"/>
-        <w:gridCol w:w="1767"/>
-        <w:gridCol w:w="1767"/>
-        <w:gridCol w:w="1767"/>
+        <w:gridCol w:w="640"/>
+        <w:gridCol w:w="2360"/>
+        <w:gridCol w:w="1900"/>
+        <w:gridCol w:w="760"/>
+        <w:gridCol w:w="800"/>
+        <w:gridCol w:w="3400"/>
+        <w:gridCol w:w="2100"/>
+        <w:gridCol w:w="3160"/>
       </w:tblGrid>
       <w:tr>
+        <w:trPr>
+          <w:tblHeader w:val="true"/>
+        </w:trPr>
         <w:tc>
           <w:tcPr>
-            <w:tcW w:type="dxa" w:w="800"/>
+            <w:tcW w:type="dxa" w:w="640"/>
+            <w:vAlign w:val="top"/>
+            <w:shd w:val="clear" w:fill="1C5D8C"/>
           </w:tcPr>
           <w:p>
-            <w:r/>
+            <w:pPr>
+              <w:spacing w:after="40" w:line="240" w:lineRule="auto"/>
+            </w:pPr>
+            <w:r>
+              <w:rPr>
+                <w:color w:val="FFFFFF"/>
+              </w:rPr>
+            </w:r>
             <w:r>
               <w:rPr>
                 <w:b/>
                 <w:i w:val="0"/>
+                <w:sz w:val="19"/>
               </w:rPr>
               <w:t>Tip</w:t>
             </w:r>
@@ -1438,14 +2043,24 @@
         </w:tc>
         <w:tc>
           <w:tcPr>
-            <w:tcW w:type="dxa" w:w="1800"/>
+            <w:tcW w:type="dxa" w:w="2360"/>
+            <w:vAlign w:val="top"/>
+            <w:shd w:val="clear" w:fill="1C5D8C"/>
           </w:tcPr>
           <w:p>
-            <w:r/>
+            <w:pPr>
+              <w:spacing w:after="40" w:line="240" w:lineRule="auto"/>
+            </w:pPr>
+            <w:r>
+              <w:rPr>
+                <w:color w:val="FFFFFF"/>
+              </w:rPr>
+            </w:r>
             <w:r>
               <w:rPr>
                 <w:b/>
                 <w:i w:val="0"/>
+                <w:sz w:val="19"/>
               </w:rPr>
               <w:t>Examen</w:t>
             </w:r>
@@ -1453,14 +2068,24 @@
         </w:tc>
         <w:tc>
           <w:tcPr>
-            <w:tcW w:type="dxa" w:w="3000"/>
+            <w:tcW w:type="dxa" w:w="1900"/>
+            <w:vAlign w:val="top"/>
+            <w:shd w:val="clear" w:fill="1C5D8C"/>
           </w:tcPr>
           <w:p>
-            <w:r/>
+            <w:pPr>
+              <w:spacing w:after="40" w:line="240" w:lineRule="auto"/>
+            </w:pPr>
+            <w:r>
+              <w:rPr>
+                <w:color w:val="FFFFFF"/>
+              </w:rPr>
+            </w:r>
             <w:r>
               <w:rPr>
                 <w:b/>
                 <w:i w:val="0"/>
+                <w:sz w:val="19"/>
               </w:rPr>
               <w:t>Indicație</w:t>
             </w:r>
@@ -1468,14 +2093,24 @@
         </w:tc>
         <w:tc>
           <w:tcPr>
-            <w:tcW w:type="dxa" w:w="900"/>
+            <w:tcW w:type="dxa" w:w="760"/>
+            <w:vAlign w:val="top"/>
+            <w:shd w:val="clear" w:fill="1C5D8C"/>
           </w:tcPr>
           <w:p>
-            <w:r/>
+            <w:pPr>
+              <w:spacing w:after="40" w:line="240" w:lineRule="auto"/>
+            </w:pPr>
+            <w:r>
+              <w:rPr>
+                <w:color w:val="FFFFFF"/>
+              </w:rPr>
+            </w:r>
             <w:r>
               <w:rPr>
                 <w:b/>
                 <w:i w:val="0"/>
+                <w:sz w:val="19"/>
               </w:rPr>
               <w:t>Grad</w:t>
             </w:r>
@@ -1483,14 +2118,24 @@
         </w:tc>
         <w:tc>
           <w:tcPr>
-            <w:tcW w:type="dxa" w:w="1100"/>
+            <w:tcW w:type="dxa" w:w="800"/>
+            <w:vAlign w:val="top"/>
+            <w:shd w:val="clear" w:fill="1C5D8C"/>
           </w:tcPr>
           <w:p>
-            <w:r/>
+            <w:pPr>
+              <w:spacing w:after="40" w:line="240" w:lineRule="auto"/>
+            </w:pPr>
+            <w:r>
+              <w:rPr>
+                <w:color w:val="FFFFFF"/>
+              </w:rPr>
+            </w:r>
             <w:r>
               <w:rPr>
                 <w:b/>
                 <w:i w:val="0"/>
+                <w:sz w:val="19"/>
               </w:rPr>
               <w:t>Doză</w:t>
             </w:r>
@@ -1498,14 +2143,24 @@
         </w:tc>
         <w:tc>
           <w:tcPr>
-            <w:tcW w:type="dxa" w:w="3000"/>
+            <w:tcW w:type="dxa" w:w="3400"/>
+            <w:vAlign w:val="top"/>
+            <w:shd w:val="clear" w:fill="1C5D8C"/>
           </w:tcPr>
           <w:p>
-            <w:r/>
+            <w:pPr>
+              <w:spacing w:after="40" w:line="240" w:lineRule="auto"/>
+            </w:pPr>
+            <w:r>
+              <w:rPr>
+                <w:color w:val="FFFFFF"/>
+              </w:rPr>
+            </w:r>
             <w:r>
               <w:rPr>
                 <w:b/>
                 <w:i w:val="0"/>
+                <w:sz w:val="19"/>
               </w:rPr>
               <w:t>Comentarii</w:t>
             </w:r>
@@ -1513,14 +2168,24 @@
         </w:tc>
         <w:tc>
           <w:tcPr>
-            <w:tcW w:type="dxa" w:w="1500"/>
+            <w:tcW w:type="dxa" w:w="2100"/>
+            <w:vAlign w:val="top"/>
+            <w:shd w:val="clear" w:fill="1C5D8C"/>
           </w:tcPr>
           <w:p>
-            <w:r/>
+            <w:pPr>
+              <w:spacing w:after="40" w:line="240" w:lineRule="auto"/>
+            </w:pPr>
+            <w:r>
+              <w:rPr>
+                <w:color w:val="FFFFFF"/>
+              </w:rPr>
+            </w:r>
             <w:r>
               <w:rPr>
                 <w:b/>
                 <w:i w:val="0"/>
+                <w:sz w:val="19"/>
               </w:rPr>
               <w:t>Decizie</w:t>
             </w:r>
@@ -1528,14 +2193,24 @@
         </w:tc>
         <w:tc>
           <w:tcPr>
-            <w:tcW w:type="dxa" w:w="1800"/>
+            <w:tcW w:type="dxa" w:w="3160"/>
+            <w:vAlign w:val="top"/>
+            <w:shd w:val="clear" w:fill="1C5D8C"/>
           </w:tcPr>
           <w:p>
-            <w:r/>
+            <w:pPr>
+              <w:spacing w:after="40" w:line="240" w:lineRule="auto"/>
+            </w:pPr>
+            <w:r>
+              <w:rPr>
+                <w:color w:val="FFFFFF"/>
+              </w:rPr>
+            </w:r>
             <w:r>
               <w:rPr>
                 <w:b/>
                 <w:i w:val="0"/>
+                <w:sz w:val="19"/>
               </w:rPr>
               <w:t>Comentariu editor</w:t>
             </w:r>
@@ -1545,14 +2220,19 @@
       <w:tr>
         <w:tc>
           <w:tcPr>
-            <w:tcW w:type="dxa" w:w="800"/>
+            <w:tcW w:type="dxa" w:w="640"/>
+            <w:vAlign w:val="top"/>
           </w:tcPr>
           <w:p>
+            <w:pPr>
+              <w:spacing w:after="40" w:line="240" w:lineRule="auto"/>
+            </w:pPr>
             <w:r/>
             <w:r>
               <w:rPr>
                 <w:b w:val="0"/>
                 <w:i w:val="0"/>
+                <w:sz w:val="19"/>
               </w:rPr>
               <w:t>T</w:t>
             </w:r>
@@ -1560,14 +2240,19 @@
         </w:tc>
         <w:tc>
           <w:tcPr>
-            <w:tcW w:type="dxa" w:w="1800"/>
+            <w:tcW w:type="dxa" w:w="2360"/>
+            <w:vAlign w:val="top"/>
           </w:tcPr>
           <w:p>
+            <w:pPr>
+              <w:spacing w:after="40" w:line="240" w:lineRule="auto"/>
+            </w:pPr>
             <w:r/>
             <w:r>
               <w:rPr>
                 <w:b w:val="0"/>
                 <w:i w:val="0"/>
+                <w:sz w:val="19"/>
               </w:rPr>
               <w:t>CT cerebral fără contrast</w:t>
             </w:r>
@@ -1575,14 +2260,19 @@
         </w:tc>
         <w:tc>
           <w:tcPr>
-            <w:tcW w:type="dxa" w:w="3000"/>
+            <w:tcW w:type="dxa" w:w="1900"/>
+            <w:vAlign w:val="top"/>
           </w:tcPr>
           <w:p>
+            <w:pPr>
+              <w:spacing w:after="40" w:line="240" w:lineRule="auto"/>
+            </w:pPr>
             <w:r/>
             <w:r>
               <w:rPr>
                 <w:b w:val="0"/>
                 <w:i w:val="0"/>
+                <w:sz w:val="19"/>
               </w:rPr>
               <w:t>Indicat</w:t>
             </w:r>
@@ -1590,14 +2280,19 @@
         </w:tc>
         <w:tc>
           <w:tcPr>
-            <w:tcW w:type="dxa" w:w="900"/>
+            <w:tcW w:type="dxa" w:w="760"/>
+            <w:vAlign w:val="top"/>
           </w:tcPr>
           <w:p>
+            <w:pPr>
+              <w:spacing w:after="40" w:line="240" w:lineRule="auto"/>
+            </w:pPr>
             <w:r/>
             <w:r>
               <w:rPr>
                 <w:b w:val="0"/>
                 <w:i w:val="0"/>
+                <w:sz w:val="19"/>
               </w:rPr>
               <w:t>B</w:t>
             </w:r>
@@ -1605,14 +2300,19 @@
         </w:tc>
         <w:tc>
           <w:tcPr>
-            <w:tcW w:type="dxa" w:w="1100"/>
+            <w:tcW w:type="dxa" w:w="800"/>
+            <w:vAlign w:val="top"/>
           </w:tcPr>
           <w:p>
+            <w:pPr>
+              <w:spacing w:after="40" w:line="240" w:lineRule="auto"/>
+            </w:pPr>
             <w:r/>
             <w:r>
               <w:rPr>
                 <w:b w:val="0"/>
                 <w:i w:val="0"/>
+                <w:sz w:val="19"/>
               </w:rPr>
               <w:t>2</w:t>
             </w:r>
@@ -1620,14 +2320,19 @@
         </w:tc>
         <w:tc>
           <w:tcPr>
-            <w:tcW w:type="dxa" w:w="3000"/>
+            <w:tcW w:type="dxa" w:w="3400"/>
+            <w:vAlign w:val="top"/>
           </w:tcPr>
           <w:p>
+            <w:pPr>
+              <w:spacing w:after="40" w:line="240" w:lineRule="auto"/>
+            </w:pPr>
             <w:r/>
             <w:r>
               <w:rPr>
                 <w:b w:val="0"/>
                 <w:i w:val="0"/>
+                <w:sz w:val="19"/>
               </w:rPr>
               <w:t>Primă intenție în urgență: exclude hemoragie, efect de masă, hidrocefalie, infarct extins.</w:t>
             </w:r>
@@ -1635,28 +2340,38 @@
         </w:tc>
         <w:tc>
           <w:tcPr>
-            <w:tcW w:type="dxa" w:w="1500"/>
+            <w:tcW w:type="dxa" w:w="2100"/>
+            <w:vAlign w:val="top"/>
           </w:tcPr>
           <w:p>
+            <w:pPr>
+              <w:spacing w:after="40" w:line="240" w:lineRule="auto"/>
+            </w:pPr>
             <w:r/>
             <w:r>
               <w:rPr>
                 <w:b w:val="0"/>
                 <w:i w:val="0"/>
+                <w:sz w:val="19"/>
               </w:rPr>
             </w:r>
           </w:p>
         </w:tc>
         <w:tc>
           <w:tcPr>
-            <w:tcW w:type="dxa" w:w="1800"/>
+            <w:tcW w:type="dxa" w:w="3160"/>
+            <w:vAlign w:val="top"/>
           </w:tcPr>
           <w:p>
+            <w:pPr>
+              <w:spacing w:after="40" w:line="240" w:lineRule="auto"/>
+            </w:pPr>
             <w:r/>
             <w:r>
               <w:rPr>
                 <w:b w:val="0"/>
                 <w:i w:val="0"/>
+                <w:sz w:val="19"/>
               </w:rPr>
             </w:r>
           </w:p>
@@ -1665,14 +2380,19 @@
       <w:tr>
         <w:tc>
           <w:tcPr>
-            <w:tcW w:type="dxa" w:w="800"/>
+            <w:tcW w:type="dxa" w:w="640"/>
+            <w:vAlign w:val="top"/>
           </w:tcPr>
           <w:p>
+            <w:pPr>
+              <w:spacing w:after="40" w:line="240" w:lineRule="auto"/>
+            </w:pPr>
             <w:r/>
             <w:r>
               <w:rPr>
                 <w:b w:val="0"/>
                 <w:i w:val="0"/>
+                <w:sz w:val="19"/>
               </w:rPr>
               <w:t>M</w:t>
             </w:r>
@@ -1680,14 +2400,19 @@
         </w:tc>
         <w:tc>
           <w:tcPr>
-            <w:tcW w:type="dxa" w:w="1800"/>
+            <w:tcW w:type="dxa" w:w="2360"/>
+            <w:vAlign w:val="top"/>
           </w:tcPr>
           <w:p>
+            <w:pPr>
+              <w:spacing w:after="40" w:line="240" w:lineRule="auto"/>
+            </w:pPr>
             <w:r/>
             <w:r>
               <w:rPr>
                 <w:b w:val="0"/>
                 <w:i w:val="0"/>
+                <w:sz w:val="19"/>
               </w:rPr>
               <w:t>IRM cerebral</w:t>
             </w:r>
@@ -1695,14 +2420,19 @@
         </w:tc>
         <w:tc>
           <w:tcPr>
-            <w:tcW w:type="dxa" w:w="3000"/>
+            <w:tcW w:type="dxa" w:w="1900"/>
+            <w:vAlign w:val="top"/>
           </w:tcPr>
           <w:p>
+            <w:pPr>
+              <w:spacing w:after="40" w:line="240" w:lineRule="auto"/>
+            </w:pPr>
             <w:r/>
             <w:r>
               <w:rPr>
                 <w:b w:val="0"/>
                 <w:i w:val="0"/>
+                <w:sz w:val="19"/>
               </w:rPr>
               <w:t>Indicat</w:t>
             </w:r>
@@ -1710,14 +2440,19 @@
         </w:tc>
         <w:tc>
           <w:tcPr>
-            <w:tcW w:type="dxa" w:w="900"/>
+            <w:tcW w:type="dxa" w:w="760"/>
+            <w:vAlign w:val="top"/>
           </w:tcPr>
           <w:p>
+            <w:pPr>
+              <w:spacing w:after="40" w:line="240" w:lineRule="auto"/>
+            </w:pPr>
             <w:r/>
             <w:r>
               <w:rPr>
                 <w:b w:val="0"/>
                 <w:i w:val="0"/>
+                <w:sz w:val="19"/>
               </w:rPr>
               <w:t>B</w:t>
             </w:r>
@@ -1725,14 +2460,19 @@
         </w:tc>
         <w:tc>
           <w:tcPr>
-            <w:tcW w:type="dxa" w:w="1100"/>
+            <w:tcW w:type="dxa" w:w="800"/>
+            <w:vAlign w:val="top"/>
           </w:tcPr>
           <w:p>
+            <w:pPr>
+              <w:spacing w:after="40" w:line="240" w:lineRule="auto"/>
+            </w:pPr>
             <w:r/>
             <w:r>
               <w:rPr>
                 <w:b w:val="0"/>
                 <w:i w:val="0"/>
+                <w:sz w:val="19"/>
               </w:rPr>
               <w:t>0</w:t>
             </w:r>
@@ -1740,14 +2480,19 @@
         </w:tc>
         <w:tc>
           <w:tcPr>
-            <w:tcW w:type="dxa" w:w="3000"/>
+            <w:tcW w:type="dxa" w:w="3400"/>
+            <w:vAlign w:val="top"/>
           </w:tcPr>
           <w:p>
+            <w:pPr>
+              <w:spacing w:after="40" w:line="240" w:lineRule="auto"/>
+            </w:pPr>
             <w:r/>
             <w:r>
               <w:rPr>
                 <w:b w:val="0"/>
                 <w:i w:val="0"/>
+                <w:sz w:val="19"/>
               </w:rPr>
               <w:t>CT neconcludent / suspiciune encefalită sau encefalopatie.</w:t>
             </w:r>
@@ -1755,28 +2500,38 @@
         </w:tc>
         <w:tc>
           <w:tcPr>
-            <w:tcW w:type="dxa" w:w="1500"/>
+            <w:tcW w:type="dxa" w:w="2100"/>
+            <w:vAlign w:val="top"/>
           </w:tcPr>
           <w:p>
+            <w:pPr>
+              <w:spacing w:after="40" w:line="240" w:lineRule="auto"/>
+            </w:pPr>
             <w:r/>
             <w:r>
               <w:rPr>
                 <w:b w:val="0"/>
                 <w:i w:val="0"/>
+                <w:sz w:val="19"/>
               </w:rPr>
             </w:r>
           </w:p>
         </w:tc>
         <w:tc>
           <w:tcPr>
-            <w:tcW w:type="dxa" w:w="1800"/>
+            <w:tcW w:type="dxa" w:w="3160"/>
+            <w:vAlign w:val="top"/>
           </w:tcPr>
           <w:p>
+            <w:pPr>
+              <w:spacing w:after="40" w:line="240" w:lineRule="auto"/>
+            </w:pPr>
             <w:r/>
             <w:r>
               <w:rPr>
                 <w:b w:val="0"/>
                 <w:i w:val="0"/>
+                <w:sz w:val="19"/>
               </w:rPr>
             </w:r>
           </w:p>
@@ -1789,9 +2544,6 @@
         <w:pStyle w:val="Heading3"/>
       </w:pPr>
       <w:r>
-        <w:rPr>
-          <w:color w:val="1C5D8C"/>
-        </w:rPr>
         <w:t>Neuro — Ataxie / sindrom cerebelos</w:t>
       </w:r>
     </w:p>
@@ -1799,38 +2551,52 @@
       <w:r>
         <w:rPr>
           <w:i/>
+          <w:color w:val="555555"/>
         </w:rPr>
         <w:t>Cf. ACR Appropriateness Criteria – Ataxia.</w:t>
       </w:r>
     </w:p>
     <w:tbl>
       <w:tblPr>
-        <w:tblStyle w:val="LightGrid-Accent1"/>
-        <w:tblW w:type="auto" w:w="0"/>
+        <w:tblStyle w:val="TableGrid"/>
+        <w:tblW w:type="dxa" w:w="15120"/>
         <w:tblLayout w:type="fixed"/>
         <w:tblLook w:firstColumn="1" w:firstRow="1" w:lastColumn="0" w:lastRow="0" w:noHBand="0" w:noVBand="1" w:val="04A0"/>
       </w:tblPr>
       <w:tblGrid>
-        <w:gridCol w:w="1767"/>
-        <w:gridCol w:w="1767"/>
-        <w:gridCol w:w="1767"/>
-        <w:gridCol w:w="1767"/>
-        <w:gridCol w:w="1767"/>
-        <w:gridCol w:w="1767"/>
-        <w:gridCol w:w="1767"/>
-        <w:gridCol w:w="1767"/>
+        <w:gridCol w:w="640"/>
+        <w:gridCol w:w="2360"/>
+        <w:gridCol w:w="1900"/>
+        <w:gridCol w:w="760"/>
+        <w:gridCol w:w="800"/>
+        <w:gridCol w:w="3400"/>
+        <w:gridCol w:w="2100"/>
+        <w:gridCol w:w="3160"/>
       </w:tblGrid>
       <w:tr>
+        <w:trPr>
+          <w:tblHeader w:val="true"/>
+        </w:trPr>
         <w:tc>
           <w:tcPr>
-            <w:tcW w:type="dxa" w:w="800"/>
+            <w:tcW w:type="dxa" w:w="640"/>
+            <w:vAlign w:val="top"/>
+            <w:shd w:val="clear" w:fill="1C5D8C"/>
           </w:tcPr>
           <w:p>
-            <w:r/>
+            <w:pPr>
+              <w:spacing w:after="40" w:line="240" w:lineRule="auto"/>
+            </w:pPr>
+            <w:r>
+              <w:rPr>
+                <w:color w:val="FFFFFF"/>
+              </w:rPr>
+            </w:r>
             <w:r>
               <w:rPr>
                 <w:b/>
                 <w:i w:val="0"/>
+                <w:sz w:val="19"/>
               </w:rPr>
               <w:t>Tip</w:t>
             </w:r>
@@ -1838,14 +2604,24 @@
         </w:tc>
         <w:tc>
           <w:tcPr>
-            <w:tcW w:type="dxa" w:w="1800"/>
+            <w:tcW w:type="dxa" w:w="2360"/>
+            <w:vAlign w:val="top"/>
+            <w:shd w:val="clear" w:fill="1C5D8C"/>
           </w:tcPr>
           <w:p>
-            <w:r/>
+            <w:pPr>
+              <w:spacing w:after="40" w:line="240" w:lineRule="auto"/>
+            </w:pPr>
+            <w:r>
+              <w:rPr>
+                <w:color w:val="FFFFFF"/>
+              </w:rPr>
+            </w:r>
             <w:r>
               <w:rPr>
                 <w:b/>
                 <w:i w:val="0"/>
+                <w:sz w:val="19"/>
               </w:rPr>
               <w:t>Examen</w:t>
             </w:r>
@@ -1853,14 +2629,24 @@
         </w:tc>
         <w:tc>
           <w:tcPr>
-            <w:tcW w:type="dxa" w:w="3000"/>
+            <w:tcW w:type="dxa" w:w="1900"/>
+            <w:vAlign w:val="top"/>
+            <w:shd w:val="clear" w:fill="1C5D8C"/>
           </w:tcPr>
           <w:p>
-            <w:r/>
+            <w:pPr>
+              <w:spacing w:after="40" w:line="240" w:lineRule="auto"/>
+            </w:pPr>
+            <w:r>
+              <w:rPr>
+                <w:color w:val="FFFFFF"/>
+              </w:rPr>
+            </w:r>
             <w:r>
               <w:rPr>
                 <w:b/>
                 <w:i w:val="0"/>
+                <w:sz w:val="19"/>
               </w:rPr>
               <w:t>Indicație</w:t>
             </w:r>
@@ -1868,14 +2654,24 @@
         </w:tc>
         <w:tc>
           <w:tcPr>
-            <w:tcW w:type="dxa" w:w="900"/>
+            <w:tcW w:type="dxa" w:w="760"/>
+            <w:vAlign w:val="top"/>
+            <w:shd w:val="clear" w:fill="1C5D8C"/>
           </w:tcPr>
           <w:p>
-            <w:r/>
+            <w:pPr>
+              <w:spacing w:after="40" w:line="240" w:lineRule="auto"/>
+            </w:pPr>
+            <w:r>
+              <w:rPr>
+                <w:color w:val="FFFFFF"/>
+              </w:rPr>
+            </w:r>
             <w:r>
               <w:rPr>
                 <w:b/>
                 <w:i w:val="0"/>
+                <w:sz w:val="19"/>
               </w:rPr>
               <w:t>Grad</w:t>
             </w:r>
@@ -1883,14 +2679,24 @@
         </w:tc>
         <w:tc>
           <w:tcPr>
-            <w:tcW w:type="dxa" w:w="1100"/>
+            <w:tcW w:type="dxa" w:w="800"/>
+            <w:vAlign w:val="top"/>
+            <w:shd w:val="clear" w:fill="1C5D8C"/>
           </w:tcPr>
           <w:p>
-            <w:r/>
+            <w:pPr>
+              <w:spacing w:after="40" w:line="240" w:lineRule="auto"/>
+            </w:pPr>
+            <w:r>
+              <w:rPr>
+                <w:color w:val="FFFFFF"/>
+              </w:rPr>
+            </w:r>
             <w:r>
               <w:rPr>
                 <w:b/>
                 <w:i w:val="0"/>
+                <w:sz w:val="19"/>
               </w:rPr>
               <w:t>Doză</w:t>
             </w:r>
@@ -1898,14 +2704,24 @@
         </w:tc>
         <w:tc>
           <w:tcPr>
-            <w:tcW w:type="dxa" w:w="3000"/>
+            <w:tcW w:type="dxa" w:w="3400"/>
+            <w:vAlign w:val="top"/>
+            <w:shd w:val="clear" w:fill="1C5D8C"/>
           </w:tcPr>
           <w:p>
-            <w:r/>
+            <w:pPr>
+              <w:spacing w:after="40" w:line="240" w:lineRule="auto"/>
+            </w:pPr>
+            <w:r>
+              <w:rPr>
+                <w:color w:val="FFFFFF"/>
+              </w:rPr>
+            </w:r>
             <w:r>
               <w:rPr>
                 <w:b/>
                 <w:i w:val="0"/>
+                <w:sz w:val="19"/>
               </w:rPr>
               <w:t>Comentarii</w:t>
             </w:r>
@@ -1913,14 +2729,24 @@
         </w:tc>
         <w:tc>
           <w:tcPr>
-            <w:tcW w:type="dxa" w:w="1500"/>
+            <w:tcW w:type="dxa" w:w="2100"/>
+            <w:vAlign w:val="top"/>
+            <w:shd w:val="clear" w:fill="1C5D8C"/>
           </w:tcPr>
           <w:p>
-            <w:r/>
+            <w:pPr>
+              <w:spacing w:after="40" w:line="240" w:lineRule="auto"/>
+            </w:pPr>
+            <w:r>
+              <w:rPr>
+                <w:color w:val="FFFFFF"/>
+              </w:rPr>
+            </w:r>
             <w:r>
               <w:rPr>
                 <w:b/>
                 <w:i w:val="0"/>
+                <w:sz w:val="19"/>
               </w:rPr>
               <w:t>Decizie</w:t>
             </w:r>
@@ -1928,14 +2754,24 @@
         </w:tc>
         <w:tc>
           <w:tcPr>
-            <w:tcW w:type="dxa" w:w="1800"/>
+            <w:tcW w:type="dxa" w:w="3160"/>
+            <w:vAlign w:val="top"/>
+            <w:shd w:val="clear" w:fill="1C5D8C"/>
           </w:tcPr>
           <w:p>
-            <w:r/>
+            <w:pPr>
+              <w:spacing w:after="40" w:line="240" w:lineRule="auto"/>
+            </w:pPr>
+            <w:r>
+              <w:rPr>
+                <w:color w:val="FFFFFF"/>
+              </w:rPr>
+            </w:r>
             <w:r>
               <w:rPr>
                 <w:b/>
                 <w:i w:val="0"/>
+                <w:sz w:val="19"/>
               </w:rPr>
               <w:t>Comentariu editor</w:t>
             </w:r>
@@ -1945,14 +2781,19 @@
       <w:tr>
         <w:tc>
           <w:tcPr>
-            <w:tcW w:type="dxa" w:w="800"/>
+            <w:tcW w:type="dxa" w:w="640"/>
+            <w:vAlign w:val="top"/>
           </w:tcPr>
           <w:p>
+            <w:pPr>
+              <w:spacing w:after="40" w:line="240" w:lineRule="auto"/>
+            </w:pPr>
             <w:r/>
             <w:r>
               <w:rPr>
                 <w:b w:val="0"/>
                 <w:i w:val="0"/>
+                <w:sz w:val="19"/>
               </w:rPr>
               <w:t>M</w:t>
             </w:r>
@@ -1960,14 +2801,19 @@
         </w:tc>
         <w:tc>
           <w:tcPr>
-            <w:tcW w:type="dxa" w:w="1800"/>
+            <w:tcW w:type="dxa" w:w="2360"/>
+            <w:vAlign w:val="top"/>
           </w:tcPr>
           <w:p>
+            <w:pPr>
+              <w:spacing w:after="40" w:line="240" w:lineRule="auto"/>
+            </w:pPr>
             <w:r/>
             <w:r>
               <w:rPr>
                 <w:b w:val="0"/>
                 <w:i w:val="0"/>
+                <w:sz w:val="19"/>
               </w:rPr>
               <w:t>IRM cerebral (accent fosă posterioară)</w:t>
             </w:r>
@@ -1975,14 +2821,19 @@
         </w:tc>
         <w:tc>
           <w:tcPr>
-            <w:tcW w:type="dxa" w:w="3000"/>
+            <w:tcW w:type="dxa" w:w="1900"/>
+            <w:vAlign w:val="top"/>
           </w:tcPr>
           <w:p>
+            <w:pPr>
+              <w:spacing w:after="40" w:line="240" w:lineRule="auto"/>
+            </w:pPr>
             <w:r/>
             <w:r>
               <w:rPr>
                 <w:b w:val="0"/>
                 <w:i w:val="0"/>
+                <w:sz w:val="19"/>
               </w:rPr>
               <w:t>Indicat</w:t>
             </w:r>
@@ -1990,14 +2841,19 @@
         </w:tc>
         <w:tc>
           <w:tcPr>
-            <w:tcW w:type="dxa" w:w="900"/>
+            <w:tcW w:type="dxa" w:w="760"/>
+            <w:vAlign w:val="top"/>
           </w:tcPr>
           <w:p>
+            <w:pPr>
+              <w:spacing w:after="40" w:line="240" w:lineRule="auto"/>
+            </w:pPr>
             <w:r/>
             <w:r>
               <w:rPr>
                 <w:b w:val="0"/>
                 <w:i w:val="0"/>
+                <w:sz w:val="19"/>
               </w:rPr>
               <w:t>B</w:t>
             </w:r>
@@ -2005,14 +2861,19 @@
         </w:tc>
         <w:tc>
           <w:tcPr>
-            <w:tcW w:type="dxa" w:w="1100"/>
+            <w:tcW w:type="dxa" w:w="800"/>
+            <w:vAlign w:val="top"/>
           </w:tcPr>
           <w:p>
+            <w:pPr>
+              <w:spacing w:after="40" w:line="240" w:lineRule="auto"/>
+            </w:pPr>
             <w:r/>
             <w:r>
               <w:rPr>
                 <w:b w:val="0"/>
                 <w:i w:val="0"/>
+                <w:sz w:val="19"/>
               </w:rPr>
               <w:t>0</w:t>
             </w:r>
@@ -2020,14 +2881,19 @@
         </w:tc>
         <w:tc>
           <w:tcPr>
-            <w:tcW w:type="dxa" w:w="3000"/>
+            <w:tcW w:type="dxa" w:w="3400"/>
+            <w:vAlign w:val="top"/>
           </w:tcPr>
           <w:p>
+            <w:pPr>
+              <w:spacing w:after="40" w:line="240" w:lineRule="auto"/>
+            </w:pPr>
             <w:r/>
             <w:r>
               <w:rPr>
                 <w:b w:val="0"/>
                 <w:i w:val="0"/>
+                <w:sz w:val="19"/>
               </w:rPr>
               <w:t>Examen de elecție: atrofie cerebeloasă, leziune structurală/demielinizantă, malformație Chiari.</w:t>
             </w:r>
@@ -2035,28 +2901,38 @@
         </w:tc>
         <w:tc>
           <w:tcPr>
-            <w:tcW w:type="dxa" w:w="1500"/>
+            <w:tcW w:type="dxa" w:w="2100"/>
+            <w:vAlign w:val="top"/>
           </w:tcPr>
           <w:p>
+            <w:pPr>
+              <w:spacing w:after="40" w:line="240" w:lineRule="auto"/>
+            </w:pPr>
             <w:r/>
             <w:r>
               <w:rPr>
                 <w:b w:val="0"/>
                 <w:i w:val="0"/>
+                <w:sz w:val="19"/>
               </w:rPr>
             </w:r>
           </w:p>
         </w:tc>
         <w:tc>
           <w:tcPr>
-            <w:tcW w:type="dxa" w:w="1800"/>
+            <w:tcW w:type="dxa" w:w="3160"/>
+            <w:vAlign w:val="top"/>
           </w:tcPr>
           <w:p>
+            <w:pPr>
+              <w:spacing w:after="40" w:line="240" w:lineRule="auto"/>
+            </w:pPr>
             <w:r/>
             <w:r>
               <w:rPr>
                 <w:b w:val="0"/>
                 <w:i w:val="0"/>
+                <w:sz w:val="19"/>
               </w:rPr>
             </w:r>
           </w:p>
@@ -2065,14 +2941,19 @@
       <w:tr>
         <w:tc>
           <w:tcPr>
-            <w:tcW w:type="dxa" w:w="800"/>
+            <w:tcW w:type="dxa" w:w="640"/>
+            <w:vAlign w:val="top"/>
           </w:tcPr>
           <w:p>
+            <w:pPr>
+              <w:spacing w:after="40" w:line="240" w:lineRule="auto"/>
+            </w:pPr>
             <w:r/>
             <w:r>
               <w:rPr>
                 <w:b w:val="0"/>
                 <w:i w:val="0"/>
+                <w:sz w:val="19"/>
               </w:rPr>
               <w:t>T</w:t>
             </w:r>
@@ -2080,14 +2961,19 @@
         </w:tc>
         <w:tc>
           <w:tcPr>
-            <w:tcW w:type="dxa" w:w="1800"/>
+            <w:tcW w:type="dxa" w:w="2360"/>
+            <w:vAlign w:val="top"/>
           </w:tcPr>
           <w:p>
+            <w:pPr>
+              <w:spacing w:after="40" w:line="240" w:lineRule="auto"/>
+            </w:pPr>
             <w:r/>
             <w:r>
               <w:rPr>
                 <w:b w:val="0"/>
                 <w:i w:val="0"/>
+                <w:sz w:val="19"/>
               </w:rPr>
               <w:t>CT cerebral</w:t>
             </w:r>
@@ -2095,14 +2981,19 @@
         </w:tc>
         <w:tc>
           <w:tcPr>
-            <w:tcW w:type="dxa" w:w="3000"/>
+            <w:tcW w:type="dxa" w:w="1900"/>
+            <w:vAlign w:val="top"/>
           </w:tcPr>
           <w:p>
+            <w:pPr>
+              <w:spacing w:after="40" w:line="240" w:lineRule="auto"/>
+            </w:pPr>
             <w:r/>
             <w:r>
               <w:rPr>
                 <w:b w:val="0"/>
                 <w:i w:val="0"/>
+                <w:sz w:val="19"/>
               </w:rPr>
               <w:t>Doar în cazuri particulare</w:t>
             </w:r>
@@ -2110,14 +3001,19 @@
         </w:tc>
         <w:tc>
           <w:tcPr>
-            <w:tcW w:type="dxa" w:w="900"/>
+            <w:tcW w:type="dxa" w:w="760"/>
+            <w:vAlign w:val="top"/>
           </w:tcPr>
           <w:p>
+            <w:pPr>
+              <w:spacing w:after="40" w:line="240" w:lineRule="auto"/>
+            </w:pPr>
             <w:r/>
             <w:r>
               <w:rPr>
                 <w:b w:val="0"/>
                 <w:i w:val="0"/>
+                <w:sz w:val="19"/>
               </w:rPr>
               <w:t>C</w:t>
             </w:r>
@@ -2125,14 +3021,19 @@
         </w:tc>
         <w:tc>
           <w:tcPr>
-            <w:tcW w:type="dxa" w:w="1100"/>
+            <w:tcW w:type="dxa" w:w="800"/>
+            <w:vAlign w:val="top"/>
           </w:tcPr>
           <w:p>
+            <w:pPr>
+              <w:spacing w:after="40" w:line="240" w:lineRule="auto"/>
+            </w:pPr>
             <w:r/>
             <w:r>
               <w:rPr>
                 <w:b w:val="0"/>
                 <w:i w:val="0"/>
+                <w:sz w:val="19"/>
               </w:rPr>
               <w:t>2</w:t>
             </w:r>
@@ -2140,14 +3041,19 @@
         </w:tc>
         <w:tc>
           <w:tcPr>
-            <w:tcW w:type="dxa" w:w="3000"/>
+            <w:tcW w:type="dxa" w:w="3400"/>
+            <w:vAlign w:val="top"/>
           </w:tcPr>
           <w:p>
+            <w:pPr>
+              <w:spacing w:after="40" w:line="240" w:lineRule="auto"/>
+            </w:pPr>
             <w:r/>
             <w:r>
               <w:rPr>
                 <w:b w:val="0"/>
                 <w:i w:val="0"/>
+                <w:sz w:val="19"/>
               </w:rPr>
               <w:t>Doar dacă IRM contraindicat/indisponibil; sensibilitate limitată în fosa posterioară.</w:t>
             </w:r>
@@ -2155,28 +3061,38 @@
         </w:tc>
         <w:tc>
           <w:tcPr>
-            <w:tcW w:type="dxa" w:w="1500"/>
+            <w:tcW w:type="dxa" w:w="2100"/>
+            <w:vAlign w:val="top"/>
           </w:tcPr>
           <w:p>
+            <w:pPr>
+              <w:spacing w:after="40" w:line="240" w:lineRule="auto"/>
+            </w:pPr>
             <w:r/>
             <w:r>
               <w:rPr>
                 <w:b w:val="0"/>
                 <w:i w:val="0"/>
+                <w:sz w:val="19"/>
               </w:rPr>
             </w:r>
           </w:p>
         </w:tc>
         <w:tc>
           <w:tcPr>
-            <w:tcW w:type="dxa" w:w="1800"/>
+            <w:tcW w:type="dxa" w:w="3160"/>
+            <w:vAlign w:val="top"/>
           </w:tcPr>
           <w:p>
+            <w:pPr>
+              <w:spacing w:after="40" w:line="240" w:lineRule="auto"/>
+            </w:pPr>
             <w:r/>
             <w:r>
               <w:rPr>
                 <w:b w:val="0"/>
                 <w:i w:val="0"/>
+                <w:sz w:val="19"/>
               </w:rPr>
             </w:r>
           </w:p>
@@ -2189,9 +3105,6 @@
         <w:pStyle w:val="Heading3"/>
       </w:pPr>
       <w:r>
-        <w:rPr>
-          <w:color w:val="1C5D8C"/>
-        </w:rPr>
         <w:t>Neuro — Paralizie facială periferică / neuropatie craniană izolată</w:t>
       </w:r>
     </w:p>
@@ -2199,38 +3112,52 @@
       <w:r>
         <w:rPr>
           <w:i/>
+          <w:color w:val="555555"/>
         </w:rPr>
         <w:t>Cf. ACR Appropriateness Criteria – Cranial Neuropathy.</w:t>
       </w:r>
     </w:p>
     <w:tbl>
       <w:tblPr>
-        <w:tblStyle w:val="LightGrid-Accent1"/>
-        <w:tblW w:type="auto" w:w="0"/>
+        <w:tblStyle w:val="TableGrid"/>
+        <w:tblW w:type="dxa" w:w="15120"/>
         <w:tblLayout w:type="fixed"/>
         <w:tblLook w:firstColumn="1" w:firstRow="1" w:lastColumn="0" w:lastRow="0" w:noHBand="0" w:noVBand="1" w:val="04A0"/>
       </w:tblPr>
       <w:tblGrid>
-        <w:gridCol w:w="1767"/>
-        <w:gridCol w:w="1767"/>
-        <w:gridCol w:w="1767"/>
-        <w:gridCol w:w="1767"/>
-        <w:gridCol w:w="1767"/>
-        <w:gridCol w:w="1767"/>
-        <w:gridCol w:w="1767"/>
-        <w:gridCol w:w="1767"/>
+        <w:gridCol w:w="640"/>
+        <w:gridCol w:w="2360"/>
+        <w:gridCol w:w="1900"/>
+        <w:gridCol w:w="760"/>
+        <w:gridCol w:w="800"/>
+        <w:gridCol w:w="3400"/>
+        <w:gridCol w:w="2100"/>
+        <w:gridCol w:w="3160"/>
       </w:tblGrid>
       <w:tr>
+        <w:trPr>
+          <w:tblHeader w:val="true"/>
+        </w:trPr>
         <w:tc>
           <w:tcPr>
-            <w:tcW w:type="dxa" w:w="800"/>
+            <w:tcW w:type="dxa" w:w="640"/>
+            <w:vAlign w:val="top"/>
+            <w:shd w:val="clear" w:fill="1C5D8C"/>
           </w:tcPr>
           <w:p>
-            <w:r/>
+            <w:pPr>
+              <w:spacing w:after="40" w:line="240" w:lineRule="auto"/>
+            </w:pPr>
+            <w:r>
+              <w:rPr>
+                <w:color w:val="FFFFFF"/>
+              </w:rPr>
+            </w:r>
             <w:r>
               <w:rPr>
                 <w:b/>
                 <w:i w:val="0"/>
+                <w:sz w:val="19"/>
               </w:rPr>
               <w:t>Tip</w:t>
             </w:r>
@@ -2238,14 +3165,24 @@
         </w:tc>
         <w:tc>
           <w:tcPr>
-            <w:tcW w:type="dxa" w:w="1800"/>
+            <w:tcW w:type="dxa" w:w="2360"/>
+            <w:vAlign w:val="top"/>
+            <w:shd w:val="clear" w:fill="1C5D8C"/>
           </w:tcPr>
           <w:p>
-            <w:r/>
+            <w:pPr>
+              <w:spacing w:after="40" w:line="240" w:lineRule="auto"/>
+            </w:pPr>
+            <w:r>
+              <w:rPr>
+                <w:color w:val="FFFFFF"/>
+              </w:rPr>
+            </w:r>
             <w:r>
               <w:rPr>
                 <w:b/>
                 <w:i w:val="0"/>
+                <w:sz w:val="19"/>
               </w:rPr>
               <w:t>Examen</w:t>
             </w:r>
@@ -2253,14 +3190,24 @@
         </w:tc>
         <w:tc>
           <w:tcPr>
-            <w:tcW w:type="dxa" w:w="3000"/>
+            <w:tcW w:type="dxa" w:w="1900"/>
+            <w:vAlign w:val="top"/>
+            <w:shd w:val="clear" w:fill="1C5D8C"/>
           </w:tcPr>
           <w:p>
-            <w:r/>
+            <w:pPr>
+              <w:spacing w:after="40" w:line="240" w:lineRule="auto"/>
+            </w:pPr>
+            <w:r>
+              <w:rPr>
+                <w:color w:val="FFFFFF"/>
+              </w:rPr>
+            </w:r>
             <w:r>
               <w:rPr>
                 <w:b/>
                 <w:i w:val="0"/>
+                <w:sz w:val="19"/>
               </w:rPr>
               <w:t>Indicație</w:t>
             </w:r>
@@ -2268,14 +3215,24 @@
         </w:tc>
         <w:tc>
           <w:tcPr>
-            <w:tcW w:type="dxa" w:w="900"/>
+            <w:tcW w:type="dxa" w:w="760"/>
+            <w:vAlign w:val="top"/>
+            <w:shd w:val="clear" w:fill="1C5D8C"/>
           </w:tcPr>
           <w:p>
-            <w:r/>
+            <w:pPr>
+              <w:spacing w:after="40" w:line="240" w:lineRule="auto"/>
+            </w:pPr>
+            <w:r>
+              <w:rPr>
+                <w:color w:val="FFFFFF"/>
+              </w:rPr>
+            </w:r>
             <w:r>
               <w:rPr>
                 <w:b/>
                 <w:i w:val="0"/>
+                <w:sz w:val="19"/>
               </w:rPr>
               <w:t>Grad</w:t>
             </w:r>
@@ -2283,14 +3240,24 @@
         </w:tc>
         <w:tc>
           <w:tcPr>
-            <w:tcW w:type="dxa" w:w="1100"/>
+            <w:tcW w:type="dxa" w:w="800"/>
+            <w:vAlign w:val="top"/>
+            <w:shd w:val="clear" w:fill="1C5D8C"/>
           </w:tcPr>
           <w:p>
-            <w:r/>
+            <w:pPr>
+              <w:spacing w:after="40" w:line="240" w:lineRule="auto"/>
+            </w:pPr>
+            <w:r>
+              <w:rPr>
+                <w:color w:val="FFFFFF"/>
+              </w:rPr>
+            </w:r>
             <w:r>
               <w:rPr>
                 <w:b/>
                 <w:i w:val="0"/>
+                <w:sz w:val="19"/>
               </w:rPr>
               <w:t>Doză</w:t>
             </w:r>
@@ -2298,14 +3265,24 @@
         </w:tc>
         <w:tc>
           <w:tcPr>
-            <w:tcW w:type="dxa" w:w="3000"/>
+            <w:tcW w:type="dxa" w:w="3400"/>
+            <w:vAlign w:val="top"/>
+            <w:shd w:val="clear" w:fill="1C5D8C"/>
           </w:tcPr>
           <w:p>
-            <w:r/>
+            <w:pPr>
+              <w:spacing w:after="40" w:line="240" w:lineRule="auto"/>
+            </w:pPr>
+            <w:r>
+              <w:rPr>
+                <w:color w:val="FFFFFF"/>
+              </w:rPr>
+            </w:r>
             <w:r>
               <w:rPr>
                 <w:b/>
                 <w:i w:val="0"/>
+                <w:sz w:val="19"/>
               </w:rPr>
               <w:t>Comentarii</w:t>
             </w:r>
@@ -2313,14 +3290,24 @@
         </w:tc>
         <w:tc>
           <w:tcPr>
-            <w:tcW w:type="dxa" w:w="1500"/>
+            <w:tcW w:type="dxa" w:w="2100"/>
+            <w:vAlign w:val="top"/>
+            <w:shd w:val="clear" w:fill="1C5D8C"/>
           </w:tcPr>
           <w:p>
-            <w:r/>
+            <w:pPr>
+              <w:spacing w:after="40" w:line="240" w:lineRule="auto"/>
+            </w:pPr>
+            <w:r>
+              <w:rPr>
+                <w:color w:val="FFFFFF"/>
+              </w:rPr>
+            </w:r>
             <w:r>
               <w:rPr>
                 <w:b/>
                 <w:i w:val="0"/>
+                <w:sz w:val="19"/>
               </w:rPr>
               <w:t>Decizie</w:t>
             </w:r>
@@ -2328,14 +3315,24 @@
         </w:tc>
         <w:tc>
           <w:tcPr>
-            <w:tcW w:type="dxa" w:w="1800"/>
+            <w:tcW w:type="dxa" w:w="3160"/>
+            <w:vAlign w:val="top"/>
+            <w:shd w:val="clear" w:fill="1C5D8C"/>
           </w:tcPr>
           <w:p>
-            <w:r/>
+            <w:pPr>
+              <w:spacing w:after="40" w:line="240" w:lineRule="auto"/>
+            </w:pPr>
+            <w:r>
+              <w:rPr>
+                <w:color w:val="FFFFFF"/>
+              </w:rPr>
+            </w:r>
             <w:r>
               <w:rPr>
                 <w:b/>
                 <w:i w:val="0"/>
+                <w:sz w:val="19"/>
               </w:rPr>
               <w:t>Comentariu editor</w:t>
             </w:r>
@@ -2345,14 +3342,19 @@
       <w:tr>
         <w:tc>
           <w:tcPr>
-            <w:tcW w:type="dxa" w:w="800"/>
+            <w:tcW w:type="dxa" w:w="640"/>
+            <w:vAlign w:val="top"/>
           </w:tcPr>
           <w:p>
+            <w:pPr>
+              <w:spacing w:after="40" w:line="240" w:lineRule="auto"/>
+            </w:pPr>
             <w:r/>
             <w:r>
               <w:rPr>
                 <w:b w:val="0"/>
                 <w:i w:val="0"/>
+                <w:sz w:val="19"/>
               </w:rPr>
               <w:t>M</w:t>
             </w:r>
@@ -2360,14 +3362,19 @@
         </w:tc>
         <w:tc>
           <w:tcPr>
-            <w:tcW w:type="dxa" w:w="1800"/>
+            <w:tcW w:type="dxa" w:w="2360"/>
+            <w:vAlign w:val="top"/>
           </w:tcPr>
           <w:p>
+            <w:pPr>
+              <w:spacing w:after="40" w:line="240" w:lineRule="auto"/>
+            </w:pPr>
             <w:r/>
             <w:r>
               <w:rPr>
                 <w:b w:val="0"/>
                 <w:i w:val="0"/>
+                <w:sz w:val="19"/>
               </w:rPr>
               <w:t>IRM cerebral + conduct auditiv intern + stâncă temporală, cu contrast</w:t>
             </w:r>
@@ -2375,14 +3382,19 @@
         </w:tc>
         <w:tc>
           <w:tcPr>
-            <w:tcW w:type="dxa" w:w="3000"/>
+            <w:tcW w:type="dxa" w:w="1900"/>
+            <w:vAlign w:val="top"/>
           </w:tcPr>
           <w:p>
+            <w:pPr>
+              <w:spacing w:after="40" w:line="240" w:lineRule="auto"/>
+            </w:pPr>
             <w:r/>
             <w:r>
               <w:rPr>
                 <w:b w:val="0"/>
                 <w:i w:val="0"/>
+                <w:sz w:val="19"/>
               </w:rPr>
               <w:t>Doar în cazuri particulare</w:t>
             </w:r>
@@ -2390,14 +3402,19 @@
         </w:tc>
         <w:tc>
           <w:tcPr>
-            <w:tcW w:type="dxa" w:w="900"/>
+            <w:tcW w:type="dxa" w:w="760"/>
+            <w:vAlign w:val="top"/>
           </w:tcPr>
           <w:p>
+            <w:pPr>
+              <w:spacing w:after="40" w:line="240" w:lineRule="auto"/>
+            </w:pPr>
             <w:r/>
             <w:r>
               <w:rPr>
                 <w:b w:val="0"/>
                 <w:i w:val="0"/>
+                <w:sz w:val="19"/>
               </w:rPr>
               <w:t>B</w:t>
             </w:r>
@@ -2405,14 +3422,19 @@
         </w:tc>
         <w:tc>
           <w:tcPr>
-            <w:tcW w:type="dxa" w:w="1100"/>
+            <w:tcW w:type="dxa" w:w="800"/>
+            <w:vAlign w:val="top"/>
           </w:tcPr>
           <w:p>
+            <w:pPr>
+              <w:spacing w:after="40" w:line="240" w:lineRule="auto"/>
+            </w:pPr>
             <w:r/>
             <w:r>
               <w:rPr>
                 <w:b w:val="0"/>
                 <w:i w:val="0"/>
+                <w:sz w:val="19"/>
               </w:rPr>
               <w:t>0</w:t>
             </w:r>
@@ -2420,14 +3442,19 @@
         </w:tc>
         <w:tc>
           <w:tcPr>
-            <w:tcW w:type="dxa" w:w="3000"/>
+            <w:tcW w:type="dxa" w:w="3400"/>
+            <w:vAlign w:val="top"/>
           </w:tcPr>
           <w:p>
+            <w:pPr>
+              <w:spacing w:after="40" w:line="240" w:lineRule="auto"/>
+            </w:pPr>
             <w:r/>
             <w:r>
               <w:rPr>
                 <w:b w:val="0"/>
                 <w:i w:val="0"/>
+                <w:sz w:val="19"/>
               </w:rPr>
               <w:t>Paralizie facială atipică, recurentă, progresivă sau fără recuperare la 2–4 luni; paralizia Bell tipică NU se imagistică de rutină.</w:t>
             </w:r>
@@ -2435,28 +3462,38 @@
         </w:tc>
         <w:tc>
           <w:tcPr>
-            <w:tcW w:type="dxa" w:w="1500"/>
+            <w:tcW w:type="dxa" w:w="2100"/>
+            <w:vAlign w:val="top"/>
           </w:tcPr>
           <w:p>
+            <w:pPr>
+              <w:spacing w:after="40" w:line="240" w:lineRule="auto"/>
+            </w:pPr>
             <w:r/>
             <w:r>
               <w:rPr>
                 <w:b w:val="0"/>
                 <w:i w:val="0"/>
+                <w:sz w:val="19"/>
               </w:rPr>
             </w:r>
           </w:p>
         </w:tc>
         <w:tc>
           <w:tcPr>
-            <w:tcW w:type="dxa" w:w="1800"/>
+            <w:tcW w:type="dxa" w:w="3160"/>
+            <w:vAlign w:val="top"/>
           </w:tcPr>
           <w:p>
+            <w:pPr>
+              <w:spacing w:after="40" w:line="240" w:lineRule="auto"/>
+            </w:pPr>
             <w:r/>
             <w:r>
               <w:rPr>
                 <w:b w:val="0"/>
                 <w:i w:val="0"/>
+                <w:sz w:val="19"/>
               </w:rPr>
             </w:r>
           </w:p>
@@ -2465,14 +3502,19 @@
       <w:tr>
         <w:tc>
           <w:tcPr>
-            <w:tcW w:type="dxa" w:w="800"/>
+            <w:tcW w:type="dxa" w:w="640"/>
+            <w:vAlign w:val="top"/>
           </w:tcPr>
           <w:p>
+            <w:pPr>
+              <w:spacing w:after="40" w:line="240" w:lineRule="auto"/>
+            </w:pPr>
             <w:r/>
             <w:r>
               <w:rPr>
                 <w:b w:val="0"/>
                 <w:i w:val="0"/>
+                <w:sz w:val="19"/>
               </w:rPr>
               <w:t>T</w:t>
             </w:r>
@@ -2480,14 +3522,19 @@
         </w:tc>
         <w:tc>
           <w:tcPr>
-            <w:tcW w:type="dxa" w:w="1800"/>
+            <w:tcW w:type="dxa" w:w="2360"/>
+            <w:vAlign w:val="top"/>
           </w:tcPr>
           <w:p>
+            <w:pPr>
+              <w:spacing w:after="40" w:line="240" w:lineRule="auto"/>
+            </w:pPr>
             <w:r/>
             <w:r>
               <w:rPr>
                 <w:b w:val="0"/>
                 <w:i w:val="0"/>
+                <w:sz w:val="19"/>
               </w:rPr>
               <w:t>CT stâncă temporală și bază de craniu</w:t>
             </w:r>
@@ -2495,14 +3542,19 @@
         </w:tc>
         <w:tc>
           <w:tcPr>
-            <w:tcW w:type="dxa" w:w="3000"/>
+            <w:tcW w:type="dxa" w:w="1900"/>
+            <w:vAlign w:val="top"/>
           </w:tcPr>
           <w:p>
+            <w:pPr>
+              <w:spacing w:after="40" w:line="240" w:lineRule="auto"/>
+            </w:pPr>
             <w:r/>
             <w:r>
               <w:rPr>
                 <w:b w:val="0"/>
                 <w:i w:val="0"/>
+                <w:sz w:val="19"/>
               </w:rPr>
               <w:t>Doar în cazuri particulare</w:t>
             </w:r>
@@ -2510,14 +3562,19 @@
         </w:tc>
         <w:tc>
           <w:tcPr>
-            <w:tcW w:type="dxa" w:w="900"/>
+            <w:tcW w:type="dxa" w:w="760"/>
+            <w:vAlign w:val="top"/>
           </w:tcPr>
           <w:p>
+            <w:pPr>
+              <w:spacing w:after="40" w:line="240" w:lineRule="auto"/>
+            </w:pPr>
             <w:r/>
             <w:r>
               <w:rPr>
                 <w:b w:val="0"/>
                 <w:i w:val="0"/>
+                <w:sz w:val="19"/>
               </w:rPr>
               <w:t>C</w:t>
             </w:r>
@@ -2525,14 +3582,19 @@
         </w:tc>
         <w:tc>
           <w:tcPr>
-            <w:tcW w:type="dxa" w:w="1100"/>
+            <w:tcW w:type="dxa" w:w="800"/>
+            <w:vAlign w:val="top"/>
           </w:tcPr>
           <w:p>
+            <w:pPr>
+              <w:spacing w:after="40" w:line="240" w:lineRule="auto"/>
+            </w:pPr>
             <w:r/>
             <w:r>
               <w:rPr>
                 <w:b w:val="0"/>
                 <w:i w:val="0"/>
+                <w:sz w:val="19"/>
               </w:rPr>
               <w:t>2–3</w:t>
             </w:r>
@@ -2540,14 +3602,19 @@
         </w:tc>
         <w:tc>
           <w:tcPr>
-            <w:tcW w:type="dxa" w:w="3000"/>
+            <w:tcW w:type="dxa" w:w="3400"/>
+            <w:vAlign w:val="top"/>
           </w:tcPr>
           <w:p>
+            <w:pPr>
+              <w:spacing w:after="40" w:line="240" w:lineRule="auto"/>
+            </w:pPr>
             <w:r/>
             <w:r>
               <w:rPr>
                 <w:b w:val="0"/>
                 <w:i w:val="0"/>
+                <w:sz w:val="19"/>
               </w:rPr>
               <w:t>Context traumatic/otologic.</w:t>
             </w:r>
@@ -2555,28 +3622,38 @@
         </w:tc>
         <w:tc>
           <w:tcPr>
-            <w:tcW w:type="dxa" w:w="1500"/>
+            <w:tcW w:type="dxa" w:w="2100"/>
+            <w:vAlign w:val="top"/>
           </w:tcPr>
           <w:p>
+            <w:pPr>
+              <w:spacing w:after="40" w:line="240" w:lineRule="auto"/>
+            </w:pPr>
             <w:r/>
             <w:r>
               <w:rPr>
                 <w:b w:val="0"/>
                 <w:i w:val="0"/>
+                <w:sz w:val="19"/>
               </w:rPr>
             </w:r>
           </w:p>
         </w:tc>
         <w:tc>
           <w:tcPr>
-            <w:tcW w:type="dxa" w:w="1800"/>
+            <w:tcW w:type="dxa" w:w="3160"/>
+            <w:vAlign w:val="top"/>
           </w:tcPr>
           <w:p>
+            <w:pPr>
+              <w:spacing w:after="40" w:line="240" w:lineRule="auto"/>
+            </w:pPr>
             <w:r/>
             <w:r>
               <w:rPr>
                 <w:b w:val="0"/>
                 <w:i w:val="0"/>
+                <w:sz w:val="19"/>
               </w:rPr>
             </w:r>
           </w:p>
@@ -2589,9 +3666,6 @@
         <w:pStyle w:val="Heading3"/>
       </w:pPr>
       <w:r>
-        <w:rPr>
-          <w:color w:val="1C5D8C"/>
-        </w:rPr>
         <w:t>ORL — Tinitus pulsatil</w:t>
       </w:r>
     </w:p>
@@ -2599,38 +3673,52 @@
       <w:r>
         <w:rPr>
           <w:i/>
+          <w:color w:val="555555"/>
         </w:rPr>
         <w:t>Cf. ACR Appropriateness Criteria – Tinnitus.</w:t>
       </w:r>
     </w:p>
     <w:tbl>
       <w:tblPr>
-        <w:tblStyle w:val="LightGrid-Accent1"/>
-        <w:tblW w:type="auto" w:w="0"/>
+        <w:tblStyle w:val="TableGrid"/>
+        <w:tblW w:type="dxa" w:w="15120"/>
         <w:tblLayout w:type="fixed"/>
         <w:tblLook w:firstColumn="1" w:firstRow="1" w:lastColumn="0" w:lastRow="0" w:noHBand="0" w:noVBand="1" w:val="04A0"/>
       </w:tblPr>
       <w:tblGrid>
-        <w:gridCol w:w="1767"/>
-        <w:gridCol w:w="1767"/>
-        <w:gridCol w:w="1767"/>
-        <w:gridCol w:w="1767"/>
-        <w:gridCol w:w="1767"/>
-        <w:gridCol w:w="1767"/>
-        <w:gridCol w:w="1767"/>
-        <w:gridCol w:w="1767"/>
+        <w:gridCol w:w="640"/>
+        <w:gridCol w:w="2360"/>
+        <w:gridCol w:w="1900"/>
+        <w:gridCol w:w="760"/>
+        <w:gridCol w:w="800"/>
+        <w:gridCol w:w="3400"/>
+        <w:gridCol w:w="2100"/>
+        <w:gridCol w:w="3160"/>
       </w:tblGrid>
       <w:tr>
+        <w:trPr>
+          <w:tblHeader w:val="true"/>
+        </w:trPr>
         <w:tc>
           <w:tcPr>
-            <w:tcW w:type="dxa" w:w="800"/>
+            <w:tcW w:type="dxa" w:w="640"/>
+            <w:vAlign w:val="top"/>
+            <w:shd w:val="clear" w:fill="1C5D8C"/>
           </w:tcPr>
           <w:p>
-            <w:r/>
+            <w:pPr>
+              <w:spacing w:after="40" w:line="240" w:lineRule="auto"/>
+            </w:pPr>
+            <w:r>
+              <w:rPr>
+                <w:color w:val="FFFFFF"/>
+              </w:rPr>
+            </w:r>
             <w:r>
               <w:rPr>
                 <w:b/>
                 <w:i w:val="0"/>
+                <w:sz w:val="19"/>
               </w:rPr>
               <w:t>Tip</w:t>
             </w:r>
@@ -2638,14 +3726,24 @@
         </w:tc>
         <w:tc>
           <w:tcPr>
-            <w:tcW w:type="dxa" w:w="1800"/>
+            <w:tcW w:type="dxa" w:w="2360"/>
+            <w:vAlign w:val="top"/>
+            <w:shd w:val="clear" w:fill="1C5D8C"/>
           </w:tcPr>
           <w:p>
-            <w:r/>
+            <w:pPr>
+              <w:spacing w:after="40" w:line="240" w:lineRule="auto"/>
+            </w:pPr>
+            <w:r>
+              <w:rPr>
+                <w:color w:val="FFFFFF"/>
+              </w:rPr>
+            </w:r>
             <w:r>
               <w:rPr>
                 <w:b/>
                 <w:i w:val="0"/>
+                <w:sz w:val="19"/>
               </w:rPr>
               <w:t>Examen</w:t>
             </w:r>
@@ -2653,14 +3751,24 @@
         </w:tc>
         <w:tc>
           <w:tcPr>
-            <w:tcW w:type="dxa" w:w="3000"/>
+            <w:tcW w:type="dxa" w:w="1900"/>
+            <w:vAlign w:val="top"/>
+            <w:shd w:val="clear" w:fill="1C5D8C"/>
           </w:tcPr>
           <w:p>
-            <w:r/>
+            <w:pPr>
+              <w:spacing w:after="40" w:line="240" w:lineRule="auto"/>
+            </w:pPr>
+            <w:r>
+              <w:rPr>
+                <w:color w:val="FFFFFF"/>
+              </w:rPr>
+            </w:r>
             <w:r>
               <w:rPr>
                 <w:b/>
                 <w:i w:val="0"/>
+                <w:sz w:val="19"/>
               </w:rPr>
               <w:t>Indicație</w:t>
             </w:r>
@@ -2668,14 +3776,24 @@
         </w:tc>
         <w:tc>
           <w:tcPr>
-            <w:tcW w:type="dxa" w:w="900"/>
+            <w:tcW w:type="dxa" w:w="760"/>
+            <w:vAlign w:val="top"/>
+            <w:shd w:val="clear" w:fill="1C5D8C"/>
           </w:tcPr>
           <w:p>
-            <w:r/>
+            <w:pPr>
+              <w:spacing w:after="40" w:line="240" w:lineRule="auto"/>
+            </w:pPr>
+            <w:r>
+              <w:rPr>
+                <w:color w:val="FFFFFF"/>
+              </w:rPr>
+            </w:r>
             <w:r>
               <w:rPr>
                 <w:b/>
                 <w:i w:val="0"/>
+                <w:sz w:val="19"/>
               </w:rPr>
               <w:t>Grad</w:t>
             </w:r>
@@ -2683,14 +3801,24 @@
         </w:tc>
         <w:tc>
           <w:tcPr>
-            <w:tcW w:type="dxa" w:w="1100"/>
+            <w:tcW w:type="dxa" w:w="800"/>
+            <w:vAlign w:val="top"/>
+            <w:shd w:val="clear" w:fill="1C5D8C"/>
           </w:tcPr>
           <w:p>
-            <w:r/>
+            <w:pPr>
+              <w:spacing w:after="40" w:line="240" w:lineRule="auto"/>
+            </w:pPr>
+            <w:r>
+              <w:rPr>
+                <w:color w:val="FFFFFF"/>
+              </w:rPr>
+            </w:r>
             <w:r>
               <w:rPr>
                 <w:b/>
                 <w:i w:val="0"/>
+                <w:sz w:val="19"/>
               </w:rPr>
               <w:t>Doză</w:t>
             </w:r>
@@ -2698,14 +3826,24 @@
         </w:tc>
         <w:tc>
           <w:tcPr>
-            <w:tcW w:type="dxa" w:w="3000"/>
+            <w:tcW w:type="dxa" w:w="3400"/>
+            <w:vAlign w:val="top"/>
+            <w:shd w:val="clear" w:fill="1C5D8C"/>
           </w:tcPr>
           <w:p>
-            <w:r/>
+            <w:pPr>
+              <w:spacing w:after="40" w:line="240" w:lineRule="auto"/>
+            </w:pPr>
+            <w:r>
+              <w:rPr>
+                <w:color w:val="FFFFFF"/>
+              </w:rPr>
+            </w:r>
             <w:r>
               <w:rPr>
                 <w:b/>
                 <w:i w:val="0"/>
+                <w:sz w:val="19"/>
               </w:rPr>
               <w:t>Comentarii</w:t>
             </w:r>
@@ -2713,14 +3851,24 @@
         </w:tc>
         <w:tc>
           <w:tcPr>
-            <w:tcW w:type="dxa" w:w="1500"/>
+            <w:tcW w:type="dxa" w:w="2100"/>
+            <w:vAlign w:val="top"/>
+            <w:shd w:val="clear" w:fill="1C5D8C"/>
           </w:tcPr>
           <w:p>
-            <w:r/>
+            <w:pPr>
+              <w:spacing w:after="40" w:line="240" w:lineRule="auto"/>
+            </w:pPr>
+            <w:r>
+              <w:rPr>
+                <w:color w:val="FFFFFF"/>
+              </w:rPr>
+            </w:r>
             <w:r>
               <w:rPr>
                 <w:b/>
                 <w:i w:val="0"/>
+                <w:sz w:val="19"/>
               </w:rPr>
               <w:t>Decizie</w:t>
             </w:r>
@@ -2728,14 +3876,24 @@
         </w:tc>
         <w:tc>
           <w:tcPr>
-            <w:tcW w:type="dxa" w:w="1800"/>
+            <w:tcW w:type="dxa" w:w="3160"/>
+            <w:vAlign w:val="top"/>
+            <w:shd w:val="clear" w:fill="1C5D8C"/>
           </w:tcPr>
           <w:p>
-            <w:r/>
+            <w:pPr>
+              <w:spacing w:after="40" w:line="240" w:lineRule="auto"/>
+            </w:pPr>
+            <w:r>
+              <w:rPr>
+                <w:color w:val="FFFFFF"/>
+              </w:rPr>
+            </w:r>
             <w:r>
               <w:rPr>
                 <w:b/>
                 <w:i w:val="0"/>
+                <w:sz w:val="19"/>
               </w:rPr>
               <w:t>Comentariu editor</w:t>
             </w:r>
@@ -2745,14 +3903,19 @@
       <w:tr>
         <w:tc>
           <w:tcPr>
-            <w:tcW w:type="dxa" w:w="800"/>
+            <w:tcW w:type="dxa" w:w="640"/>
+            <w:vAlign w:val="top"/>
           </w:tcPr>
           <w:p>
+            <w:pPr>
+              <w:spacing w:after="40" w:line="240" w:lineRule="auto"/>
+            </w:pPr>
             <w:r/>
             <w:r>
               <w:rPr>
                 <w:b w:val="0"/>
                 <w:i w:val="0"/>
+                <w:sz w:val="19"/>
               </w:rPr>
               <w:t>T</w:t>
             </w:r>
@@ -2760,14 +3923,19 @@
         </w:tc>
         <w:tc>
           <w:tcPr>
-            <w:tcW w:type="dxa" w:w="1800"/>
+            <w:tcW w:type="dxa" w:w="2360"/>
+            <w:vAlign w:val="top"/>
           </w:tcPr>
           <w:p>
+            <w:pPr>
+              <w:spacing w:after="40" w:line="240" w:lineRule="auto"/>
+            </w:pPr>
             <w:r/>
             <w:r>
               <w:rPr>
                 <w:b w:val="0"/>
                 <w:i w:val="0"/>
+                <w:sz w:val="19"/>
               </w:rPr>
               <w:t>Angio-CT cap și gât + CT stâncă temporală</w:t>
             </w:r>
@@ -2775,14 +3943,19 @@
         </w:tc>
         <w:tc>
           <w:tcPr>
-            <w:tcW w:type="dxa" w:w="3000"/>
+            <w:tcW w:type="dxa" w:w="1900"/>
+            <w:vAlign w:val="top"/>
           </w:tcPr>
           <w:p>
+            <w:pPr>
+              <w:spacing w:after="40" w:line="240" w:lineRule="auto"/>
+            </w:pPr>
             <w:r/>
             <w:r>
               <w:rPr>
                 <w:b w:val="0"/>
                 <w:i w:val="0"/>
+                <w:sz w:val="19"/>
               </w:rPr>
               <w:t>Indicat</w:t>
             </w:r>
@@ -2790,14 +3963,19 @@
         </w:tc>
         <w:tc>
           <w:tcPr>
-            <w:tcW w:type="dxa" w:w="900"/>
+            <w:tcW w:type="dxa" w:w="760"/>
+            <w:vAlign w:val="top"/>
           </w:tcPr>
           <w:p>
+            <w:pPr>
+              <w:spacing w:after="40" w:line="240" w:lineRule="auto"/>
+            </w:pPr>
             <w:r/>
             <w:r>
               <w:rPr>
                 <w:b w:val="0"/>
                 <w:i w:val="0"/>
+                <w:sz w:val="19"/>
               </w:rPr>
               <w:t>B</w:t>
             </w:r>
@@ -2805,14 +3983,19 @@
         </w:tc>
         <w:tc>
           <w:tcPr>
-            <w:tcW w:type="dxa" w:w="1100"/>
+            <w:tcW w:type="dxa" w:w="800"/>
+            <w:vAlign w:val="top"/>
           </w:tcPr>
           <w:p>
+            <w:pPr>
+              <w:spacing w:after="40" w:line="240" w:lineRule="auto"/>
+            </w:pPr>
             <w:r/>
             <w:r>
               <w:rPr>
                 <w:b w:val="0"/>
                 <w:i w:val="0"/>
+                <w:sz w:val="19"/>
               </w:rPr>
               <w:t>2–3</w:t>
             </w:r>
@@ -2820,14 +4003,19 @@
         </w:tc>
         <w:tc>
           <w:tcPr>
-            <w:tcW w:type="dxa" w:w="3000"/>
+            <w:tcW w:type="dxa" w:w="3400"/>
+            <w:vAlign w:val="top"/>
           </w:tcPr>
           <w:p>
+            <w:pPr>
+              <w:spacing w:after="40" w:line="240" w:lineRule="auto"/>
+            </w:pPr>
             <w:r/>
             <w:r>
               <w:rPr>
                 <w:b w:val="0"/>
                 <w:i w:val="0"/>
+                <w:sz w:val="19"/>
               </w:rPr>
               <w:t>Cauză vasculară: tumoră glomică, dehiscență de golf jugular, fistulă durală, stenoză.</w:t>
             </w:r>
@@ -2835,28 +4023,38 @@
         </w:tc>
         <w:tc>
           <w:tcPr>
-            <w:tcW w:type="dxa" w:w="1500"/>
+            <w:tcW w:type="dxa" w:w="2100"/>
+            <w:vAlign w:val="top"/>
           </w:tcPr>
           <w:p>
+            <w:pPr>
+              <w:spacing w:after="40" w:line="240" w:lineRule="auto"/>
+            </w:pPr>
             <w:r/>
             <w:r>
               <w:rPr>
                 <w:b w:val="0"/>
                 <w:i w:val="0"/>
+                <w:sz w:val="19"/>
               </w:rPr>
             </w:r>
           </w:p>
         </w:tc>
         <w:tc>
           <w:tcPr>
-            <w:tcW w:type="dxa" w:w="1800"/>
+            <w:tcW w:type="dxa" w:w="3160"/>
+            <w:vAlign w:val="top"/>
           </w:tcPr>
           <w:p>
+            <w:pPr>
+              <w:spacing w:after="40" w:line="240" w:lineRule="auto"/>
+            </w:pPr>
             <w:r/>
             <w:r>
               <w:rPr>
                 <w:b w:val="0"/>
                 <w:i w:val="0"/>
+                <w:sz w:val="19"/>
               </w:rPr>
             </w:r>
           </w:p>
@@ -2865,14 +4063,19 @@
       <w:tr>
         <w:tc>
           <w:tcPr>
-            <w:tcW w:type="dxa" w:w="800"/>
+            <w:tcW w:type="dxa" w:w="640"/>
+            <w:vAlign w:val="top"/>
           </w:tcPr>
           <w:p>
+            <w:pPr>
+              <w:spacing w:after="40" w:line="240" w:lineRule="auto"/>
+            </w:pPr>
             <w:r/>
             <w:r>
               <w:rPr>
                 <w:b w:val="0"/>
                 <w:i w:val="0"/>
+                <w:sz w:val="19"/>
               </w:rPr>
               <w:t>M</w:t>
             </w:r>
@@ -2880,14 +4083,19 @@
         </w:tc>
         <w:tc>
           <w:tcPr>
-            <w:tcW w:type="dxa" w:w="1800"/>
+            <w:tcW w:type="dxa" w:w="2360"/>
+            <w:vAlign w:val="top"/>
           </w:tcPr>
           <w:p>
+            <w:pPr>
+              <w:spacing w:after="40" w:line="240" w:lineRule="auto"/>
+            </w:pPr>
             <w:r/>
             <w:r>
               <w:rPr>
                 <w:b w:val="0"/>
                 <w:i w:val="0"/>
+                <w:sz w:val="19"/>
               </w:rPr>
               <w:t>IRM + Angio-IRM cap, cu și fără contrast</w:t>
             </w:r>
@@ -2895,14 +4103,19 @@
         </w:tc>
         <w:tc>
           <w:tcPr>
-            <w:tcW w:type="dxa" w:w="3000"/>
+            <w:tcW w:type="dxa" w:w="1900"/>
+            <w:vAlign w:val="top"/>
           </w:tcPr>
           <w:p>
+            <w:pPr>
+              <w:spacing w:after="40" w:line="240" w:lineRule="auto"/>
+            </w:pPr>
             <w:r/>
             <w:r>
               <w:rPr>
                 <w:b w:val="0"/>
                 <w:i w:val="0"/>
+                <w:sz w:val="19"/>
               </w:rPr>
               <w:t>Indicat</w:t>
             </w:r>
@@ -2910,14 +4123,19 @@
         </w:tc>
         <w:tc>
           <w:tcPr>
-            <w:tcW w:type="dxa" w:w="900"/>
+            <w:tcW w:type="dxa" w:w="760"/>
+            <w:vAlign w:val="top"/>
           </w:tcPr>
           <w:p>
+            <w:pPr>
+              <w:spacing w:after="40" w:line="240" w:lineRule="auto"/>
+            </w:pPr>
             <w:r/>
             <w:r>
               <w:rPr>
                 <w:b w:val="0"/>
                 <w:i w:val="0"/>
+                <w:sz w:val="19"/>
               </w:rPr>
               <w:t>B</w:t>
             </w:r>
@@ -2925,14 +4143,19 @@
         </w:tc>
         <w:tc>
           <w:tcPr>
-            <w:tcW w:type="dxa" w:w="1100"/>
+            <w:tcW w:type="dxa" w:w="800"/>
+            <w:vAlign w:val="top"/>
           </w:tcPr>
           <w:p>
+            <w:pPr>
+              <w:spacing w:after="40" w:line="240" w:lineRule="auto"/>
+            </w:pPr>
             <w:r/>
             <w:r>
               <w:rPr>
                 <w:b w:val="0"/>
                 <w:i w:val="0"/>
+                <w:sz w:val="19"/>
               </w:rPr>
               <w:t>0</w:t>
             </w:r>
@@ -2940,14 +4163,19 @@
         </w:tc>
         <w:tc>
           <w:tcPr>
-            <w:tcW w:type="dxa" w:w="3000"/>
+            <w:tcW w:type="dxa" w:w="3400"/>
+            <w:vAlign w:val="top"/>
           </w:tcPr>
           <w:p>
+            <w:pPr>
+              <w:spacing w:after="40" w:line="240" w:lineRule="auto"/>
+            </w:pPr>
             <w:r/>
             <w:r>
               <w:rPr>
                 <w:b w:val="0"/>
                 <w:i w:val="0"/>
+                <w:sz w:val="19"/>
               </w:rPr>
               <w:t>Alternativă neinvazivă: paragangliom, schwannom, cauze vasculare.</w:t>
             </w:r>
@@ -2955,28 +4183,38 @@
         </w:tc>
         <w:tc>
           <w:tcPr>
-            <w:tcW w:type="dxa" w:w="1500"/>
+            <w:tcW w:type="dxa" w:w="2100"/>
+            <w:vAlign w:val="top"/>
           </w:tcPr>
           <w:p>
+            <w:pPr>
+              <w:spacing w:after="40" w:line="240" w:lineRule="auto"/>
+            </w:pPr>
             <w:r/>
             <w:r>
               <w:rPr>
                 <w:b w:val="0"/>
                 <w:i w:val="0"/>
+                <w:sz w:val="19"/>
               </w:rPr>
             </w:r>
           </w:p>
         </w:tc>
         <w:tc>
           <w:tcPr>
-            <w:tcW w:type="dxa" w:w="1800"/>
+            <w:tcW w:type="dxa" w:w="3160"/>
+            <w:vAlign w:val="top"/>
           </w:tcPr>
           <w:p>
+            <w:pPr>
+              <w:spacing w:after="40" w:line="240" w:lineRule="auto"/>
+            </w:pPr>
             <w:r/>
             <w:r>
               <w:rPr>
                 <w:b w:val="0"/>
                 <w:i w:val="0"/>
+                <w:sz w:val="19"/>
               </w:rPr>
             </w:r>
           </w:p>
@@ -2989,9 +4227,6 @@
         <w:pStyle w:val="Heading3"/>
       </w:pPr>
       <w:r>
-        <w:rPr>
-          <w:color w:val="1C5D8C"/>
-        </w:rPr>
         <w:t>ORL — Surditate brusc instalată (neurosenzorială)</w:t>
       </w:r>
     </w:p>
@@ -2999,38 +4234,52 @@
       <w:r>
         <w:rPr>
           <w:i/>
+          <w:color w:val="555555"/>
         </w:rPr>
         <w:t>ACR Appropriateness Criteria (surditate — urgență ORL).</w:t>
       </w:r>
     </w:p>
     <w:tbl>
       <w:tblPr>
-        <w:tblStyle w:val="LightGrid-Accent1"/>
-        <w:tblW w:type="auto" w:w="0"/>
+        <w:tblStyle w:val="TableGrid"/>
+        <w:tblW w:type="dxa" w:w="15120"/>
         <w:tblLayout w:type="fixed"/>
         <w:tblLook w:firstColumn="1" w:firstRow="1" w:lastColumn="0" w:lastRow="0" w:noHBand="0" w:noVBand="1" w:val="04A0"/>
       </w:tblPr>
       <w:tblGrid>
-        <w:gridCol w:w="1767"/>
-        <w:gridCol w:w="1767"/>
-        <w:gridCol w:w="1767"/>
-        <w:gridCol w:w="1767"/>
-        <w:gridCol w:w="1767"/>
-        <w:gridCol w:w="1767"/>
-        <w:gridCol w:w="1767"/>
-        <w:gridCol w:w="1767"/>
+        <w:gridCol w:w="640"/>
+        <w:gridCol w:w="2360"/>
+        <w:gridCol w:w="1900"/>
+        <w:gridCol w:w="760"/>
+        <w:gridCol w:w="800"/>
+        <w:gridCol w:w="3400"/>
+        <w:gridCol w:w="2100"/>
+        <w:gridCol w:w="3160"/>
       </w:tblGrid>
       <w:tr>
+        <w:trPr>
+          <w:tblHeader w:val="true"/>
+        </w:trPr>
         <w:tc>
           <w:tcPr>
-            <w:tcW w:type="dxa" w:w="800"/>
+            <w:tcW w:type="dxa" w:w="640"/>
+            <w:vAlign w:val="top"/>
+            <w:shd w:val="clear" w:fill="1C5D8C"/>
           </w:tcPr>
           <w:p>
-            <w:r/>
+            <w:pPr>
+              <w:spacing w:after="40" w:line="240" w:lineRule="auto"/>
+            </w:pPr>
+            <w:r>
+              <w:rPr>
+                <w:color w:val="FFFFFF"/>
+              </w:rPr>
+            </w:r>
             <w:r>
               <w:rPr>
                 <w:b/>
                 <w:i w:val="0"/>
+                <w:sz w:val="19"/>
               </w:rPr>
               <w:t>Tip</w:t>
             </w:r>
@@ -3038,14 +4287,24 @@
         </w:tc>
         <w:tc>
           <w:tcPr>
-            <w:tcW w:type="dxa" w:w="1800"/>
+            <w:tcW w:type="dxa" w:w="2360"/>
+            <w:vAlign w:val="top"/>
+            <w:shd w:val="clear" w:fill="1C5D8C"/>
           </w:tcPr>
           <w:p>
-            <w:r/>
+            <w:pPr>
+              <w:spacing w:after="40" w:line="240" w:lineRule="auto"/>
+            </w:pPr>
+            <w:r>
+              <w:rPr>
+                <w:color w:val="FFFFFF"/>
+              </w:rPr>
+            </w:r>
             <w:r>
               <w:rPr>
                 <w:b/>
                 <w:i w:val="0"/>
+                <w:sz w:val="19"/>
               </w:rPr>
               <w:t>Examen</w:t>
             </w:r>
@@ -3053,14 +4312,24 @@
         </w:tc>
         <w:tc>
           <w:tcPr>
-            <w:tcW w:type="dxa" w:w="3000"/>
+            <w:tcW w:type="dxa" w:w="1900"/>
+            <w:vAlign w:val="top"/>
+            <w:shd w:val="clear" w:fill="1C5D8C"/>
           </w:tcPr>
           <w:p>
-            <w:r/>
+            <w:pPr>
+              <w:spacing w:after="40" w:line="240" w:lineRule="auto"/>
+            </w:pPr>
+            <w:r>
+              <w:rPr>
+                <w:color w:val="FFFFFF"/>
+              </w:rPr>
+            </w:r>
             <w:r>
               <w:rPr>
                 <w:b/>
                 <w:i w:val="0"/>
+                <w:sz w:val="19"/>
               </w:rPr>
               <w:t>Indicație</w:t>
             </w:r>
@@ -3068,14 +4337,24 @@
         </w:tc>
         <w:tc>
           <w:tcPr>
-            <w:tcW w:type="dxa" w:w="900"/>
+            <w:tcW w:type="dxa" w:w="760"/>
+            <w:vAlign w:val="top"/>
+            <w:shd w:val="clear" w:fill="1C5D8C"/>
           </w:tcPr>
           <w:p>
-            <w:r/>
+            <w:pPr>
+              <w:spacing w:after="40" w:line="240" w:lineRule="auto"/>
+            </w:pPr>
+            <w:r>
+              <w:rPr>
+                <w:color w:val="FFFFFF"/>
+              </w:rPr>
+            </w:r>
             <w:r>
               <w:rPr>
                 <w:b/>
                 <w:i w:val="0"/>
+                <w:sz w:val="19"/>
               </w:rPr>
               <w:t>Grad</w:t>
             </w:r>
@@ -3083,14 +4362,24 @@
         </w:tc>
         <w:tc>
           <w:tcPr>
-            <w:tcW w:type="dxa" w:w="1100"/>
+            <w:tcW w:type="dxa" w:w="800"/>
+            <w:vAlign w:val="top"/>
+            <w:shd w:val="clear" w:fill="1C5D8C"/>
           </w:tcPr>
           <w:p>
-            <w:r/>
+            <w:pPr>
+              <w:spacing w:after="40" w:line="240" w:lineRule="auto"/>
+            </w:pPr>
+            <w:r>
+              <w:rPr>
+                <w:color w:val="FFFFFF"/>
+              </w:rPr>
+            </w:r>
             <w:r>
               <w:rPr>
                 <w:b/>
                 <w:i w:val="0"/>
+                <w:sz w:val="19"/>
               </w:rPr>
               <w:t>Doză</w:t>
             </w:r>
@@ -3098,14 +4387,24 @@
         </w:tc>
         <w:tc>
           <w:tcPr>
-            <w:tcW w:type="dxa" w:w="3000"/>
+            <w:tcW w:type="dxa" w:w="3400"/>
+            <w:vAlign w:val="top"/>
+            <w:shd w:val="clear" w:fill="1C5D8C"/>
           </w:tcPr>
           <w:p>
-            <w:r/>
+            <w:pPr>
+              <w:spacing w:after="40" w:line="240" w:lineRule="auto"/>
+            </w:pPr>
+            <w:r>
+              <w:rPr>
+                <w:color w:val="FFFFFF"/>
+              </w:rPr>
+            </w:r>
             <w:r>
               <w:rPr>
                 <w:b/>
                 <w:i w:val="0"/>
+                <w:sz w:val="19"/>
               </w:rPr>
               <w:t>Comentarii</w:t>
             </w:r>
@@ -3113,14 +4412,24 @@
         </w:tc>
         <w:tc>
           <w:tcPr>
-            <w:tcW w:type="dxa" w:w="1500"/>
+            <w:tcW w:type="dxa" w:w="2100"/>
+            <w:vAlign w:val="top"/>
+            <w:shd w:val="clear" w:fill="1C5D8C"/>
           </w:tcPr>
           <w:p>
-            <w:r/>
+            <w:pPr>
+              <w:spacing w:after="40" w:line="240" w:lineRule="auto"/>
+            </w:pPr>
+            <w:r>
+              <w:rPr>
+                <w:color w:val="FFFFFF"/>
+              </w:rPr>
+            </w:r>
             <w:r>
               <w:rPr>
                 <w:b/>
                 <w:i w:val="0"/>
+                <w:sz w:val="19"/>
               </w:rPr>
               <w:t>Decizie</w:t>
             </w:r>
@@ -3128,14 +4437,24 @@
         </w:tc>
         <w:tc>
           <w:tcPr>
-            <w:tcW w:type="dxa" w:w="1800"/>
+            <w:tcW w:type="dxa" w:w="3160"/>
+            <w:vAlign w:val="top"/>
+            <w:shd w:val="clear" w:fill="1C5D8C"/>
           </w:tcPr>
           <w:p>
-            <w:r/>
+            <w:pPr>
+              <w:spacing w:after="40" w:line="240" w:lineRule="auto"/>
+            </w:pPr>
+            <w:r>
+              <w:rPr>
+                <w:color w:val="FFFFFF"/>
+              </w:rPr>
+            </w:r>
             <w:r>
               <w:rPr>
                 <w:b/>
                 <w:i w:val="0"/>
+                <w:sz w:val="19"/>
               </w:rPr>
               <w:t>Comentariu editor</w:t>
             </w:r>
@@ -3145,14 +4464,19 @@
       <w:tr>
         <w:tc>
           <w:tcPr>
-            <w:tcW w:type="dxa" w:w="800"/>
+            <w:tcW w:type="dxa" w:w="640"/>
+            <w:vAlign w:val="top"/>
           </w:tcPr>
           <w:p>
+            <w:pPr>
+              <w:spacing w:after="40" w:line="240" w:lineRule="auto"/>
+            </w:pPr>
             <w:r/>
             <w:r>
               <w:rPr>
                 <w:b w:val="0"/>
                 <w:i w:val="0"/>
+                <w:sz w:val="19"/>
               </w:rPr>
               <w:t>M</w:t>
             </w:r>
@@ -3160,14 +4484,19 @@
         </w:tc>
         <w:tc>
           <w:tcPr>
-            <w:tcW w:type="dxa" w:w="1800"/>
+            <w:tcW w:type="dxa" w:w="2360"/>
+            <w:vAlign w:val="top"/>
           </w:tcPr>
           <w:p>
+            <w:pPr>
+              <w:spacing w:after="40" w:line="240" w:lineRule="auto"/>
+            </w:pPr>
             <w:r/>
             <w:r>
               <w:rPr>
                 <w:b w:val="0"/>
                 <w:i w:val="0"/>
+                <w:sz w:val="19"/>
               </w:rPr>
               <w:t>IRM conduct auditiv intern și unghi ponto-cerebelos, cu contrast</w:t>
             </w:r>
@@ -3175,14 +4504,19 @@
         </w:tc>
         <w:tc>
           <w:tcPr>
-            <w:tcW w:type="dxa" w:w="3000"/>
+            <w:tcW w:type="dxa" w:w="1900"/>
+            <w:vAlign w:val="top"/>
           </w:tcPr>
           <w:p>
+            <w:pPr>
+              <w:spacing w:after="40" w:line="240" w:lineRule="auto"/>
+            </w:pPr>
             <w:r/>
             <w:r>
               <w:rPr>
                 <w:b w:val="0"/>
                 <w:i w:val="0"/>
+                <w:sz w:val="19"/>
               </w:rPr>
               <w:t>Indicat</w:t>
             </w:r>
@@ -3190,14 +4524,19 @@
         </w:tc>
         <w:tc>
           <w:tcPr>
-            <w:tcW w:type="dxa" w:w="900"/>
+            <w:tcW w:type="dxa" w:w="760"/>
+            <w:vAlign w:val="top"/>
           </w:tcPr>
           <w:p>
+            <w:pPr>
+              <w:spacing w:after="40" w:line="240" w:lineRule="auto"/>
+            </w:pPr>
             <w:r/>
             <w:r>
               <w:rPr>
                 <w:b w:val="0"/>
                 <w:i w:val="0"/>
+                <w:sz w:val="19"/>
               </w:rPr>
               <w:t>B</w:t>
             </w:r>
@@ -3205,14 +4544,19 @@
         </w:tc>
         <w:tc>
           <w:tcPr>
-            <w:tcW w:type="dxa" w:w="1100"/>
+            <w:tcW w:type="dxa" w:w="800"/>
+            <w:vAlign w:val="top"/>
           </w:tcPr>
           <w:p>
+            <w:pPr>
+              <w:spacing w:after="40" w:line="240" w:lineRule="auto"/>
+            </w:pPr>
             <w:r/>
             <w:r>
               <w:rPr>
                 <w:b w:val="0"/>
                 <w:i w:val="0"/>
+                <w:sz w:val="19"/>
               </w:rPr>
               <w:t>0</w:t>
             </w:r>
@@ -3220,14 +4564,19 @@
         </w:tc>
         <w:tc>
           <w:tcPr>
-            <w:tcW w:type="dxa" w:w="3000"/>
+            <w:tcW w:type="dxa" w:w="3400"/>
+            <w:vAlign w:val="top"/>
           </w:tcPr>
           <w:p>
+            <w:pPr>
+              <w:spacing w:after="40" w:line="240" w:lineRule="auto"/>
+            </w:pPr>
             <w:r/>
             <w:r>
               <w:rPr>
                 <w:b w:val="0"/>
                 <w:i w:val="0"/>
+                <w:sz w:val="19"/>
               </w:rPr>
               <w:t>Excludere schwannom vestibular / leziune retrocohleară; urgență ORL.</w:t>
             </w:r>
@@ -3235,28 +4584,38 @@
         </w:tc>
         <w:tc>
           <w:tcPr>
-            <w:tcW w:type="dxa" w:w="1500"/>
+            <w:tcW w:type="dxa" w:w="2100"/>
+            <w:vAlign w:val="top"/>
           </w:tcPr>
           <w:p>
+            <w:pPr>
+              <w:spacing w:after="40" w:line="240" w:lineRule="auto"/>
+            </w:pPr>
             <w:r/>
             <w:r>
               <w:rPr>
                 <w:b w:val="0"/>
                 <w:i w:val="0"/>
+                <w:sz w:val="19"/>
               </w:rPr>
             </w:r>
           </w:p>
         </w:tc>
         <w:tc>
           <w:tcPr>
-            <w:tcW w:type="dxa" w:w="1800"/>
+            <w:tcW w:type="dxa" w:w="3160"/>
+            <w:vAlign w:val="top"/>
           </w:tcPr>
           <w:p>
+            <w:pPr>
+              <w:spacing w:after="40" w:line="240" w:lineRule="auto"/>
+            </w:pPr>
             <w:r/>
             <w:r>
               <w:rPr>
                 <w:b w:val="0"/>
                 <w:i w:val="0"/>
+                <w:sz w:val="19"/>
               </w:rPr>
             </w:r>
           </w:p>
@@ -3269,9 +4628,6 @@
         <w:pStyle w:val="Heading3"/>
       </w:pPr>
       <w:r>
-        <w:rPr>
-          <w:color w:val="1C5D8C"/>
-        </w:rPr>
         <w:t>ORL — Patologie orbitară (exoftalmie, masă orbitară, oftalmopatie tiroidiană, celulită orbitară)</w:t>
       </w:r>
     </w:p>
@@ -3279,38 +4635,52 @@
       <w:r>
         <w:rPr>
           <w:i/>
+          <w:color w:val="555555"/>
         </w:rPr>
         <w:t>Cf. ACR Appropriateness Criteria – Orbits, Vision, and Visual Loss.</w:t>
       </w:r>
     </w:p>
     <w:tbl>
       <w:tblPr>
-        <w:tblStyle w:val="LightGrid-Accent1"/>
-        <w:tblW w:type="auto" w:w="0"/>
+        <w:tblStyle w:val="TableGrid"/>
+        <w:tblW w:type="dxa" w:w="15120"/>
         <w:tblLayout w:type="fixed"/>
         <w:tblLook w:firstColumn="1" w:firstRow="1" w:lastColumn="0" w:lastRow="0" w:noHBand="0" w:noVBand="1" w:val="04A0"/>
       </w:tblPr>
       <w:tblGrid>
-        <w:gridCol w:w="1767"/>
-        <w:gridCol w:w="1767"/>
-        <w:gridCol w:w="1767"/>
-        <w:gridCol w:w="1767"/>
-        <w:gridCol w:w="1767"/>
-        <w:gridCol w:w="1767"/>
-        <w:gridCol w:w="1767"/>
-        <w:gridCol w:w="1767"/>
+        <w:gridCol w:w="640"/>
+        <w:gridCol w:w="2360"/>
+        <w:gridCol w:w="1900"/>
+        <w:gridCol w:w="760"/>
+        <w:gridCol w:w="800"/>
+        <w:gridCol w:w="3400"/>
+        <w:gridCol w:w="2100"/>
+        <w:gridCol w:w="3160"/>
       </w:tblGrid>
       <w:tr>
+        <w:trPr>
+          <w:tblHeader w:val="true"/>
+        </w:trPr>
         <w:tc>
           <w:tcPr>
-            <w:tcW w:type="dxa" w:w="800"/>
+            <w:tcW w:type="dxa" w:w="640"/>
+            <w:vAlign w:val="top"/>
+            <w:shd w:val="clear" w:fill="1C5D8C"/>
           </w:tcPr>
           <w:p>
-            <w:r/>
+            <w:pPr>
+              <w:spacing w:after="40" w:line="240" w:lineRule="auto"/>
+            </w:pPr>
+            <w:r>
+              <w:rPr>
+                <w:color w:val="FFFFFF"/>
+              </w:rPr>
+            </w:r>
             <w:r>
               <w:rPr>
                 <w:b/>
                 <w:i w:val="0"/>
+                <w:sz w:val="19"/>
               </w:rPr>
               <w:t>Tip</w:t>
             </w:r>
@@ -3318,14 +4688,24 @@
         </w:tc>
         <w:tc>
           <w:tcPr>
-            <w:tcW w:type="dxa" w:w="1800"/>
+            <w:tcW w:type="dxa" w:w="2360"/>
+            <w:vAlign w:val="top"/>
+            <w:shd w:val="clear" w:fill="1C5D8C"/>
           </w:tcPr>
           <w:p>
-            <w:r/>
+            <w:pPr>
+              <w:spacing w:after="40" w:line="240" w:lineRule="auto"/>
+            </w:pPr>
+            <w:r>
+              <w:rPr>
+                <w:color w:val="FFFFFF"/>
+              </w:rPr>
+            </w:r>
             <w:r>
               <w:rPr>
                 <w:b/>
                 <w:i w:val="0"/>
+                <w:sz w:val="19"/>
               </w:rPr>
               <w:t>Examen</w:t>
             </w:r>
@@ -3333,14 +4713,24 @@
         </w:tc>
         <w:tc>
           <w:tcPr>
-            <w:tcW w:type="dxa" w:w="3000"/>
+            <w:tcW w:type="dxa" w:w="1900"/>
+            <w:vAlign w:val="top"/>
+            <w:shd w:val="clear" w:fill="1C5D8C"/>
           </w:tcPr>
           <w:p>
-            <w:r/>
+            <w:pPr>
+              <w:spacing w:after="40" w:line="240" w:lineRule="auto"/>
+            </w:pPr>
+            <w:r>
+              <w:rPr>
+                <w:color w:val="FFFFFF"/>
+              </w:rPr>
+            </w:r>
             <w:r>
               <w:rPr>
                 <w:b/>
                 <w:i w:val="0"/>
+                <w:sz w:val="19"/>
               </w:rPr>
               <w:t>Indicație</w:t>
             </w:r>
@@ -3348,14 +4738,24 @@
         </w:tc>
         <w:tc>
           <w:tcPr>
-            <w:tcW w:type="dxa" w:w="900"/>
+            <w:tcW w:type="dxa" w:w="760"/>
+            <w:vAlign w:val="top"/>
+            <w:shd w:val="clear" w:fill="1C5D8C"/>
           </w:tcPr>
           <w:p>
-            <w:r/>
+            <w:pPr>
+              <w:spacing w:after="40" w:line="240" w:lineRule="auto"/>
+            </w:pPr>
+            <w:r>
+              <w:rPr>
+                <w:color w:val="FFFFFF"/>
+              </w:rPr>
+            </w:r>
             <w:r>
               <w:rPr>
                 <w:b/>
                 <w:i w:val="0"/>
+                <w:sz w:val="19"/>
               </w:rPr>
               <w:t>Grad</w:t>
             </w:r>
@@ -3363,14 +4763,24 @@
         </w:tc>
         <w:tc>
           <w:tcPr>
-            <w:tcW w:type="dxa" w:w="1100"/>
+            <w:tcW w:type="dxa" w:w="800"/>
+            <w:vAlign w:val="top"/>
+            <w:shd w:val="clear" w:fill="1C5D8C"/>
           </w:tcPr>
           <w:p>
-            <w:r/>
+            <w:pPr>
+              <w:spacing w:after="40" w:line="240" w:lineRule="auto"/>
+            </w:pPr>
+            <w:r>
+              <w:rPr>
+                <w:color w:val="FFFFFF"/>
+              </w:rPr>
+            </w:r>
             <w:r>
               <w:rPr>
                 <w:b/>
                 <w:i w:val="0"/>
+                <w:sz w:val="19"/>
               </w:rPr>
               <w:t>Doză</w:t>
             </w:r>
@@ -3378,14 +4788,24 @@
         </w:tc>
         <w:tc>
           <w:tcPr>
-            <w:tcW w:type="dxa" w:w="3000"/>
+            <w:tcW w:type="dxa" w:w="3400"/>
+            <w:vAlign w:val="top"/>
+            <w:shd w:val="clear" w:fill="1C5D8C"/>
           </w:tcPr>
           <w:p>
-            <w:r/>
+            <w:pPr>
+              <w:spacing w:after="40" w:line="240" w:lineRule="auto"/>
+            </w:pPr>
+            <w:r>
+              <w:rPr>
+                <w:color w:val="FFFFFF"/>
+              </w:rPr>
+            </w:r>
             <w:r>
               <w:rPr>
                 <w:b/>
                 <w:i w:val="0"/>
+                <w:sz w:val="19"/>
               </w:rPr>
               <w:t>Comentarii</w:t>
             </w:r>
@@ -3393,14 +4813,24 @@
         </w:tc>
         <w:tc>
           <w:tcPr>
-            <w:tcW w:type="dxa" w:w="1500"/>
+            <w:tcW w:type="dxa" w:w="2100"/>
+            <w:vAlign w:val="top"/>
+            <w:shd w:val="clear" w:fill="1C5D8C"/>
           </w:tcPr>
           <w:p>
-            <w:r/>
+            <w:pPr>
+              <w:spacing w:after="40" w:line="240" w:lineRule="auto"/>
+            </w:pPr>
+            <w:r>
+              <w:rPr>
+                <w:color w:val="FFFFFF"/>
+              </w:rPr>
+            </w:r>
             <w:r>
               <w:rPr>
                 <w:b/>
                 <w:i w:val="0"/>
+                <w:sz w:val="19"/>
               </w:rPr>
               <w:t>Decizie</w:t>
             </w:r>
@@ -3408,14 +4838,24 @@
         </w:tc>
         <w:tc>
           <w:tcPr>
-            <w:tcW w:type="dxa" w:w="1800"/>
+            <w:tcW w:type="dxa" w:w="3160"/>
+            <w:vAlign w:val="top"/>
+            <w:shd w:val="clear" w:fill="1C5D8C"/>
           </w:tcPr>
           <w:p>
-            <w:r/>
+            <w:pPr>
+              <w:spacing w:after="40" w:line="240" w:lineRule="auto"/>
+            </w:pPr>
+            <w:r>
+              <w:rPr>
+                <w:color w:val="FFFFFF"/>
+              </w:rPr>
+            </w:r>
             <w:r>
               <w:rPr>
                 <w:b/>
                 <w:i w:val="0"/>
+                <w:sz w:val="19"/>
               </w:rPr>
               <w:t>Comentariu editor</w:t>
             </w:r>
@@ -3425,14 +4865,19 @@
       <w:tr>
         <w:tc>
           <w:tcPr>
-            <w:tcW w:type="dxa" w:w="800"/>
+            <w:tcW w:type="dxa" w:w="640"/>
+            <w:vAlign w:val="top"/>
           </w:tcPr>
           <w:p>
+            <w:pPr>
+              <w:spacing w:after="40" w:line="240" w:lineRule="auto"/>
+            </w:pPr>
             <w:r/>
             <w:r>
               <w:rPr>
                 <w:b w:val="0"/>
                 <w:i w:val="0"/>
+                <w:sz w:val="19"/>
               </w:rPr>
               <w:t>M</w:t>
             </w:r>
@@ -3440,14 +4885,19 @@
         </w:tc>
         <w:tc>
           <w:tcPr>
-            <w:tcW w:type="dxa" w:w="1800"/>
+            <w:tcW w:type="dxa" w:w="2360"/>
+            <w:vAlign w:val="top"/>
           </w:tcPr>
           <w:p>
+            <w:pPr>
+              <w:spacing w:after="40" w:line="240" w:lineRule="auto"/>
+            </w:pPr>
             <w:r/>
             <w:r>
               <w:rPr>
                 <w:b w:val="0"/>
                 <w:i w:val="0"/>
+                <w:sz w:val="19"/>
               </w:rPr>
               <w:t>IRM orbite, cu și fără contrast</w:t>
             </w:r>
@@ -3455,14 +4905,19 @@
         </w:tc>
         <w:tc>
           <w:tcPr>
-            <w:tcW w:type="dxa" w:w="3000"/>
+            <w:tcW w:type="dxa" w:w="1900"/>
+            <w:vAlign w:val="top"/>
           </w:tcPr>
           <w:p>
+            <w:pPr>
+              <w:spacing w:after="40" w:line="240" w:lineRule="auto"/>
+            </w:pPr>
             <w:r/>
             <w:r>
               <w:rPr>
                 <w:b w:val="0"/>
                 <w:i w:val="0"/>
+                <w:sz w:val="19"/>
               </w:rPr>
               <w:t>Indicat</w:t>
             </w:r>
@@ -3470,14 +4925,19 @@
         </w:tc>
         <w:tc>
           <w:tcPr>
-            <w:tcW w:type="dxa" w:w="900"/>
+            <w:tcW w:type="dxa" w:w="760"/>
+            <w:vAlign w:val="top"/>
           </w:tcPr>
           <w:p>
+            <w:pPr>
+              <w:spacing w:after="40" w:line="240" w:lineRule="auto"/>
+            </w:pPr>
             <w:r/>
             <w:r>
               <w:rPr>
                 <w:b w:val="0"/>
                 <w:i w:val="0"/>
+                <w:sz w:val="19"/>
               </w:rPr>
               <w:t>B</w:t>
             </w:r>
@@ -3485,14 +4945,19 @@
         </w:tc>
         <w:tc>
           <w:tcPr>
-            <w:tcW w:type="dxa" w:w="1100"/>
+            <w:tcW w:type="dxa" w:w="800"/>
+            <w:vAlign w:val="top"/>
           </w:tcPr>
           <w:p>
+            <w:pPr>
+              <w:spacing w:after="40" w:line="240" w:lineRule="auto"/>
+            </w:pPr>
             <w:r/>
             <w:r>
               <w:rPr>
                 <w:b w:val="0"/>
                 <w:i w:val="0"/>
+                <w:sz w:val="19"/>
               </w:rPr>
               <w:t>0</w:t>
             </w:r>
@@ -3500,14 +4965,19 @@
         </w:tc>
         <w:tc>
           <w:tcPr>
-            <w:tcW w:type="dxa" w:w="3000"/>
+            <w:tcW w:type="dxa" w:w="3400"/>
+            <w:vAlign w:val="top"/>
           </w:tcPr>
           <w:p>
+            <w:pPr>
+              <w:spacing w:after="40" w:line="240" w:lineRule="auto"/>
+            </w:pPr>
             <w:r/>
             <w:r>
               <w:rPr>
                 <w:b w:val="0"/>
                 <w:i w:val="0"/>
+                <w:sz w:val="19"/>
               </w:rPr>
               <w:t>Masă orbitară, nevrită optică, oftalmopatie tiroidiană.</w:t>
             </w:r>
@@ -3515,28 +4985,38 @@
         </w:tc>
         <w:tc>
           <w:tcPr>
-            <w:tcW w:type="dxa" w:w="1500"/>
+            <w:tcW w:type="dxa" w:w="2100"/>
+            <w:vAlign w:val="top"/>
           </w:tcPr>
           <w:p>
+            <w:pPr>
+              <w:spacing w:after="40" w:line="240" w:lineRule="auto"/>
+            </w:pPr>
             <w:r/>
             <w:r>
               <w:rPr>
                 <w:b w:val="0"/>
                 <w:i w:val="0"/>
+                <w:sz w:val="19"/>
               </w:rPr>
             </w:r>
           </w:p>
         </w:tc>
         <w:tc>
           <w:tcPr>
-            <w:tcW w:type="dxa" w:w="1800"/>
+            <w:tcW w:type="dxa" w:w="3160"/>
+            <w:vAlign w:val="top"/>
           </w:tcPr>
           <w:p>
+            <w:pPr>
+              <w:spacing w:after="40" w:line="240" w:lineRule="auto"/>
+            </w:pPr>
             <w:r/>
             <w:r>
               <w:rPr>
                 <w:b w:val="0"/>
                 <w:i w:val="0"/>
+                <w:sz w:val="19"/>
               </w:rPr>
             </w:r>
           </w:p>
@@ -3545,14 +5025,19 @@
       <w:tr>
         <w:tc>
           <w:tcPr>
-            <w:tcW w:type="dxa" w:w="800"/>
+            <w:tcW w:type="dxa" w:w="640"/>
+            <w:vAlign w:val="top"/>
           </w:tcPr>
           <w:p>
+            <w:pPr>
+              <w:spacing w:after="40" w:line="240" w:lineRule="auto"/>
+            </w:pPr>
             <w:r/>
             <w:r>
               <w:rPr>
                 <w:b w:val="0"/>
                 <w:i w:val="0"/>
+                <w:sz w:val="19"/>
               </w:rPr>
               <w:t>T</w:t>
             </w:r>
@@ -3560,14 +5045,19 @@
         </w:tc>
         <w:tc>
           <w:tcPr>
-            <w:tcW w:type="dxa" w:w="1800"/>
+            <w:tcW w:type="dxa" w:w="2360"/>
+            <w:vAlign w:val="top"/>
           </w:tcPr>
           <w:p>
+            <w:pPr>
+              <w:spacing w:after="40" w:line="240" w:lineRule="auto"/>
+            </w:pPr>
             <w:r/>
             <w:r>
               <w:rPr>
                 <w:b w:val="0"/>
                 <w:i w:val="0"/>
+                <w:sz w:val="19"/>
               </w:rPr>
               <w:t>CT orbite</w:t>
             </w:r>
@@ -3575,14 +5065,19 @@
         </w:tc>
         <w:tc>
           <w:tcPr>
-            <w:tcW w:type="dxa" w:w="3000"/>
+            <w:tcW w:type="dxa" w:w="1900"/>
+            <w:vAlign w:val="top"/>
           </w:tcPr>
           <w:p>
+            <w:pPr>
+              <w:spacing w:after="40" w:line="240" w:lineRule="auto"/>
+            </w:pPr>
             <w:r/>
             <w:r>
               <w:rPr>
                 <w:b w:val="0"/>
                 <w:i w:val="0"/>
+                <w:sz w:val="19"/>
               </w:rPr>
               <w:t>Indicat</w:t>
             </w:r>
@@ -3590,14 +5085,19 @@
         </w:tc>
         <w:tc>
           <w:tcPr>
-            <w:tcW w:type="dxa" w:w="900"/>
+            <w:tcW w:type="dxa" w:w="760"/>
+            <w:vAlign w:val="top"/>
           </w:tcPr>
           <w:p>
+            <w:pPr>
+              <w:spacing w:after="40" w:line="240" w:lineRule="auto"/>
+            </w:pPr>
             <w:r/>
             <w:r>
               <w:rPr>
                 <w:b w:val="0"/>
                 <w:i w:val="0"/>
+                <w:sz w:val="19"/>
               </w:rPr>
               <w:t>B</w:t>
             </w:r>
@@ -3605,14 +5105,19 @@
         </w:tc>
         <w:tc>
           <w:tcPr>
-            <w:tcW w:type="dxa" w:w="1100"/>
+            <w:tcW w:type="dxa" w:w="800"/>
+            <w:vAlign w:val="top"/>
           </w:tcPr>
           <w:p>
+            <w:pPr>
+              <w:spacing w:after="40" w:line="240" w:lineRule="auto"/>
+            </w:pPr>
             <w:r/>
             <w:r>
               <w:rPr>
                 <w:b w:val="0"/>
                 <w:i w:val="0"/>
+                <w:sz w:val="19"/>
               </w:rPr>
               <w:t>2</w:t>
             </w:r>
@@ -3620,14 +5125,19 @@
         </w:tc>
         <w:tc>
           <w:tcPr>
-            <w:tcW w:type="dxa" w:w="3000"/>
+            <w:tcW w:type="dxa" w:w="3400"/>
+            <w:vAlign w:val="top"/>
           </w:tcPr>
           <w:p>
+            <w:pPr>
+              <w:spacing w:after="40" w:line="240" w:lineRule="auto"/>
+            </w:pPr>
             <w:r/>
             <w:r>
               <w:rPr>
                 <w:b w:val="0"/>
                 <w:i w:val="0"/>
+                <w:sz w:val="19"/>
               </w:rPr>
               <w:t>Exoftalmie / celulită orbitară (os, colecții, corp străin); urgență în celulita cu complicații.</w:t>
             </w:r>
@@ -3635,28 +5145,38 @@
         </w:tc>
         <w:tc>
           <w:tcPr>
-            <w:tcW w:type="dxa" w:w="1500"/>
+            <w:tcW w:type="dxa" w:w="2100"/>
+            <w:vAlign w:val="top"/>
           </w:tcPr>
           <w:p>
+            <w:pPr>
+              <w:spacing w:after="40" w:line="240" w:lineRule="auto"/>
+            </w:pPr>
             <w:r/>
             <w:r>
               <w:rPr>
                 <w:b w:val="0"/>
                 <w:i w:val="0"/>
+                <w:sz w:val="19"/>
               </w:rPr>
             </w:r>
           </w:p>
         </w:tc>
         <w:tc>
           <w:tcPr>
-            <w:tcW w:type="dxa" w:w="1800"/>
+            <w:tcW w:type="dxa" w:w="3160"/>
+            <w:vAlign w:val="top"/>
           </w:tcPr>
           <w:p>
+            <w:pPr>
+              <w:spacing w:after="40" w:line="240" w:lineRule="auto"/>
+            </w:pPr>
             <w:r/>
             <w:r>
               <w:rPr>
                 <w:b w:val="0"/>
                 <w:i w:val="0"/>
+                <w:sz w:val="19"/>
               </w:rPr>
             </w:r>
           </w:p>
@@ -3669,9 +5189,6 @@
         <w:pStyle w:val="Heading3"/>
       </w:pPr>
       <w:r>
-        <w:rPr>
-          <w:color w:val="1C5D8C"/>
-        </w:rPr>
         <w:t>ORL — Otită externă malignă (necrozantă) / osteomielita bazei craniului</w:t>
       </w:r>
     </w:p>
@@ -3679,38 +5196,52 @@
       <w:r>
         <w:rPr>
           <w:i/>
+          <w:color w:val="555555"/>
         </w:rPr>
         <w:t>ACR Appropriateness Criteria (osteomielită bază craniu).</w:t>
       </w:r>
     </w:p>
     <w:tbl>
       <w:tblPr>
-        <w:tblStyle w:val="LightGrid-Accent1"/>
-        <w:tblW w:type="auto" w:w="0"/>
+        <w:tblStyle w:val="TableGrid"/>
+        <w:tblW w:type="dxa" w:w="15120"/>
         <w:tblLayout w:type="fixed"/>
         <w:tblLook w:firstColumn="1" w:firstRow="1" w:lastColumn="0" w:lastRow="0" w:noHBand="0" w:noVBand="1" w:val="04A0"/>
       </w:tblPr>
       <w:tblGrid>
-        <w:gridCol w:w="1767"/>
-        <w:gridCol w:w="1767"/>
-        <w:gridCol w:w="1767"/>
-        <w:gridCol w:w="1767"/>
-        <w:gridCol w:w="1767"/>
-        <w:gridCol w:w="1767"/>
-        <w:gridCol w:w="1767"/>
-        <w:gridCol w:w="1767"/>
+        <w:gridCol w:w="640"/>
+        <w:gridCol w:w="2360"/>
+        <w:gridCol w:w="1900"/>
+        <w:gridCol w:w="760"/>
+        <w:gridCol w:w="800"/>
+        <w:gridCol w:w="3400"/>
+        <w:gridCol w:w="2100"/>
+        <w:gridCol w:w="3160"/>
       </w:tblGrid>
       <w:tr>
+        <w:trPr>
+          <w:tblHeader w:val="true"/>
+        </w:trPr>
         <w:tc>
           <w:tcPr>
-            <w:tcW w:type="dxa" w:w="800"/>
+            <w:tcW w:type="dxa" w:w="640"/>
+            <w:vAlign w:val="top"/>
+            <w:shd w:val="clear" w:fill="1C5D8C"/>
           </w:tcPr>
           <w:p>
-            <w:r/>
+            <w:pPr>
+              <w:spacing w:after="40" w:line="240" w:lineRule="auto"/>
+            </w:pPr>
+            <w:r>
+              <w:rPr>
+                <w:color w:val="FFFFFF"/>
+              </w:rPr>
+            </w:r>
             <w:r>
               <w:rPr>
                 <w:b/>
                 <w:i w:val="0"/>
+                <w:sz w:val="19"/>
               </w:rPr>
               <w:t>Tip</w:t>
             </w:r>
@@ -3718,14 +5249,24 @@
         </w:tc>
         <w:tc>
           <w:tcPr>
-            <w:tcW w:type="dxa" w:w="1800"/>
+            <w:tcW w:type="dxa" w:w="2360"/>
+            <w:vAlign w:val="top"/>
+            <w:shd w:val="clear" w:fill="1C5D8C"/>
           </w:tcPr>
           <w:p>
-            <w:r/>
+            <w:pPr>
+              <w:spacing w:after="40" w:line="240" w:lineRule="auto"/>
+            </w:pPr>
+            <w:r>
+              <w:rPr>
+                <w:color w:val="FFFFFF"/>
+              </w:rPr>
+            </w:r>
             <w:r>
               <w:rPr>
                 <w:b/>
                 <w:i w:val="0"/>
+                <w:sz w:val="19"/>
               </w:rPr>
               <w:t>Examen</w:t>
             </w:r>
@@ -3733,14 +5274,24 @@
         </w:tc>
         <w:tc>
           <w:tcPr>
-            <w:tcW w:type="dxa" w:w="3000"/>
+            <w:tcW w:type="dxa" w:w="1900"/>
+            <w:vAlign w:val="top"/>
+            <w:shd w:val="clear" w:fill="1C5D8C"/>
           </w:tcPr>
           <w:p>
-            <w:r/>
+            <w:pPr>
+              <w:spacing w:after="40" w:line="240" w:lineRule="auto"/>
+            </w:pPr>
+            <w:r>
+              <w:rPr>
+                <w:color w:val="FFFFFF"/>
+              </w:rPr>
+            </w:r>
             <w:r>
               <w:rPr>
                 <w:b/>
                 <w:i w:val="0"/>
+                <w:sz w:val="19"/>
               </w:rPr>
               <w:t>Indicație</w:t>
             </w:r>
@@ -3748,14 +5299,24 @@
         </w:tc>
         <w:tc>
           <w:tcPr>
-            <w:tcW w:type="dxa" w:w="900"/>
+            <w:tcW w:type="dxa" w:w="760"/>
+            <w:vAlign w:val="top"/>
+            <w:shd w:val="clear" w:fill="1C5D8C"/>
           </w:tcPr>
           <w:p>
-            <w:r/>
+            <w:pPr>
+              <w:spacing w:after="40" w:line="240" w:lineRule="auto"/>
+            </w:pPr>
+            <w:r>
+              <w:rPr>
+                <w:color w:val="FFFFFF"/>
+              </w:rPr>
+            </w:r>
             <w:r>
               <w:rPr>
                 <w:b/>
                 <w:i w:val="0"/>
+                <w:sz w:val="19"/>
               </w:rPr>
               <w:t>Grad</w:t>
             </w:r>
@@ -3763,14 +5324,24 @@
         </w:tc>
         <w:tc>
           <w:tcPr>
-            <w:tcW w:type="dxa" w:w="1100"/>
+            <w:tcW w:type="dxa" w:w="800"/>
+            <w:vAlign w:val="top"/>
+            <w:shd w:val="clear" w:fill="1C5D8C"/>
           </w:tcPr>
           <w:p>
-            <w:r/>
+            <w:pPr>
+              <w:spacing w:after="40" w:line="240" w:lineRule="auto"/>
+            </w:pPr>
+            <w:r>
+              <w:rPr>
+                <w:color w:val="FFFFFF"/>
+              </w:rPr>
+            </w:r>
             <w:r>
               <w:rPr>
                 <w:b/>
                 <w:i w:val="0"/>
+                <w:sz w:val="19"/>
               </w:rPr>
               <w:t>Doză</w:t>
             </w:r>
@@ -3778,14 +5349,24 @@
         </w:tc>
         <w:tc>
           <w:tcPr>
-            <w:tcW w:type="dxa" w:w="3000"/>
+            <w:tcW w:type="dxa" w:w="3400"/>
+            <w:vAlign w:val="top"/>
+            <w:shd w:val="clear" w:fill="1C5D8C"/>
           </w:tcPr>
           <w:p>
-            <w:r/>
+            <w:pPr>
+              <w:spacing w:after="40" w:line="240" w:lineRule="auto"/>
+            </w:pPr>
+            <w:r>
+              <w:rPr>
+                <w:color w:val="FFFFFF"/>
+              </w:rPr>
+            </w:r>
             <w:r>
               <w:rPr>
                 <w:b/>
                 <w:i w:val="0"/>
+                <w:sz w:val="19"/>
               </w:rPr>
               <w:t>Comentarii</w:t>
             </w:r>
@@ -3793,14 +5374,24 @@
         </w:tc>
         <w:tc>
           <w:tcPr>
-            <w:tcW w:type="dxa" w:w="1500"/>
+            <w:tcW w:type="dxa" w:w="2100"/>
+            <w:vAlign w:val="top"/>
+            <w:shd w:val="clear" w:fill="1C5D8C"/>
           </w:tcPr>
           <w:p>
-            <w:r/>
+            <w:pPr>
+              <w:spacing w:after="40" w:line="240" w:lineRule="auto"/>
+            </w:pPr>
+            <w:r>
+              <w:rPr>
+                <w:color w:val="FFFFFF"/>
+              </w:rPr>
+            </w:r>
             <w:r>
               <w:rPr>
                 <w:b/>
                 <w:i w:val="0"/>
+                <w:sz w:val="19"/>
               </w:rPr>
               <w:t>Decizie</w:t>
             </w:r>
@@ -3808,14 +5399,24 @@
         </w:tc>
         <w:tc>
           <w:tcPr>
-            <w:tcW w:type="dxa" w:w="1800"/>
+            <w:tcW w:type="dxa" w:w="3160"/>
+            <w:vAlign w:val="top"/>
+            <w:shd w:val="clear" w:fill="1C5D8C"/>
           </w:tcPr>
           <w:p>
-            <w:r/>
+            <w:pPr>
+              <w:spacing w:after="40" w:line="240" w:lineRule="auto"/>
+            </w:pPr>
+            <w:r>
+              <w:rPr>
+                <w:color w:val="FFFFFF"/>
+              </w:rPr>
+            </w:r>
             <w:r>
               <w:rPr>
                 <w:b/>
                 <w:i w:val="0"/>
+                <w:sz w:val="19"/>
               </w:rPr>
               <w:t>Comentariu editor</w:t>
             </w:r>
@@ -3825,14 +5426,19 @@
       <w:tr>
         <w:tc>
           <w:tcPr>
-            <w:tcW w:type="dxa" w:w="800"/>
+            <w:tcW w:type="dxa" w:w="640"/>
+            <w:vAlign w:val="top"/>
           </w:tcPr>
           <w:p>
+            <w:pPr>
+              <w:spacing w:after="40" w:line="240" w:lineRule="auto"/>
+            </w:pPr>
             <w:r/>
             <w:r>
               <w:rPr>
                 <w:b w:val="0"/>
                 <w:i w:val="0"/>
+                <w:sz w:val="19"/>
               </w:rPr>
               <w:t>T</w:t>
             </w:r>
@@ -3840,14 +5446,19 @@
         </w:tc>
         <w:tc>
           <w:tcPr>
-            <w:tcW w:type="dxa" w:w="1800"/>
+            <w:tcW w:type="dxa" w:w="2360"/>
+            <w:vAlign w:val="top"/>
           </w:tcPr>
           <w:p>
+            <w:pPr>
+              <w:spacing w:after="40" w:line="240" w:lineRule="auto"/>
+            </w:pPr>
             <w:r/>
             <w:r>
               <w:rPr>
                 <w:b w:val="0"/>
                 <w:i w:val="0"/>
+                <w:sz w:val="19"/>
               </w:rPr>
               <w:t>CT stâncă temporală și bază de craniu, cu contrast</w:t>
             </w:r>
@@ -3855,14 +5466,19 @@
         </w:tc>
         <w:tc>
           <w:tcPr>
-            <w:tcW w:type="dxa" w:w="3000"/>
+            <w:tcW w:type="dxa" w:w="1900"/>
+            <w:vAlign w:val="top"/>
           </w:tcPr>
           <w:p>
+            <w:pPr>
+              <w:spacing w:after="40" w:line="240" w:lineRule="auto"/>
+            </w:pPr>
             <w:r/>
             <w:r>
               <w:rPr>
                 <w:b w:val="0"/>
                 <w:i w:val="0"/>
+                <w:sz w:val="19"/>
               </w:rPr>
               <w:t>Indicat</w:t>
             </w:r>
@@ -3870,14 +5486,19 @@
         </w:tc>
         <w:tc>
           <w:tcPr>
-            <w:tcW w:type="dxa" w:w="900"/>
+            <w:tcW w:type="dxa" w:w="760"/>
+            <w:vAlign w:val="top"/>
           </w:tcPr>
           <w:p>
+            <w:pPr>
+              <w:spacing w:after="40" w:line="240" w:lineRule="auto"/>
+            </w:pPr>
             <w:r/>
             <w:r>
               <w:rPr>
                 <w:b w:val="0"/>
                 <w:i w:val="0"/>
+                <w:sz w:val="19"/>
               </w:rPr>
               <w:t>B</w:t>
             </w:r>
@@ -3885,14 +5506,19 @@
         </w:tc>
         <w:tc>
           <w:tcPr>
-            <w:tcW w:type="dxa" w:w="1100"/>
+            <w:tcW w:type="dxa" w:w="800"/>
+            <w:vAlign w:val="top"/>
           </w:tcPr>
           <w:p>
+            <w:pPr>
+              <w:spacing w:after="40" w:line="240" w:lineRule="auto"/>
+            </w:pPr>
             <w:r/>
             <w:r>
               <w:rPr>
                 <w:b w:val="0"/>
                 <w:i w:val="0"/>
+                <w:sz w:val="19"/>
               </w:rPr>
               <w:t>2–3</w:t>
             </w:r>
@@ -3900,14 +5526,19 @@
         </w:tc>
         <w:tc>
           <w:tcPr>
-            <w:tcW w:type="dxa" w:w="3000"/>
+            <w:tcW w:type="dxa" w:w="3400"/>
+            <w:vAlign w:val="top"/>
           </w:tcPr>
           <w:p>
+            <w:pPr>
+              <w:spacing w:after="40" w:line="240" w:lineRule="auto"/>
+            </w:pPr>
             <w:r/>
             <w:r>
               <w:rPr>
                 <w:b w:val="0"/>
                 <w:i w:val="0"/>
+                <w:sz w:val="19"/>
               </w:rPr>
               <w:t>Eroziune osoasă, extensie (diabetic/imunodeprimat).</w:t>
             </w:r>
@@ -3915,28 +5546,38 @@
         </w:tc>
         <w:tc>
           <w:tcPr>
-            <w:tcW w:type="dxa" w:w="1500"/>
+            <w:tcW w:type="dxa" w:w="2100"/>
+            <w:vAlign w:val="top"/>
           </w:tcPr>
           <w:p>
+            <w:pPr>
+              <w:spacing w:after="40" w:line="240" w:lineRule="auto"/>
+            </w:pPr>
             <w:r/>
             <w:r>
               <w:rPr>
                 <w:b w:val="0"/>
                 <w:i w:val="0"/>
+                <w:sz w:val="19"/>
               </w:rPr>
             </w:r>
           </w:p>
         </w:tc>
         <w:tc>
           <w:tcPr>
-            <w:tcW w:type="dxa" w:w="1800"/>
+            <w:tcW w:type="dxa" w:w="3160"/>
+            <w:vAlign w:val="top"/>
           </w:tcPr>
           <w:p>
+            <w:pPr>
+              <w:spacing w:after="40" w:line="240" w:lineRule="auto"/>
+            </w:pPr>
             <w:r/>
             <w:r>
               <w:rPr>
                 <w:b w:val="0"/>
                 <w:i w:val="0"/>
+                <w:sz w:val="19"/>
               </w:rPr>
             </w:r>
           </w:p>
@@ -3945,14 +5586,19 @@
       <w:tr>
         <w:tc>
           <w:tcPr>
-            <w:tcW w:type="dxa" w:w="800"/>
+            <w:tcW w:type="dxa" w:w="640"/>
+            <w:vAlign w:val="top"/>
           </w:tcPr>
           <w:p>
+            <w:pPr>
+              <w:spacing w:after="40" w:line="240" w:lineRule="auto"/>
+            </w:pPr>
             <w:r/>
             <w:r>
               <w:rPr>
                 <w:b w:val="0"/>
                 <w:i w:val="0"/>
+                <w:sz w:val="19"/>
               </w:rPr>
               <w:t>M</w:t>
             </w:r>
@@ -3960,14 +5606,19 @@
         </w:tc>
         <w:tc>
           <w:tcPr>
-            <w:tcW w:type="dxa" w:w="1800"/>
+            <w:tcW w:type="dxa" w:w="2360"/>
+            <w:vAlign w:val="top"/>
           </w:tcPr>
           <w:p>
+            <w:pPr>
+              <w:spacing w:after="40" w:line="240" w:lineRule="auto"/>
+            </w:pPr>
             <w:r/>
             <w:r>
               <w:rPr>
                 <w:b w:val="0"/>
                 <w:i w:val="0"/>
+                <w:sz w:val="19"/>
               </w:rPr>
               <w:t>IRM bază de craniu, cu contrast</w:t>
             </w:r>
@@ -3975,14 +5626,19 @@
         </w:tc>
         <w:tc>
           <w:tcPr>
-            <w:tcW w:type="dxa" w:w="3000"/>
+            <w:tcW w:type="dxa" w:w="1900"/>
+            <w:vAlign w:val="top"/>
           </w:tcPr>
           <w:p>
+            <w:pPr>
+              <w:spacing w:after="40" w:line="240" w:lineRule="auto"/>
+            </w:pPr>
             <w:r/>
             <w:r>
               <w:rPr>
                 <w:b w:val="0"/>
                 <w:i w:val="0"/>
+                <w:sz w:val="19"/>
               </w:rPr>
               <w:t>Indicat</w:t>
             </w:r>
@@ -3990,14 +5646,19 @@
         </w:tc>
         <w:tc>
           <w:tcPr>
-            <w:tcW w:type="dxa" w:w="900"/>
+            <w:tcW w:type="dxa" w:w="760"/>
+            <w:vAlign w:val="top"/>
           </w:tcPr>
           <w:p>
+            <w:pPr>
+              <w:spacing w:after="40" w:line="240" w:lineRule="auto"/>
+            </w:pPr>
             <w:r/>
             <w:r>
               <w:rPr>
                 <w:b w:val="0"/>
                 <w:i w:val="0"/>
+                <w:sz w:val="19"/>
               </w:rPr>
               <w:t>B</w:t>
             </w:r>
@@ -4005,14 +5666,19 @@
         </w:tc>
         <w:tc>
           <w:tcPr>
-            <w:tcW w:type="dxa" w:w="1100"/>
+            <w:tcW w:type="dxa" w:w="800"/>
+            <w:vAlign w:val="top"/>
           </w:tcPr>
           <w:p>
+            <w:pPr>
+              <w:spacing w:after="40" w:line="240" w:lineRule="auto"/>
+            </w:pPr>
             <w:r/>
             <w:r>
               <w:rPr>
                 <w:b w:val="0"/>
                 <w:i w:val="0"/>
+                <w:sz w:val="19"/>
               </w:rPr>
               <w:t>0</w:t>
             </w:r>
@@ -4020,14 +5686,19 @@
         </w:tc>
         <w:tc>
           <w:tcPr>
-            <w:tcW w:type="dxa" w:w="3000"/>
+            <w:tcW w:type="dxa" w:w="3400"/>
+            <w:vAlign w:val="top"/>
           </w:tcPr>
           <w:p>
+            <w:pPr>
+              <w:spacing w:after="40" w:line="240" w:lineRule="auto"/>
+            </w:pPr>
             <w:r/>
             <w:r>
               <w:rPr>
                 <w:b w:val="0"/>
                 <w:i w:val="0"/>
+                <w:sz w:val="19"/>
               </w:rPr>
               <w:t>Extensie părți moi profunde / intracraniană.</w:t>
             </w:r>
@@ -4035,28 +5706,38 @@
         </w:tc>
         <w:tc>
           <w:tcPr>
-            <w:tcW w:type="dxa" w:w="1500"/>
+            <w:tcW w:type="dxa" w:w="2100"/>
+            <w:vAlign w:val="top"/>
           </w:tcPr>
           <w:p>
+            <w:pPr>
+              <w:spacing w:after="40" w:line="240" w:lineRule="auto"/>
+            </w:pPr>
             <w:r/>
             <w:r>
               <w:rPr>
                 <w:b w:val="0"/>
                 <w:i w:val="0"/>
+                <w:sz w:val="19"/>
               </w:rPr>
             </w:r>
           </w:p>
         </w:tc>
         <w:tc>
           <w:tcPr>
-            <w:tcW w:type="dxa" w:w="1800"/>
+            <w:tcW w:type="dxa" w:w="3160"/>
+            <w:vAlign w:val="top"/>
           </w:tcPr>
           <w:p>
+            <w:pPr>
+              <w:spacing w:after="40" w:line="240" w:lineRule="auto"/>
+            </w:pPr>
             <w:r/>
             <w:r>
               <w:rPr>
                 <w:b w:val="0"/>
                 <w:i w:val="0"/>
+                <w:sz w:val="19"/>
               </w:rPr>
             </w:r>
           </w:p>
@@ -4065,14 +5746,19 @@
       <w:tr>
         <w:tc>
           <w:tcPr>
-            <w:tcW w:type="dxa" w:w="800"/>
+            <w:tcW w:type="dxa" w:w="640"/>
+            <w:vAlign w:val="top"/>
           </w:tcPr>
           <w:p>
+            <w:pPr>
+              <w:spacing w:after="40" w:line="240" w:lineRule="auto"/>
+            </w:pPr>
             <w:r/>
             <w:r>
               <w:rPr>
                 <w:b w:val="0"/>
                 <w:i w:val="0"/>
+                <w:sz w:val="19"/>
               </w:rPr>
               <w:t>N</w:t>
             </w:r>
@@ -4080,14 +5766,19 @@
         </w:tc>
         <w:tc>
           <w:tcPr>
-            <w:tcW w:type="dxa" w:w="1800"/>
+            <w:tcW w:type="dxa" w:w="2360"/>
+            <w:vAlign w:val="top"/>
           </w:tcPr>
           <w:p>
+            <w:pPr>
+              <w:spacing w:after="40" w:line="240" w:lineRule="auto"/>
+            </w:pPr>
             <w:r/>
             <w:r>
               <w:rPr>
                 <w:b w:val="0"/>
                 <w:i w:val="0"/>
+                <w:sz w:val="19"/>
               </w:rPr>
               <w:t>Scintigrafie osoasă / cu leucocite marcate / PET-CT</w:t>
             </w:r>
@@ -4095,14 +5786,19 @@
         </w:tc>
         <w:tc>
           <w:tcPr>
-            <w:tcW w:type="dxa" w:w="3000"/>
+            <w:tcW w:type="dxa" w:w="1900"/>
+            <w:vAlign w:val="top"/>
           </w:tcPr>
           <w:p>
+            <w:pPr>
+              <w:spacing w:after="40" w:line="240" w:lineRule="auto"/>
+            </w:pPr>
             <w:r/>
             <w:r>
               <w:rPr>
                 <w:b w:val="0"/>
                 <w:i w:val="0"/>
+                <w:sz w:val="19"/>
               </w:rPr>
               <w:t>Doar cu aviz specializat</w:t>
             </w:r>
@@ -4110,14 +5806,19 @@
         </w:tc>
         <w:tc>
           <w:tcPr>
-            <w:tcW w:type="dxa" w:w="900"/>
+            <w:tcW w:type="dxa" w:w="760"/>
+            <w:vAlign w:val="top"/>
           </w:tcPr>
           <w:p>
+            <w:pPr>
+              <w:spacing w:after="40" w:line="240" w:lineRule="auto"/>
+            </w:pPr>
             <w:r/>
             <w:r>
               <w:rPr>
                 <w:b w:val="0"/>
                 <w:i w:val="0"/>
+                <w:sz w:val="19"/>
               </w:rPr>
               <w:t>C</w:t>
             </w:r>
@@ -4125,14 +5826,19 @@
         </w:tc>
         <w:tc>
           <w:tcPr>
-            <w:tcW w:type="dxa" w:w="1100"/>
+            <w:tcW w:type="dxa" w:w="800"/>
+            <w:vAlign w:val="top"/>
           </w:tcPr>
           <w:p>
+            <w:pPr>
+              <w:spacing w:after="40" w:line="240" w:lineRule="auto"/>
+            </w:pPr>
             <w:r/>
             <w:r>
               <w:rPr>
                 <w:b w:val="0"/>
                 <w:i w:val="0"/>
+                <w:sz w:val="19"/>
               </w:rPr>
               <w:t>2–4</w:t>
             </w:r>
@@ -4140,14 +5846,19 @@
         </w:tc>
         <w:tc>
           <w:tcPr>
-            <w:tcW w:type="dxa" w:w="3000"/>
+            <w:tcW w:type="dxa" w:w="3400"/>
+            <w:vAlign w:val="top"/>
           </w:tcPr>
           <w:p>
+            <w:pPr>
+              <w:spacing w:after="40" w:line="240" w:lineRule="auto"/>
+            </w:pPr>
             <w:r/>
             <w:r>
               <w:rPr>
                 <w:b w:val="0"/>
                 <w:i w:val="0"/>
+                <w:sz w:val="19"/>
               </w:rPr>
               <w:t>Confirmarea activității, urmărirea răspunsului terapeutic.</w:t>
             </w:r>
@@ -4155,28 +5866,38 @@
         </w:tc>
         <w:tc>
           <w:tcPr>
-            <w:tcW w:type="dxa" w:w="1500"/>
+            <w:tcW w:type="dxa" w:w="2100"/>
+            <w:vAlign w:val="top"/>
           </w:tcPr>
           <w:p>
+            <w:pPr>
+              <w:spacing w:after="40" w:line="240" w:lineRule="auto"/>
+            </w:pPr>
             <w:r/>
             <w:r>
               <w:rPr>
                 <w:b w:val="0"/>
                 <w:i w:val="0"/>
+                <w:sz w:val="19"/>
               </w:rPr>
             </w:r>
           </w:p>
         </w:tc>
         <w:tc>
           <w:tcPr>
-            <w:tcW w:type="dxa" w:w="1800"/>
+            <w:tcW w:type="dxa" w:w="3160"/>
+            <w:vAlign w:val="top"/>
           </w:tcPr>
           <w:p>
+            <w:pPr>
+              <w:spacing w:after="40" w:line="240" w:lineRule="auto"/>
+            </w:pPr>
             <w:r/>
             <w:r>
               <w:rPr>
                 <w:b w:val="0"/>
                 <w:i w:val="0"/>
+                <w:sz w:val="19"/>
               </w:rPr>
             </w:r>
           </w:p>
@@ -4189,9 +5910,6 @@
         <w:pStyle w:val="Heading3"/>
       </w:pPr>
       <w:r>
-        <w:rPr>
-          <w:color w:val="1C5D8C"/>
-        </w:rPr>
         <w:t>ORL — Fistulă de LCR (rinoree / otoree de LCR)</w:t>
       </w:r>
     </w:p>
@@ -4199,38 +5917,52 @@
       <w:r>
         <w:rPr>
           <w:i/>
+          <w:color w:val="555555"/>
         </w:rPr>
         <w:t>Cf. ACR Appropriateness Criteria – Sinonasal Disease (2021).</w:t>
       </w:r>
     </w:p>
     <w:tbl>
       <w:tblPr>
-        <w:tblStyle w:val="LightGrid-Accent1"/>
-        <w:tblW w:type="auto" w:w="0"/>
+        <w:tblStyle w:val="TableGrid"/>
+        <w:tblW w:type="dxa" w:w="15120"/>
         <w:tblLayout w:type="fixed"/>
         <w:tblLook w:firstColumn="1" w:firstRow="1" w:lastColumn="0" w:lastRow="0" w:noHBand="0" w:noVBand="1" w:val="04A0"/>
       </w:tblPr>
       <w:tblGrid>
-        <w:gridCol w:w="1767"/>
-        <w:gridCol w:w="1767"/>
-        <w:gridCol w:w="1767"/>
-        <w:gridCol w:w="1767"/>
-        <w:gridCol w:w="1767"/>
-        <w:gridCol w:w="1767"/>
-        <w:gridCol w:w="1767"/>
-        <w:gridCol w:w="1767"/>
+        <w:gridCol w:w="640"/>
+        <w:gridCol w:w="2360"/>
+        <w:gridCol w:w="1900"/>
+        <w:gridCol w:w="760"/>
+        <w:gridCol w:w="800"/>
+        <w:gridCol w:w="3400"/>
+        <w:gridCol w:w="2100"/>
+        <w:gridCol w:w="3160"/>
       </w:tblGrid>
       <w:tr>
+        <w:trPr>
+          <w:tblHeader w:val="true"/>
+        </w:trPr>
         <w:tc>
           <w:tcPr>
-            <w:tcW w:type="dxa" w:w="800"/>
+            <w:tcW w:type="dxa" w:w="640"/>
+            <w:vAlign w:val="top"/>
+            <w:shd w:val="clear" w:fill="1C5D8C"/>
           </w:tcPr>
           <w:p>
-            <w:r/>
+            <w:pPr>
+              <w:spacing w:after="40" w:line="240" w:lineRule="auto"/>
+            </w:pPr>
+            <w:r>
+              <w:rPr>
+                <w:color w:val="FFFFFF"/>
+              </w:rPr>
+            </w:r>
             <w:r>
               <w:rPr>
                 <w:b/>
                 <w:i w:val="0"/>
+                <w:sz w:val="19"/>
               </w:rPr>
               <w:t>Tip</w:t>
             </w:r>
@@ -4238,14 +5970,24 @@
         </w:tc>
         <w:tc>
           <w:tcPr>
-            <w:tcW w:type="dxa" w:w="1800"/>
+            <w:tcW w:type="dxa" w:w="2360"/>
+            <w:vAlign w:val="top"/>
+            <w:shd w:val="clear" w:fill="1C5D8C"/>
           </w:tcPr>
           <w:p>
-            <w:r/>
+            <w:pPr>
+              <w:spacing w:after="40" w:line="240" w:lineRule="auto"/>
+            </w:pPr>
+            <w:r>
+              <w:rPr>
+                <w:color w:val="FFFFFF"/>
+              </w:rPr>
+            </w:r>
             <w:r>
               <w:rPr>
                 <w:b/>
                 <w:i w:val="0"/>
+                <w:sz w:val="19"/>
               </w:rPr>
               <w:t>Examen</w:t>
             </w:r>
@@ -4253,14 +5995,24 @@
         </w:tc>
         <w:tc>
           <w:tcPr>
-            <w:tcW w:type="dxa" w:w="3000"/>
+            <w:tcW w:type="dxa" w:w="1900"/>
+            <w:vAlign w:val="top"/>
+            <w:shd w:val="clear" w:fill="1C5D8C"/>
           </w:tcPr>
           <w:p>
-            <w:r/>
+            <w:pPr>
+              <w:spacing w:after="40" w:line="240" w:lineRule="auto"/>
+            </w:pPr>
+            <w:r>
+              <w:rPr>
+                <w:color w:val="FFFFFF"/>
+              </w:rPr>
+            </w:r>
             <w:r>
               <w:rPr>
                 <w:b/>
                 <w:i w:val="0"/>
+                <w:sz w:val="19"/>
               </w:rPr>
               <w:t>Indicație</w:t>
             </w:r>
@@ -4268,14 +6020,24 @@
         </w:tc>
         <w:tc>
           <w:tcPr>
-            <w:tcW w:type="dxa" w:w="900"/>
+            <w:tcW w:type="dxa" w:w="760"/>
+            <w:vAlign w:val="top"/>
+            <w:shd w:val="clear" w:fill="1C5D8C"/>
           </w:tcPr>
           <w:p>
-            <w:r/>
+            <w:pPr>
+              <w:spacing w:after="40" w:line="240" w:lineRule="auto"/>
+            </w:pPr>
+            <w:r>
+              <w:rPr>
+                <w:color w:val="FFFFFF"/>
+              </w:rPr>
+            </w:r>
             <w:r>
               <w:rPr>
                 <w:b/>
                 <w:i w:val="0"/>
+                <w:sz w:val="19"/>
               </w:rPr>
               <w:t>Grad</w:t>
             </w:r>
@@ -4283,14 +6045,24 @@
         </w:tc>
         <w:tc>
           <w:tcPr>
-            <w:tcW w:type="dxa" w:w="1100"/>
+            <w:tcW w:type="dxa" w:w="800"/>
+            <w:vAlign w:val="top"/>
+            <w:shd w:val="clear" w:fill="1C5D8C"/>
           </w:tcPr>
           <w:p>
-            <w:r/>
+            <w:pPr>
+              <w:spacing w:after="40" w:line="240" w:lineRule="auto"/>
+            </w:pPr>
+            <w:r>
+              <w:rPr>
+                <w:color w:val="FFFFFF"/>
+              </w:rPr>
+            </w:r>
             <w:r>
               <w:rPr>
                 <w:b/>
                 <w:i w:val="0"/>
+                <w:sz w:val="19"/>
               </w:rPr>
               <w:t>Doză</w:t>
             </w:r>
@@ -4298,14 +6070,24 @@
         </w:tc>
         <w:tc>
           <w:tcPr>
-            <w:tcW w:type="dxa" w:w="3000"/>
+            <w:tcW w:type="dxa" w:w="3400"/>
+            <w:vAlign w:val="top"/>
+            <w:shd w:val="clear" w:fill="1C5D8C"/>
           </w:tcPr>
           <w:p>
-            <w:r/>
+            <w:pPr>
+              <w:spacing w:after="40" w:line="240" w:lineRule="auto"/>
+            </w:pPr>
+            <w:r>
+              <w:rPr>
+                <w:color w:val="FFFFFF"/>
+              </w:rPr>
+            </w:r>
             <w:r>
               <w:rPr>
                 <w:b/>
                 <w:i w:val="0"/>
+                <w:sz w:val="19"/>
               </w:rPr>
               <w:t>Comentarii</w:t>
             </w:r>
@@ -4313,14 +6095,24 @@
         </w:tc>
         <w:tc>
           <w:tcPr>
-            <w:tcW w:type="dxa" w:w="1500"/>
+            <w:tcW w:type="dxa" w:w="2100"/>
+            <w:vAlign w:val="top"/>
+            <w:shd w:val="clear" w:fill="1C5D8C"/>
           </w:tcPr>
           <w:p>
-            <w:r/>
+            <w:pPr>
+              <w:spacing w:after="40" w:line="240" w:lineRule="auto"/>
+            </w:pPr>
+            <w:r>
+              <w:rPr>
+                <w:color w:val="FFFFFF"/>
+              </w:rPr>
+            </w:r>
             <w:r>
               <w:rPr>
                 <w:b/>
                 <w:i w:val="0"/>
+                <w:sz w:val="19"/>
               </w:rPr>
               <w:t>Decizie</w:t>
             </w:r>
@@ -4328,14 +6120,24 @@
         </w:tc>
         <w:tc>
           <w:tcPr>
-            <w:tcW w:type="dxa" w:w="1800"/>
+            <w:tcW w:type="dxa" w:w="3160"/>
+            <w:vAlign w:val="top"/>
+            <w:shd w:val="clear" w:fill="1C5D8C"/>
           </w:tcPr>
           <w:p>
-            <w:r/>
+            <w:pPr>
+              <w:spacing w:after="40" w:line="240" w:lineRule="auto"/>
+            </w:pPr>
+            <w:r>
+              <w:rPr>
+                <w:color w:val="FFFFFF"/>
+              </w:rPr>
+            </w:r>
             <w:r>
               <w:rPr>
                 <w:b/>
                 <w:i w:val="0"/>
+                <w:sz w:val="19"/>
               </w:rPr>
               <w:t>Comentariu editor</w:t>
             </w:r>
@@ -4345,14 +6147,19 @@
       <w:tr>
         <w:tc>
           <w:tcPr>
-            <w:tcW w:type="dxa" w:w="800"/>
+            <w:tcW w:type="dxa" w:w="640"/>
+            <w:vAlign w:val="top"/>
           </w:tcPr>
           <w:p>
+            <w:pPr>
+              <w:spacing w:after="40" w:line="240" w:lineRule="auto"/>
+            </w:pPr>
             <w:r/>
             <w:r>
               <w:rPr>
                 <w:b w:val="0"/>
                 <w:i w:val="0"/>
+                <w:sz w:val="19"/>
               </w:rPr>
               <w:t>T</w:t>
             </w:r>
@@ -4360,14 +6167,19 @@
         </w:tc>
         <w:tc>
           <w:tcPr>
-            <w:tcW w:type="dxa" w:w="1800"/>
+            <w:tcW w:type="dxa" w:w="2360"/>
+            <w:vAlign w:val="top"/>
           </w:tcPr>
           <w:p>
+            <w:pPr>
+              <w:spacing w:after="40" w:line="240" w:lineRule="auto"/>
+            </w:pPr>
             <w:r/>
             <w:r>
               <w:rPr>
                 <w:b w:val="0"/>
                 <w:i w:val="0"/>
+                <w:sz w:val="19"/>
               </w:rPr>
               <w:t>CT cu secțiuni fine al bazei craniului / sinusurilor</w:t>
             </w:r>
@@ -4375,14 +6187,19 @@
         </w:tc>
         <w:tc>
           <w:tcPr>
-            <w:tcW w:type="dxa" w:w="3000"/>
+            <w:tcW w:type="dxa" w:w="1900"/>
+            <w:vAlign w:val="top"/>
           </w:tcPr>
           <w:p>
+            <w:pPr>
+              <w:spacing w:after="40" w:line="240" w:lineRule="auto"/>
+            </w:pPr>
             <w:r/>
             <w:r>
               <w:rPr>
                 <w:b w:val="0"/>
                 <w:i w:val="0"/>
+                <w:sz w:val="19"/>
               </w:rPr>
               <w:t>Indicat</w:t>
             </w:r>
@@ -4390,14 +6207,19 @@
         </w:tc>
         <w:tc>
           <w:tcPr>
-            <w:tcW w:type="dxa" w:w="900"/>
+            <w:tcW w:type="dxa" w:w="760"/>
+            <w:vAlign w:val="top"/>
           </w:tcPr>
           <w:p>
+            <w:pPr>
+              <w:spacing w:after="40" w:line="240" w:lineRule="auto"/>
+            </w:pPr>
             <w:r/>
             <w:r>
               <w:rPr>
                 <w:b w:val="0"/>
                 <w:i w:val="0"/>
+                <w:sz w:val="19"/>
               </w:rPr>
               <w:t>B</w:t>
             </w:r>
@@ -4405,14 +6227,19 @@
         </w:tc>
         <w:tc>
           <w:tcPr>
-            <w:tcW w:type="dxa" w:w="1100"/>
+            <w:tcW w:type="dxa" w:w="800"/>
+            <w:vAlign w:val="top"/>
           </w:tcPr>
           <w:p>
+            <w:pPr>
+              <w:spacing w:after="40" w:line="240" w:lineRule="auto"/>
+            </w:pPr>
             <w:r/>
             <w:r>
               <w:rPr>
                 <w:b w:val="0"/>
                 <w:i w:val="0"/>
+                <w:sz w:val="19"/>
               </w:rPr>
               <w:t>2–3</w:t>
             </w:r>
@@ -4420,14 +6247,19 @@
         </w:tc>
         <w:tc>
           <w:tcPr>
-            <w:tcW w:type="dxa" w:w="3000"/>
+            <w:tcW w:type="dxa" w:w="3400"/>
+            <w:vAlign w:val="top"/>
           </w:tcPr>
           <w:p>
+            <w:pPr>
+              <w:spacing w:after="40" w:line="240" w:lineRule="auto"/>
+            </w:pPr>
             <w:r/>
             <w:r>
               <w:rPr>
                 <w:b w:val="0"/>
                 <w:i w:val="0"/>
+                <w:sz w:val="19"/>
               </w:rPr>
               <w:t>Localizarea defectului osos.</w:t>
             </w:r>
@@ -4435,28 +6267,38 @@
         </w:tc>
         <w:tc>
           <w:tcPr>
-            <w:tcW w:type="dxa" w:w="1500"/>
+            <w:tcW w:type="dxa" w:w="2100"/>
+            <w:vAlign w:val="top"/>
           </w:tcPr>
           <w:p>
+            <w:pPr>
+              <w:spacing w:after="40" w:line="240" w:lineRule="auto"/>
+            </w:pPr>
             <w:r/>
             <w:r>
               <w:rPr>
                 <w:b w:val="0"/>
                 <w:i w:val="0"/>
+                <w:sz w:val="19"/>
               </w:rPr>
             </w:r>
           </w:p>
         </w:tc>
         <w:tc>
           <w:tcPr>
-            <w:tcW w:type="dxa" w:w="1800"/>
+            <w:tcW w:type="dxa" w:w="3160"/>
+            <w:vAlign w:val="top"/>
           </w:tcPr>
           <w:p>
+            <w:pPr>
+              <w:spacing w:after="40" w:line="240" w:lineRule="auto"/>
+            </w:pPr>
             <w:r/>
             <w:r>
               <w:rPr>
                 <w:b w:val="0"/>
                 <w:i w:val="0"/>
+                <w:sz w:val="19"/>
               </w:rPr>
             </w:r>
           </w:p>
@@ -4465,14 +6307,19 @@
       <w:tr>
         <w:tc>
           <w:tcPr>
-            <w:tcW w:type="dxa" w:w="800"/>
+            <w:tcW w:type="dxa" w:w="640"/>
+            <w:vAlign w:val="top"/>
           </w:tcPr>
           <w:p>
+            <w:pPr>
+              <w:spacing w:after="40" w:line="240" w:lineRule="auto"/>
+            </w:pPr>
             <w:r/>
             <w:r>
               <w:rPr>
                 <w:b w:val="0"/>
                 <w:i w:val="0"/>
+                <w:sz w:val="19"/>
               </w:rPr>
               <w:t>M</w:t>
             </w:r>
@@ -4480,14 +6327,19 @@
         </w:tc>
         <w:tc>
           <w:tcPr>
-            <w:tcW w:type="dxa" w:w="1800"/>
+            <w:tcW w:type="dxa" w:w="2360"/>
+            <w:vAlign w:val="top"/>
           </w:tcPr>
           <w:p>
+            <w:pPr>
+              <w:spacing w:after="40" w:line="240" w:lineRule="auto"/>
+            </w:pPr>
             <w:r/>
             <w:r>
               <w:rPr>
                 <w:b w:val="0"/>
                 <w:i w:val="0"/>
+                <w:sz w:val="19"/>
               </w:rPr>
               <w:t>Cisterno-IRM (T2 înaltă rezoluție)</w:t>
             </w:r>
@@ -4495,14 +6347,19 @@
         </w:tc>
         <w:tc>
           <w:tcPr>
-            <w:tcW w:type="dxa" w:w="3000"/>
+            <w:tcW w:type="dxa" w:w="1900"/>
+            <w:vAlign w:val="top"/>
           </w:tcPr>
           <w:p>
+            <w:pPr>
+              <w:spacing w:after="40" w:line="240" w:lineRule="auto"/>
+            </w:pPr>
             <w:r/>
             <w:r>
               <w:rPr>
                 <w:b w:val="0"/>
                 <w:i w:val="0"/>
+                <w:sz w:val="19"/>
               </w:rPr>
               <w:t>Indicat</w:t>
             </w:r>
@@ -4510,14 +6367,19 @@
         </w:tc>
         <w:tc>
           <w:tcPr>
-            <w:tcW w:type="dxa" w:w="900"/>
+            <w:tcW w:type="dxa" w:w="760"/>
+            <w:vAlign w:val="top"/>
           </w:tcPr>
           <w:p>
+            <w:pPr>
+              <w:spacing w:after="40" w:line="240" w:lineRule="auto"/>
+            </w:pPr>
             <w:r/>
             <w:r>
               <w:rPr>
                 <w:b w:val="0"/>
                 <w:i w:val="0"/>
+                <w:sz w:val="19"/>
               </w:rPr>
               <w:t>B</w:t>
             </w:r>
@@ -4525,14 +6387,19 @@
         </w:tc>
         <w:tc>
           <w:tcPr>
-            <w:tcW w:type="dxa" w:w="1100"/>
+            <w:tcW w:type="dxa" w:w="800"/>
+            <w:vAlign w:val="top"/>
           </w:tcPr>
           <w:p>
+            <w:pPr>
+              <w:spacing w:after="40" w:line="240" w:lineRule="auto"/>
+            </w:pPr>
             <w:r/>
             <w:r>
               <w:rPr>
                 <w:b w:val="0"/>
                 <w:i w:val="0"/>
+                <w:sz w:val="19"/>
               </w:rPr>
               <w:t>0</w:t>
             </w:r>
@@ -4540,14 +6407,19 @@
         </w:tc>
         <w:tc>
           <w:tcPr>
-            <w:tcW w:type="dxa" w:w="3000"/>
+            <w:tcW w:type="dxa" w:w="3400"/>
+            <w:vAlign w:val="top"/>
           </w:tcPr>
           <w:p>
+            <w:pPr>
+              <w:spacing w:after="40" w:line="240" w:lineRule="auto"/>
+            </w:pPr>
             <w:r/>
             <w:r>
               <w:rPr>
                 <w:b w:val="0"/>
                 <w:i w:val="0"/>
+                <w:sz w:val="19"/>
               </w:rPr>
               <w:t>Confirmarea traiectului fistulos, meningo-/encefalocel; neiradiant.</w:t>
             </w:r>
@@ -4555,28 +6427,38 @@
         </w:tc>
         <w:tc>
           <w:tcPr>
-            <w:tcW w:type="dxa" w:w="1500"/>
+            <w:tcW w:type="dxa" w:w="2100"/>
+            <w:vAlign w:val="top"/>
           </w:tcPr>
           <w:p>
+            <w:pPr>
+              <w:spacing w:after="40" w:line="240" w:lineRule="auto"/>
+            </w:pPr>
             <w:r/>
             <w:r>
               <w:rPr>
                 <w:b w:val="0"/>
                 <w:i w:val="0"/>
+                <w:sz w:val="19"/>
               </w:rPr>
             </w:r>
           </w:p>
         </w:tc>
         <w:tc>
           <w:tcPr>
-            <w:tcW w:type="dxa" w:w="1800"/>
+            <w:tcW w:type="dxa" w:w="3160"/>
+            <w:vAlign w:val="top"/>
           </w:tcPr>
           <w:p>
+            <w:pPr>
+              <w:spacing w:after="40" w:line="240" w:lineRule="auto"/>
+            </w:pPr>
             <w:r/>
             <w:r>
               <w:rPr>
                 <w:b w:val="0"/>
                 <w:i w:val="0"/>
+                <w:sz w:val="19"/>
               </w:rPr>
             </w:r>
           </w:p>
@@ -4585,14 +6467,19 @@
       <w:tr>
         <w:tc>
           <w:tcPr>
-            <w:tcW w:type="dxa" w:w="800"/>
+            <w:tcW w:type="dxa" w:w="640"/>
+            <w:vAlign w:val="top"/>
           </w:tcPr>
           <w:p>
+            <w:pPr>
+              <w:spacing w:after="40" w:line="240" w:lineRule="auto"/>
+            </w:pPr>
             <w:r/>
             <w:r>
               <w:rPr>
                 <w:b w:val="0"/>
                 <w:i w:val="0"/>
+                <w:sz w:val="19"/>
               </w:rPr>
               <w:t>X</w:t>
             </w:r>
@@ -4600,14 +6487,19 @@
         </w:tc>
         <w:tc>
           <w:tcPr>
-            <w:tcW w:type="dxa" w:w="1800"/>
+            <w:tcW w:type="dxa" w:w="2360"/>
+            <w:vAlign w:val="top"/>
           </w:tcPr>
           <w:p>
+            <w:pPr>
+              <w:spacing w:after="40" w:line="240" w:lineRule="auto"/>
+            </w:pPr>
             <w:r/>
             <w:r>
               <w:rPr>
                 <w:b w:val="0"/>
                 <w:i w:val="0"/>
+                <w:sz w:val="19"/>
               </w:rPr>
               <w:t>Cisternografie CT cu contrast intratecal</w:t>
             </w:r>
@@ -4615,14 +6507,19 @@
         </w:tc>
         <w:tc>
           <w:tcPr>
-            <w:tcW w:type="dxa" w:w="3000"/>
+            <w:tcW w:type="dxa" w:w="1900"/>
+            <w:vAlign w:val="top"/>
           </w:tcPr>
           <w:p>
+            <w:pPr>
+              <w:spacing w:after="40" w:line="240" w:lineRule="auto"/>
+            </w:pPr>
             <w:r/>
             <w:r>
               <w:rPr>
                 <w:b w:val="0"/>
                 <w:i w:val="0"/>
+                <w:sz w:val="19"/>
               </w:rPr>
               <w:t>Doar cu aviz specializat</w:t>
             </w:r>
@@ -4630,14 +6527,19 @@
         </w:tc>
         <w:tc>
           <w:tcPr>
-            <w:tcW w:type="dxa" w:w="900"/>
+            <w:tcW w:type="dxa" w:w="760"/>
+            <w:vAlign w:val="top"/>
           </w:tcPr>
           <w:p>
+            <w:pPr>
+              <w:spacing w:after="40" w:line="240" w:lineRule="auto"/>
+            </w:pPr>
             <w:r/>
             <w:r>
               <w:rPr>
                 <w:b w:val="0"/>
                 <w:i w:val="0"/>
+                <w:sz w:val="19"/>
               </w:rPr>
               <w:t>C</w:t>
             </w:r>
@@ -4645,14 +6547,19 @@
         </w:tc>
         <w:tc>
           <w:tcPr>
-            <w:tcW w:type="dxa" w:w="1100"/>
+            <w:tcW w:type="dxa" w:w="800"/>
+            <w:vAlign w:val="top"/>
           </w:tcPr>
           <w:p>
+            <w:pPr>
+              <w:spacing w:after="40" w:line="240" w:lineRule="auto"/>
+            </w:pPr>
             <w:r/>
             <w:r>
               <w:rPr>
                 <w:b w:val="0"/>
                 <w:i w:val="0"/>
+                <w:sz w:val="19"/>
               </w:rPr>
               <w:t>3–4</w:t>
             </w:r>
@@ -4660,14 +6567,19 @@
         </w:tc>
         <w:tc>
           <w:tcPr>
-            <w:tcW w:type="dxa" w:w="3000"/>
+            <w:tcW w:type="dxa" w:w="3400"/>
+            <w:vAlign w:val="top"/>
           </w:tcPr>
           <w:p>
+            <w:pPr>
+              <w:spacing w:after="40" w:line="240" w:lineRule="auto"/>
+            </w:pPr>
             <w:r/>
             <w:r>
               <w:rPr>
                 <w:b w:val="0"/>
                 <w:i w:val="0"/>
+                <w:sz w:val="19"/>
               </w:rPr>
               <w:t>Cazuri neconcludente / fistulă intermitentă.</w:t>
             </w:r>
@@ -4675,28 +6587,38 @@
         </w:tc>
         <w:tc>
           <w:tcPr>
-            <w:tcW w:type="dxa" w:w="1500"/>
+            <w:tcW w:type="dxa" w:w="2100"/>
+            <w:vAlign w:val="top"/>
           </w:tcPr>
           <w:p>
+            <w:pPr>
+              <w:spacing w:after="40" w:line="240" w:lineRule="auto"/>
+            </w:pPr>
             <w:r/>
             <w:r>
               <w:rPr>
                 <w:b w:val="0"/>
                 <w:i w:val="0"/>
+                <w:sz w:val="19"/>
               </w:rPr>
             </w:r>
           </w:p>
         </w:tc>
         <w:tc>
           <w:tcPr>
-            <w:tcW w:type="dxa" w:w="1800"/>
+            <w:tcW w:type="dxa" w:w="3160"/>
+            <w:vAlign w:val="top"/>
           </w:tcPr>
           <w:p>
+            <w:pPr>
+              <w:spacing w:after="40" w:line="240" w:lineRule="auto"/>
+            </w:pPr>
             <w:r/>
             <w:r>
               <w:rPr>
                 <w:b w:val="0"/>
                 <w:i w:val="0"/>
+                <w:sz w:val="19"/>
               </w:rPr>
             </w:r>
           </w:p>
@@ -4709,25 +6631,82 @@
         <w:pStyle w:val="Heading2"/>
       </w:pPr>
       <w:r>
-        <w:rPr>
-          <w:color w:val="1C5D8C"/>
-        </w:rPr>
         <w:t>4. Duplicate de rezolvat</w:t>
       </w:r>
     </w:p>
     <w:p>
       <w:r>
-        <w:t>(niciun duplicat deschis pentru acest capitol)</w:t>
+        <w:rPr>
+          <w:i/>
+          <w:color w:val="555555"/>
+        </w:rPr>
+        <w:t>Niciun duplicat deschis pentru acest capitol.</w:t>
       </w:r>
     </w:p>
     <w:sectPr>
-      <w:pgSz w:w="15840" w:h="12240" w:orient="landscape"/>
-      <w:pgMar w:top="1440" w:right="850" w:bottom="1440" w:left="850" w:header="720" w:footer="720" w:gutter="0"/>
+      <w:footerReference w:type="default" r:id="rId9"/>
+      <w:pgSz w:w="16838" w:h="11906" w:orient="landscape"/>
+      <w:pgMar w:top="850" w:right="850" w:bottom="850" w:left="850" w:header="720" w:footer="720" w:gutter="0"/>
       <w:cols w:space="720"/>
       <w:docGrid w:linePitch="360"/>
     </w:sectPr>
   </w:body>
 </w:document>
+</file>
+
+<file path=word/footer1.xml><?xml version="1.0" encoding="utf-8"?>
+<w:ftr xmlns:m="http://schemas.openxmlformats.org/officeDocument/2006/math" xmlns:mc="http://schemas.openxmlformats.org/markup-compatibility/2006" xmlns:mo="http://schemas.microsoft.com/office/mac/office/2008/main" xmlns:mv="urn:schemas-microsoft-com:mac:vml" xmlns:o="urn:schemas-microsoft-com:office:office" xmlns:r="http://schemas.openxmlformats.org/officeDocument/2006/relationships" xmlns:v="urn:schemas-microsoft-com:vml" xmlns:w10="urn:schemas-microsoft-com:office:word" xmlns:w14="http://schemas.microsoft.com/office/word/2010/wordml" xmlns:w="http://schemas.openxmlformats.org/wordprocessingml/2006/main" xmlns:wne="http://schemas.microsoft.com/office/word/2006/wordml" xmlns:wp14="http://schemas.microsoft.com/office/word/2010/wordprocessingDrawing" xmlns:wp="http://schemas.openxmlformats.org/drawingml/2006/wordprocessingDrawing" xmlns:wpc="http://schemas.microsoft.com/office/word/2010/wordprocessingCanvas" xmlns:wpg="http://schemas.microsoft.com/office/word/2010/wordprocessingGroup" xmlns:wpi="http://schemas.microsoft.com/office/word/2010/wordprocessingInk" xmlns:wps="http://schemas.microsoft.com/office/word/2010/wordprocessingShape" mc:Ignorable="w14 wp14">
+  <w:p>
+    <w:pPr>
+      <w:pStyle w:val="Footer"/>
+      <w:tabs>
+        <w:tab w:pos="4680" w:val="clear"/>
+        <w:tab w:pos="9360" w:val="clear"/>
+        <w:tab w:pos="15138" w:val="right"/>
+      </w:tabs>
+    </w:pPr>
+    <w:r>
+      <w:rPr>
+        <w:color w:val="555555"/>
+        <w:sz w:val="18"/>
+      </w:rPr>
+      <w:t>Cap — pachet de review</w:t>
+      <w:tab/>
+    </w:r>
+    <w:r>
+      <w:rPr>
+        <w:color w:val="555555"/>
+        <w:sz w:val="18"/>
+      </w:rPr>
+      <w:t xml:space="preserve">Pagina </w:t>
+    </w:r>
+    <w:r>
+      <w:rPr>
+        <w:color w:val="555555"/>
+        <w:sz w:val="18"/>
+      </w:rPr>
+      <w:fldChar w:fldCharType="begin"/>
+      <w:instrText xml:space="preserve">PAGE</w:instrText>
+      <w:fldChar w:fldCharType="end"/>
+    </w:r>
+    <w:r>
+      <w:rPr>
+        <w:color w:val="555555"/>
+        <w:sz w:val="18"/>
+      </w:rPr>
+      <w:t xml:space="preserve"> din </w:t>
+    </w:r>
+    <w:r>
+      <w:rPr>
+        <w:color w:val="555555"/>
+        <w:sz w:val="18"/>
+      </w:rPr>
+      <w:fldChar w:fldCharType="begin"/>
+      <w:instrText xml:space="preserve">NUMPAGES</w:instrText>
+      <w:fldChar w:fldCharType="end"/>
+    </w:r>
+  </w:p>
+</w:ftr>
 </file>
 
 <file path=word/numbering.xml><?xml version="1.0" encoding="utf-8"?>
@@ -5093,6 +7072,13 @@
     <w:name w:val="Normal"/>
     <w:qFormat/>
     <w:rsid w:val="00FC693F"/>
+    <w:pPr>
+      <w:spacing w:after="160" w:line="276" w:lineRule="auto"/>
+    </w:pPr>
+    <w:rPr>
+      <w:rFonts w:ascii="Calibri" w:hAnsi="Calibri" w:eastAsia="Calibri"/>
+      <w:sz w:val="22"/>
+    </w:rPr>
   </w:style>
   <w:style w:type="paragraph" w:styleId="Header">
     <w:name w:val="header"/>
@@ -5149,15 +7135,15 @@
     <w:pPr>
       <w:keepNext/>
       <w:keepLines/>
-      <w:spacing w:before="480" w:after="0"/>
+      <w:spacing w:before="0" w:after="120"/>
       <w:outlineLvl w:val="0"/>
     </w:pPr>
     <w:rPr>
-      <w:rFonts w:asciiTheme="majorHAnsi" w:eastAsiaTheme="majorEastAsia" w:hAnsiTheme="majorHAnsi" w:cstheme="majorBidi"/>
+      <w:rFonts w:asciiTheme="majorHAnsi" w:eastAsiaTheme="majorEastAsia" w:hAnsiTheme="majorHAnsi" w:cstheme="majorBidi" w:ascii="Calibri" w:hAnsi="Calibri"/>
       <w:b/>
       <w:bCs/>
-      <w:color w:val="365F91" w:themeColor="accent1" w:themeShade="BF"/>
-      <w:sz w:val="28"/>
+      <w:color w:val="1C5D8C"/>
+      <w:sz w:val="40"/>
       <w:szCs w:val="28"/>
     </w:rPr>
   </w:style>
@@ -5173,14 +7159,14 @@
     <w:pPr>
       <w:keepNext/>
       <w:keepLines/>
-      <w:spacing w:before="200" w:after="0"/>
+      <w:spacing w:before="320" w:after="120"/>
       <w:outlineLvl w:val="1"/>
     </w:pPr>
     <w:rPr>
-      <w:rFonts w:asciiTheme="majorHAnsi" w:eastAsiaTheme="majorEastAsia" w:hAnsiTheme="majorHAnsi" w:cstheme="majorBidi"/>
+      <w:rFonts w:asciiTheme="majorHAnsi" w:eastAsiaTheme="majorEastAsia" w:hAnsiTheme="majorHAnsi" w:cstheme="majorBidi" w:ascii="Calibri" w:hAnsi="Calibri"/>
       <w:b/>
       <w:bCs/>
-      <w:color w:val="4F81BD" w:themeColor="accent1"/>
+      <w:color w:val="1C5D8C"/>
       <w:sz w:val="26"/>
       <w:szCs w:val="26"/>
     </w:rPr>
@@ -5197,14 +7183,15 @@
     <w:pPr>
       <w:keepNext/>
       <w:keepLines/>
-      <w:spacing w:before="200" w:after="0"/>
+      <w:spacing w:before="240" w:after="80"/>
       <w:outlineLvl w:val="2"/>
     </w:pPr>
     <w:rPr>
-      <w:rFonts w:asciiTheme="majorHAnsi" w:eastAsiaTheme="majorEastAsia" w:hAnsiTheme="majorHAnsi" w:cstheme="majorBidi"/>
+      <w:rFonts w:asciiTheme="majorHAnsi" w:eastAsiaTheme="majorEastAsia" w:hAnsiTheme="majorHAnsi" w:cstheme="majorBidi" w:ascii="Calibri" w:hAnsi="Calibri"/>
       <w:b/>
       <w:bCs/>
-      <w:color w:val="4F81BD" w:themeColor="accent1"/>
+      <w:color w:val="1C5D8C"/>
+      <w:sz w:val="23"/>
     </w:rPr>
   </w:style>
   <w:style w:type="paragraph" w:styleId="Heading4">
@@ -5620,8 +7607,13 @@
       <w:numPr>
         <w:numId w:val="1"/>
       </w:numPr>
+      <w:spacing w:before="0" w:after="80"/>
       <w:contextualSpacing/>
     </w:pPr>
+    <w:rPr>
+      <w:rFonts w:ascii="Calibri" w:hAnsi="Calibri"/>
+      <w:sz w:val="22"/>
+    </w:rPr>
   </w:style>
   <w:style w:type="paragraph" w:styleId="ListBullet2">
     <w:name w:val="List Bullet 2"/>

--- a/pentru-editori/10-cap/10-cap.docx
+++ b/pentru-editori/10-cap/10-cap.docx
@@ -33,7 +33,7 @@
     </w:p>
     <w:p>
       <w:r>
-        <w:t>Documentul cuprinde, pentru capitolul dumneavoastră: modificările deja aplicate (informativ), problemele rămase de decis, propunerile de conținut nou și duplicatele de rezolvat. Conținutul actual al capitolului nu este reprodus aici — vine din fișierul GHID.csv, transmis alături.</w:t>
+        <w:t>Documentul cuprinde, pentru capitolul dumneavoastră: modificările deja aplicate (informativ), problemele rămase de decis, propunerile de conținut nou și duplicatele de rezolvat. Conținutul actual al capitolului nu este reprodus aici — vine din fișierele GHID.csv și GHID.html, atașate.</w:t>
       </w:r>
     </w:p>
     <w:p>
@@ -47,7 +47,7 @@
           <w:i/>
           <w:color w:val="555555"/>
         </w:rPr>
-        <w:t>Transmise alături: GHID.csv — conținutul integral al ghidului — și memoul „Decizii structurale comune”, de citit înaintea acestui pachet.</w:t>
+        <w:t>Atașate: GHID.csv și GHID.html — conținutul integral al ghidului — și memoul „Decizii structurale comune”, de citit înaintea acestui pachet.</w:t>
       </w:r>
     </w:p>
     <w:p>
@@ -131,13 +131,9 @@
             </w:pPr>
             <w:r>
               <w:rPr>
-                <w:color w:val="FFFFFF"/>
-              </w:rPr>
-            </w:r>
-            <w:r>
-              <w:rPr>
                 <w:b/>
                 <w:i w:val="0"/>
+                <w:color w:val="FFFFFF"/>
                 <w:sz w:val="19"/>
               </w:rPr>
               <w:t>Problemă</w:t>
@@ -156,13 +152,9 @@
             </w:pPr>
             <w:r>
               <w:rPr>
-                <w:color w:val="FFFFFF"/>
-              </w:rPr>
-            </w:r>
-            <w:r>
-              <w:rPr>
                 <w:b/>
                 <w:i w:val="0"/>
+                <w:color w:val="FFFFFF"/>
                 <w:sz w:val="19"/>
               </w:rPr>
               <w:t>Decizie</w:t>
@@ -181,13 +173,9 @@
             </w:pPr>
             <w:r>
               <w:rPr>
-                <w:color w:val="FFFFFF"/>
-              </w:rPr>
-            </w:r>
-            <w:r>
-              <w:rPr>
                 <w:b/>
                 <w:i w:val="0"/>
+                <w:color w:val="FFFFFF"/>
                 <w:sz w:val="19"/>
               </w:rPr>
               <w:t>Comentariu</w:t>
@@ -205,7 +193,6 @@
             <w:pPr>
               <w:spacing w:after="60" w:line="240" w:lineRule="auto"/>
             </w:pPr>
-            <w:r/>
             <w:r>
               <w:rPr>
                 <w:b/>
@@ -258,7 +245,6 @@
             <w:pPr>
               <w:spacing w:after="40" w:line="240" w:lineRule="auto"/>
             </w:pPr>
-            <w:r/>
             <w:r>
               <w:rPr>
                 <w:b w:val="0"/>
@@ -277,7 +263,6 @@
             <w:pPr>
               <w:spacing w:after="40" w:line="240" w:lineRule="auto"/>
             </w:pPr>
-            <w:r/>
             <w:r>
               <w:rPr>
                 <w:b w:val="0"/>
@@ -298,7 +283,6 @@
             <w:pPr>
               <w:spacing w:after="60" w:line="240" w:lineRule="auto"/>
             </w:pPr>
-            <w:r/>
             <w:r>
               <w:rPr>
                 <w:b/>
@@ -362,7 +346,6 @@
             <w:pPr>
               <w:spacing w:after="40" w:line="240" w:lineRule="auto"/>
             </w:pPr>
-            <w:r/>
             <w:r>
               <w:rPr>
                 <w:b w:val="0"/>
@@ -381,7 +364,6 @@
             <w:pPr>
               <w:spacing w:after="40" w:line="240" w:lineRule="auto"/>
             </w:pPr>
-            <w:r/>
             <w:r>
               <w:rPr>
                 <w:b w:val="0"/>
@@ -402,7 +384,6 @@
             <w:pPr>
               <w:spacing w:after="60" w:line="240" w:lineRule="auto"/>
             </w:pPr>
-            <w:r/>
             <w:r>
               <w:rPr>
                 <w:b/>
@@ -455,7 +436,6 @@
             <w:pPr>
               <w:spacing w:after="40" w:line="240" w:lineRule="auto"/>
             </w:pPr>
-            <w:r/>
             <w:r>
               <w:rPr>
                 <w:b w:val="0"/>
@@ -474,7 +454,6 @@
             <w:pPr>
               <w:spacing w:after="40" w:line="240" w:lineRule="auto"/>
             </w:pPr>
-            <w:r/>
             <w:r>
               <w:rPr>
                 <w:b w:val="0"/>
@@ -495,7 +474,6 @@
             <w:pPr>
               <w:spacing w:after="60" w:line="240" w:lineRule="auto"/>
             </w:pPr>
-            <w:r/>
             <w:r>
               <w:rPr>
                 <w:b/>
@@ -559,7 +537,6 @@
             <w:pPr>
               <w:spacing w:after="40" w:line="240" w:lineRule="auto"/>
             </w:pPr>
-            <w:r/>
             <w:r>
               <w:rPr>
                 <w:b w:val="0"/>
@@ -578,7 +555,6 @@
             <w:pPr>
               <w:spacing w:after="40" w:line="240" w:lineRule="auto"/>
             </w:pPr>
-            <w:r/>
             <w:r>
               <w:rPr>
                 <w:b w:val="0"/>
@@ -599,7 +575,6 @@
             <w:pPr>
               <w:spacing w:after="60" w:line="240" w:lineRule="auto"/>
             </w:pPr>
-            <w:r/>
             <w:r>
               <w:rPr>
                 <w:b/>
@@ -652,7 +627,6 @@
             <w:pPr>
               <w:spacing w:after="40" w:line="240" w:lineRule="auto"/>
             </w:pPr>
-            <w:r/>
             <w:r>
               <w:rPr>
                 <w:b w:val="0"/>
@@ -671,7 +645,6 @@
             <w:pPr>
               <w:spacing w:after="40" w:line="240" w:lineRule="auto"/>
             </w:pPr>
-            <w:r/>
             <w:r>
               <w:rPr>
                 <w:b w:val="0"/>
@@ -693,7 +666,7 @@
     </w:p>
     <w:p>
       <w:r>
-        <w:t>Gradele și dozele sunt orientative — se validează clinic. Fiecare rând se aprobă, se respinge sau se amână separat.</w:t>
+        <w:t>Gradele și dozele sunt orientative — necesită validare. Fiecare rând, separat, se aprobă, se respinge sau se amână.</w:t>
       </w:r>
     </w:p>
     <w:p>
@@ -746,13 +719,9 @@
             </w:pPr>
             <w:r>
               <w:rPr>
-                <w:color w:val="FFFFFF"/>
-              </w:rPr>
-            </w:r>
-            <w:r>
-              <w:rPr>
                 <w:b/>
                 <w:i w:val="0"/>
+                <w:color w:val="FFFFFF"/>
                 <w:sz w:val="19"/>
               </w:rPr>
               <w:t>Tip</w:t>
@@ -771,13 +740,9 @@
             </w:pPr>
             <w:r>
               <w:rPr>
-                <w:color w:val="FFFFFF"/>
-              </w:rPr>
-            </w:r>
-            <w:r>
-              <w:rPr>
                 <w:b/>
                 <w:i w:val="0"/>
+                <w:color w:val="FFFFFF"/>
                 <w:sz w:val="19"/>
               </w:rPr>
               <w:t>Examen</w:t>
@@ -796,13 +761,9 @@
             </w:pPr>
             <w:r>
               <w:rPr>
-                <w:color w:val="FFFFFF"/>
-              </w:rPr>
-            </w:r>
-            <w:r>
-              <w:rPr>
                 <w:b/>
                 <w:i w:val="0"/>
+                <w:color w:val="FFFFFF"/>
                 <w:sz w:val="19"/>
               </w:rPr>
               <w:t>Indicație</w:t>
@@ -821,13 +782,9 @@
             </w:pPr>
             <w:r>
               <w:rPr>
-                <w:color w:val="FFFFFF"/>
-              </w:rPr>
-            </w:r>
-            <w:r>
-              <w:rPr>
                 <w:b/>
                 <w:i w:val="0"/>
+                <w:color w:val="FFFFFF"/>
                 <w:sz w:val="19"/>
               </w:rPr>
               <w:t>Grad</w:t>
@@ -846,13 +803,9 @@
             </w:pPr>
             <w:r>
               <w:rPr>
-                <w:color w:val="FFFFFF"/>
-              </w:rPr>
-            </w:r>
-            <w:r>
-              <w:rPr>
                 <w:b/>
                 <w:i w:val="0"/>
+                <w:color w:val="FFFFFF"/>
                 <w:sz w:val="19"/>
               </w:rPr>
               <w:t>Doză</w:t>
@@ -871,13 +824,9 @@
             </w:pPr>
             <w:r>
               <w:rPr>
-                <w:color w:val="FFFFFF"/>
-              </w:rPr>
-            </w:r>
-            <w:r>
-              <w:rPr>
                 <w:b/>
                 <w:i w:val="0"/>
+                <w:color w:val="FFFFFF"/>
                 <w:sz w:val="19"/>
               </w:rPr>
               <w:t>Comentarii</w:t>
@@ -896,13 +845,9 @@
             </w:pPr>
             <w:r>
               <w:rPr>
-                <w:color w:val="FFFFFF"/>
-              </w:rPr>
-            </w:r>
-            <w:r>
-              <w:rPr>
                 <w:b/>
                 <w:i w:val="0"/>
+                <w:color w:val="FFFFFF"/>
                 <w:sz w:val="19"/>
               </w:rPr>
               <w:t>Decizie</w:t>
@@ -921,13 +866,9 @@
             </w:pPr>
             <w:r>
               <w:rPr>
-                <w:color w:val="FFFFFF"/>
-              </w:rPr>
-            </w:r>
-            <w:r>
-              <w:rPr>
                 <w:b/>
                 <w:i w:val="0"/>
+                <w:color w:val="FFFFFF"/>
                 <w:sz w:val="19"/>
               </w:rPr>
               <w:t>Comentariu editor</w:t>
@@ -945,7 +886,6 @@
             <w:pPr>
               <w:spacing w:after="40" w:line="240" w:lineRule="auto"/>
             </w:pPr>
-            <w:r/>
             <w:r>
               <w:rPr>
                 <w:b w:val="0"/>
@@ -965,7 +905,6 @@
             <w:pPr>
               <w:spacing w:after="40" w:line="240" w:lineRule="auto"/>
             </w:pPr>
-            <w:r/>
             <w:r>
               <w:rPr>
                 <w:b w:val="0"/>
@@ -985,7 +924,6 @@
             <w:pPr>
               <w:spacing w:after="40" w:line="240" w:lineRule="auto"/>
             </w:pPr>
-            <w:r/>
             <w:r>
               <w:rPr>
                 <w:b w:val="0"/>
@@ -1005,7 +943,6 @@
             <w:pPr>
               <w:spacing w:after="40" w:line="240" w:lineRule="auto"/>
             </w:pPr>
-            <w:r/>
             <w:r>
               <w:rPr>
                 <w:b w:val="0"/>
@@ -1025,7 +962,6 @@
             <w:pPr>
               <w:spacing w:after="40" w:line="240" w:lineRule="auto"/>
             </w:pPr>
-            <w:r/>
             <w:r>
               <w:rPr>
                 <w:b w:val="0"/>
@@ -1045,7 +981,6 @@
             <w:pPr>
               <w:spacing w:after="40" w:line="240" w:lineRule="auto"/>
             </w:pPr>
-            <w:r/>
             <w:r>
               <w:rPr>
                 <w:b w:val="0"/>
@@ -1065,7 +1000,6 @@
             <w:pPr>
               <w:spacing w:after="40" w:line="240" w:lineRule="auto"/>
             </w:pPr>
-            <w:r/>
             <w:r>
               <w:rPr>
                 <w:b w:val="0"/>
@@ -1084,7 +1018,6 @@
             <w:pPr>
               <w:spacing w:after="40" w:line="240" w:lineRule="auto"/>
             </w:pPr>
-            <w:r/>
             <w:r>
               <w:rPr>
                 <w:b w:val="0"/>
@@ -1105,7 +1038,6 @@
             <w:pPr>
               <w:spacing w:after="40" w:line="240" w:lineRule="auto"/>
             </w:pPr>
-            <w:r/>
             <w:r>
               <w:rPr>
                 <w:b w:val="0"/>
@@ -1125,7 +1057,6 @@
             <w:pPr>
               <w:spacing w:after="40" w:line="240" w:lineRule="auto"/>
             </w:pPr>
-            <w:r/>
             <w:r>
               <w:rPr>
                 <w:b w:val="0"/>
@@ -1145,7 +1076,6 @@
             <w:pPr>
               <w:spacing w:after="40" w:line="240" w:lineRule="auto"/>
             </w:pPr>
-            <w:r/>
             <w:r>
               <w:rPr>
                 <w:b w:val="0"/>
@@ -1165,7 +1095,6 @@
             <w:pPr>
               <w:spacing w:after="40" w:line="240" w:lineRule="auto"/>
             </w:pPr>
-            <w:r/>
             <w:r>
               <w:rPr>
                 <w:b w:val="0"/>
@@ -1185,7 +1114,6 @@
             <w:pPr>
               <w:spacing w:after="40" w:line="240" w:lineRule="auto"/>
             </w:pPr>
-            <w:r/>
             <w:r>
               <w:rPr>
                 <w:b w:val="0"/>
@@ -1205,7 +1133,6 @@
             <w:pPr>
               <w:spacing w:after="40" w:line="240" w:lineRule="auto"/>
             </w:pPr>
-            <w:r/>
             <w:r>
               <w:rPr>
                 <w:b w:val="0"/>
@@ -1225,7 +1152,6 @@
             <w:pPr>
               <w:spacing w:after="40" w:line="240" w:lineRule="auto"/>
             </w:pPr>
-            <w:r/>
             <w:r>
               <w:rPr>
                 <w:b w:val="0"/>
@@ -1244,7 +1170,6 @@
             <w:pPr>
               <w:spacing w:after="40" w:line="240" w:lineRule="auto"/>
             </w:pPr>
-            <w:r/>
             <w:r>
               <w:rPr>
                 <w:b w:val="0"/>
@@ -1265,7 +1190,6 @@
             <w:pPr>
               <w:spacing w:after="40" w:line="240" w:lineRule="auto"/>
             </w:pPr>
-            <w:r/>
             <w:r>
               <w:rPr>
                 <w:b w:val="0"/>
@@ -1285,7 +1209,6 @@
             <w:pPr>
               <w:spacing w:after="40" w:line="240" w:lineRule="auto"/>
             </w:pPr>
-            <w:r/>
             <w:r>
               <w:rPr>
                 <w:b w:val="0"/>
@@ -1305,7 +1228,6 @@
             <w:pPr>
               <w:spacing w:after="40" w:line="240" w:lineRule="auto"/>
             </w:pPr>
-            <w:r/>
             <w:r>
               <w:rPr>
                 <w:b w:val="0"/>
@@ -1325,7 +1247,6 @@
             <w:pPr>
               <w:spacing w:after="40" w:line="240" w:lineRule="auto"/>
             </w:pPr>
-            <w:r/>
             <w:r>
               <w:rPr>
                 <w:b w:val="0"/>
@@ -1345,7 +1266,6 @@
             <w:pPr>
               <w:spacing w:after="40" w:line="240" w:lineRule="auto"/>
             </w:pPr>
-            <w:r/>
             <w:r>
               <w:rPr>
                 <w:b w:val="0"/>
@@ -1365,7 +1285,6 @@
             <w:pPr>
               <w:spacing w:after="40" w:line="240" w:lineRule="auto"/>
             </w:pPr>
-            <w:r/>
             <w:r>
               <w:rPr>
                 <w:b w:val="0"/>
@@ -1385,7 +1304,6 @@
             <w:pPr>
               <w:spacing w:after="40" w:line="240" w:lineRule="auto"/>
             </w:pPr>
-            <w:r/>
             <w:r>
               <w:rPr>
                 <w:b w:val="0"/>
@@ -1404,7 +1322,6 @@
             <w:pPr>
               <w:spacing w:after="40" w:line="240" w:lineRule="auto"/>
             </w:pPr>
-            <w:r/>
             <w:r>
               <w:rPr>
                 <w:b w:val="0"/>
@@ -1467,13 +1384,9 @@
             </w:pPr>
             <w:r>
               <w:rPr>
-                <w:color w:val="FFFFFF"/>
-              </w:rPr>
-            </w:r>
-            <w:r>
-              <w:rPr>
                 <w:b/>
                 <w:i w:val="0"/>
+                <w:color w:val="FFFFFF"/>
                 <w:sz w:val="19"/>
               </w:rPr>
               <w:t>Tip</w:t>
@@ -1492,13 +1405,9 @@
             </w:pPr>
             <w:r>
               <w:rPr>
-                <w:color w:val="FFFFFF"/>
-              </w:rPr>
-            </w:r>
-            <w:r>
-              <w:rPr>
                 <w:b/>
                 <w:i w:val="0"/>
+                <w:color w:val="FFFFFF"/>
                 <w:sz w:val="19"/>
               </w:rPr>
               <w:t>Examen</w:t>
@@ -1517,13 +1426,9 @@
             </w:pPr>
             <w:r>
               <w:rPr>
-                <w:color w:val="FFFFFF"/>
-              </w:rPr>
-            </w:r>
-            <w:r>
-              <w:rPr>
                 <w:b/>
                 <w:i w:val="0"/>
+                <w:color w:val="FFFFFF"/>
                 <w:sz w:val="19"/>
               </w:rPr>
               <w:t>Indicație</w:t>
@@ -1542,13 +1447,9 @@
             </w:pPr>
             <w:r>
               <w:rPr>
-                <w:color w:val="FFFFFF"/>
-              </w:rPr>
-            </w:r>
-            <w:r>
-              <w:rPr>
                 <w:b/>
                 <w:i w:val="0"/>
+                <w:color w:val="FFFFFF"/>
                 <w:sz w:val="19"/>
               </w:rPr>
               <w:t>Grad</w:t>
@@ -1567,13 +1468,9 @@
             </w:pPr>
             <w:r>
               <w:rPr>
-                <w:color w:val="FFFFFF"/>
-              </w:rPr>
-            </w:r>
-            <w:r>
-              <w:rPr>
                 <w:b/>
                 <w:i w:val="0"/>
+                <w:color w:val="FFFFFF"/>
                 <w:sz w:val="19"/>
               </w:rPr>
               <w:t>Doză</w:t>
@@ -1592,13 +1489,9 @@
             </w:pPr>
             <w:r>
               <w:rPr>
-                <w:color w:val="FFFFFF"/>
-              </w:rPr>
-            </w:r>
-            <w:r>
-              <w:rPr>
                 <w:b/>
                 <w:i w:val="0"/>
+                <w:color w:val="FFFFFF"/>
                 <w:sz w:val="19"/>
               </w:rPr>
               <w:t>Comentarii</w:t>
@@ -1617,13 +1510,9 @@
             </w:pPr>
             <w:r>
               <w:rPr>
-                <w:color w:val="FFFFFF"/>
-              </w:rPr>
-            </w:r>
-            <w:r>
-              <w:rPr>
                 <w:b/>
                 <w:i w:val="0"/>
+                <w:color w:val="FFFFFF"/>
                 <w:sz w:val="19"/>
               </w:rPr>
               <w:t>Decizie</w:t>
@@ -1642,13 +1531,9 @@
             </w:pPr>
             <w:r>
               <w:rPr>
-                <w:color w:val="FFFFFF"/>
-              </w:rPr>
-            </w:r>
-            <w:r>
-              <w:rPr>
                 <w:b/>
                 <w:i w:val="0"/>
+                <w:color w:val="FFFFFF"/>
                 <w:sz w:val="19"/>
               </w:rPr>
               <w:t>Comentariu editor</w:t>
@@ -1666,7 +1551,6 @@
             <w:pPr>
               <w:spacing w:after="40" w:line="240" w:lineRule="auto"/>
             </w:pPr>
-            <w:r/>
             <w:r>
               <w:rPr>
                 <w:b w:val="0"/>
@@ -1686,7 +1570,6 @@
             <w:pPr>
               <w:spacing w:after="40" w:line="240" w:lineRule="auto"/>
             </w:pPr>
-            <w:r/>
             <w:r>
               <w:rPr>
                 <w:b w:val="0"/>
@@ -1706,7 +1589,6 @@
             <w:pPr>
               <w:spacing w:after="40" w:line="240" w:lineRule="auto"/>
             </w:pPr>
-            <w:r/>
             <w:r>
               <w:rPr>
                 <w:b w:val="0"/>
@@ -1726,7 +1608,6 @@
             <w:pPr>
               <w:spacing w:after="40" w:line="240" w:lineRule="auto"/>
             </w:pPr>
-            <w:r/>
             <w:r>
               <w:rPr>
                 <w:b w:val="0"/>
@@ -1746,7 +1627,6 @@
             <w:pPr>
               <w:spacing w:after="40" w:line="240" w:lineRule="auto"/>
             </w:pPr>
-            <w:r/>
             <w:r>
               <w:rPr>
                 <w:b w:val="0"/>
@@ -1766,7 +1646,6 @@
             <w:pPr>
               <w:spacing w:after="40" w:line="240" w:lineRule="auto"/>
             </w:pPr>
-            <w:r/>
             <w:r>
               <w:rPr>
                 <w:b w:val="0"/>
@@ -1786,7 +1665,6 @@
             <w:pPr>
               <w:spacing w:after="40" w:line="240" w:lineRule="auto"/>
             </w:pPr>
-            <w:r/>
             <w:r>
               <w:rPr>
                 <w:b w:val="0"/>
@@ -1805,7 +1683,6 @@
             <w:pPr>
               <w:spacing w:after="40" w:line="240" w:lineRule="auto"/>
             </w:pPr>
-            <w:r/>
             <w:r>
               <w:rPr>
                 <w:b w:val="0"/>
@@ -1826,7 +1703,6 @@
             <w:pPr>
               <w:spacing w:after="40" w:line="240" w:lineRule="auto"/>
             </w:pPr>
-            <w:r/>
             <w:r>
               <w:rPr>
                 <w:b w:val="0"/>
@@ -1846,7 +1722,6 @@
             <w:pPr>
               <w:spacing w:after="40" w:line="240" w:lineRule="auto"/>
             </w:pPr>
-            <w:r/>
             <w:r>
               <w:rPr>
                 <w:b w:val="0"/>
@@ -1866,7 +1741,6 @@
             <w:pPr>
               <w:spacing w:after="40" w:line="240" w:lineRule="auto"/>
             </w:pPr>
-            <w:r/>
             <w:r>
               <w:rPr>
                 <w:b w:val="0"/>
@@ -1886,7 +1760,6 @@
             <w:pPr>
               <w:spacing w:after="40" w:line="240" w:lineRule="auto"/>
             </w:pPr>
-            <w:r/>
             <w:r>
               <w:rPr>
                 <w:b w:val="0"/>
@@ -1906,7 +1779,6 @@
             <w:pPr>
               <w:spacing w:after="40" w:line="240" w:lineRule="auto"/>
             </w:pPr>
-            <w:r/>
             <w:r>
               <w:rPr>
                 <w:b w:val="0"/>
@@ -1926,7 +1798,6 @@
             <w:pPr>
               <w:spacing w:after="40" w:line="240" w:lineRule="auto"/>
             </w:pPr>
-            <w:r/>
             <w:r>
               <w:rPr>
                 <w:b w:val="0"/>
@@ -1946,7 +1817,6 @@
             <w:pPr>
               <w:spacing w:after="40" w:line="240" w:lineRule="auto"/>
             </w:pPr>
-            <w:r/>
             <w:r>
               <w:rPr>
                 <w:b w:val="0"/>
@@ -1965,7 +1835,6 @@
             <w:pPr>
               <w:spacing w:after="40" w:line="240" w:lineRule="auto"/>
             </w:pPr>
-            <w:r/>
             <w:r>
               <w:rPr>
                 <w:b w:val="0"/>
@@ -2028,13 +1897,9 @@
             </w:pPr>
             <w:r>
               <w:rPr>
-                <w:color w:val="FFFFFF"/>
-              </w:rPr>
-            </w:r>
-            <w:r>
-              <w:rPr>
                 <w:b/>
                 <w:i w:val="0"/>
+                <w:color w:val="FFFFFF"/>
                 <w:sz w:val="19"/>
               </w:rPr>
               <w:t>Tip</w:t>
@@ -2053,13 +1918,9 @@
             </w:pPr>
             <w:r>
               <w:rPr>
-                <w:color w:val="FFFFFF"/>
-              </w:rPr>
-            </w:r>
-            <w:r>
-              <w:rPr>
                 <w:b/>
                 <w:i w:val="0"/>
+                <w:color w:val="FFFFFF"/>
                 <w:sz w:val="19"/>
               </w:rPr>
               <w:t>Examen</w:t>
@@ -2078,13 +1939,9 @@
             </w:pPr>
             <w:r>
               <w:rPr>
-                <w:color w:val="FFFFFF"/>
-              </w:rPr>
-            </w:r>
-            <w:r>
-              <w:rPr>
                 <w:b/>
                 <w:i w:val="0"/>
+                <w:color w:val="FFFFFF"/>
                 <w:sz w:val="19"/>
               </w:rPr>
               <w:t>Indicație</w:t>
@@ -2103,13 +1960,9 @@
             </w:pPr>
             <w:r>
               <w:rPr>
-                <w:color w:val="FFFFFF"/>
-              </w:rPr>
-            </w:r>
-            <w:r>
-              <w:rPr>
                 <w:b/>
                 <w:i w:val="0"/>
+                <w:color w:val="FFFFFF"/>
                 <w:sz w:val="19"/>
               </w:rPr>
               <w:t>Grad</w:t>
@@ -2128,13 +1981,9 @@
             </w:pPr>
             <w:r>
               <w:rPr>
-                <w:color w:val="FFFFFF"/>
-              </w:rPr>
-            </w:r>
-            <w:r>
-              <w:rPr>
                 <w:b/>
                 <w:i w:val="0"/>
+                <w:color w:val="FFFFFF"/>
                 <w:sz w:val="19"/>
               </w:rPr>
               <w:t>Doză</w:t>
@@ -2153,13 +2002,9 @@
             </w:pPr>
             <w:r>
               <w:rPr>
-                <w:color w:val="FFFFFF"/>
-              </w:rPr>
-            </w:r>
-            <w:r>
-              <w:rPr>
                 <w:b/>
                 <w:i w:val="0"/>
+                <w:color w:val="FFFFFF"/>
                 <w:sz w:val="19"/>
               </w:rPr>
               <w:t>Comentarii</w:t>
@@ -2178,13 +2023,9 @@
             </w:pPr>
             <w:r>
               <w:rPr>
-                <w:color w:val="FFFFFF"/>
-              </w:rPr>
-            </w:r>
-            <w:r>
-              <w:rPr>
                 <w:b/>
                 <w:i w:val="0"/>
+                <w:color w:val="FFFFFF"/>
                 <w:sz w:val="19"/>
               </w:rPr>
               <w:t>Decizie</w:t>
@@ -2203,13 +2044,9 @@
             </w:pPr>
             <w:r>
               <w:rPr>
-                <w:color w:val="FFFFFF"/>
-              </w:rPr>
-            </w:r>
-            <w:r>
-              <w:rPr>
                 <w:b/>
                 <w:i w:val="0"/>
+                <w:color w:val="FFFFFF"/>
                 <w:sz w:val="19"/>
               </w:rPr>
               <w:t>Comentariu editor</w:t>
@@ -2227,7 +2064,6 @@
             <w:pPr>
               <w:spacing w:after="40" w:line="240" w:lineRule="auto"/>
             </w:pPr>
-            <w:r/>
             <w:r>
               <w:rPr>
                 <w:b w:val="0"/>
@@ -2247,7 +2083,6 @@
             <w:pPr>
               <w:spacing w:after="40" w:line="240" w:lineRule="auto"/>
             </w:pPr>
-            <w:r/>
             <w:r>
               <w:rPr>
                 <w:b w:val="0"/>
@@ -2267,7 +2102,6 @@
             <w:pPr>
               <w:spacing w:after="40" w:line="240" w:lineRule="auto"/>
             </w:pPr>
-            <w:r/>
             <w:r>
               <w:rPr>
                 <w:b w:val="0"/>
@@ -2287,7 +2121,6 @@
             <w:pPr>
               <w:spacing w:after="40" w:line="240" w:lineRule="auto"/>
             </w:pPr>
-            <w:r/>
             <w:r>
               <w:rPr>
                 <w:b w:val="0"/>
@@ -2307,7 +2140,6 @@
             <w:pPr>
               <w:spacing w:after="40" w:line="240" w:lineRule="auto"/>
             </w:pPr>
-            <w:r/>
             <w:r>
               <w:rPr>
                 <w:b w:val="0"/>
@@ -2327,7 +2159,6 @@
             <w:pPr>
               <w:spacing w:after="40" w:line="240" w:lineRule="auto"/>
             </w:pPr>
-            <w:r/>
             <w:r>
               <w:rPr>
                 <w:b w:val="0"/>
@@ -2347,7 +2178,6 @@
             <w:pPr>
               <w:spacing w:after="40" w:line="240" w:lineRule="auto"/>
             </w:pPr>
-            <w:r/>
             <w:r>
               <w:rPr>
                 <w:b w:val="0"/>
@@ -2366,7 +2196,6 @@
             <w:pPr>
               <w:spacing w:after="40" w:line="240" w:lineRule="auto"/>
             </w:pPr>
-            <w:r/>
             <w:r>
               <w:rPr>
                 <w:b w:val="0"/>
@@ -2387,7 +2216,6 @@
             <w:pPr>
               <w:spacing w:after="40" w:line="240" w:lineRule="auto"/>
             </w:pPr>
-            <w:r/>
             <w:r>
               <w:rPr>
                 <w:b w:val="0"/>
@@ -2407,7 +2235,6 @@
             <w:pPr>
               <w:spacing w:after="40" w:line="240" w:lineRule="auto"/>
             </w:pPr>
-            <w:r/>
             <w:r>
               <w:rPr>
                 <w:b w:val="0"/>
@@ -2427,7 +2254,6 @@
             <w:pPr>
               <w:spacing w:after="40" w:line="240" w:lineRule="auto"/>
             </w:pPr>
-            <w:r/>
             <w:r>
               <w:rPr>
                 <w:b w:val="0"/>
@@ -2447,7 +2273,6 @@
             <w:pPr>
               <w:spacing w:after="40" w:line="240" w:lineRule="auto"/>
             </w:pPr>
-            <w:r/>
             <w:r>
               <w:rPr>
                 <w:b w:val="0"/>
@@ -2467,7 +2292,6 @@
             <w:pPr>
               <w:spacing w:after="40" w:line="240" w:lineRule="auto"/>
             </w:pPr>
-            <w:r/>
             <w:r>
               <w:rPr>
                 <w:b w:val="0"/>
@@ -2487,7 +2311,6 @@
             <w:pPr>
               <w:spacing w:after="40" w:line="240" w:lineRule="auto"/>
             </w:pPr>
-            <w:r/>
             <w:r>
               <w:rPr>
                 <w:b w:val="0"/>
@@ -2507,7 +2330,6 @@
             <w:pPr>
               <w:spacing w:after="40" w:line="240" w:lineRule="auto"/>
             </w:pPr>
-            <w:r/>
             <w:r>
               <w:rPr>
                 <w:b w:val="0"/>
@@ -2526,7 +2348,6 @@
             <w:pPr>
               <w:spacing w:after="40" w:line="240" w:lineRule="auto"/>
             </w:pPr>
-            <w:r/>
             <w:r>
               <w:rPr>
                 <w:b w:val="0"/>
@@ -2589,13 +2410,9 @@
             </w:pPr>
             <w:r>
               <w:rPr>
-                <w:color w:val="FFFFFF"/>
-              </w:rPr>
-            </w:r>
-            <w:r>
-              <w:rPr>
                 <w:b/>
                 <w:i w:val="0"/>
+                <w:color w:val="FFFFFF"/>
                 <w:sz w:val="19"/>
               </w:rPr>
               <w:t>Tip</w:t>
@@ -2614,13 +2431,9 @@
             </w:pPr>
             <w:r>
               <w:rPr>
-                <w:color w:val="FFFFFF"/>
-              </w:rPr>
-            </w:r>
-            <w:r>
-              <w:rPr>
                 <w:b/>
                 <w:i w:val="0"/>
+                <w:color w:val="FFFFFF"/>
                 <w:sz w:val="19"/>
               </w:rPr>
               <w:t>Examen</w:t>
@@ -2639,13 +2452,9 @@
             </w:pPr>
             <w:r>
               <w:rPr>
-                <w:color w:val="FFFFFF"/>
-              </w:rPr>
-            </w:r>
-            <w:r>
-              <w:rPr>
                 <w:b/>
                 <w:i w:val="0"/>
+                <w:color w:val="FFFFFF"/>
                 <w:sz w:val="19"/>
               </w:rPr>
               <w:t>Indicație</w:t>
@@ -2664,13 +2473,9 @@
             </w:pPr>
             <w:r>
               <w:rPr>
-                <w:color w:val="FFFFFF"/>
-              </w:rPr>
-            </w:r>
-            <w:r>
-              <w:rPr>
                 <w:b/>
                 <w:i w:val="0"/>
+                <w:color w:val="FFFFFF"/>
                 <w:sz w:val="19"/>
               </w:rPr>
               <w:t>Grad</w:t>
@@ -2689,13 +2494,9 @@
             </w:pPr>
             <w:r>
               <w:rPr>
-                <w:color w:val="FFFFFF"/>
-              </w:rPr>
-            </w:r>
-            <w:r>
-              <w:rPr>
                 <w:b/>
                 <w:i w:val="0"/>
+                <w:color w:val="FFFFFF"/>
                 <w:sz w:val="19"/>
               </w:rPr>
               <w:t>Doză</w:t>
@@ -2714,13 +2515,9 @@
             </w:pPr>
             <w:r>
               <w:rPr>
-                <w:color w:val="FFFFFF"/>
-              </w:rPr>
-            </w:r>
-            <w:r>
-              <w:rPr>
                 <w:b/>
                 <w:i w:val="0"/>
+                <w:color w:val="FFFFFF"/>
                 <w:sz w:val="19"/>
               </w:rPr>
               <w:t>Comentarii</w:t>
@@ -2739,13 +2536,9 @@
             </w:pPr>
             <w:r>
               <w:rPr>
-                <w:color w:val="FFFFFF"/>
-              </w:rPr>
-            </w:r>
-            <w:r>
-              <w:rPr>
                 <w:b/>
                 <w:i w:val="0"/>
+                <w:color w:val="FFFFFF"/>
                 <w:sz w:val="19"/>
               </w:rPr>
               <w:t>Decizie</w:t>
@@ -2764,13 +2557,9 @@
             </w:pPr>
             <w:r>
               <w:rPr>
-                <w:color w:val="FFFFFF"/>
-              </w:rPr>
-            </w:r>
-            <w:r>
-              <w:rPr>
                 <w:b/>
                 <w:i w:val="0"/>
+                <w:color w:val="FFFFFF"/>
                 <w:sz w:val="19"/>
               </w:rPr>
               <w:t>Comentariu editor</w:t>
@@ -2788,7 +2577,6 @@
             <w:pPr>
               <w:spacing w:after="40" w:line="240" w:lineRule="auto"/>
             </w:pPr>
-            <w:r/>
             <w:r>
               <w:rPr>
                 <w:b w:val="0"/>
@@ -2808,7 +2596,6 @@
             <w:pPr>
               <w:spacing w:after="40" w:line="240" w:lineRule="auto"/>
             </w:pPr>
-            <w:r/>
             <w:r>
               <w:rPr>
                 <w:b w:val="0"/>
@@ -2828,7 +2615,6 @@
             <w:pPr>
               <w:spacing w:after="40" w:line="240" w:lineRule="auto"/>
             </w:pPr>
-            <w:r/>
             <w:r>
               <w:rPr>
                 <w:b w:val="0"/>
@@ -2848,7 +2634,6 @@
             <w:pPr>
               <w:spacing w:after="40" w:line="240" w:lineRule="auto"/>
             </w:pPr>
-            <w:r/>
             <w:r>
               <w:rPr>
                 <w:b w:val="0"/>
@@ -2868,7 +2653,6 @@
             <w:pPr>
               <w:spacing w:after="40" w:line="240" w:lineRule="auto"/>
             </w:pPr>
-            <w:r/>
             <w:r>
               <w:rPr>
                 <w:b w:val="0"/>
@@ -2888,7 +2672,6 @@
             <w:pPr>
               <w:spacing w:after="40" w:line="240" w:lineRule="auto"/>
             </w:pPr>
-            <w:r/>
             <w:r>
               <w:rPr>
                 <w:b w:val="0"/>
@@ -2908,7 +2691,6 @@
             <w:pPr>
               <w:spacing w:after="40" w:line="240" w:lineRule="auto"/>
             </w:pPr>
-            <w:r/>
             <w:r>
               <w:rPr>
                 <w:b w:val="0"/>
@@ -2927,7 +2709,6 @@
             <w:pPr>
               <w:spacing w:after="40" w:line="240" w:lineRule="auto"/>
             </w:pPr>
-            <w:r/>
             <w:r>
               <w:rPr>
                 <w:b w:val="0"/>
@@ -2948,7 +2729,6 @@
             <w:pPr>
               <w:spacing w:after="40" w:line="240" w:lineRule="auto"/>
             </w:pPr>
-            <w:r/>
             <w:r>
               <w:rPr>
                 <w:b w:val="0"/>
@@ -2968,7 +2748,6 @@
             <w:pPr>
               <w:spacing w:after="40" w:line="240" w:lineRule="auto"/>
             </w:pPr>
-            <w:r/>
             <w:r>
               <w:rPr>
                 <w:b w:val="0"/>
@@ -2988,7 +2767,6 @@
             <w:pPr>
               <w:spacing w:after="40" w:line="240" w:lineRule="auto"/>
             </w:pPr>
-            <w:r/>
             <w:r>
               <w:rPr>
                 <w:b w:val="0"/>
@@ -3008,7 +2786,6 @@
             <w:pPr>
               <w:spacing w:after="40" w:line="240" w:lineRule="auto"/>
             </w:pPr>
-            <w:r/>
             <w:r>
               <w:rPr>
                 <w:b w:val="0"/>
@@ -3028,7 +2805,6 @@
             <w:pPr>
               <w:spacing w:after="40" w:line="240" w:lineRule="auto"/>
             </w:pPr>
-            <w:r/>
             <w:r>
               <w:rPr>
                 <w:b w:val="0"/>
@@ -3048,7 +2824,6 @@
             <w:pPr>
               <w:spacing w:after="40" w:line="240" w:lineRule="auto"/>
             </w:pPr>
-            <w:r/>
             <w:r>
               <w:rPr>
                 <w:b w:val="0"/>
@@ -3068,7 +2843,6 @@
             <w:pPr>
               <w:spacing w:after="40" w:line="240" w:lineRule="auto"/>
             </w:pPr>
-            <w:r/>
             <w:r>
               <w:rPr>
                 <w:b w:val="0"/>
@@ -3087,7 +2861,6 @@
             <w:pPr>
               <w:spacing w:after="40" w:line="240" w:lineRule="auto"/>
             </w:pPr>
-            <w:r/>
             <w:r>
               <w:rPr>
                 <w:b w:val="0"/>
@@ -3150,13 +2923,9 @@
             </w:pPr>
             <w:r>
               <w:rPr>
-                <w:color w:val="FFFFFF"/>
-              </w:rPr>
-            </w:r>
-            <w:r>
-              <w:rPr>
                 <w:b/>
                 <w:i w:val="0"/>
+                <w:color w:val="FFFFFF"/>
                 <w:sz w:val="19"/>
               </w:rPr>
               <w:t>Tip</w:t>
@@ -3175,13 +2944,9 @@
             </w:pPr>
             <w:r>
               <w:rPr>
-                <w:color w:val="FFFFFF"/>
-              </w:rPr>
-            </w:r>
-            <w:r>
-              <w:rPr>
                 <w:b/>
                 <w:i w:val="0"/>
+                <w:color w:val="FFFFFF"/>
                 <w:sz w:val="19"/>
               </w:rPr>
               <w:t>Examen</w:t>
@@ -3200,13 +2965,9 @@
             </w:pPr>
             <w:r>
               <w:rPr>
-                <w:color w:val="FFFFFF"/>
-              </w:rPr>
-            </w:r>
-            <w:r>
-              <w:rPr>
                 <w:b/>
                 <w:i w:val="0"/>
+                <w:color w:val="FFFFFF"/>
                 <w:sz w:val="19"/>
               </w:rPr>
               <w:t>Indicație</w:t>
@@ -3225,13 +2986,9 @@
             </w:pPr>
             <w:r>
               <w:rPr>
-                <w:color w:val="FFFFFF"/>
-              </w:rPr>
-            </w:r>
-            <w:r>
-              <w:rPr>
                 <w:b/>
                 <w:i w:val="0"/>
+                <w:color w:val="FFFFFF"/>
                 <w:sz w:val="19"/>
               </w:rPr>
               <w:t>Grad</w:t>
@@ -3250,13 +3007,9 @@
             </w:pPr>
             <w:r>
               <w:rPr>
-                <w:color w:val="FFFFFF"/>
-              </w:rPr>
-            </w:r>
-            <w:r>
-              <w:rPr>
                 <w:b/>
                 <w:i w:val="0"/>
+                <w:color w:val="FFFFFF"/>
                 <w:sz w:val="19"/>
               </w:rPr>
               <w:t>Doză</w:t>
@@ -3275,13 +3028,9 @@
             </w:pPr>
             <w:r>
               <w:rPr>
-                <w:color w:val="FFFFFF"/>
-              </w:rPr>
-            </w:r>
-            <w:r>
-              <w:rPr>
                 <w:b/>
                 <w:i w:val="0"/>
+                <w:color w:val="FFFFFF"/>
                 <w:sz w:val="19"/>
               </w:rPr>
               <w:t>Comentarii</w:t>
@@ -3300,13 +3049,9 @@
             </w:pPr>
             <w:r>
               <w:rPr>
-                <w:color w:val="FFFFFF"/>
-              </w:rPr>
-            </w:r>
-            <w:r>
-              <w:rPr>
                 <w:b/>
                 <w:i w:val="0"/>
+                <w:color w:val="FFFFFF"/>
                 <w:sz w:val="19"/>
               </w:rPr>
               <w:t>Decizie</w:t>
@@ -3325,13 +3070,9 @@
             </w:pPr>
             <w:r>
               <w:rPr>
-                <w:color w:val="FFFFFF"/>
-              </w:rPr>
-            </w:r>
-            <w:r>
-              <w:rPr>
                 <w:b/>
                 <w:i w:val="0"/>
+                <w:color w:val="FFFFFF"/>
                 <w:sz w:val="19"/>
               </w:rPr>
               <w:t>Comentariu editor</w:t>
@@ -3349,7 +3090,6 @@
             <w:pPr>
               <w:spacing w:after="40" w:line="240" w:lineRule="auto"/>
             </w:pPr>
-            <w:r/>
             <w:r>
               <w:rPr>
                 <w:b w:val="0"/>
@@ -3369,7 +3109,6 @@
             <w:pPr>
               <w:spacing w:after="40" w:line="240" w:lineRule="auto"/>
             </w:pPr>
-            <w:r/>
             <w:r>
               <w:rPr>
                 <w:b w:val="0"/>
@@ -3389,7 +3128,6 @@
             <w:pPr>
               <w:spacing w:after="40" w:line="240" w:lineRule="auto"/>
             </w:pPr>
-            <w:r/>
             <w:r>
               <w:rPr>
                 <w:b w:val="0"/>
@@ -3409,7 +3147,6 @@
             <w:pPr>
               <w:spacing w:after="40" w:line="240" w:lineRule="auto"/>
             </w:pPr>
-            <w:r/>
             <w:r>
               <w:rPr>
                 <w:b w:val="0"/>
@@ -3429,7 +3166,6 @@
             <w:pPr>
               <w:spacing w:after="40" w:line="240" w:lineRule="auto"/>
             </w:pPr>
-            <w:r/>
             <w:r>
               <w:rPr>
                 <w:b w:val="0"/>
@@ -3449,7 +3185,6 @@
             <w:pPr>
               <w:spacing w:after="40" w:line="240" w:lineRule="auto"/>
             </w:pPr>
-            <w:r/>
             <w:r>
               <w:rPr>
                 <w:b w:val="0"/>
@@ -3469,7 +3204,6 @@
             <w:pPr>
               <w:spacing w:after="40" w:line="240" w:lineRule="auto"/>
             </w:pPr>
-            <w:r/>
             <w:r>
               <w:rPr>
                 <w:b w:val="0"/>
@@ -3488,7 +3222,6 @@
             <w:pPr>
               <w:spacing w:after="40" w:line="240" w:lineRule="auto"/>
             </w:pPr>
-            <w:r/>
             <w:r>
               <w:rPr>
                 <w:b w:val="0"/>
@@ -3509,7 +3242,6 @@
             <w:pPr>
               <w:spacing w:after="40" w:line="240" w:lineRule="auto"/>
             </w:pPr>
-            <w:r/>
             <w:r>
               <w:rPr>
                 <w:b w:val="0"/>
@@ -3529,7 +3261,6 @@
             <w:pPr>
               <w:spacing w:after="40" w:line="240" w:lineRule="auto"/>
             </w:pPr>
-            <w:r/>
             <w:r>
               <w:rPr>
                 <w:b w:val="0"/>
@@ -3549,7 +3280,6 @@
             <w:pPr>
               <w:spacing w:after="40" w:line="240" w:lineRule="auto"/>
             </w:pPr>
-            <w:r/>
             <w:r>
               <w:rPr>
                 <w:b w:val="0"/>
@@ -3569,7 +3299,6 @@
             <w:pPr>
               <w:spacing w:after="40" w:line="240" w:lineRule="auto"/>
             </w:pPr>
-            <w:r/>
             <w:r>
               <w:rPr>
                 <w:b w:val="0"/>
@@ -3589,7 +3318,6 @@
             <w:pPr>
               <w:spacing w:after="40" w:line="240" w:lineRule="auto"/>
             </w:pPr>
-            <w:r/>
             <w:r>
               <w:rPr>
                 <w:b w:val="0"/>
@@ -3609,7 +3337,6 @@
             <w:pPr>
               <w:spacing w:after="40" w:line="240" w:lineRule="auto"/>
             </w:pPr>
-            <w:r/>
             <w:r>
               <w:rPr>
                 <w:b w:val="0"/>
@@ -3629,7 +3356,6 @@
             <w:pPr>
               <w:spacing w:after="40" w:line="240" w:lineRule="auto"/>
             </w:pPr>
-            <w:r/>
             <w:r>
               <w:rPr>
                 <w:b w:val="0"/>
@@ -3648,7 +3374,6 @@
             <w:pPr>
               <w:spacing w:after="40" w:line="240" w:lineRule="auto"/>
             </w:pPr>
-            <w:r/>
             <w:r>
               <w:rPr>
                 <w:b w:val="0"/>
@@ -3711,13 +3436,9 @@
             </w:pPr>
             <w:r>
               <w:rPr>
-                <w:color w:val="FFFFFF"/>
-              </w:rPr>
-            </w:r>
-            <w:r>
-              <w:rPr>
                 <w:b/>
                 <w:i w:val="0"/>
+                <w:color w:val="FFFFFF"/>
                 <w:sz w:val="19"/>
               </w:rPr>
               <w:t>Tip</w:t>
@@ -3736,13 +3457,9 @@
             </w:pPr>
             <w:r>
               <w:rPr>
-                <w:color w:val="FFFFFF"/>
-              </w:rPr>
-            </w:r>
-            <w:r>
-              <w:rPr>
                 <w:b/>
                 <w:i w:val="0"/>
+                <w:color w:val="FFFFFF"/>
                 <w:sz w:val="19"/>
               </w:rPr>
               <w:t>Examen</w:t>
@@ -3761,13 +3478,9 @@
             </w:pPr>
             <w:r>
               <w:rPr>
-                <w:color w:val="FFFFFF"/>
-              </w:rPr>
-            </w:r>
-            <w:r>
-              <w:rPr>
                 <w:b/>
                 <w:i w:val="0"/>
+                <w:color w:val="FFFFFF"/>
                 <w:sz w:val="19"/>
               </w:rPr>
               <w:t>Indicație</w:t>
@@ -3786,13 +3499,9 @@
             </w:pPr>
             <w:r>
               <w:rPr>
-                <w:color w:val="FFFFFF"/>
-              </w:rPr>
-            </w:r>
-            <w:r>
-              <w:rPr>
                 <w:b/>
                 <w:i w:val="0"/>
+                <w:color w:val="FFFFFF"/>
                 <w:sz w:val="19"/>
               </w:rPr>
               <w:t>Grad</w:t>
@@ -3811,13 +3520,9 @@
             </w:pPr>
             <w:r>
               <w:rPr>
-                <w:color w:val="FFFFFF"/>
-              </w:rPr>
-            </w:r>
-            <w:r>
-              <w:rPr>
                 <w:b/>
                 <w:i w:val="0"/>
+                <w:color w:val="FFFFFF"/>
                 <w:sz w:val="19"/>
               </w:rPr>
               <w:t>Doză</w:t>
@@ -3836,13 +3541,9 @@
             </w:pPr>
             <w:r>
               <w:rPr>
-                <w:color w:val="FFFFFF"/>
-              </w:rPr>
-            </w:r>
-            <w:r>
-              <w:rPr>
                 <w:b/>
                 <w:i w:val="0"/>
+                <w:color w:val="FFFFFF"/>
                 <w:sz w:val="19"/>
               </w:rPr>
               <w:t>Comentarii</w:t>
@@ -3861,13 +3562,9 @@
             </w:pPr>
             <w:r>
               <w:rPr>
-                <w:color w:val="FFFFFF"/>
-              </w:rPr>
-            </w:r>
-            <w:r>
-              <w:rPr>
                 <w:b/>
                 <w:i w:val="0"/>
+                <w:color w:val="FFFFFF"/>
                 <w:sz w:val="19"/>
               </w:rPr>
               <w:t>Decizie</w:t>
@@ -3886,13 +3583,9 @@
             </w:pPr>
             <w:r>
               <w:rPr>
-                <w:color w:val="FFFFFF"/>
-              </w:rPr>
-            </w:r>
-            <w:r>
-              <w:rPr>
                 <w:b/>
                 <w:i w:val="0"/>
+                <w:color w:val="FFFFFF"/>
                 <w:sz w:val="19"/>
               </w:rPr>
               <w:t>Comentariu editor</w:t>
@@ -3910,7 +3603,6 @@
             <w:pPr>
               <w:spacing w:after="40" w:line="240" w:lineRule="auto"/>
             </w:pPr>
-            <w:r/>
             <w:r>
               <w:rPr>
                 <w:b w:val="0"/>
@@ -3930,7 +3622,6 @@
             <w:pPr>
               <w:spacing w:after="40" w:line="240" w:lineRule="auto"/>
             </w:pPr>
-            <w:r/>
             <w:r>
               <w:rPr>
                 <w:b w:val="0"/>
@@ -3950,7 +3641,6 @@
             <w:pPr>
               <w:spacing w:after="40" w:line="240" w:lineRule="auto"/>
             </w:pPr>
-            <w:r/>
             <w:r>
               <w:rPr>
                 <w:b w:val="0"/>
@@ -3970,7 +3660,6 @@
             <w:pPr>
               <w:spacing w:after="40" w:line="240" w:lineRule="auto"/>
             </w:pPr>
-            <w:r/>
             <w:r>
               <w:rPr>
                 <w:b w:val="0"/>
@@ -3990,7 +3679,6 @@
             <w:pPr>
               <w:spacing w:after="40" w:line="240" w:lineRule="auto"/>
             </w:pPr>
-            <w:r/>
             <w:r>
               <w:rPr>
                 <w:b w:val="0"/>
@@ -4010,7 +3698,6 @@
             <w:pPr>
               <w:spacing w:after="40" w:line="240" w:lineRule="auto"/>
             </w:pPr>
-            <w:r/>
             <w:r>
               <w:rPr>
                 <w:b w:val="0"/>
@@ -4030,7 +3717,6 @@
             <w:pPr>
               <w:spacing w:after="40" w:line="240" w:lineRule="auto"/>
             </w:pPr>
-            <w:r/>
             <w:r>
               <w:rPr>
                 <w:b w:val="0"/>
@@ -4049,7 +3735,6 @@
             <w:pPr>
               <w:spacing w:after="40" w:line="240" w:lineRule="auto"/>
             </w:pPr>
-            <w:r/>
             <w:r>
               <w:rPr>
                 <w:b w:val="0"/>
@@ -4070,7 +3755,6 @@
             <w:pPr>
               <w:spacing w:after="40" w:line="240" w:lineRule="auto"/>
             </w:pPr>
-            <w:r/>
             <w:r>
               <w:rPr>
                 <w:b w:val="0"/>
@@ -4090,7 +3774,6 @@
             <w:pPr>
               <w:spacing w:after="40" w:line="240" w:lineRule="auto"/>
             </w:pPr>
-            <w:r/>
             <w:r>
               <w:rPr>
                 <w:b w:val="0"/>
@@ -4110,7 +3793,6 @@
             <w:pPr>
               <w:spacing w:after="40" w:line="240" w:lineRule="auto"/>
             </w:pPr>
-            <w:r/>
             <w:r>
               <w:rPr>
                 <w:b w:val="0"/>
@@ -4130,7 +3812,6 @@
             <w:pPr>
               <w:spacing w:after="40" w:line="240" w:lineRule="auto"/>
             </w:pPr>
-            <w:r/>
             <w:r>
               <w:rPr>
                 <w:b w:val="0"/>
@@ -4150,7 +3831,6 @@
             <w:pPr>
               <w:spacing w:after="40" w:line="240" w:lineRule="auto"/>
             </w:pPr>
-            <w:r/>
             <w:r>
               <w:rPr>
                 <w:b w:val="0"/>
@@ -4170,7 +3850,6 @@
             <w:pPr>
               <w:spacing w:after="40" w:line="240" w:lineRule="auto"/>
             </w:pPr>
-            <w:r/>
             <w:r>
               <w:rPr>
                 <w:b w:val="0"/>
@@ -4190,7 +3869,6 @@
             <w:pPr>
               <w:spacing w:after="40" w:line="240" w:lineRule="auto"/>
             </w:pPr>
-            <w:r/>
             <w:r>
               <w:rPr>
                 <w:b w:val="0"/>
@@ -4209,7 +3887,6 @@
             <w:pPr>
               <w:spacing w:after="40" w:line="240" w:lineRule="auto"/>
             </w:pPr>
-            <w:r/>
             <w:r>
               <w:rPr>
                 <w:b w:val="0"/>
@@ -4272,13 +3949,9 @@
             </w:pPr>
             <w:r>
               <w:rPr>
-                <w:color w:val="FFFFFF"/>
-              </w:rPr>
-            </w:r>
-            <w:r>
-              <w:rPr>
                 <w:b/>
                 <w:i w:val="0"/>
+                <w:color w:val="FFFFFF"/>
                 <w:sz w:val="19"/>
               </w:rPr>
               <w:t>Tip</w:t>
@@ -4297,13 +3970,9 @@
             </w:pPr>
             <w:r>
               <w:rPr>
-                <w:color w:val="FFFFFF"/>
-              </w:rPr>
-            </w:r>
-            <w:r>
-              <w:rPr>
                 <w:b/>
                 <w:i w:val="0"/>
+                <w:color w:val="FFFFFF"/>
                 <w:sz w:val="19"/>
               </w:rPr>
               <w:t>Examen</w:t>
@@ -4322,13 +3991,9 @@
             </w:pPr>
             <w:r>
               <w:rPr>
-                <w:color w:val="FFFFFF"/>
-              </w:rPr>
-            </w:r>
-            <w:r>
-              <w:rPr>
                 <w:b/>
                 <w:i w:val="0"/>
+                <w:color w:val="FFFFFF"/>
                 <w:sz w:val="19"/>
               </w:rPr>
               <w:t>Indicație</w:t>
@@ -4347,13 +4012,9 @@
             </w:pPr>
             <w:r>
               <w:rPr>
-                <w:color w:val="FFFFFF"/>
-              </w:rPr>
-            </w:r>
-            <w:r>
-              <w:rPr>
                 <w:b/>
                 <w:i w:val="0"/>
+                <w:color w:val="FFFFFF"/>
                 <w:sz w:val="19"/>
               </w:rPr>
               <w:t>Grad</w:t>
@@ -4372,13 +4033,9 @@
             </w:pPr>
             <w:r>
               <w:rPr>
-                <w:color w:val="FFFFFF"/>
-              </w:rPr>
-            </w:r>
-            <w:r>
-              <w:rPr>
                 <w:b/>
                 <w:i w:val="0"/>
+                <w:color w:val="FFFFFF"/>
                 <w:sz w:val="19"/>
               </w:rPr>
               <w:t>Doză</w:t>
@@ -4397,13 +4054,9 @@
             </w:pPr>
             <w:r>
               <w:rPr>
-                <w:color w:val="FFFFFF"/>
-              </w:rPr>
-            </w:r>
-            <w:r>
-              <w:rPr>
                 <w:b/>
                 <w:i w:val="0"/>
+                <w:color w:val="FFFFFF"/>
                 <w:sz w:val="19"/>
               </w:rPr>
               <w:t>Comentarii</w:t>
@@ -4422,13 +4075,9 @@
             </w:pPr>
             <w:r>
               <w:rPr>
-                <w:color w:val="FFFFFF"/>
-              </w:rPr>
-            </w:r>
-            <w:r>
-              <w:rPr>
                 <w:b/>
                 <w:i w:val="0"/>
+                <w:color w:val="FFFFFF"/>
                 <w:sz w:val="19"/>
               </w:rPr>
               <w:t>Decizie</w:t>
@@ -4447,13 +4096,9 @@
             </w:pPr>
             <w:r>
               <w:rPr>
-                <w:color w:val="FFFFFF"/>
-              </w:rPr>
-            </w:r>
-            <w:r>
-              <w:rPr>
                 <w:b/>
                 <w:i w:val="0"/>
+                <w:color w:val="FFFFFF"/>
                 <w:sz w:val="19"/>
               </w:rPr>
               <w:t>Comentariu editor</w:t>
@@ -4471,7 +4116,6 @@
             <w:pPr>
               <w:spacing w:after="40" w:line="240" w:lineRule="auto"/>
             </w:pPr>
-            <w:r/>
             <w:r>
               <w:rPr>
                 <w:b w:val="0"/>
@@ -4491,7 +4135,6 @@
             <w:pPr>
               <w:spacing w:after="40" w:line="240" w:lineRule="auto"/>
             </w:pPr>
-            <w:r/>
             <w:r>
               <w:rPr>
                 <w:b w:val="0"/>
@@ -4511,7 +4154,6 @@
             <w:pPr>
               <w:spacing w:after="40" w:line="240" w:lineRule="auto"/>
             </w:pPr>
-            <w:r/>
             <w:r>
               <w:rPr>
                 <w:b w:val="0"/>
@@ -4531,7 +4173,6 @@
             <w:pPr>
               <w:spacing w:after="40" w:line="240" w:lineRule="auto"/>
             </w:pPr>
-            <w:r/>
             <w:r>
               <w:rPr>
                 <w:b w:val="0"/>
@@ -4551,7 +4192,6 @@
             <w:pPr>
               <w:spacing w:after="40" w:line="240" w:lineRule="auto"/>
             </w:pPr>
-            <w:r/>
             <w:r>
               <w:rPr>
                 <w:b w:val="0"/>
@@ -4571,7 +4211,6 @@
             <w:pPr>
               <w:spacing w:after="40" w:line="240" w:lineRule="auto"/>
             </w:pPr>
-            <w:r/>
             <w:r>
               <w:rPr>
                 <w:b w:val="0"/>
@@ -4591,7 +4230,6 @@
             <w:pPr>
               <w:spacing w:after="40" w:line="240" w:lineRule="auto"/>
             </w:pPr>
-            <w:r/>
             <w:r>
               <w:rPr>
                 <w:b w:val="0"/>
@@ -4610,7 +4248,6 @@
             <w:pPr>
               <w:spacing w:after="40" w:line="240" w:lineRule="auto"/>
             </w:pPr>
-            <w:r/>
             <w:r>
               <w:rPr>
                 <w:b w:val="0"/>
@@ -4673,13 +4310,9 @@
             </w:pPr>
             <w:r>
               <w:rPr>
-                <w:color w:val="FFFFFF"/>
-              </w:rPr>
-            </w:r>
-            <w:r>
-              <w:rPr>
                 <w:b/>
                 <w:i w:val="0"/>
+                <w:color w:val="FFFFFF"/>
                 <w:sz w:val="19"/>
               </w:rPr>
               <w:t>Tip</w:t>
@@ -4698,13 +4331,9 @@
             </w:pPr>
             <w:r>
               <w:rPr>
-                <w:color w:val="FFFFFF"/>
-              </w:rPr>
-            </w:r>
-            <w:r>
-              <w:rPr>
                 <w:b/>
                 <w:i w:val="0"/>
+                <w:color w:val="FFFFFF"/>
                 <w:sz w:val="19"/>
               </w:rPr>
               <w:t>Examen</w:t>
@@ -4723,13 +4352,9 @@
             </w:pPr>
             <w:r>
               <w:rPr>
-                <w:color w:val="FFFFFF"/>
-              </w:rPr>
-            </w:r>
-            <w:r>
-              <w:rPr>
                 <w:b/>
                 <w:i w:val="0"/>
+                <w:color w:val="FFFFFF"/>
                 <w:sz w:val="19"/>
               </w:rPr>
               <w:t>Indicație</w:t>
@@ -4748,13 +4373,9 @@
             </w:pPr>
             <w:r>
               <w:rPr>
-                <w:color w:val="FFFFFF"/>
-              </w:rPr>
-            </w:r>
-            <w:r>
-              <w:rPr>
                 <w:b/>
                 <w:i w:val="0"/>
+                <w:color w:val="FFFFFF"/>
                 <w:sz w:val="19"/>
               </w:rPr>
               <w:t>Grad</w:t>
@@ -4773,13 +4394,9 @@
             </w:pPr>
             <w:r>
               <w:rPr>
-                <w:color w:val="FFFFFF"/>
-              </w:rPr>
-            </w:r>
-            <w:r>
-              <w:rPr>
                 <w:b/>
                 <w:i w:val="0"/>
+                <w:color w:val="FFFFFF"/>
                 <w:sz w:val="19"/>
               </w:rPr>
               <w:t>Doză</w:t>
@@ -4798,13 +4415,9 @@
             </w:pPr>
             <w:r>
               <w:rPr>
-                <w:color w:val="FFFFFF"/>
-              </w:rPr>
-            </w:r>
-            <w:r>
-              <w:rPr>
                 <w:b/>
                 <w:i w:val="0"/>
+                <w:color w:val="FFFFFF"/>
                 <w:sz w:val="19"/>
               </w:rPr>
               <w:t>Comentarii</w:t>
@@ -4823,13 +4436,9 @@
             </w:pPr>
             <w:r>
               <w:rPr>
-                <w:color w:val="FFFFFF"/>
-              </w:rPr>
-            </w:r>
-            <w:r>
-              <w:rPr>
                 <w:b/>
                 <w:i w:val="0"/>
+                <w:color w:val="FFFFFF"/>
                 <w:sz w:val="19"/>
               </w:rPr>
               <w:t>Decizie</w:t>
@@ -4848,13 +4457,9 @@
             </w:pPr>
             <w:r>
               <w:rPr>
-                <w:color w:val="FFFFFF"/>
-              </w:rPr>
-            </w:r>
-            <w:r>
-              <w:rPr>
                 <w:b/>
                 <w:i w:val="0"/>
+                <w:color w:val="FFFFFF"/>
                 <w:sz w:val="19"/>
               </w:rPr>
               <w:t>Comentariu editor</w:t>
@@ -4872,7 +4477,6 @@
             <w:pPr>
               <w:spacing w:after="40" w:line="240" w:lineRule="auto"/>
             </w:pPr>
-            <w:r/>
             <w:r>
               <w:rPr>
                 <w:b w:val="0"/>
@@ -4892,7 +4496,6 @@
             <w:pPr>
               <w:spacing w:after="40" w:line="240" w:lineRule="auto"/>
             </w:pPr>
-            <w:r/>
             <w:r>
               <w:rPr>
                 <w:b w:val="0"/>
@@ -4912,7 +4515,6 @@
             <w:pPr>
               <w:spacing w:after="40" w:line="240" w:lineRule="auto"/>
             </w:pPr>
-            <w:r/>
             <w:r>
               <w:rPr>
                 <w:b w:val="0"/>
@@ -4932,7 +4534,6 @@
             <w:pPr>
               <w:spacing w:after="40" w:line="240" w:lineRule="auto"/>
             </w:pPr>
-            <w:r/>
             <w:r>
               <w:rPr>
                 <w:b w:val="0"/>
@@ -4952,7 +4553,6 @@
             <w:pPr>
               <w:spacing w:after="40" w:line="240" w:lineRule="auto"/>
             </w:pPr>
-            <w:r/>
             <w:r>
               <w:rPr>
                 <w:b w:val="0"/>
@@ -4972,7 +4572,6 @@
             <w:pPr>
               <w:spacing w:after="40" w:line="240" w:lineRule="auto"/>
             </w:pPr>
-            <w:r/>
             <w:r>
               <w:rPr>
                 <w:b w:val="0"/>
@@ -4992,7 +4591,6 @@
             <w:pPr>
               <w:spacing w:after="40" w:line="240" w:lineRule="auto"/>
             </w:pPr>
-            <w:r/>
             <w:r>
               <w:rPr>
                 <w:b w:val="0"/>
@@ -5011,7 +4609,6 @@
             <w:pPr>
               <w:spacing w:after="40" w:line="240" w:lineRule="auto"/>
             </w:pPr>
-            <w:r/>
             <w:r>
               <w:rPr>
                 <w:b w:val="0"/>
@@ -5032,7 +4629,6 @@
             <w:pPr>
               <w:spacing w:after="40" w:line="240" w:lineRule="auto"/>
             </w:pPr>
-            <w:r/>
             <w:r>
               <w:rPr>
                 <w:b w:val="0"/>
@@ -5052,7 +4648,6 @@
             <w:pPr>
               <w:spacing w:after="40" w:line="240" w:lineRule="auto"/>
             </w:pPr>
-            <w:r/>
             <w:r>
               <w:rPr>
                 <w:b w:val="0"/>
@@ -5072,7 +4667,6 @@
             <w:pPr>
               <w:spacing w:after="40" w:line="240" w:lineRule="auto"/>
             </w:pPr>
-            <w:r/>
             <w:r>
               <w:rPr>
                 <w:b w:val="0"/>
@@ -5092,7 +4686,6 @@
             <w:pPr>
               <w:spacing w:after="40" w:line="240" w:lineRule="auto"/>
             </w:pPr>
-            <w:r/>
             <w:r>
               <w:rPr>
                 <w:b w:val="0"/>
@@ -5112,7 +4705,6 @@
             <w:pPr>
               <w:spacing w:after="40" w:line="240" w:lineRule="auto"/>
             </w:pPr>
-            <w:r/>
             <w:r>
               <w:rPr>
                 <w:b w:val="0"/>
@@ -5132,7 +4724,6 @@
             <w:pPr>
               <w:spacing w:after="40" w:line="240" w:lineRule="auto"/>
             </w:pPr>
-            <w:r/>
             <w:r>
               <w:rPr>
                 <w:b w:val="0"/>
@@ -5152,7 +4743,6 @@
             <w:pPr>
               <w:spacing w:after="40" w:line="240" w:lineRule="auto"/>
             </w:pPr>
-            <w:r/>
             <w:r>
               <w:rPr>
                 <w:b w:val="0"/>
@@ -5171,7 +4761,6 @@
             <w:pPr>
               <w:spacing w:after="40" w:line="240" w:lineRule="auto"/>
             </w:pPr>
-            <w:r/>
             <w:r>
               <w:rPr>
                 <w:b w:val="0"/>
@@ -5234,13 +4823,9 @@
             </w:pPr>
             <w:r>
               <w:rPr>
-                <w:color w:val="FFFFFF"/>
-              </w:rPr>
-            </w:r>
-            <w:r>
-              <w:rPr>
                 <w:b/>
                 <w:i w:val="0"/>
+                <w:color w:val="FFFFFF"/>
                 <w:sz w:val="19"/>
               </w:rPr>
               <w:t>Tip</w:t>
@@ -5259,13 +4844,9 @@
             </w:pPr>
             <w:r>
               <w:rPr>
-                <w:color w:val="FFFFFF"/>
-              </w:rPr>
-            </w:r>
-            <w:r>
-              <w:rPr>
                 <w:b/>
                 <w:i w:val="0"/>
+                <w:color w:val="FFFFFF"/>
                 <w:sz w:val="19"/>
               </w:rPr>
               <w:t>Examen</w:t>
@@ -5284,13 +4865,9 @@
             </w:pPr>
             <w:r>
               <w:rPr>
-                <w:color w:val="FFFFFF"/>
-              </w:rPr>
-            </w:r>
-            <w:r>
-              <w:rPr>
                 <w:b/>
                 <w:i w:val="0"/>
+                <w:color w:val="FFFFFF"/>
                 <w:sz w:val="19"/>
               </w:rPr>
               <w:t>Indicație</w:t>
@@ -5309,13 +4886,9 @@
             </w:pPr>
             <w:r>
               <w:rPr>
-                <w:color w:val="FFFFFF"/>
-              </w:rPr>
-            </w:r>
-            <w:r>
-              <w:rPr>
                 <w:b/>
                 <w:i w:val="0"/>
+                <w:color w:val="FFFFFF"/>
                 <w:sz w:val="19"/>
               </w:rPr>
               <w:t>Grad</w:t>
@@ -5334,13 +4907,9 @@
             </w:pPr>
             <w:r>
               <w:rPr>
-                <w:color w:val="FFFFFF"/>
-              </w:rPr>
-            </w:r>
-            <w:r>
-              <w:rPr>
                 <w:b/>
                 <w:i w:val="0"/>
+                <w:color w:val="FFFFFF"/>
                 <w:sz w:val="19"/>
               </w:rPr>
               <w:t>Doză</w:t>
@@ -5359,13 +4928,9 @@
             </w:pPr>
             <w:r>
               <w:rPr>
-                <w:color w:val="FFFFFF"/>
-              </w:rPr>
-            </w:r>
-            <w:r>
-              <w:rPr>
                 <w:b/>
                 <w:i w:val="0"/>
+                <w:color w:val="FFFFFF"/>
                 <w:sz w:val="19"/>
               </w:rPr>
               <w:t>Comentarii</w:t>
@@ -5384,13 +4949,9 @@
             </w:pPr>
             <w:r>
               <w:rPr>
-                <w:color w:val="FFFFFF"/>
-              </w:rPr>
-            </w:r>
-            <w:r>
-              <w:rPr>
                 <w:b/>
                 <w:i w:val="0"/>
+                <w:color w:val="FFFFFF"/>
                 <w:sz w:val="19"/>
               </w:rPr>
               <w:t>Decizie</w:t>
@@ -5409,13 +4970,9 @@
             </w:pPr>
             <w:r>
               <w:rPr>
-                <w:color w:val="FFFFFF"/>
-              </w:rPr>
-            </w:r>
-            <w:r>
-              <w:rPr>
                 <w:b/>
                 <w:i w:val="0"/>
+                <w:color w:val="FFFFFF"/>
                 <w:sz w:val="19"/>
               </w:rPr>
               <w:t>Comentariu editor</w:t>
@@ -5433,7 +4990,6 @@
             <w:pPr>
               <w:spacing w:after="40" w:line="240" w:lineRule="auto"/>
             </w:pPr>
-            <w:r/>
             <w:r>
               <w:rPr>
                 <w:b w:val="0"/>
@@ -5453,7 +5009,6 @@
             <w:pPr>
               <w:spacing w:after="40" w:line="240" w:lineRule="auto"/>
             </w:pPr>
-            <w:r/>
             <w:r>
               <w:rPr>
                 <w:b w:val="0"/>
@@ -5473,7 +5028,6 @@
             <w:pPr>
               <w:spacing w:after="40" w:line="240" w:lineRule="auto"/>
             </w:pPr>
-            <w:r/>
             <w:r>
               <w:rPr>
                 <w:b w:val="0"/>
@@ -5493,7 +5047,6 @@
             <w:pPr>
               <w:spacing w:after="40" w:line="240" w:lineRule="auto"/>
             </w:pPr>
-            <w:r/>
             <w:r>
               <w:rPr>
                 <w:b w:val="0"/>
@@ -5513,7 +5066,6 @@
             <w:pPr>
               <w:spacing w:after="40" w:line="240" w:lineRule="auto"/>
             </w:pPr>
-            <w:r/>
             <w:r>
               <w:rPr>
                 <w:b w:val="0"/>
@@ -5533,7 +5085,6 @@
             <w:pPr>
               <w:spacing w:after="40" w:line="240" w:lineRule="auto"/>
             </w:pPr>
-            <w:r/>
             <w:r>
               <w:rPr>
                 <w:b w:val="0"/>
@@ -5553,7 +5104,6 @@
             <w:pPr>
               <w:spacing w:after="40" w:line="240" w:lineRule="auto"/>
             </w:pPr>
-            <w:r/>
             <w:r>
               <w:rPr>
                 <w:b w:val="0"/>
@@ -5572,7 +5122,6 @@
             <w:pPr>
               <w:spacing w:after="40" w:line="240" w:lineRule="auto"/>
             </w:pPr>
-            <w:r/>
             <w:r>
               <w:rPr>
                 <w:b w:val="0"/>
@@ -5593,7 +5142,6 @@
             <w:pPr>
               <w:spacing w:after="40" w:line="240" w:lineRule="auto"/>
             </w:pPr>
-            <w:r/>
             <w:r>
               <w:rPr>
                 <w:b w:val="0"/>
@@ -5613,7 +5161,6 @@
             <w:pPr>
               <w:spacing w:after="40" w:line="240" w:lineRule="auto"/>
             </w:pPr>
-            <w:r/>
             <w:r>
               <w:rPr>
                 <w:b w:val="0"/>
@@ -5633,7 +5180,6 @@
             <w:pPr>
               <w:spacing w:after="40" w:line="240" w:lineRule="auto"/>
             </w:pPr>
-            <w:r/>
             <w:r>
               <w:rPr>
                 <w:b w:val="0"/>
@@ -5653,7 +5199,6 @@
             <w:pPr>
               <w:spacing w:after="40" w:line="240" w:lineRule="auto"/>
             </w:pPr>
-            <w:r/>
             <w:r>
               <w:rPr>
                 <w:b w:val="0"/>
@@ -5673,7 +5218,6 @@
             <w:pPr>
               <w:spacing w:after="40" w:line="240" w:lineRule="auto"/>
             </w:pPr>
-            <w:r/>
             <w:r>
               <w:rPr>
                 <w:b w:val="0"/>
@@ -5693,7 +5237,6 @@
             <w:pPr>
               <w:spacing w:after="40" w:line="240" w:lineRule="auto"/>
             </w:pPr>
-            <w:r/>
             <w:r>
               <w:rPr>
                 <w:b w:val="0"/>
@@ -5713,7 +5256,6 @@
             <w:pPr>
               <w:spacing w:after="40" w:line="240" w:lineRule="auto"/>
             </w:pPr>
-            <w:r/>
             <w:r>
               <w:rPr>
                 <w:b w:val="0"/>
@@ -5732,7 +5274,6 @@
             <w:pPr>
               <w:spacing w:after="40" w:line="240" w:lineRule="auto"/>
             </w:pPr>
-            <w:r/>
             <w:r>
               <w:rPr>
                 <w:b w:val="0"/>
@@ -5753,7 +5294,6 @@
             <w:pPr>
               <w:spacing w:after="40" w:line="240" w:lineRule="auto"/>
             </w:pPr>
-            <w:r/>
             <w:r>
               <w:rPr>
                 <w:b w:val="0"/>
@@ -5773,7 +5313,6 @@
             <w:pPr>
               <w:spacing w:after="40" w:line="240" w:lineRule="auto"/>
             </w:pPr>
-            <w:r/>
             <w:r>
               <w:rPr>
                 <w:b w:val="0"/>
@@ -5793,7 +5332,6 @@
             <w:pPr>
               <w:spacing w:after="40" w:line="240" w:lineRule="auto"/>
             </w:pPr>
-            <w:r/>
             <w:r>
               <w:rPr>
                 <w:b w:val="0"/>
@@ -5813,7 +5351,6 @@
             <w:pPr>
               <w:spacing w:after="40" w:line="240" w:lineRule="auto"/>
             </w:pPr>
-            <w:r/>
             <w:r>
               <w:rPr>
                 <w:b w:val="0"/>
@@ -5833,7 +5370,6 @@
             <w:pPr>
               <w:spacing w:after="40" w:line="240" w:lineRule="auto"/>
             </w:pPr>
-            <w:r/>
             <w:r>
               <w:rPr>
                 <w:b w:val="0"/>
@@ -5853,7 +5389,6 @@
             <w:pPr>
               <w:spacing w:after="40" w:line="240" w:lineRule="auto"/>
             </w:pPr>
-            <w:r/>
             <w:r>
               <w:rPr>
                 <w:b w:val="0"/>
@@ -5873,7 +5408,6 @@
             <w:pPr>
               <w:spacing w:after="40" w:line="240" w:lineRule="auto"/>
             </w:pPr>
-            <w:r/>
             <w:r>
               <w:rPr>
                 <w:b w:val="0"/>
@@ -5892,7 +5426,6 @@
             <w:pPr>
               <w:spacing w:after="40" w:line="240" w:lineRule="auto"/>
             </w:pPr>
-            <w:r/>
             <w:r>
               <w:rPr>
                 <w:b w:val="0"/>
@@ -5955,13 +5488,9 @@
             </w:pPr>
             <w:r>
               <w:rPr>
-                <w:color w:val="FFFFFF"/>
-              </w:rPr>
-            </w:r>
-            <w:r>
-              <w:rPr>
                 <w:b/>
                 <w:i w:val="0"/>
+                <w:color w:val="FFFFFF"/>
                 <w:sz w:val="19"/>
               </w:rPr>
               <w:t>Tip</w:t>
@@ -5980,13 +5509,9 @@
             </w:pPr>
             <w:r>
               <w:rPr>
-                <w:color w:val="FFFFFF"/>
-              </w:rPr>
-            </w:r>
-            <w:r>
-              <w:rPr>
                 <w:b/>
                 <w:i w:val="0"/>
+                <w:color w:val="FFFFFF"/>
                 <w:sz w:val="19"/>
               </w:rPr>
               <w:t>Examen</w:t>
@@ -6005,13 +5530,9 @@
             </w:pPr>
             <w:r>
               <w:rPr>
-                <w:color w:val="FFFFFF"/>
-              </w:rPr>
-            </w:r>
-            <w:r>
-              <w:rPr>
                 <w:b/>
                 <w:i w:val="0"/>
+                <w:color w:val="FFFFFF"/>
                 <w:sz w:val="19"/>
               </w:rPr>
               <w:t>Indicație</w:t>
@@ -6030,13 +5551,9 @@
             </w:pPr>
             <w:r>
               <w:rPr>
-                <w:color w:val="FFFFFF"/>
-              </w:rPr>
-            </w:r>
-            <w:r>
-              <w:rPr>
                 <w:b/>
                 <w:i w:val="0"/>
+                <w:color w:val="FFFFFF"/>
                 <w:sz w:val="19"/>
               </w:rPr>
               <w:t>Grad</w:t>
@@ -6055,13 +5572,9 @@
             </w:pPr>
             <w:r>
               <w:rPr>
-                <w:color w:val="FFFFFF"/>
-              </w:rPr>
-            </w:r>
-            <w:r>
-              <w:rPr>
                 <w:b/>
                 <w:i w:val="0"/>
+                <w:color w:val="FFFFFF"/>
                 <w:sz w:val="19"/>
               </w:rPr>
               <w:t>Doză</w:t>
@@ -6080,13 +5593,9 @@
             </w:pPr>
             <w:r>
               <w:rPr>
-                <w:color w:val="FFFFFF"/>
-              </w:rPr>
-            </w:r>
-            <w:r>
-              <w:rPr>
                 <w:b/>
                 <w:i w:val="0"/>
+                <w:color w:val="FFFFFF"/>
                 <w:sz w:val="19"/>
               </w:rPr>
               <w:t>Comentarii</w:t>
@@ -6105,13 +5614,9 @@
             </w:pPr>
             <w:r>
               <w:rPr>
-                <w:color w:val="FFFFFF"/>
-              </w:rPr>
-            </w:r>
-            <w:r>
-              <w:rPr>
                 <w:b/>
                 <w:i w:val="0"/>
+                <w:color w:val="FFFFFF"/>
                 <w:sz w:val="19"/>
               </w:rPr>
               <w:t>Decizie</w:t>
@@ -6130,13 +5635,9 @@
             </w:pPr>
             <w:r>
               <w:rPr>
-                <w:color w:val="FFFFFF"/>
-              </w:rPr>
-            </w:r>
-            <w:r>
-              <w:rPr>
                 <w:b/>
                 <w:i w:val="0"/>
+                <w:color w:val="FFFFFF"/>
                 <w:sz w:val="19"/>
               </w:rPr>
               <w:t>Comentariu editor</w:t>
@@ -6154,7 +5655,6 @@
             <w:pPr>
               <w:spacing w:after="40" w:line="240" w:lineRule="auto"/>
             </w:pPr>
-            <w:r/>
             <w:r>
               <w:rPr>
                 <w:b w:val="0"/>
@@ -6174,7 +5674,6 @@
             <w:pPr>
               <w:spacing w:after="40" w:line="240" w:lineRule="auto"/>
             </w:pPr>
-            <w:r/>
             <w:r>
               <w:rPr>
                 <w:b w:val="0"/>
@@ -6194,7 +5693,6 @@
             <w:pPr>
               <w:spacing w:after="40" w:line="240" w:lineRule="auto"/>
             </w:pPr>
-            <w:r/>
             <w:r>
               <w:rPr>
                 <w:b w:val="0"/>
@@ -6214,7 +5712,6 @@
             <w:pPr>
               <w:spacing w:after="40" w:line="240" w:lineRule="auto"/>
             </w:pPr>
-            <w:r/>
             <w:r>
               <w:rPr>
                 <w:b w:val="0"/>
@@ -6234,7 +5731,6 @@
             <w:pPr>
               <w:spacing w:after="40" w:line="240" w:lineRule="auto"/>
             </w:pPr>
-            <w:r/>
             <w:r>
               <w:rPr>
                 <w:b w:val="0"/>
@@ -6254,7 +5750,6 @@
             <w:pPr>
               <w:spacing w:after="40" w:line="240" w:lineRule="auto"/>
             </w:pPr>
-            <w:r/>
             <w:r>
               <w:rPr>
                 <w:b w:val="0"/>
@@ -6274,7 +5769,6 @@
             <w:pPr>
               <w:spacing w:after="40" w:line="240" w:lineRule="auto"/>
             </w:pPr>
-            <w:r/>
             <w:r>
               <w:rPr>
                 <w:b w:val="0"/>
@@ -6293,7 +5787,6 @@
             <w:pPr>
               <w:spacing w:after="40" w:line="240" w:lineRule="auto"/>
             </w:pPr>
-            <w:r/>
             <w:r>
               <w:rPr>
                 <w:b w:val="0"/>
@@ -6314,7 +5807,6 @@
             <w:pPr>
               <w:spacing w:after="40" w:line="240" w:lineRule="auto"/>
             </w:pPr>
-            <w:r/>
             <w:r>
               <w:rPr>
                 <w:b w:val="0"/>
@@ -6334,7 +5826,6 @@
             <w:pPr>
               <w:spacing w:after="40" w:line="240" w:lineRule="auto"/>
             </w:pPr>
-            <w:r/>
             <w:r>
               <w:rPr>
                 <w:b w:val="0"/>
@@ -6354,7 +5845,6 @@
             <w:pPr>
               <w:spacing w:after="40" w:line="240" w:lineRule="auto"/>
             </w:pPr>
-            <w:r/>
             <w:r>
               <w:rPr>
                 <w:b w:val="0"/>
@@ -6374,7 +5864,6 @@
             <w:pPr>
               <w:spacing w:after="40" w:line="240" w:lineRule="auto"/>
             </w:pPr>
-            <w:r/>
             <w:r>
               <w:rPr>
                 <w:b w:val="0"/>
@@ -6394,7 +5883,6 @@
             <w:pPr>
               <w:spacing w:after="40" w:line="240" w:lineRule="auto"/>
             </w:pPr>
-            <w:r/>
             <w:r>
               <w:rPr>
                 <w:b w:val="0"/>
@@ -6414,7 +5902,6 @@
             <w:pPr>
               <w:spacing w:after="40" w:line="240" w:lineRule="auto"/>
             </w:pPr>
-            <w:r/>
             <w:r>
               <w:rPr>
                 <w:b w:val="0"/>
@@ -6434,7 +5921,6 @@
             <w:pPr>
               <w:spacing w:after="40" w:line="240" w:lineRule="auto"/>
             </w:pPr>
-            <w:r/>
             <w:r>
               <w:rPr>
                 <w:b w:val="0"/>
@@ -6453,7 +5939,6 @@
             <w:pPr>
               <w:spacing w:after="40" w:line="240" w:lineRule="auto"/>
             </w:pPr>
-            <w:r/>
             <w:r>
               <w:rPr>
                 <w:b w:val="0"/>
@@ -6474,7 +5959,6 @@
             <w:pPr>
               <w:spacing w:after="40" w:line="240" w:lineRule="auto"/>
             </w:pPr>
-            <w:r/>
             <w:r>
               <w:rPr>
                 <w:b w:val="0"/>
@@ -6494,7 +5978,6 @@
             <w:pPr>
               <w:spacing w:after="40" w:line="240" w:lineRule="auto"/>
             </w:pPr>
-            <w:r/>
             <w:r>
               <w:rPr>
                 <w:b w:val="0"/>
@@ -6514,7 +5997,6 @@
             <w:pPr>
               <w:spacing w:after="40" w:line="240" w:lineRule="auto"/>
             </w:pPr>
-            <w:r/>
             <w:r>
               <w:rPr>
                 <w:b w:val="0"/>
@@ -6534,7 +6016,6 @@
             <w:pPr>
               <w:spacing w:after="40" w:line="240" w:lineRule="auto"/>
             </w:pPr>
-            <w:r/>
             <w:r>
               <w:rPr>
                 <w:b w:val="0"/>
@@ -6554,7 +6035,6 @@
             <w:pPr>
               <w:spacing w:after="40" w:line="240" w:lineRule="auto"/>
             </w:pPr>
-            <w:r/>
             <w:r>
               <w:rPr>
                 <w:b w:val="0"/>
@@ -6574,7 +6054,6 @@
             <w:pPr>
               <w:spacing w:after="40" w:line="240" w:lineRule="auto"/>
             </w:pPr>
-            <w:r/>
             <w:r>
               <w:rPr>
                 <w:b w:val="0"/>
@@ -6594,7 +6073,6 @@
             <w:pPr>
               <w:spacing w:after="40" w:line="240" w:lineRule="auto"/>
             </w:pPr>
-            <w:r/>
             <w:r>
               <w:rPr>
                 <w:b w:val="0"/>
@@ -6613,7 +6091,6 @@
             <w:pPr>
               <w:spacing w:after="40" w:line="240" w:lineRule="auto"/>
             </w:pPr>
-            <w:r/>
             <w:r>
               <w:rPr>
                 <w:b w:val="0"/>
